--- a/lars/.Net Angular/Lars_Jansen.docx
+++ b/lars/.Net Angular/Lars_Jansen.docx
@@ -160,14 +160,12 @@
         <w:jc w:val="both"/>
         <w:rPr>
           <w:rFonts w:ascii="Arial" w:hAnsi="Arial" w:cs="Arial"/>
-          <w:sz w:val="19"/>
-          <w:szCs w:val="19"/>
-        </w:rPr>
-      </w:pPr>
-      <w:r>
-        <w:rPr>
-          <w:rFonts w:ascii="Arial" w:hAnsi="Arial" w:cs="Arial"/>
-          <w:sz w:val="19"/>
+          <w:szCs w:val="19"/>
+        </w:rPr>
+      </w:pPr>
+      <w:r>
+        <w:rPr>
+          <w:rFonts w:ascii="Arial" w:hAnsi="Arial" w:cs="Arial"/>
           <w:szCs w:val="19"/>
         </w:rPr>
         <w:t xml:space="preserve">Senior Software Engineer with 9+ years delivering enterprise-grade web platforms with </w:t>
@@ -176,7 +174,6 @@
         <w:rPr>
           <w:rStyle w:val="Strong"/>
           <w:rFonts w:ascii="Arial" w:hAnsi="Arial" w:cs="Arial"/>
-          <w:sz w:val="19"/>
           <w:szCs w:val="19"/>
         </w:rPr>
         <w:t xml:space="preserve">.NET </w:t>
@@ -186,7 +183,6 @@
         <w:rPr>
           <w:rStyle w:val="Strong"/>
           <w:rFonts w:ascii="Arial" w:hAnsi="Arial" w:cs="Arial"/>
-          <w:sz w:val="19"/>
           <w:szCs w:val="19"/>
         </w:rPr>
         <w:t>backends</w:t>
@@ -195,7 +191,6 @@
       <w:r>
         <w:rPr>
           <w:rFonts w:ascii="Arial" w:hAnsi="Arial" w:cs="Arial"/>
-          <w:sz w:val="19"/>
           <w:szCs w:val="19"/>
         </w:rPr>
         <w:t xml:space="preserve"> and </w:t>
@@ -204,7 +199,6 @@
         <w:rPr>
           <w:rStyle w:val="Strong"/>
           <w:rFonts w:ascii="Arial" w:hAnsi="Arial" w:cs="Arial"/>
-          <w:sz w:val="19"/>
           <w:szCs w:val="19"/>
         </w:rPr>
         <w:t>Angular frontends</w:t>
@@ -212,7 +206,6 @@
       <w:r>
         <w:rPr>
           <w:rFonts w:ascii="Arial" w:hAnsi="Arial" w:cs="Arial"/>
-          <w:sz w:val="19"/>
           <w:szCs w:val="19"/>
         </w:rPr>
         <w:t xml:space="preserve">, focused on clean architecture, predictable delivery, and long-term maintainability. </w:t>
@@ -221,7 +214,6 @@
       <w:r>
         <w:rPr>
           <w:rFonts w:ascii="Arial" w:hAnsi="Arial" w:cs="Arial"/>
-          <w:sz w:val="19"/>
           <w:szCs w:val="19"/>
         </w:rPr>
         <w:t xml:space="preserve">Strong in building </w:t>
@@ -230,7 +222,6 @@
         <w:rPr>
           <w:rStyle w:val="Strong"/>
           <w:rFonts w:ascii="Arial" w:hAnsi="Arial" w:cs="Arial"/>
-          <w:sz w:val="19"/>
           <w:szCs w:val="19"/>
         </w:rPr>
         <w:t>secure REST APIs</w:t>
@@ -238,7 +229,6 @@
       <w:r>
         <w:rPr>
           <w:rFonts w:ascii="Arial" w:hAnsi="Arial" w:cs="Arial"/>
-          <w:sz w:val="19"/>
           <w:szCs w:val="19"/>
         </w:rPr>
         <w:t xml:space="preserve">, designing </w:t>
@@ -247,7 +237,6 @@
         <w:rPr>
           <w:rStyle w:val="Strong"/>
           <w:rFonts w:ascii="Arial" w:hAnsi="Arial" w:cs="Arial"/>
-          <w:sz w:val="19"/>
           <w:szCs w:val="19"/>
         </w:rPr>
         <w:t>reusable UI component systems</w:t>
@@ -255,7 +244,6 @@
       <w:r>
         <w:rPr>
           <w:rFonts w:ascii="Arial" w:hAnsi="Arial" w:cs="Arial"/>
-          <w:sz w:val="19"/>
           <w:szCs w:val="19"/>
         </w:rPr>
         <w:t xml:space="preserve">, optimizing </w:t>
@@ -264,7 +252,6 @@
         <w:rPr>
           <w:rStyle w:val="Strong"/>
           <w:rFonts w:ascii="Arial" w:hAnsi="Arial" w:cs="Arial"/>
-          <w:sz w:val="19"/>
           <w:szCs w:val="19"/>
         </w:rPr>
         <w:t>SQL performance</w:t>
@@ -272,7 +259,6 @@
       <w:r>
         <w:rPr>
           <w:rFonts w:ascii="Arial" w:hAnsi="Arial" w:cs="Arial"/>
-          <w:sz w:val="19"/>
           <w:szCs w:val="19"/>
         </w:rPr>
         <w:t xml:space="preserve">, and shipping reliably through </w:t>
@@ -281,7 +267,6 @@
         <w:rPr>
           <w:rStyle w:val="Strong"/>
           <w:rFonts w:ascii="Arial" w:hAnsi="Arial" w:cs="Arial"/>
-          <w:sz w:val="19"/>
           <w:szCs w:val="19"/>
         </w:rPr>
         <w:t>CI/CD</w:t>
@@ -289,7 +274,6 @@
       <w:r>
         <w:rPr>
           <w:rFonts w:ascii="Arial" w:hAnsi="Arial" w:cs="Arial"/>
-          <w:sz w:val="19"/>
           <w:szCs w:val="19"/>
         </w:rPr>
         <w:t xml:space="preserve"> on cloud environments.</w:t>
@@ -324,7 +308,7 @@
         <w:jc w:val="both"/>
         <w:rPr>
           <w:rFonts w:ascii="Arial" w:hAnsi="Arial" w:cs="Arial"/>
-          <w:sz w:val="19"/>
+          <w:sz w:val="18"/>
           <w:szCs w:val="19"/>
         </w:rPr>
       </w:pPr>
@@ -332,7 +316,7 @@
         <w:rPr>
           <w:rStyle w:val="Strong"/>
           <w:rFonts w:ascii="Arial" w:hAnsi="Arial" w:cs="Arial"/>
-          <w:sz w:val="19"/>
+          <w:sz w:val="18"/>
           <w:szCs w:val="19"/>
         </w:rPr>
         <w:t>Frontend</w:t>
@@ -340,7 +324,7 @@
       <w:r>
         <w:rPr>
           <w:rFonts w:ascii="Arial" w:hAnsi="Arial" w:cs="Arial"/>
-          <w:sz w:val="19"/>
+          <w:sz w:val="18"/>
           <w:szCs w:val="19"/>
         </w:rPr>
         <w:t xml:space="preserve"> — Angular, </w:t>
@@ -349,7 +333,7 @@
       <w:r>
         <w:rPr>
           <w:rFonts w:ascii="Arial" w:hAnsi="Arial" w:cs="Arial"/>
-          <w:sz w:val="19"/>
+          <w:sz w:val="18"/>
           <w:szCs w:val="19"/>
         </w:rPr>
         <w:t>TypeScript</w:t>
@@ -358,7 +342,7 @@
       <w:r>
         <w:rPr>
           <w:rFonts w:ascii="Arial" w:hAnsi="Arial" w:cs="Arial"/>
-          <w:sz w:val="19"/>
+          <w:sz w:val="18"/>
           <w:szCs w:val="19"/>
         </w:rPr>
         <w:t xml:space="preserve">, JavaScript, </w:t>
@@ -367,7 +351,7 @@
       <w:r>
         <w:rPr>
           <w:rFonts w:ascii="Arial" w:hAnsi="Arial" w:cs="Arial"/>
-          <w:sz w:val="19"/>
+          <w:sz w:val="18"/>
           <w:szCs w:val="19"/>
         </w:rPr>
         <w:t>RxJS</w:t>
@@ -376,7 +360,7 @@
       <w:r>
         <w:rPr>
           <w:rFonts w:ascii="Arial" w:hAnsi="Arial" w:cs="Arial"/>
-          <w:sz w:val="19"/>
+          <w:sz w:val="18"/>
           <w:szCs w:val="19"/>
         </w:rPr>
         <w:t>, Angular Material, component libraries, reactive forms, state management patterns, responsive UI, accessibility (WCAG), performance profiling and optimization, HTML, CSS, SCSS</w:t>
@@ -392,7 +376,7 @@
         <w:jc w:val="both"/>
         <w:rPr>
           <w:rFonts w:ascii="Arial" w:hAnsi="Arial" w:cs="Arial"/>
-          <w:sz w:val="19"/>
+          <w:sz w:val="18"/>
           <w:szCs w:val="19"/>
         </w:rPr>
       </w:pPr>
@@ -400,7 +384,7 @@
         <w:rPr>
           <w:rStyle w:val="Strong"/>
           <w:rFonts w:ascii="Arial" w:hAnsi="Arial" w:cs="Arial"/>
-          <w:sz w:val="19"/>
+          <w:sz w:val="18"/>
           <w:szCs w:val="19"/>
         </w:rPr>
         <w:t>Backend &amp; APIs</w:t>
@@ -408,7 +392,7 @@
       <w:r>
         <w:rPr>
           <w:rFonts w:ascii="Arial" w:hAnsi="Arial" w:cs="Arial"/>
-          <w:sz w:val="19"/>
+          <w:sz w:val="18"/>
           <w:szCs w:val="19"/>
         </w:rPr>
         <w:t xml:space="preserve"> — C#, .NET, ASP.NET Core, REST API design, </w:t>
@@ -417,7 +401,7 @@
       <w:r>
         <w:rPr>
           <w:rFonts w:ascii="Arial" w:hAnsi="Arial" w:cs="Arial"/>
-          <w:sz w:val="19"/>
+          <w:sz w:val="18"/>
           <w:szCs w:val="19"/>
         </w:rPr>
         <w:t>OpenAPI</w:t>
@@ -426,7 +410,7 @@
       <w:r>
         <w:rPr>
           <w:rFonts w:ascii="Arial" w:hAnsi="Arial" w:cs="Arial"/>
-          <w:sz w:val="19"/>
+          <w:sz w:val="18"/>
           <w:szCs w:val="19"/>
         </w:rPr>
         <w:t xml:space="preserve">/Swagger, authentication and authorization, JWT, OAuth2/OIDC concepts, layered architecture, domain modeling, structured error handling, background processing, </w:t>
@@ -435,7 +419,7 @@
       <w:r>
         <w:rPr>
           <w:rFonts w:ascii="Arial" w:hAnsi="Arial" w:cs="Arial"/>
-          <w:sz w:val="19"/>
+          <w:sz w:val="18"/>
           <w:szCs w:val="19"/>
         </w:rPr>
         <w:t>async</w:t>
@@ -444,7 +428,7 @@
       <w:r>
         <w:rPr>
           <w:rFonts w:ascii="Arial" w:hAnsi="Arial" w:cs="Arial"/>
-          <w:sz w:val="19"/>
+          <w:sz w:val="18"/>
           <w:szCs w:val="19"/>
         </w:rPr>
         <w:t xml:space="preserve"> programming, caching strategies</w:t>
@@ -460,7 +444,7 @@
         <w:jc w:val="both"/>
         <w:rPr>
           <w:rFonts w:ascii="Arial" w:hAnsi="Arial" w:cs="Arial"/>
-          <w:sz w:val="19"/>
+          <w:sz w:val="18"/>
           <w:szCs w:val="19"/>
         </w:rPr>
       </w:pPr>
@@ -468,7 +452,7 @@
         <w:rPr>
           <w:rStyle w:val="Strong"/>
           <w:rFonts w:ascii="Arial" w:hAnsi="Arial" w:cs="Arial"/>
-          <w:sz w:val="19"/>
+          <w:sz w:val="18"/>
           <w:szCs w:val="19"/>
         </w:rPr>
         <w:t>Data</w:t>
@@ -476,7 +460,7 @@
       <w:r>
         <w:rPr>
           <w:rFonts w:ascii="Arial" w:hAnsi="Arial" w:cs="Arial"/>
-          <w:sz w:val="19"/>
+          <w:sz w:val="18"/>
           <w:szCs w:val="19"/>
         </w:rPr>
         <w:t xml:space="preserve"> — SQL, SQL Server, </w:t>
@@ -485,7 +469,7 @@
       <w:r>
         <w:rPr>
           <w:rFonts w:ascii="Arial" w:hAnsi="Arial" w:cs="Arial"/>
-          <w:sz w:val="19"/>
+          <w:sz w:val="18"/>
           <w:szCs w:val="19"/>
         </w:rPr>
         <w:t>PostgreSQL</w:t>
@@ -494,7 +478,7 @@
       <w:r>
         <w:rPr>
           <w:rFonts w:ascii="Arial" w:hAnsi="Arial" w:cs="Arial"/>
-          <w:sz w:val="19"/>
+          <w:sz w:val="18"/>
           <w:szCs w:val="19"/>
         </w:rPr>
         <w:t>, schema design, indexing strategies, query optimization, transactions, migrations, data integrity</w:t>
@@ -510,7 +494,7 @@
         <w:jc w:val="both"/>
         <w:rPr>
           <w:rFonts w:ascii="Arial" w:hAnsi="Arial" w:cs="Arial"/>
-          <w:sz w:val="19"/>
+          <w:sz w:val="18"/>
           <w:szCs w:val="19"/>
         </w:rPr>
       </w:pPr>
@@ -518,7 +502,7 @@
         <w:rPr>
           <w:rStyle w:val="Strong"/>
           <w:rFonts w:ascii="Arial" w:hAnsi="Arial" w:cs="Arial"/>
-          <w:sz w:val="19"/>
+          <w:sz w:val="18"/>
           <w:szCs w:val="19"/>
         </w:rPr>
         <w:t xml:space="preserve">Cloud &amp; </w:t>
@@ -528,7 +512,7 @@
         <w:rPr>
           <w:rStyle w:val="Strong"/>
           <w:rFonts w:ascii="Arial" w:hAnsi="Arial" w:cs="Arial"/>
-          <w:sz w:val="19"/>
+          <w:sz w:val="18"/>
           <w:szCs w:val="19"/>
         </w:rPr>
         <w:t>DevOps</w:t>
@@ -537,7 +521,7 @@
       <w:r>
         <w:rPr>
           <w:rFonts w:ascii="Arial" w:hAnsi="Arial" w:cs="Arial"/>
-          <w:sz w:val="19"/>
+          <w:sz w:val="18"/>
           <w:szCs w:val="19"/>
         </w:rPr>
         <w:t xml:space="preserve"> — Microsoft Azure (App Services, storage, monitoring), environment separation, configuration and secrets management concepts, CI/CD pipelines, Azure </w:t>
@@ -546,7 +530,7 @@
       <w:r>
         <w:rPr>
           <w:rFonts w:ascii="Arial" w:hAnsi="Arial" w:cs="Arial"/>
-          <w:sz w:val="19"/>
+          <w:sz w:val="18"/>
           <w:szCs w:val="19"/>
         </w:rPr>
         <w:t>DevOps</w:t>
@@ -555,7 +539,7 @@
       <w:r>
         <w:rPr>
           <w:rFonts w:ascii="Arial" w:hAnsi="Arial" w:cs="Arial"/>
-          <w:sz w:val="19"/>
+          <w:sz w:val="18"/>
           <w:szCs w:val="19"/>
         </w:rPr>
         <w:t>, release automation, operational monitoring and rollback awareness</w:t>
@@ -571,7 +555,7 @@
         <w:jc w:val="both"/>
         <w:rPr>
           <w:rFonts w:ascii="Arial" w:hAnsi="Arial" w:cs="Arial"/>
-          <w:sz w:val="19"/>
+          <w:sz w:val="18"/>
           <w:szCs w:val="19"/>
         </w:rPr>
       </w:pPr>
@@ -579,7 +563,7 @@
         <w:rPr>
           <w:rStyle w:val="Strong"/>
           <w:rFonts w:ascii="Arial" w:hAnsi="Arial" w:cs="Arial"/>
-          <w:sz w:val="19"/>
+          <w:sz w:val="18"/>
           <w:szCs w:val="19"/>
         </w:rPr>
         <w:t>Quality &amp; Security</w:t>
@@ -587,7 +571,7 @@
       <w:r>
         <w:rPr>
           <w:rFonts w:ascii="Arial" w:hAnsi="Arial" w:cs="Arial"/>
-          <w:sz w:val="19"/>
+          <w:sz w:val="18"/>
           <w:szCs w:val="19"/>
         </w:rPr>
         <w:t xml:space="preserve"> — unit/integration testing, API testing, frontend component testing, regression prevention, OWASP-aligned secure API practices, input validation, RBAC, token security, secure configuration practices</w:t>
@@ -709,14 +693,14 @@
         <w:jc w:val="both"/>
         <w:rPr>
           <w:rFonts w:ascii="Arial" w:hAnsi="Arial" w:cs="Arial"/>
-          <w:sz w:val="19"/>
-          <w:szCs w:val="19"/>
-        </w:rPr>
-      </w:pPr>
-      <w:r>
-        <w:rPr>
-          <w:rFonts w:ascii="Arial" w:hAnsi="Arial" w:cs="Arial"/>
-          <w:sz w:val="19"/>
+          <w:sz w:val="18"/>
+          <w:szCs w:val="19"/>
+        </w:rPr>
+      </w:pPr>
+      <w:r>
+        <w:rPr>
+          <w:rFonts w:ascii="Arial" w:hAnsi="Arial" w:cs="Arial"/>
+          <w:sz w:val="18"/>
           <w:szCs w:val="19"/>
         </w:rPr>
         <w:t xml:space="preserve">Led development of </w:t>
@@ -725,7 +709,7 @@
         <w:rPr>
           <w:rStyle w:val="Strong"/>
           <w:rFonts w:ascii="Arial" w:hAnsi="Arial" w:cs="Arial"/>
-          <w:sz w:val="19"/>
+          <w:sz w:val="18"/>
           <w:szCs w:val="19"/>
         </w:rPr>
         <w:t>enterprise .NET services</w:t>
@@ -733,7 +717,7 @@
       <w:r>
         <w:rPr>
           <w:rFonts w:ascii="Arial" w:hAnsi="Arial" w:cs="Arial"/>
-          <w:sz w:val="19"/>
+          <w:sz w:val="18"/>
           <w:szCs w:val="19"/>
         </w:rPr>
         <w:t xml:space="preserve"> powering multiple Angular applications, keeping boundaries clear with </w:t>
@@ -742,7 +726,7 @@
         <w:rPr>
           <w:rStyle w:val="Strong"/>
           <w:rFonts w:ascii="Arial" w:hAnsi="Arial" w:cs="Arial"/>
-          <w:sz w:val="19"/>
+          <w:sz w:val="18"/>
           <w:szCs w:val="19"/>
         </w:rPr>
         <w:t>clean architecture</w:t>
@@ -750,7 +734,7 @@
       <w:r>
         <w:rPr>
           <w:rFonts w:ascii="Arial" w:hAnsi="Arial" w:cs="Arial"/>
-          <w:sz w:val="19"/>
+          <w:sz w:val="18"/>
           <w:szCs w:val="19"/>
         </w:rPr>
         <w:t xml:space="preserve"> and consistent service contracts.</w:t>
@@ -766,14 +750,14 @@
         <w:jc w:val="both"/>
         <w:rPr>
           <w:rFonts w:ascii="Arial" w:hAnsi="Arial" w:cs="Arial"/>
-          <w:sz w:val="19"/>
-          <w:szCs w:val="19"/>
-        </w:rPr>
-      </w:pPr>
-      <w:r>
-        <w:rPr>
-          <w:rFonts w:ascii="Arial" w:hAnsi="Arial" w:cs="Arial"/>
-          <w:sz w:val="19"/>
+          <w:sz w:val="18"/>
+          <w:szCs w:val="19"/>
+        </w:rPr>
+      </w:pPr>
+      <w:r>
+        <w:rPr>
+          <w:rFonts w:ascii="Arial" w:hAnsi="Arial" w:cs="Arial"/>
+          <w:sz w:val="18"/>
           <w:szCs w:val="19"/>
         </w:rPr>
         <w:t xml:space="preserve">Built and evolved Angular features for complex workflows, emphasizing </w:t>
@@ -782,7 +766,7 @@
         <w:rPr>
           <w:rStyle w:val="Strong"/>
           <w:rFonts w:ascii="Arial" w:hAnsi="Arial" w:cs="Arial"/>
-          <w:sz w:val="19"/>
+          <w:sz w:val="18"/>
           <w:szCs w:val="19"/>
         </w:rPr>
         <w:t>predictable state</w:t>
@@ -790,7 +774,7 @@
       <w:r>
         <w:rPr>
           <w:rFonts w:ascii="Arial" w:hAnsi="Arial" w:cs="Arial"/>
-          <w:sz w:val="19"/>
+          <w:sz w:val="18"/>
           <w:szCs w:val="19"/>
         </w:rPr>
         <w:t>, reusable components, and UI behavior that stayed stable under continuous delivery.</w:t>
@@ -806,14 +790,14 @@
         <w:jc w:val="both"/>
         <w:rPr>
           <w:rFonts w:ascii="Arial" w:hAnsi="Arial" w:cs="Arial"/>
-          <w:sz w:val="19"/>
-          <w:szCs w:val="19"/>
-        </w:rPr>
-      </w:pPr>
-      <w:r>
-        <w:rPr>
-          <w:rFonts w:ascii="Arial" w:hAnsi="Arial" w:cs="Arial"/>
-          <w:sz w:val="19"/>
+          <w:sz w:val="18"/>
+          <w:szCs w:val="19"/>
+        </w:rPr>
+      </w:pPr>
+      <w:r>
+        <w:rPr>
+          <w:rFonts w:ascii="Arial" w:hAnsi="Arial" w:cs="Arial"/>
+          <w:sz w:val="18"/>
           <w:szCs w:val="19"/>
         </w:rPr>
         <w:t xml:space="preserve">Designed and maintained </w:t>
@@ -822,7 +806,7 @@
         <w:rPr>
           <w:rStyle w:val="Strong"/>
           <w:rFonts w:ascii="Arial" w:hAnsi="Arial" w:cs="Arial"/>
-          <w:sz w:val="19"/>
+          <w:sz w:val="18"/>
           <w:szCs w:val="19"/>
         </w:rPr>
         <w:t>REST APIs</w:t>
@@ -830,7 +814,7 @@
       <w:r>
         <w:rPr>
           <w:rFonts w:ascii="Arial" w:hAnsi="Arial" w:cs="Arial"/>
-          <w:sz w:val="19"/>
+          <w:sz w:val="18"/>
           <w:szCs w:val="19"/>
         </w:rPr>
         <w:t xml:space="preserve"> with strong request validation, clear error semantics, and backward-compatible changes to avoid breaking downstream consumers.</w:t>
@@ -846,14 +830,14 @@
         <w:jc w:val="both"/>
         <w:rPr>
           <w:rFonts w:ascii="Arial" w:hAnsi="Arial" w:cs="Arial"/>
-          <w:sz w:val="19"/>
-          <w:szCs w:val="19"/>
-        </w:rPr>
-      </w:pPr>
-      <w:r>
-        <w:rPr>
-          <w:rFonts w:ascii="Arial" w:hAnsi="Arial" w:cs="Arial"/>
-          <w:sz w:val="19"/>
+          <w:sz w:val="18"/>
+          <w:szCs w:val="19"/>
+        </w:rPr>
+      </w:pPr>
+      <w:r>
+        <w:rPr>
+          <w:rFonts w:ascii="Arial" w:hAnsi="Arial" w:cs="Arial"/>
+          <w:sz w:val="18"/>
           <w:szCs w:val="19"/>
         </w:rPr>
         <w:t xml:space="preserve">Implemented </w:t>
@@ -862,7 +846,7 @@
         <w:rPr>
           <w:rStyle w:val="Strong"/>
           <w:rFonts w:ascii="Arial" w:hAnsi="Arial" w:cs="Arial"/>
-          <w:sz w:val="19"/>
+          <w:sz w:val="18"/>
           <w:szCs w:val="19"/>
         </w:rPr>
         <w:t>token-based authentication</w:t>
@@ -870,7 +854,7 @@
       <w:r>
         <w:rPr>
           <w:rFonts w:ascii="Arial" w:hAnsi="Arial" w:cs="Arial"/>
-          <w:sz w:val="19"/>
+          <w:sz w:val="18"/>
           <w:szCs w:val="19"/>
         </w:rPr>
         <w:t xml:space="preserve"> across Angular clients and backend services, enforcing authorization rules at both API and UI route levels.</w:t>
@@ -886,14 +870,14 @@
         <w:jc w:val="both"/>
         <w:rPr>
           <w:rFonts w:ascii="Arial" w:hAnsi="Arial" w:cs="Arial"/>
-          <w:sz w:val="19"/>
-          <w:szCs w:val="19"/>
-        </w:rPr>
-      </w:pPr>
-      <w:r>
-        <w:rPr>
-          <w:rFonts w:ascii="Arial" w:hAnsi="Arial" w:cs="Arial"/>
-          <w:sz w:val="19"/>
+          <w:sz w:val="18"/>
+          <w:szCs w:val="19"/>
+        </w:rPr>
+      </w:pPr>
+      <w:r>
+        <w:rPr>
+          <w:rFonts w:ascii="Arial" w:hAnsi="Arial" w:cs="Arial"/>
+          <w:sz w:val="18"/>
           <w:szCs w:val="19"/>
         </w:rPr>
         <w:t xml:space="preserve">Standardized </w:t>
@@ -902,7 +886,7 @@
         <w:rPr>
           <w:rStyle w:val="Strong"/>
           <w:rFonts w:ascii="Arial" w:hAnsi="Arial" w:cs="Arial"/>
-          <w:sz w:val="19"/>
+          <w:sz w:val="18"/>
           <w:szCs w:val="19"/>
         </w:rPr>
         <w:t>structured logging</w:t>
@@ -910,7 +894,7 @@
       <w:r>
         <w:rPr>
           <w:rFonts w:ascii="Arial" w:hAnsi="Arial" w:cs="Arial"/>
-          <w:sz w:val="19"/>
+          <w:sz w:val="18"/>
           <w:szCs w:val="19"/>
         </w:rPr>
         <w:t xml:space="preserve"> and correlation-friendly error handling across services, improving incident triage and reducing time to root cause in production.</w:t>
@@ -926,14 +910,14 @@
         <w:jc w:val="both"/>
         <w:rPr>
           <w:rFonts w:ascii="Arial" w:hAnsi="Arial" w:cs="Arial"/>
-          <w:sz w:val="19"/>
-          <w:szCs w:val="19"/>
-        </w:rPr>
-      </w:pPr>
-      <w:r>
-        <w:rPr>
-          <w:rFonts w:ascii="Arial" w:hAnsi="Arial" w:cs="Arial"/>
-          <w:sz w:val="19"/>
+          <w:sz w:val="18"/>
+          <w:szCs w:val="19"/>
+        </w:rPr>
+      </w:pPr>
+      <w:r>
+        <w:rPr>
+          <w:rFonts w:ascii="Arial" w:hAnsi="Arial" w:cs="Arial"/>
+          <w:sz w:val="18"/>
           <w:szCs w:val="19"/>
         </w:rPr>
         <w:t>Created shared Angular component patterns (tables, forms, dialogs, guards), improving UI consistency and reducing duplicated implementation across teams.</w:t>
@@ -949,14 +933,14 @@
         <w:jc w:val="both"/>
         <w:rPr>
           <w:rFonts w:ascii="Arial" w:hAnsi="Arial" w:cs="Arial"/>
-          <w:sz w:val="19"/>
-          <w:szCs w:val="19"/>
-        </w:rPr>
-      </w:pPr>
-      <w:r>
-        <w:rPr>
-          <w:rFonts w:ascii="Arial" w:hAnsi="Arial" w:cs="Arial"/>
-          <w:sz w:val="19"/>
+          <w:sz w:val="18"/>
+          <w:szCs w:val="19"/>
+        </w:rPr>
+      </w:pPr>
+      <w:r>
+        <w:rPr>
+          <w:rFonts w:ascii="Arial" w:hAnsi="Arial" w:cs="Arial"/>
+          <w:sz w:val="18"/>
           <w:szCs w:val="19"/>
         </w:rPr>
         <w:t>Improved backend performance by addressing expensive queries, refining indexing strategy, and applying caching decisions for high-traffic endpoints.</w:t>
@@ -972,14 +956,14 @@
         <w:jc w:val="both"/>
         <w:rPr>
           <w:rFonts w:ascii="Arial" w:hAnsi="Arial" w:cs="Arial"/>
-          <w:sz w:val="19"/>
-          <w:szCs w:val="19"/>
-        </w:rPr>
-      </w:pPr>
-      <w:r>
-        <w:rPr>
-          <w:rFonts w:ascii="Arial" w:hAnsi="Arial" w:cs="Arial"/>
-          <w:sz w:val="19"/>
+          <w:sz w:val="18"/>
+          <w:szCs w:val="19"/>
+        </w:rPr>
+      </w:pPr>
+      <w:r>
+        <w:rPr>
+          <w:rFonts w:ascii="Arial" w:hAnsi="Arial" w:cs="Arial"/>
+          <w:sz w:val="18"/>
           <w:szCs w:val="19"/>
         </w:rPr>
         <w:t xml:space="preserve">Partnered with </w:t>
@@ -988,7 +972,7 @@
       <w:r>
         <w:rPr>
           <w:rFonts w:ascii="Arial" w:hAnsi="Arial" w:cs="Arial"/>
-          <w:sz w:val="19"/>
+          <w:sz w:val="18"/>
           <w:szCs w:val="19"/>
         </w:rPr>
         <w:t>DevOps</w:t>
@@ -997,7 +981,7 @@
       <w:r>
         <w:rPr>
           <w:rFonts w:ascii="Arial" w:hAnsi="Arial" w:cs="Arial"/>
-          <w:sz w:val="19"/>
+          <w:sz w:val="18"/>
           <w:szCs w:val="19"/>
         </w:rPr>
         <w:t xml:space="preserve"> to strengthen </w:t>
@@ -1006,7 +990,7 @@
         <w:rPr>
           <w:rStyle w:val="Strong"/>
           <w:rFonts w:ascii="Arial" w:hAnsi="Arial" w:cs="Arial"/>
-          <w:sz w:val="19"/>
+          <w:sz w:val="18"/>
           <w:szCs w:val="19"/>
         </w:rPr>
         <w:t>CI/CD</w:t>
@@ -1014,7 +998,7 @@
       <w:r>
         <w:rPr>
           <w:rFonts w:ascii="Arial" w:hAnsi="Arial" w:cs="Arial"/>
-          <w:sz w:val="19"/>
+          <w:sz w:val="18"/>
           <w:szCs w:val="19"/>
         </w:rPr>
         <w:t xml:space="preserve"> for frontend and backend delivery, ensuring builds, tests, and deployments stayed repeatable across environments.</w:t>
@@ -1030,14 +1014,14 @@
         <w:jc w:val="both"/>
         <w:rPr>
           <w:rFonts w:ascii="Arial" w:hAnsi="Arial" w:cs="Arial"/>
-          <w:sz w:val="19"/>
-          <w:szCs w:val="19"/>
-        </w:rPr>
-      </w:pPr>
-      <w:r>
-        <w:rPr>
-          <w:rFonts w:ascii="Arial" w:hAnsi="Arial" w:cs="Arial"/>
-          <w:sz w:val="19"/>
+          <w:sz w:val="18"/>
+          <w:szCs w:val="19"/>
+        </w:rPr>
+      </w:pPr>
+      <w:r>
+        <w:rPr>
+          <w:rFonts w:ascii="Arial" w:hAnsi="Arial" w:cs="Arial"/>
+          <w:sz w:val="18"/>
           <w:szCs w:val="19"/>
         </w:rPr>
         <w:t>Introduced clearer API documentation and integration guidelines, helping frontend engineers integrate faster with fewer contract misunderstandings.</w:t>
@@ -1053,14 +1037,14 @@
         <w:jc w:val="both"/>
         <w:rPr>
           <w:rFonts w:ascii="Arial" w:hAnsi="Arial" w:cs="Arial"/>
-          <w:sz w:val="19"/>
-          <w:szCs w:val="19"/>
-        </w:rPr>
-      </w:pPr>
-      <w:r>
-        <w:rPr>
-          <w:rFonts w:ascii="Arial" w:hAnsi="Arial" w:cs="Arial"/>
-          <w:sz w:val="19"/>
+          <w:sz w:val="18"/>
+          <w:szCs w:val="19"/>
+        </w:rPr>
+      </w:pPr>
+      <w:r>
+        <w:rPr>
+          <w:rFonts w:ascii="Arial" w:hAnsi="Arial" w:cs="Arial"/>
+          <w:sz w:val="18"/>
           <w:szCs w:val="19"/>
         </w:rPr>
         <w:t xml:space="preserve">Mentored engineers through code reviews and design discussions, pushing for </w:t>
@@ -1069,7 +1053,7 @@
         <w:rPr>
           <w:rStyle w:val="Strong"/>
           <w:rFonts w:ascii="Arial" w:hAnsi="Arial" w:cs="Arial"/>
-          <w:sz w:val="19"/>
+          <w:sz w:val="18"/>
           <w:szCs w:val="19"/>
         </w:rPr>
         <w:t>readability</w:t>
@@ -1077,7 +1061,7 @@
       <w:r>
         <w:rPr>
           <w:rFonts w:ascii="Arial" w:hAnsi="Arial" w:cs="Arial"/>
-          <w:sz w:val="19"/>
+          <w:sz w:val="18"/>
           <w:szCs w:val="19"/>
         </w:rPr>
         <w:t xml:space="preserve">, </w:t>
@@ -1086,7 +1070,7 @@
         <w:rPr>
           <w:rStyle w:val="Strong"/>
           <w:rFonts w:ascii="Arial" w:hAnsi="Arial" w:cs="Arial"/>
-          <w:sz w:val="19"/>
+          <w:sz w:val="18"/>
           <w:szCs w:val="19"/>
         </w:rPr>
         <w:t>correctness</w:t>
@@ -1094,7 +1078,7 @@
       <w:r>
         <w:rPr>
           <w:rFonts w:ascii="Arial" w:hAnsi="Arial" w:cs="Arial"/>
-          <w:sz w:val="19"/>
+          <w:sz w:val="18"/>
           <w:szCs w:val="19"/>
         </w:rPr>
         <w:t>, and maintainable trade-offs over shortcuts.</w:t>
@@ -1110,14 +1094,14 @@
         <w:jc w:val="both"/>
         <w:rPr>
           <w:rFonts w:ascii="Arial" w:hAnsi="Arial" w:cs="Arial"/>
-          <w:sz w:val="19"/>
-          <w:szCs w:val="19"/>
-        </w:rPr>
-      </w:pPr>
-      <w:r>
-        <w:rPr>
-          <w:rFonts w:ascii="Arial" w:hAnsi="Arial" w:cs="Arial"/>
-          <w:sz w:val="19"/>
+          <w:sz w:val="18"/>
+          <w:szCs w:val="19"/>
+        </w:rPr>
+      </w:pPr>
+      <w:r>
+        <w:rPr>
+          <w:rFonts w:ascii="Arial" w:hAnsi="Arial" w:cs="Arial"/>
+          <w:sz w:val="18"/>
           <w:szCs w:val="19"/>
         </w:rPr>
         <w:t>Owned delivery for several critical initiatives from discovery through production rollout, coordinating stakeholders and managing risk during releases.</w:t>
@@ -1133,14 +1117,14 @@
         <w:jc w:val="both"/>
         <w:rPr>
           <w:rFonts w:ascii="Arial" w:hAnsi="Arial" w:cs="Arial"/>
-          <w:sz w:val="19"/>
-          <w:szCs w:val="19"/>
-        </w:rPr>
-      </w:pPr>
-      <w:r>
-        <w:rPr>
-          <w:rFonts w:ascii="Arial" w:hAnsi="Arial" w:cs="Arial"/>
-          <w:sz w:val="19"/>
+          <w:sz w:val="18"/>
+          <w:szCs w:val="19"/>
+        </w:rPr>
+      </w:pPr>
+      <w:r>
+        <w:rPr>
+          <w:rFonts w:ascii="Arial" w:hAnsi="Arial" w:cs="Arial"/>
+          <w:sz w:val="18"/>
           <w:szCs w:val="19"/>
         </w:rPr>
         <w:t>Tuned Angular performance for data-heavy screens by profiling change-heavy UI paths and reducing unnecessary re-renders.</w:t>
@@ -1154,11 +1138,16 @@
           <w:numId w:val="3"/>
         </w:numPr>
         <w:jc w:val="both"/>
-      </w:pPr>
-      <w:r>
-        <w:rPr>
-          <w:rFonts w:ascii="Arial" w:hAnsi="Arial" w:cs="Arial"/>
-          <w:sz w:val="19"/>
+        <w:rPr>
+          <w:rFonts w:ascii="Arial" w:hAnsi="Arial" w:cs="Arial"/>
+          <w:sz w:val="18"/>
+          <w:szCs w:val="19"/>
+        </w:rPr>
+      </w:pPr>
+      <w:r>
+        <w:rPr>
+          <w:rFonts w:ascii="Arial" w:hAnsi="Arial" w:cs="Arial"/>
+          <w:sz w:val="18"/>
           <w:szCs w:val="19"/>
         </w:rPr>
         <w:t>Served as an escalation point during high-impact incidents, providing calm troubleshooting, mitigation steps, and follow-up fixes.</w:t>
@@ -1260,14 +1249,14 @@
         <w:jc w:val="both"/>
         <w:rPr>
           <w:rFonts w:ascii="Arial" w:hAnsi="Arial" w:cs="Arial"/>
-          <w:sz w:val="19"/>
-          <w:szCs w:val="19"/>
-        </w:rPr>
-      </w:pPr>
-      <w:r>
-        <w:rPr>
-          <w:rFonts w:ascii="Arial" w:hAnsi="Arial" w:cs="Arial"/>
-          <w:sz w:val="19"/>
+          <w:sz w:val="18"/>
+          <w:szCs w:val="19"/>
+        </w:rPr>
+      </w:pPr>
+      <w:r>
+        <w:rPr>
+          <w:rFonts w:ascii="Arial" w:hAnsi="Arial" w:cs="Arial"/>
+          <w:sz w:val="18"/>
           <w:szCs w:val="19"/>
         </w:rPr>
         <w:t xml:space="preserve">Developed full stack capabilities with </w:t>
@@ -1276,7 +1265,7 @@
         <w:rPr>
           <w:rFonts w:ascii="Arial" w:hAnsi="Arial" w:cs="Arial"/>
           <w:b/>
-          <w:sz w:val="19"/>
+          <w:sz w:val="18"/>
           <w:szCs w:val="19"/>
         </w:rPr>
         <w:t>Angular</w:t>
@@ -1284,7 +1273,7 @@
       <w:r>
         <w:rPr>
           <w:rFonts w:ascii="Arial" w:hAnsi="Arial" w:cs="Arial"/>
-          <w:sz w:val="19"/>
+          <w:sz w:val="18"/>
           <w:szCs w:val="19"/>
         </w:rPr>
         <w:t xml:space="preserve"> frontends and .</w:t>
@@ -1293,7 +1282,7 @@
         <w:rPr>
           <w:rFonts w:ascii="Arial" w:hAnsi="Arial" w:cs="Arial"/>
           <w:b/>
-          <w:sz w:val="19"/>
+          <w:sz w:val="18"/>
           <w:szCs w:val="19"/>
         </w:rPr>
         <w:t>NET</w:t>
@@ -1301,7 +1290,7 @@
       <w:r>
         <w:rPr>
           <w:rFonts w:ascii="Arial" w:hAnsi="Arial" w:cs="Arial"/>
-          <w:sz w:val="19"/>
+          <w:sz w:val="18"/>
           <w:szCs w:val="19"/>
         </w:rPr>
         <w:t xml:space="preserve"> backend services supporting business-critical daily workflows.</w:t>
@@ -1317,14 +1306,14 @@
         <w:jc w:val="both"/>
         <w:rPr>
           <w:rFonts w:ascii="Arial" w:hAnsi="Arial" w:cs="Arial"/>
-          <w:sz w:val="19"/>
-          <w:szCs w:val="19"/>
-        </w:rPr>
-      </w:pPr>
-      <w:r>
-        <w:rPr>
-          <w:rFonts w:ascii="Arial" w:hAnsi="Arial" w:cs="Arial"/>
-          <w:sz w:val="19"/>
+          <w:sz w:val="18"/>
+          <w:szCs w:val="19"/>
+        </w:rPr>
+      </w:pPr>
+      <w:r>
+        <w:rPr>
+          <w:rFonts w:ascii="Arial" w:hAnsi="Arial" w:cs="Arial"/>
+          <w:sz w:val="18"/>
           <w:szCs w:val="19"/>
         </w:rPr>
         <w:t>Implemented APIs with consistent validation, authorization checks, and error contracts to keep integrations stable across releases.</w:t>
@@ -1340,17 +1329,16 @@
         <w:jc w:val="both"/>
         <w:rPr>
           <w:rFonts w:ascii="Arial" w:hAnsi="Arial" w:cs="Arial"/>
-          <w:sz w:val="19"/>
-          <w:szCs w:val="19"/>
-        </w:rPr>
-      </w:pPr>
-      <w:r>
-        <w:rPr>
-          <w:rFonts w:ascii="Arial" w:hAnsi="Arial" w:cs="Arial"/>
-          <w:sz w:val="19"/>
-          <w:szCs w:val="19"/>
-        </w:rPr>
-        <w:lastRenderedPageBreak/>
+          <w:sz w:val="18"/>
+          <w:szCs w:val="19"/>
+        </w:rPr>
+      </w:pPr>
+      <w:r>
+        <w:rPr>
+          <w:rFonts w:ascii="Arial" w:hAnsi="Arial" w:cs="Arial"/>
+          <w:sz w:val="18"/>
+          <w:szCs w:val="19"/>
+        </w:rPr>
         <w:t>Refactored legacy backend modules into clearer, testable components, improving maintainability without disrupting delivery.</w:t>
       </w:r>
     </w:p>
@@ -1364,14 +1352,14 @@
         <w:jc w:val="both"/>
         <w:rPr>
           <w:rFonts w:ascii="Arial" w:hAnsi="Arial" w:cs="Arial"/>
-          <w:sz w:val="19"/>
-          <w:szCs w:val="19"/>
-        </w:rPr>
-      </w:pPr>
-      <w:r>
-        <w:rPr>
-          <w:rFonts w:ascii="Arial" w:hAnsi="Arial" w:cs="Arial"/>
-          <w:sz w:val="19"/>
+          <w:sz w:val="18"/>
+          <w:szCs w:val="19"/>
+        </w:rPr>
+      </w:pPr>
+      <w:r>
+        <w:rPr>
+          <w:rFonts w:ascii="Arial" w:hAnsi="Arial" w:cs="Arial"/>
+          <w:sz w:val="18"/>
           <w:szCs w:val="19"/>
         </w:rPr>
         <w:t xml:space="preserve">Built </w:t>
@@ -1380,7 +1368,7 @@
         <w:rPr>
           <w:rFonts w:ascii="Arial" w:hAnsi="Arial" w:cs="Arial"/>
           <w:b/>
-          <w:sz w:val="19"/>
+          <w:sz w:val="18"/>
           <w:szCs w:val="19"/>
         </w:rPr>
         <w:t>Angular</w:t>
@@ -1388,7 +1376,7 @@
       <w:r>
         <w:rPr>
           <w:rFonts w:ascii="Arial" w:hAnsi="Arial" w:cs="Arial"/>
-          <w:sz w:val="19"/>
+          <w:sz w:val="18"/>
           <w:szCs w:val="19"/>
         </w:rPr>
         <w:t xml:space="preserve"> screens using reactive patterns so UI state stayed predictable as features and complexity grew.</w:t>
@@ -1404,16 +1392,17 @@
         <w:jc w:val="both"/>
         <w:rPr>
           <w:rFonts w:ascii="Arial" w:hAnsi="Arial" w:cs="Arial"/>
-          <w:sz w:val="19"/>
-          <w:szCs w:val="19"/>
-        </w:rPr>
-      </w:pPr>
-      <w:r>
-        <w:rPr>
-          <w:rFonts w:ascii="Arial" w:hAnsi="Arial" w:cs="Arial"/>
-          <w:sz w:val="19"/>
-          <w:szCs w:val="19"/>
-        </w:rPr>
+          <w:sz w:val="18"/>
+          <w:szCs w:val="19"/>
+        </w:rPr>
+      </w:pPr>
+      <w:r>
+        <w:rPr>
+          <w:rFonts w:ascii="Arial" w:hAnsi="Arial" w:cs="Arial"/>
+          <w:sz w:val="18"/>
+          <w:szCs w:val="19"/>
+        </w:rPr>
+        <w:lastRenderedPageBreak/>
         <w:t>Collaborated in design discussions to improve data flow, API usability, and frontend-backend integration boundaries.</w:t>
       </w:r>
     </w:p>
@@ -1427,14 +1416,14 @@
         <w:jc w:val="both"/>
         <w:rPr>
           <w:rFonts w:ascii="Arial" w:hAnsi="Arial" w:cs="Arial"/>
-          <w:sz w:val="19"/>
-          <w:szCs w:val="19"/>
-        </w:rPr>
-      </w:pPr>
-      <w:r>
-        <w:rPr>
-          <w:rFonts w:ascii="Arial" w:hAnsi="Arial" w:cs="Arial"/>
-          <w:sz w:val="19"/>
+          <w:sz w:val="18"/>
+          <w:szCs w:val="19"/>
+        </w:rPr>
+      </w:pPr>
+      <w:r>
+        <w:rPr>
+          <w:rFonts w:ascii="Arial" w:hAnsi="Arial" w:cs="Arial"/>
+          <w:sz w:val="18"/>
           <w:szCs w:val="19"/>
         </w:rPr>
         <w:t xml:space="preserve">Worked with </w:t>
@@ -1443,7 +1432,7 @@
       <w:r>
         <w:rPr>
           <w:rFonts w:ascii="Arial" w:hAnsi="Arial" w:cs="Arial"/>
-          <w:sz w:val="19"/>
+          <w:sz w:val="18"/>
           <w:szCs w:val="19"/>
         </w:rPr>
         <w:t>DevOps</w:t>
@@ -1452,7 +1441,7 @@
       <w:r>
         <w:rPr>
           <w:rFonts w:ascii="Arial" w:hAnsi="Arial" w:cs="Arial"/>
-          <w:sz w:val="19"/>
+          <w:sz w:val="18"/>
           <w:szCs w:val="19"/>
         </w:rPr>
         <w:t xml:space="preserve"> on build automation and environment configuration, reducing manual steps and improving release reliability.</w:t>
@@ -1468,14 +1457,14 @@
         <w:jc w:val="both"/>
         <w:rPr>
           <w:rFonts w:ascii="Arial" w:hAnsi="Arial" w:cs="Arial"/>
-          <w:sz w:val="19"/>
-          <w:szCs w:val="19"/>
-        </w:rPr>
-      </w:pPr>
-      <w:r>
-        <w:rPr>
-          <w:rFonts w:ascii="Arial" w:hAnsi="Arial" w:cs="Arial"/>
-          <w:sz w:val="19"/>
+          <w:sz w:val="18"/>
+          <w:szCs w:val="19"/>
+        </w:rPr>
+      </w:pPr>
+      <w:r>
+        <w:rPr>
+          <w:rFonts w:ascii="Arial" w:hAnsi="Arial" w:cs="Arial"/>
+          <w:sz w:val="18"/>
           <w:szCs w:val="19"/>
         </w:rPr>
         <w:t>Diagnosed and resolved production issues across UI, API, and database layers using logs, user reports, and runtime analysis.</w:t>
@@ -1491,14 +1480,14 @@
         <w:jc w:val="both"/>
         <w:rPr>
           <w:rFonts w:ascii="Arial" w:hAnsi="Arial" w:cs="Arial"/>
-          <w:sz w:val="19"/>
-          <w:szCs w:val="19"/>
-        </w:rPr>
-      </w:pPr>
-      <w:r>
-        <w:rPr>
-          <w:rFonts w:ascii="Arial" w:hAnsi="Arial" w:cs="Arial"/>
-          <w:sz w:val="19"/>
+          <w:sz w:val="18"/>
+          <w:szCs w:val="19"/>
+        </w:rPr>
+      </w:pPr>
+      <w:r>
+        <w:rPr>
+          <w:rFonts w:ascii="Arial" w:hAnsi="Arial" w:cs="Arial"/>
+          <w:sz w:val="18"/>
           <w:szCs w:val="19"/>
         </w:rPr>
         <w:t>Coordinated schema and contract changes to support evolving features while minimizing downtime and breaking changes.</w:t>
@@ -1514,14 +1503,14 @@
         <w:jc w:val="both"/>
         <w:rPr>
           <w:rFonts w:ascii="Arial" w:hAnsi="Arial" w:cs="Arial"/>
-          <w:sz w:val="19"/>
-          <w:szCs w:val="19"/>
-        </w:rPr>
-      </w:pPr>
-      <w:r>
-        <w:rPr>
-          <w:rFonts w:ascii="Arial" w:hAnsi="Arial" w:cs="Arial"/>
-          <w:sz w:val="19"/>
+          <w:sz w:val="18"/>
+          <w:szCs w:val="19"/>
+        </w:rPr>
+      </w:pPr>
+      <w:r>
+        <w:rPr>
+          <w:rFonts w:ascii="Arial" w:hAnsi="Arial" w:cs="Arial"/>
+          <w:sz w:val="18"/>
           <w:szCs w:val="19"/>
         </w:rPr>
         <w:t>Wrote technical documentation for endpoints, data contracts, and UI integration patterns to speed onboarding and reduce repeated questions.</w:t>
@@ -1537,14 +1526,14 @@
         <w:jc w:val="both"/>
         <w:rPr>
           <w:rFonts w:ascii="Arial" w:hAnsi="Arial" w:cs="Arial"/>
-          <w:sz w:val="19"/>
-          <w:szCs w:val="19"/>
-        </w:rPr>
-      </w:pPr>
-      <w:r>
-        <w:rPr>
-          <w:rFonts w:ascii="Arial" w:hAnsi="Arial" w:cs="Arial"/>
-          <w:sz w:val="19"/>
+          <w:sz w:val="18"/>
+          <w:szCs w:val="19"/>
+        </w:rPr>
+      </w:pPr>
+      <w:r>
+        <w:rPr>
+          <w:rFonts w:ascii="Arial" w:hAnsi="Arial" w:cs="Arial"/>
+          <w:sz w:val="18"/>
           <w:szCs w:val="19"/>
         </w:rPr>
         <w:t>Participated in code reviews focusing on readability, correctness, and long-term maintainability.</w:t>
@@ -1558,11 +1547,16 @@
           <w:numId w:val="5"/>
         </w:numPr>
         <w:jc w:val="both"/>
-      </w:pPr>
-      <w:r>
-        <w:rPr>
-          <w:rFonts w:ascii="Arial" w:hAnsi="Arial" w:cs="Arial"/>
-          <w:sz w:val="19"/>
+        <w:rPr>
+          <w:rFonts w:ascii="Arial" w:hAnsi="Arial" w:cs="Arial"/>
+          <w:sz w:val="18"/>
+          <w:szCs w:val="19"/>
+        </w:rPr>
+      </w:pPr>
+      <w:r>
+        <w:rPr>
+          <w:rFonts w:ascii="Arial" w:hAnsi="Arial" w:cs="Arial"/>
+          <w:sz w:val="18"/>
           <w:szCs w:val="19"/>
         </w:rPr>
         <w:t>Balanced new feature delivery with incremental improvements that reduced tech debt and improved developer experience.</w:t>
@@ -1666,14 +1660,14 @@
         <w:jc w:val="both"/>
         <w:rPr>
           <w:rFonts w:ascii="Arial" w:hAnsi="Arial" w:cs="Arial"/>
-          <w:sz w:val="19"/>
-          <w:szCs w:val="19"/>
-        </w:rPr>
-      </w:pPr>
-      <w:r>
-        <w:rPr>
-          <w:rFonts w:ascii="Arial" w:hAnsi="Arial" w:cs="Arial"/>
-          <w:sz w:val="19"/>
+          <w:sz w:val="18"/>
+          <w:szCs w:val="19"/>
+        </w:rPr>
+      </w:pPr>
+      <w:r>
+        <w:rPr>
+          <w:rFonts w:ascii="Arial" w:hAnsi="Arial" w:cs="Arial"/>
+          <w:sz w:val="18"/>
           <w:szCs w:val="19"/>
         </w:rPr>
         <w:t xml:space="preserve">Built and enhanced data-driven web applications with </w:t>
@@ -1682,7 +1676,7 @@
         <w:rPr>
           <w:rFonts w:ascii="Arial" w:hAnsi="Arial" w:cs="Arial"/>
           <w:b/>
-          <w:sz w:val="19"/>
+          <w:sz w:val="18"/>
           <w:szCs w:val="19"/>
         </w:rPr>
         <w:t>Angular-based</w:t>
@@ -1690,7 +1684,7 @@
       <w:r>
         <w:rPr>
           <w:rFonts w:ascii="Arial" w:hAnsi="Arial" w:cs="Arial"/>
-          <w:sz w:val="19"/>
+          <w:sz w:val="18"/>
           <w:szCs w:val="19"/>
         </w:rPr>
         <w:t xml:space="preserve"> UIs and </w:t>
@@ -1699,7 +1693,7 @@
         <w:rPr>
           <w:rFonts w:ascii="Arial" w:hAnsi="Arial" w:cs="Arial"/>
           <w:b/>
-          <w:sz w:val="19"/>
+          <w:sz w:val="18"/>
           <w:szCs w:val="19"/>
         </w:rPr>
         <w:t>.NET</w:t>
@@ -1707,7 +1701,7 @@
       <w:r>
         <w:rPr>
           <w:rFonts w:ascii="Arial" w:hAnsi="Arial" w:cs="Arial"/>
-          <w:sz w:val="19"/>
+          <w:sz w:val="18"/>
           <w:szCs w:val="19"/>
         </w:rPr>
         <w:t xml:space="preserve"> backend services used for reporting and operations.</w:t>
@@ -1723,14 +1717,14 @@
         <w:jc w:val="both"/>
         <w:rPr>
           <w:rFonts w:ascii="Arial" w:hAnsi="Arial" w:cs="Arial"/>
-          <w:sz w:val="19"/>
-          <w:szCs w:val="19"/>
-        </w:rPr>
-      </w:pPr>
-      <w:r>
-        <w:rPr>
-          <w:rFonts w:ascii="Arial" w:hAnsi="Arial" w:cs="Arial"/>
-          <w:sz w:val="19"/>
+          <w:sz w:val="18"/>
+          <w:szCs w:val="19"/>
+        </w:rPr>
+      </w:pPr>
+      <w:r>
+        <w:rPr>
+          <w:rFonts w:ascii="Arial" w:hAnsi="Arial" w:cs="Arial"/>
+          <w:sz w:val="18"/>
           <w:szCs w:val="19"/>
         </w:rPr>
         <w:t xml:space="preserve">Implemented reliable </w:t>
@@ -1739,7 +1733,7 @@
         <w:rPr>
           <w:rFonts w:ascii="Arial" w:hAnsi="Arial" w:cs="Arial"/>
           <w:b/>
-          <w:sz w:val="19"/>
+          <w:sz w:val="18"/>
           <w:szCs w:val="19"/>
         </w:rPr>
         <w:t>CRUD</w:t>
@@ -1747,7 +1741,7 @@
       <w:r>
         <w:rPr>
           <w:rFonts w:ascii="Arial" w:hAnsi="Arial" w:cs="Arial"/>
-          <w:sz w:val="19"/>
+          <w:sz w:val="18"/>
           <w:szCs w:val="19"/>
         </w:rPr>
         <w:t xml:space="preserve"> services with strong data integrity, transactional consistency, and predictable error handling.</w:t>
@@ -1763,14 +1757,14 @@
         <w:jc w:val="both"/>
         <w:rPr>
           <w:rFonts w:ascii="Arial" w:hAnsi="Arial" w:cs="Arial"/>
-          <w:sz w:val="19"/>
-          <w:szCs w:val="19"/>
-        </w:rPr>
-      </w:pPr>
-      <w:r>
-        <w:rPr>
-          <w:rFonts w:ascii="Arial" w:hAnsi="Arial" w:cs="Arial"/>
-          <w:sz w:val="19"/>
+          <w:sz w:val="18"/>
+          <w:szCs w:val="19"/>
+        </w:rPr>
+      </w:pPr>
+      <w:r>
+        <w:rPr>
+          <w:rFonts w:ascii="Arial" w:hAnsi="Arial" w:cs="Arial"/>
+          <w:sz w:val="18"/>
           <w:szCs w:val="19"/>
         </w:rPr>
         <w:t>Worked with stakeholders to translate reporting requirements into solutions that balanced correctness, performance, and usability.</w:t>
@@ -1786,14 +1780,14 @@
         <w:jc w:val="both"/>
         <w:rPr>
           <w:rFonts w:ascii="Arial" w:hAnsi="Arial" w:cs="Arial"/>
-          <w:sz w:val="19"/>
-          <w:szCs w:val="19"/>
-        </w:rPr>
-      </w:pPr>
-      <w:r>
-        <w:rPr>
-          <w:rFonts w:ascii="Arial" w:hAnsi="Arial" w:cs="Arial"/>
-          <w:sz w:val="19"/>
+          <w:sz w:val="18"/>
+          <w:szCs w:val="19"/>
+        </w:rPr>
+      </w:pPr>
+      <w:r>
+        <w:rPr>
+          <w:rFonts w:ascii="Arial" w:hAnsi="Arial" w:cs="Arial"/>
+          <w:sz w:val="18"/>
           <w:szCs w:val="19"/>
         </w:rPr>
         <w:t>Improved database performance by tuning queries, adjusting indexes, and keeping schema changes disciplined and traceable.</w:t>
@@ -1809,14 +1803,14 @@
         <w:jc w:val="both"/>
         <w:rPr>
           <w:rFonts w:ascii="Arial" w:hAnsi="Arial" w:cs="Arial"/>
-          <w:sz w:val="19"/>
-          <w:szCs w:val="19"/>
-        </w:rPr>
-      </w:pPr>
-      <w:r>
-        <w:rPr>
-          <w:rFonts w:ascii="Arial" w:hAnsi="Arial" w:cs="Arial"/>
-          <w:sz w:val="19"/>
+          <w:sz w:val="18"/>
+          <w:szCs w:val="19"/>
+        </w:rPr>
+      </w:pPr>
+      <w:r>
+        <w:rPr>
+          <w:rFonts w:ascii="Arial" w:hAnsi="Arial" w:cs="Arial"/>
+          <w:sz w:val="18"/>
           <w:szCs w:val="19"/>
         </w:rPr>
         <w:t>Maintained and improved frontend components for clarity and reuse while delivering new features under active usage.</w:t>
@@ -1832,20 +1826,18 @@
         <w:jc w:val="both"/>
         <w:rPr>
           <w:rFonts w:ascii="Arial" w:hAnsi="Arial" w:cs="Arial"/>
-          <w:sz w:val="19"/>
-          <w:szCs w:val="19"/>
-        </w:rPr>
-      </w:pPr>
-      <w:r>
-        <w:rPr>
-          <w:rFonts w:ascii="Arial" w:hAnsi="Arial" w:cs="Arial"/>
-          <w:sz w:val="19"/>
+          <w:sz w:val="18"/>
+          <w:szCs w:val="19"/>
+        </w:rPr>
+      </w:pPr>
+      <w:r>
+        <w:rPr>
+          <w:rFonts w:ascii="Arial" w:hAnsi="Arial" w:cs="Arial"/>
+          <w:sz w:val="18"/>
           <w:szCs w:val="19"/>
         </w:rPr>
         <w:t>Followed team coding standards and review workflows, strengthening core engineering discipline and maintainability habits.</w:t>
       </w:r>
-      <w:bookmarkStart w:id="0" w:name="_GoBack"/>
-      <w:bookmarkEnd w:id="0"/>
     </w:p>
     <w:p>
       <w:pPr>
@@ -1857,14 +1849,14 @@
         <w:jc w:val="both"/>
         <w:rPr>
           <w:rFonts w:ascii="Arial" w:hAnsi="Arial" w:cs="Arial"/>
-          <w:sz w:val="19"/>
-          <w:szCs w:val="19"/>
-        </w:rPr>
-      </w:pPr>
-      <w:r>
-        <w:rPr>
-          <w:rFonts w:ascii="Arial" w:hAnsi="Arial" w:cs="Arial"/>
-          <w:sz w:val="19"/>
+          <w:sz w:val="18"/>
+          <w:szCs w:val="19"/>
+        </w:rPr>
+      </w:pPr>
+      <w:r>
+        <w:rPr>
+          <w:rFonts w:ascii="Arial" w:hAnsi="Arial" w:cs="Arial"/>
+          <w:sz w:val="18"/>
           <w:szCs w:val="19"/>
         </w:rPr>
         <w:t>Investigated production defects by reproducing issues locally, identifying root causes, and delivering targeted fixes with minimal disruption.</w:t>
@@ -1880,14 +1872,14 @@
         <w:jc w:val="both"/>
         <w:rPr>
           <w:rFonts w:ascii="Arial" w:hAnsi="Arial" w:cs="Arial"/>
-          <w:sz w:val="19"/>
-          <w:szCs w:val="19"/>
-        </w:rPr>
-      </w:pPr>
-      <w:r>
-        <w:rPr>
-          <w:rFonts w:ascii="Arial" w:hAnsi="Arial" w:cs="Arial"/>
-          <w:sz w:val="19"/>
+          <w:sz w:val="18"/>
+          <w:szCs w:val="19"/>
+        </w:rPr>
+      </w:pPr>
+      <w:r>
+        <w:rPr>
+          <w:rFonts w:ascii="Arial" w:hAnsi="Arial" w:cs="Arial"/>
+          <w:sz w:val="18"/>
           <w:szCs w:val="19"/>
         </w:rPr>
         <w:t>Aligned UI behavior with backend constraints so validation, permissions, and business rules stayed consistent end-to-end.</w:t>
@@ -1901,11 +1893,16 @@
           <w:numId w:val="7"/>
         </w:numPr>
         <w:jc w:val="both"/>
-      </w:pPr>
-      <w:r>
-        <w:rPr>
-          <w:rFonts w:ascii="Arial" w:hAnsi="Arial" w:cs="Arial"/>
-          <w:sz w:val="19"/>
+        <w:rPr>
+          <w:rFonts w:ascii="Arial" w:hAnsi="Arial" w:cs="Arial"/>
+          <w:sz w:val="18"/>
+          <w:szCs w:val="19"/>
+        </w:rPr>
+      </w:pPr>
+      <w:r>
+        <w:rPr>
+          <w:rFonts w:ascii="Arial" w:hAnsi="Arial" w:cs="Arial"/>
+          <w:sz w:val="18"/>
           <w:szCs w:val="19"/>
         </w:rPr>
         <w:t>Supported modernization work by refactoring isolated areas while keeping the overall platform stable.</w:t>
@@ -2008,7 +2005,7 @@
       </w:tr>
     </w:tbl>
     <w:p>
-      <w:r>
+      <w:pPr>
         <w:rPr>
           <w:rFonts w:ascii="Arial" w:eastAsia="Arial" w:hAnsi="Arial" w:cs="Arial"/>
           <w:b/>
@@ -2017,7 +2014,40 @@
           <w:sz w:val="18"/>
           <w:szCs w:val="18"/>
         </w:rPr>
+      </w:pPr>
+      <w:r>
+        <w:rPr>
+          <w:rFonts w:ascii="Arial" w:eastAsia="Arial" w:hAnsi="Arial" w:cs="Arial"/>
+          <w:b/>
+          <w:bCs/>
+          <w:color w:val="111111"/>
+          <w:sz w:val="18"/>
+          <w:szCs w:val="18"/>
+        </w:rPr>
         <w:t>University of Amsterdam</w:t>
+      </w:r>
+    </w:p>
+    <w:p>
+      <w:pPr>
+        <w:pStyle w:val="ListParagraph"/>
+        <w:numPr>
+          <w:ilvl w:val="0"/>
+          <w:numId w:val="11"/>
+        </w:numPr>
+        <w:jc w:val="both"/>
+        <w:rPr>
+          <w:rFonts w:ascii="Arial" w:hAnsi="Arial" w:cs="Arial"/>
+          <w:sz w:val="18"/>
+          <w:szCs w:val="18"/>
+        </w:rPr>
+      </w:pPr>
+      <w:r>
+        <w:rPr>
+          <w:rFonts w:ascii="Arial" w:hAnsi="Arial" w:cs="Arial"/>
+          <w:sz w:val="18"/>
+          <w:szCs w:val="18"/>
+        </w:rPr>
+        <w:t>Built strong foundations in software engineering, data structures, and systems design, with coursework that supports designing reliable services and data-driven applications.</w:t>
       </w:r>
     </w:p>
     <w:p>
@@ -2047,15 +2077,16 @@
         </w:numPr>
         <w:rPr>
           <w:rFonts w:ascii="Arial" w:hAnsi="Arial" w:cs="Arial"/>
-          <w:sz w:val="19"/>
-          <w:szCs w:val="19"/>
-        </w:rPr>
-      </w:pPr>
+          <w:sz w:val="18"/>
+          <w:szCs w:val="19"/>
+        </w:rPr>
+      </w:pPr>
+      <w:bookmarkStart w:id="0" w:name="_GoBack"/>
       <w:r>
         <w:rPr>
           <w:rStyle w:val="Strong"/>
           <w:rFonts w:ascii="Arial" w:hAnsi="Arial" w:cs="Arial"/>
-          <w:sz w:val="19"/>
+          <w:sz w:val="18"/>
           <w:szCs w:val="19"/>
         </w:rPr>
         <w:t>Enterprise UI Component Library (Angular)</w:t>
@@ -2063,7 +2094,7 @@
       <w:r>
         <w:rPr>
           <w:rFonts w:ascii="Arial" w:hAnsi="Arial" w:cs="Arial"/>
-          <w:sz w:val="19"/>
+          <w:sz w:val="18"/>
           <w:szCs w:val="19"/>
         </w:rPr>
         <w:br/>
@@ -2079,7 +2110,7 @@
         </w:numPr>
         <w:rPr>
           <w:rFonts w:ascii="Arial" w:hAnsi="Arial" w:cs="Arial"/>
-          <w:sz w:val="19"/>
+          <w:sz w:val="18"/>
           <w:szCs w:val="19"/>
         </w:rPr>
       </w:pPr>
@@ -2087,7 +2118,7 @@
         <w:rPr>
           <w:rStyle w:val="Strong"/>
           <w:rFonts w:ascii="Arial" w:hAnsi="Arial" w:cs="Arial"/>
-          <w:sz w:val="19"/>
+          <w:sz w:val="18"/>
           <w:szCs w:val="19"/>
         </w:rPr>
         <w:t>Secure API Platform Foundations (.NET</w:t>
@@ -2097,7 +2128,7 @@
         <w:rPr>
           <w:rStyle w:val="Strong"/>
           <w:rFonts w:ascii="Arial" w:hAnsi="Arial" w:cs="Arial"/>
-          <w:sz w:val="19"/>
+          <w:sz w:val="18"/>
           <w:szCs w:val="19"/>
         </w:rPr>
         <w:t>)</w:t>
@@ -2106,7 +2137,7 @@
       <w:r>
         <w:rPr>
           <w:rFonts w:ascii="Arial" w:hAnsi="Arial" w:cs="Arial"/>
-          <w:sz w:val="19"/>
+          <w:sz w:val="18"/>
           <w:szCs w:val="19"/>
         </w:rPr>
         <w:br/>
@@ -2120,12 +2151,17 @@
           <w:ilvl w:val="0"/>
           <w:numId w:val="10"/>
         </w:numPr>
+        <w:rPr>
+          <w:rFonts w:ascii="Arial" w:hAnsi="Arial" w:cs="Arial"/>
+          <w:sz w:val="18"/>
+          <w:szCs w:val="19"/>
+        </w:rPr>
       </w:pPr>
       <w:r>
         <w:rPr>
           <w:rStyle w:val="Strong"/>
           <w:rFonts w:ascii="Arial" w:hAnsi="Arial" w:cs="Arial"/>
-          <w:sz w:val="19"/>
+          <w:sz w:val="18"/>
           <w:szCs w:val="19"/>
         </w:rPr>
         <w:t>SQL Performance &amp; Reliability Initiative</w:t>
@@ -2133,12 +2169,13 @@
       <w:r>
         <w:rPr>
           <w:rFonts w:ascii="Arial" w:hAnsi="Arial" w:cs="Arial"/>
-          <w:sz w:val="19"/>
+          <w:sz w:val="18"/>
           <w:szCs w:val="19"/>
         </w:rPr>
         <w:br/>
         <w:t>Improved responsiveness of data-heavy screens by optimizing queries, indexing hot paths, and aligning backend responses with UI needs to reduce over-fetching and slow endpoints.</w:t>
       </w:r>
+      <w:bookmarkEnd w:id="0"/>
     </w:p>
     <w:sectPr>
       <w:pgSz w:w="11906" w:h="16838"/>
@@ -2266,6 +2303,119 @@
     </w:lvl>
   </w:abstractNum>
   <w:abstractNum w:abstractNumId="1">
+    <w:nsid w:val="18D5485E"/>
+    <w:multiLevelType w:val="hybridMultilevel"/>
+    <w:tmpl w:val="15E8E3AA"/>
+    <w:lvl w:ilvl="0" w:tplc="150EE914">
+      <w:start w:val="1"/>
+      <w:numFmt w:val="bullet"/>
+      <w:lvlText w:val=""/>
+      <w:lvlJc w:val="left"/>
+      <w:pPr>
+        <w:ind w:left="360" w:hanging="360"/>
+      </w:pPr>
+      <w:rPr>
+        <w:rFonts w:ascii="Wingdings" w:hAnsi="Wingdings" w:hint="default"/>
+      </w:rPr>
+    </w:lvl>
+    <w:lvl w:ilvl="1" w:tplc="04090003" w:tentative="1">
+      <w:start w:val="1"/>
+      <w:numFmt w:val="bullet"/>
+      <w:lvlText w:val="o"/>
+      <w:lvlJc w:val="left"/>
+      <w:pPr>
+        <w:ind w:left="1080" w:hanging="360"/>
+      </w:pPr>
+      <w:rPr>
+        <w:rFonts w:ascii="Courier New" w:hAnsi="Courier New" w:cs="Courier New" w:hint="default"/>
+      </w:rPr>
+    </w:lvl>
+    <w:lvl w:ilvl="2" w:tplc="04090005" w:tentative="1">
+      <w:start w:val="1"/>
+      <w:numFmt w:val="bullet"/>
+      <w:lvlText w:val=""/>
+      <w:lvlJc w:val="left"/>
+      <w:pPr>
+        <w:ind w:left="1800" w:hanging="360"/>
+      </w:pPr>
+      <w:rPr>
+        <w:rFonts w:ascii="Wingdings" w:hAnsi="Wingdings" w:hint="default"/>
+      </w:rPr>
+    </w:lvl>
+    <w:lvl w:ilvl="3" w:tplc="04090001" w:tentative="1">
+      <w:start w:val="1"/>
+      <w:numFmt w:val="bullet"/>
+      <w:lvlText w:val=""/>
+      <w:lvlJc w:val="left"/>
+      <w:pPr>
+        <w:ind w:left="2520" w:hanging="360"/>
+      </w:pPr>
+      <w:rPr>
+        <w:rFonts w:ascii="Symbol" w:hAnsi="Symbol" w:hint="default"/>
+      </w:rPr>
+    </w:lvl>
+    <w:lvl w:ilvl="4" w:tplc="04090003" w:tentative="1">
+      <w:start w:val="1"/>
+      <w:numFmt w:val="bullet"/>
+      <w:lvlText w:val="o"/>
+      <w:lvlJc w:val="left"/>
+      <w:pPr>
+        <w:ind w:left="3240" w:hanging="360"/>
+      </w:pPr>
+      <w:rPr>
+        <w:rFonts w:ascii="Courier New" w:hAnsi="Courier New" w:cs="Courier New" w:hint="default"/>
+      </w:rPr>
+    </w:lvl>
+    <w:lvl w:ilvl="5" w:tplc="04090005" w:tentative="1">
+      <w:start w:val="1"/>
+      <w:numFmt w:val="bullet"/>
+      <w:lvlText w:val=""/>
+      <w:lvlJc w:val="left"/>
+      <w:pPr>
+        <w:ind w:left="3960" w:hanging="360"/>
+      </w:pPr>
+      <w:rPr>
+        <w:rFonts w:ascii="Wingdings" w:hAnsi="Wingdings" w:hint="default"/>
+      </w:rPr>
+    </w:lvl>
+    <w:lvl w:ilvl="6" w:tplc="04090001" w:tentative="1">
+      <w:start w:val="1"/>
+      <w:numFmt w:val="bullet"/>
+      <w:lvlText w:val=""/>
+      <w:lvlJc w:val="left"/>
+      <w:pPr>
+        <w:ind w:left="4680" w:hanging="360"/>
+      </w:pPr>
+      <w:rPr>
+        <w:rFonts w:ascii="Symbol" w:hAnsi="Symbol" w:hint="default"/>
+      </w:rPr>
+    </w:lvl>
+    <w:lvl w:ilvl="7" w:tplc="04090003" w:tentative="1">
+      <w:start w:val="1"/>
+      <w:numFmt w:val="bullet"/>
+      <w:lvlText w:val="o"/>
+      <w:lvlJc w:val="left"/>
+      <w:pPr>
+        <w:ind w:left="5400" w:hanging="360"/>
+      </w:pPr>
+      <w:rPr>
+        <w:rFonts w:ascii="Courier New" w:hAnsi="Courier New" w:cs="Courier New" w:hint="default"/>
+      </w:rPr>
+    </w:lvl>
+    <w:lvl w:ilvl="8" w:tplc="04090005" w:tentative="1">
+      <w:start w:val="1"/>
+      <w:numFmt w:val="bullet"/>
+      <w:lvlText w:val=""/>
+      <w:lvlJc w:val="left"/>
+      <w:pPr>
+        <w:ind w:left="6120" w:hanging="360"/>
+      </w:pPr>
+      <w:rPr>
+        <w:rFonts w:ascii="Wingdings" w:hAnsi="Wingdings" w:hint="default"/>
+      </w:rPr>
+    </w:lvl>
+  </w:abstractNum>
+  <w:abstractNum w:abstractNumId="2">
     <w:nsid w:val="2C211C4E"/>
     <w:multiLevelType w:val="hybridMultilevel"/>
     <w:tmpl w:val="030636FE"/>
@@ -2351,7 +2501,7 @@
       </w:pPr>
     </w:lvl>
   </w:abstractNum>
-  <w:abstractNum w:abstractNumId="2">
+  <w:abstractNum w:abstractNumId="3">
     <w:nsid w:val="2F965BB6"/>
     <w:multiLevelType w:val="hybridMultilevel"/>
     <w:tmpl w:val="191828BE"/>
@@ -2464,7 +2614,7 @@
       </w:rPr>
     </w:lvl>
   </w:abstractNum>
-  <w:abstractNum w:abstractNumId="3">
+  <w:abstractNum w:abstractNumId="4">
     <w:nsid w:val="2FC67735"/>
     <w:multiLevelType w:val="hybridMultilevel"/>
     <w:tmpl w:val="1F28AE6C"/>
@@ -2577,7 +2727,7 @@
       </w:rPr>
     </w:lvl>
   </w:abstractNum>
-  <w:abstractNum w:abstractNumId="4">
+  <w:abstractNum w:abstractNumId="5">
     <w:nsid w:val="402E5A5D"/>
     <w:multiLevelType w:val="hybridMultilevel"/>
     <w:tmpl w:val="F50C67E8"/>
@@ -2690,7 +2840,7 @@
       </w:rPr>
     </w:lvl>
   </w:abstractNum>
-  <w:abstractNum w:abstractNumId="5">
+  <w:abstractNum w:abstractNumId="6">
     <w:nsid w:val="45785A81"/>
     <w:multiLevelType w:val="hybridMultilevel"/>
     <w:tmpl w:val="962695C8"/>
@@ -2802,7 +2952,7 @@
       </w:rPr>
     </w:lvl>
   </w:abstractNum>
-  <w:abstractNum w:abstractNumId="6">
+  <w:abstractNum w:abstractNumId="7">
     <w:nsid w:val="66A76D4D"/>
     <w:multiLevelType w:val="hybridMultilevel"/>
     <w:tmpl w:val="A1ACC958"/>
@@ -2914,7 +3064,7 @@
       </w:rPr>
     </w:lvl>
   </w:abstractNum>
-  <w:abstractNum w:abstractNumId="7">
+  <w:abstractNum w:abstractNumId="8">
     <w:nsid w:val="68D1638E"/>
     <w:multiLevelType w:val="hybridMultilevel"/>
     <w:tmpl w:val="0FE2C19C"/>
@@ -3027,7 +3177,7 @@
       </w:rPr>
     </w:lvl>
   </w:abstractNum>
-  <w:abstractNum w:abstractNumId="8">
+  <w:abstractNum w:abstractNumId="9">
     <w:nsid w:val="73B11F96"/>
     <w:multiLevelType w:val="hybridMultilevel"/>
     <w:tmpl w:val="BCD271E8"/>
@@ -3139,7 +3289,7 @@
       </w:rPr>
     </w:lvl>
   </w:abstractNum>
-  <w:abstractNum w:abstractNumId="9">
+  <w:abstractNum w:abstractNumId="10">
     <w:nsid w:val="774C6F2C"/>
     <w:multiLevelType w:val="hybridMultilevel"/>
     <w:tmpl w:val="902A2FDA"/>
@@ -3253,37 +3403,40 @@
     </w:lvl>
   </w:abstractNum>
   <w:num w:numId="1">
-    <w:abstractNumId w:val="1"/>
+    <w:abstractNumId w:val="2"/>
     <w:lvlOverride w:ilvl="0">
       <w:startOverride w:val="1"/>
     </w:lvlOverride>
   </w:num>
   <w:num w:numId="2">
+    <w:abstractNumId w:val="10"/>
+  </w:num>
+  <w:num w:numId="3">
+    <w:abstractNumId w:val="4"/>
+  </w:num>
+  <w:num w:numId="4">
+    <w:abstractNumId w:val="7"/>
+  </w:num>
+  <w:num w:numId="5">
+    <w:abstractNumId w:val="8"/>
+  </w:num>
+  <w:num w:numId="6">
     <w:abstractNumId w:val="9"/>
   </w:num>
-  <w:num w:numId="3">
-    <w:abstractNumId w:val="3"/>
-  </w:num>
-  <w:num w:numId="4">
-    <w:abstractNumId w:val="6"/>
-  </w:num>
-  <w:num w:numId="5">
-    <w:abstractNumId w:val="7"/>
-  </w:num>
-  <w:num w:numId="6">
-    <w:abstractNumId w:val="8"/>
-  </w:num>
   <w:num w:numId="7">
-    <w:abstractNumId w:val="4"/>
+    <w:abstractNumId w:val="5"/>
   </w:num>
   <w:num w:numId="8">
-    <w:abstractNumId w:val="5"/>
+    <w:abstractNumId w:val="6"/>
   </w:num>
   <w:num w:numId="9">
     <w:abstractNumId w:val="0"/>
   </w:num>
   <w:num w:numId="10">
-    <w:abstractNumId w:val="2"/>
+    <w:abstractNumId w:val="3"/>
+  </w:num>
+  <w:num w:numId="11">
+    <w:abstractNumId w:val="1"/>
   </w:num>
 </w:numbering>
 </file>
@@ -3349,7 +3502,7 @@
     <w:lsdException w:name="Medium Shading 2 Accent 1" w:semiHidden="0" w:uiPriority="64" w:unhideWhenUsed="0"/>
     <w:lsdException w:name="Medium List 1 Accent 1" w:semiHidden="0" w:uiPriority="65" w:unhideWhenUsed="0"/>
     <w:lsdException w:name="Revision" w:unhideWhenUsed="0"/>
-    <w:lsdException w:name="List Paragraph" w:semiHidden="0" w:uiPriority="34" w:unhideWhenUsed="0" w:qFormat="1"/>
+    <w:lsdException w:name="List Paragraph" w:semiHidden="0" w:uiPriority="0" w:unhideWhenUsed="0" w:qFormat="1"/>
     <w:lsdException w:name="Quote" w:semiHidden="0" w:uiPriority="29" w:unhideWhenUsed="0" w:qFormat="1"/>
     <w:lsdException w:name="Intense Quote" w:semiHidden="0" w:uiPriority="30" w:unhideWhenUsed="0" w:qFormat="1"/>
     <w:lsdException w:name="Medium List 2 Accent 1" w:semiHidden="0" w:uiPriority="66" w:unhideWhenUsed="0"/>
@@ -3682,7 +3835,7 @@
     <w:lsdException w:name="Medium Shading 2 Accent 1" w:semiHidden="0" w:uiPriority="64" w:unhideWhenUsed="0"/>
     <w:lsdException w:name="Medium List 1 Accent 1" w:semiHidden="0" w:uiPriority="65" w:unhideWhenUsed="0"/>
     <w:lsdException w:name="Revision" w:unhideWhenUsed="0"/>
-    <w:lsdException w:name="List Paragraph" w:semiHidden="0" w:uiPriority="34" w:unhideWhenUsed="0" w:qFormat="1"/>
+    <w:lsdException w:name="List Paragraph" w:semiHidden="0" w:uiPriority="0" w:unhideWhenUsed="0" w:qFormat="1"/>
     <w:lsdException w:name="Quote" w:semiHidden="0" w:uiPriority="29" w:unhideWhenUsed="0" w:qFormat="1"/>
     <w:lsdException w:name="Intense Quote" w:semiHidden="0" w:uiPriority="30" w:unhideWhenUsed="0" w:qFormat="1"/>
     <w:lsdException w:name="Medium List 2 Accent 1" w:semiHidden="0" w:uiPriority="66" w:unhideWhenUsed="0"/>

--- a/lars/.Net Angular/Lars_Jansen.docx
+++ b/lars/.Net Angular/Lars_Jansen.docx
@@ -166,24 +166,135 @@
       <w:r>
         <w:rPr>
           <w:rFonts w:ascii="Arial" w:hAnsi="Arial" w:cs="Arial"/>
-          <w:szCs w:val="19"/>
-        </w:rPr>
-        <w:t xml:space="preserve">Senior Software Engineer with 9+ years delivering enterprise-grade web platforms with </w:t>
-      </w:r>
-      <w:r>
-        <w:rPr>
-          <w:rStyle w:val="Strong"/>
-          <w:rFonts w:ascii="Arial" w:hAnsi="Arial" w:cs="Arial"/>
-          <w:szCs w:val="19"/>
-        </w:rPr>
-        <w:t xml:space="preserve">.NET </w:t>
-      </w:r>
-      <w:proofErr w:type="spellStart"/>
-      <w:r>
-        <w:rPr>
-          <w:rStyle w:val="Strong"/>
-          <w:rFonts w:ascii="Arial" w:hAnsi="Arial" w:cs="Arial"/>
-          <w:szCs w:val="19"/>
+        </w:rPr>
+        <w:t xml:space="preserve">Senior </w:t>
+      </w:r>
+      <w:r>
+        <w:rPr>
+          <w:rStyle w:val="Strong"/>
+          <w:rFonts w:ascii="Arial" w:hAnsi="Arial" w:cs="Arial"/>
+        </w:rPr>
+        <w:t>.NET + Angular</w:t>
+      </w:r>
+      <w:r>
+        <w:rPr>
+          <w:rFonts w:ascii="Arial" w:hAnsi="Arial" w:cs="Arial"/>
+        </w:rPr>
+        <w:t xml:space="preserve"> Engineer with </w:t>
+      </w:r>
+      <w:r>
+        <w:rPr>
+          <w:rStyle w:val="Strong"/>
+          <w:rFonts w:ascii="Arial" w:hAnsi="Arial" w:cs="Arial"/>
+        </w:rPr>
+        <w:t>10+ years</w:t>
+      </w:r>
+      <w:r>
+        <w:rPr>
+          <w:rFonts w:ascii="Arial" w:hAnsi="Arial" w:cs="Arial"/>
+        </w:rPr>
+        <w:t xml:space="preserve"> building </w:t>
+      </w:r>
+      <w:r>
+        <w:rPr>
+          <w:rStyle w:val="Strong"/>
+          <w:rFonts w:ascii="Arial" w:hAnsi="Arial" w:cs="Arial"/>
+        </w:rPr>
+        <w:t>enterprise web platforms</w:t>
+      </w:r>
+      <w:r>
+        <w:rPr>
+          <w:rFonts w:ascii="Arial" w:hAnsi="Arial" w:cs="Arial"/>
+        </w:rPr>
+        <w:t xml:space="preserve"> across </w:t>
+      </w:r>
+      <w:r>
+        <w:rPr>
+          <w:rStyle w:val="Strong"/>
+          <w:rFonts w:ascii="Arial" w:hAnsi="Arial" w:cs="Arial"/>
+        </w:rPr>
+        <w:t xml:space="preserve">B2B </w:t>
+      </w:r>
+      <w:proofErr w:type="spellStart"/>
+      <w:r>
+        <w:rPr>
+          <w:rStyle w:val="Strong"/>
+          <w:rFonts w:ascii="Arial" w:hAnsi="Arial" w:cs="Arial"/>
+        </w:rPr>
+        <w:t>SaaS</w:t>
+      </w:r>
+      <w:proofErr w:type="spellEnd"/>
+      <w:r>
+        <w:rPr>
+          <w:rStyle w:val="Strong"/>
+          <w:rFonts w:ascii="Arial" w:hAnsi="Arial" w:cs="Arial"/>
+        </w:rPr>
+        <w:t>, finance, and internal operations</w:t>
+      </w:r>
+      <w:r>
+        <w:rPr>
+          <w:rFonts w:ascii="Arial" w:hAnsi="Arial" w:cs="Arial"/>
+        </w:rPr>
+        <w:t xml:space="preserve"> domains. I deliver end-to-end features from </w:t>
+      </w:r>
+      <w:r>
+        <w:rPr>
+          <w:rStyle w:val="Strong"/>
+          <w:rFonts w:ascii="Arial" w:hAnsi="Arial" w:cs="Arial"/>
+        </w:rPr>
+        <w:t>Angular</w:t>
+      </w:r>
+      <w:r>
+        <w:rPr>
+          <w:rFonts w:ascii="Arial" w:hAnsi="Arial" w:cs="Arial"/>
+        </w:rPr>
+        <w:t xml:space="preserve"> UI architecture (</w:t>
+      </w:r>
+      <w:proofErr w:type="spellStart"/>
+      <w:r>
+        <w:rPr>
+          <w:rFonts w:ascii="Arial" w:hAnsi="Arial" w:cs="Arial"/>
+        </w:rPr>
+        <w:t>RxJS</w:t>
+      </w:r>
+      <w:proofErr w:type="spellEnd"/>
+      <w:r>
+        <w:rPr>
+          <w:rFonts w:ascii="Arial" w:hAnsi="Arial" w:cs="Arial"/>
+        </w:rPr>
+        <w:t xml:space="preserve"> patterns, state, routing, </w:t>
+      </w:r>
+      <w:proofErr w:type="gramStart"/>
+      <w:r>
+        <w:rPr>
+          <w:rFonts w:ascii="Arial" w:hAnsi="Arial" w:cs="Arial"/>
+        </w:rPr>
+        <w:t>reusable</w:t>
+      </w:r>
+      <w:proofErr w:type="gramEnd"/>
+      <w:r>
+        <w:rPr>
+          <w:rFonts w:ascii="Arial" w:hAnsi="Arial" w:cs="Arial"/>
+        </w:rPr>
+        <w:t xml:space="preserve"> components) to </w:t>
+      </w:r>
+      <w:r>
+        <w:rPr>
+          <w:rStyle w:val="Strong"/>
+          <w:rFonts w:ascii="Arial" w:hAnsi="Arial" w:cs="Arial"/>
+        </w:rPr>
+        <w:t>ASP.NET Core</w:t>
+      </w:r>
+      <w:r>
+        <w:rPr>
+          <w:rFonts w:ascii="Arial" w:hAnsi="Arial" w:cs="Arial"/>
+        </w:rPr>
+        <w:t xml:space="preserve"> </w:t>
+      </w:r>
+      <w:proofErr w:type="spellStart"/>
+      <w:r>
+        <w:rPr>
+          <w:rFonts w:ascii="Arial" w:hAnsi="Arial" w:cs="Arial"/>
         </w:rPr>
         <w:t>backends</w:t>
       </w:r>
@@ -191,94 +302,235 @@
       <w:r>
         <w:rPr>
           <w:rFonts w:ascii="Arial" w:hAnsi="Arial" w:cs="Arial"/>
-          <w:szCs w:val="19"/>
-        </w:rPr>
-        <w:t xml:space="preserve"> and </w:t>
-      </w:r>
-      <w:r>
-        <w:rPr>
-          <w:rStyle w:val="Strong"/>
-          <w:rFonts w:ascii="Arial" w:hAnsi="Arial" w:cs="Arial"/>
-          <w:szCs w:val="19"/>
-        </w:rPr>
-        <w:t>Angular frontends</w:t>
-      </w:r>
-      <w:r>
-        <w:rPr>
-          <w:rFonts w:ascii="Arial" w:hAnsi="Arial" w:cs="Arial"/>
-          <w:szCs w:val="19"/>
-        </w:rPr>
-        <w:t xml:space="preserve">, focused on clean architecture, predictable delivery, and long-term maintainability. </w:t>
-      </w:r>
-      <w:proofErr w:type="gramStart"/>
-      <w:r>
-        <w:rPr>
-          <w:rFonts w:ascii="Arial" w:hAnsi="Arial" w:cs="Arial"/>
-          <w:szCs w:val="19"/>
-        </w:rPr>
-        <w:t xml:space="preserve">Strong in building </w:t>
-      </w:r>
-      <w:r>
-        <w:rPr>
-          <w:rStyle w:val="Strong"/>
-          <w:rFonts w:ascii="Arial" w:hAnsi="Arial" w:cs="Arial"/>
-          <w:szCs w:val="19"/>
-        </w:rPr>
-        <w:t>secure REST APIs</w:t>
-      </w:r>
-      <w:r>
-        <w:rPr>
-          <w:rFonts w:ascii="Arial" w:hAnsi="Arial" w:cs="Arial"/>
-          <w:szCs w:val="19"/>
-        </w:rPr>
-        <w:t xml:space="preserve">, designing </w:t>
-      </w:r>
-      <w:r>
-        <w:rPr>
-          <w:rStyle w:val="Strong"/>
-          <w:rFonts w:ascii="Arial" w:hAnsi="Arial" w:cs="Arial"/>
-          <w:szCs w:val="19"/>
-        </w:rPr>
-        <w:t>reusable UI component systems</w:t>
-      </w:r>
-      <w:r>
-        <w:rPr>
-          <w:rFonts w:ascii="Arial" w:hAnsi="Arial" w:cs="Arial"/>
-          <w:szCs w:val="19"/>
-        </w:rPr>
-        <w:t xml:space="preserve">, optimizing </w:t>
-      </w:r>
-      <w:r>
-        <w:rPr>
-          <w:rStyle w:val="Strong"/>
-          <w:rFonts w:ascii="Arial" w:hAnsi="Arial" w:cs="Arial"/>
-          <w:szCs w:val="19"/>
-        </w:rPr>
-        <w:t>SQL performance</w:t>
-      </w:r>
-      <w:r>
-        <w:rPr>
-          <w:rFonts w:ascii="Arial" w:hAnsi="Arial" w:cs="Arial"/>
-          <w:szCs w:val="19"/>
-        </w:rPr>
-        <w:t xml:space="preserve">, and shipping reliably through </w:t>
-      </w:r>
-      <w:r>
-        <w:rPr>
-          <w:rStyle w:val="Strong"/>
-          <w:rFonts w:ascii="Arial" w:hAnsi="Arial" w:cs="Arial"/>
-          <w:szCs w:val="19"/>
+        </w:rPr>
+        <w:t xml:space="preserve"> with </w:t>
+      </w:r>
+      <w:proofErr w:type="spellStart"/>
+      <w:r>
+        <w:rPr>
+          <w:rStyle w:val="Strong"/>
+          <w:rFonts w:ascii="Arial" w:hAnsi="Arial" w:cs="Arial"/>
+        </w:rPr>
+        <w:t>RESTful</w:t>
+      </w:r>
+      <w:proofErr w:type="spellEnd"/>
+      <w:r>
+        <w:rPr>
+          <w:rStyle w:val="Strong"/>
+          <w:rFonts w:ascii="Arial" w:hAnsi="Arial" w:cs="Arial"/>
+        </w:rPr>
+        <w:t xml:space="preserve"> APIs</w:t>
+      </w:r>
+      <w:r>
+        <w:rPr>
+          <w:rFonts w:ascii="Arial" w:hAnsi="Arial" w:cs="Arial"/>
+        </w:rPr>
+        <w:t>, clean validation, and consistent error</w:t>
+      </w:r>
+      <w:bookmarkStart w:id="0" w:name="_GoBack"/>
+      <w:bookmarkEnd w:id="0"/>
+      <w:r>
+        <w:rPr>
+          <w:rFonts w:ascii="Arial" w:hAnsi="Arial" w:cs="Arial"/>
+        </w:rPr>
+        <w:t xml:space="preserve"> contracts. Strong focus on </w:t>
+      </w:r>
+      <w:r>
+        <w:rPr>
+          <w:rStyle w:val="Strong"/>
+          <w:rFonts w:ascii="Arial" w:hAnsi="Arial" w:cs="Arial"/>
+        </w:rPr>
+        <w:t>distributed systems reliability</w:t>
+      </w:r>
+      <w:r>
+        <w:rPr>
+          <w:rFonts w:ascii="Arial" w:hAnsi="Arial" w:cs="Arial"/>
+        </w:rPr>
+        <w:t>—</w:t>
+      </w:r>
+      <w:proofErr w:type="spellStart"/>
+      <w:r>
+        <w:rPr>
+          <w:rStyle w:val="Strong"/>
+          <w:rFonts w:ascii="Arial" w:hAnsi="Arial" w:cs="Arial"/>
+        </w:rPr>
+        <w:t>idempotency</w:t>
+      </w:r>
+      <w:proofErr w:type="spellEnd"/>
+      <w:r>
+        <w:rPr>
+          <w:rFonts w:ascii="Arial" w:hAnsi="Arial" w:cs="Arial"/>
+        </w:rPr>
+        <w:t xml:space="preserve">, safe retries, background workers/queues, and </w:t>
+      </w:r>
+      <w:r>
+        <w:rPr>
+          <w:rStyle w:val="Strong"/>
+          <w:rFonts w:ascii="Arial" w:hAnsi="Arial" w:cs="Arial"/>
+        </w:rPr>
+        <w:t>event-driven</w:t>
+      </w:r>
+      <w:r>
+        <w:rPr>
+          <w:rFonts w:ascii="Arial" w:hAnsi="Arial" w:cs="Arial"/>
+        </w:rPr>
+        <w:t xml:space="preserve"> workflows—backed by performance tuning in </w:t>
+      </w:r>
+      <w:proofErr w:type="spellStart"/>
+      <w:r>
+        <w:rPr>
+          <w:rStyle w:val="Strong"/>
+          <w:rFonts w:ascii="Arial" w:hAnsi="Arial" w:cs="Arial"/>
+        </w:rPr>
+        <w:t>PostgreSQL</w:t>
+      </w:r>
+      <w:proofErr w:type="spellEnd"/>
+      <w:r>
+        <w:rPr>
+          <w:rStyle w:val="Strong"/>
+          <w:rFonts w:ascii="Arial" w:hAnsi="Arial" w:cs="Arial"/>
+        </w:rPr>
+        <w:t>/SQL Server</w:t>
+      </w:r>
+      <w:r>
+        <w:rPr>
+          <w:rFonts w:ascii="Arial" w:hAnsi="Arial" w:cs="Arial"/>
+        </w:rPr>
+        <w:t xml:space="preserve"> and pragmatic caching with </w:t>
+      </w:r>
+      <w:proofErr w:type="spellStart"/>
+      <w:r>
+        <w:rPr>
+          <w:rStyle w:val="Strong"/>
+          <w:rFonts w:ascii="Arial" w:hAnsi="Arial" w:cs="Arial"/>
+        </w:rPr>
+        <w:t>Redis</w:t>
+      </w:r>
+      <w:proofErr w:type="spellEnd"/>
+      <w:r>
+        <w:rPr>
+          <w:rFonts w:ascii="Arial" w:hAnsi="Arial" w:cs="Arial"/>
+        </w:rPr>
+        <w:t xml:space="preserve">. AWS-first with proven delivery on </w:t>
+      </w:r>
+      <w:r>
+        <w:rPr>
+          <w:rStyle w:val="Strong"/>
+          <w:rFonts w:ascii="Arial" w:hAnsi="Arial" w:cs="Arial"/>
+        </w:rPr>
+        <w:t>Azure</w:t>
+      </w:r>
+      <w:r>
+        <w:rPr>
+          <w:rFonts w:ascii="Arial" w:hAnsi="Arial" w:cs="Arial"/>
+        </w:rPr>
+        <w:t xml:space="preserve"> as well, using </w:t>
+      </w:r>
+      <w:proofErr w:type="spellStart"/>
+      <w:r>
+        <w:rPr>
+          <w:rStyle w:val="Strong"/>
+          <w:rFonts w:ascii="Arial" w:hAnsi="Arial" w:cs="Arial"/>
+        </w:rPr>
+        <w:t>Docker</w:t>
+      </w:r>
+      <w:proofErr w:type="spellEnd"/>
+      <w:r>
+        <w:rPr>
+          <w:rStyle w:val="Strong"/>
+          <w:rFonts w:ascii="Arial" w:hAnsi="Arial" w:cs="Arial"/>
+        </w:rPr>
+        <w:t>/</w:t>
+      </w:r>
+      <w:proofErr w:type="spellStart"/>
+      <w:r>
+        <w:rPr>
+          <w:rStyle w:val="Strong"/>
+          <w:rFonts w:ascii="Arial" w:hAnsi="Arial" w:cs="Arial"/>
+        </w:rPr>
+        <w:t>Kubernetes</w:t>
+      </w:r>
+      <w:proofErr w:type="spellEnd"/>
+      <w:r>
+        <w:rPr>
+          <w:rFonts w:ascii="Arial" w:hAnsi="Arial" w:cs="Arial"/>
+        </w:rPr>
+        <w:t xml:space="preserve">, </w:t>
+      </w:r>
+      <w:proofErr w:type="spellStart"/>
+      <w:r>
+        <w:rPr>
+          <w:rStyle w:val="Strong"/>
+          <w:rFonts w:ascii="Arial" w:hAnsi="Arial" w:cs="Arial"/>
+        </w:rPr>
+        <w:t>Terraform</w:t>
+      </w:r>
+      <w:proofErr w:type="spellEnd"/>
+      <w:r>
+        <w:rPr>
+          <w:rFonts w:ascii="Arial" w:hAnsi="Arial" w:cs="Arial"/>
+        </w:rPr>
+        <w:t xml:space="preserve">, and production-grade </w:t>
+      </w:r>
+      <w:r>
+        <w:rPr>
+          <w:rStyle w:val="Strong"/>
+          <w:rFonts w:ascii="Arial" w:hAnsi="Arial" w:cs="Arial"/>
         </w:rPr>
         <w:t>CI/CD</w:t>
       </w:r>
       <w:r>
         <w:rPr>
           <w:rFonts w:ascii="Arial" w:hAnsi="Arial" w:cs="Arial"/>
-          <w:szCs w:val="19"/>
-        </w:rPr>
-        <w:t xml:space="preserve"> on cloud environments.</w:t>
-      </w:r>
-      <w:proofErr w:type="gramEnd"/>
+        </w:rPr>
+        <w:t xml:space="preserve">. I build diagnosable systems with </w:t>
+      </w:r>
+      <w:proofErr w:type="spellStart"/>
+      <w:r>
+        <w:rPr>
+          <w:rStyle w:val="Strong"/>
+          <w:rFonts w:ascii="Arial" w:hAnsi="Arial" w:cs="Arial"/>
+        </w:rPr>
+        <w:t>OpenTelemetry</w:t>
+      </w:r>
+      <w:proofErr w:type="spellEnd"/>
+      <w:r>
+        <w:rPr>
+          <w:rFonts w:ascii="Arial" w:hAnsi="Arial" w:cs="Arial"/>
+        </w:rPr>
+        <w:t xml:space="preserve">, </w:t>
+      </w:r>
+      <w:proofErr w:type="spellStart"/>
+      <w:r>
+        <w:rPr>
+          <w:rStyle w:val="Strong"/>
+          <w:rFonts w:ascii="Arial" w:hAnsi="Arial" w:cs="Arial"/>
+        </w:rPr>
+        <w:t>Datadog</w:t>
+      </w:r>
+      <w:proofErr w:type="spellEnd"/>
+      <w:r>
+        <w:rPr>
+          <w:rStyle w:val="Strong"/>
+          <w:rFonts w:ascii="Arial" w:hAnsi="Arial" w:cs="Arial"/>
+        </w:rPr>
+        <w:t>/Prometheus/</w:t>
+      </w:r>
+      <w:proofErr w:type="spellStart"/>
+      <w:r>
+        <w:rPr>
+          <w:rStyle w:val="Strong"/>
+          <w:rFonts w:ascii="Arial" w:hAnsi="Arial" w:cs="Arial"/>
+        </w:rPr>
+        <w:t>Grafana</w:t>
+      </w:r>
+      <w:proofErr w:type="spellEnd"/>
+      <w:r>
+        <w:rPr>
+          <w:rFonts w:ascii="Arial" w:hAnsi="Arial" w:cs="Arial"/>
+        </w:rPr>
+        <w:t>, and structured logging, and I’m known for modernization work, steady execution, and mentoring teams through high-stakes releases.</w:t>
+      </w:r>
     </w:p>
     <w:p>
       <w:pPr>
@@ -303,21 +555,19 @@
         <w:pStyle w:val="NormalWeb"/>
         <w:numPr>
           <w:ilvl w:val="0"/>
-          <w:numId w:val="2"/>
+          <w:numId w:val="12"/>
         </w:numPr>
         <w:jc w:val="both"/>
         <w:rPr>
           <w:rFonts w:ascii="Arial" w:hAnsi="Arial" w:cs="Arial"/>
           <w:sz w:val="18"/>
-          <w:szCs w:val="19"/>
-        </w:rPr>
-      </w:pPr>
-      <w:r>
-        <w:rPr>
-          <w:rStyle w:val="Strong"/>
-          <w:rFonts w:ascii="Arial" w:hAnsi="Arial" w:cs="Arial"/>
-          <w:sz w:val="18"/>
-          <w:szCs w:val="19"/>
+        </w:rPr>
+      </w:pPr>
+      <w:r>
+        <w:rPr>
+          <w:rStyle w:val="Strong"/>
+          <w:rFonts w:ascii="Arial" w:hAnsi="Arial" w:cs="Arial"/>
+          <w:sz w:val="18"/>
         </w:rPr>
         <w:t>Frontend</w:t>
       </w:r>
@@ -325,16 +575,47 @@
         <w:rPr>
           <w:rFonts w:ascii="Arial" w:hAnsi="Arial" w:cs="Arial"/>
           <w:sz w:val="18"/>
-          <w:szCs w:val="19"/>
-        </w:rPr>
-        <w:t xml:space="preserve"> — Angular, </w:t>
-      </w:r>
-      <w:proofErr w:type="spellStart"/>
-      <w:r>
-        <w:rPr>
-          <w:rFonts w:ascii="Arial" w:hAnsi="Arial" w:cs="Arial"/>
-          <w:sz w:val="18"/>
-          <w:szCs w:val="19"/>
+        </w:rPr>
+        <w:t xml:space="preserve"> : </w:t>
+      </w:r>
+      <w:r>
+        <w:rPr>
+          <w:rStyle w:val="Strong"/>
+          <w:rFonts w:ascii="Arial" w:hAnsi="Arial" w:cs="Arial"/>
+          <w:sz w:val="18"/>
+        </w:rPr>
+        <w:t>Angular</w:t>
+      </w:r>
+      <w:r>
+        <w:rPr>
+          <w:rFonts w:ascii="Arial" w:hAnsi="Arial" w:cs="Arial"/>
+          <w:sz w:val="18"/>
+        </w:rPr>
+        <w:t xml:space="preserve"> 2→18, </w:t>
+      </w:r>
+      <w:proofErr w:type="spellStart"/>
+      <w:r>
+        <w:rPr>
+          <w:rStyle w:val="Strong"/>
+          <w:rFonts w:ascii="Arial" w:hAnsi="Arial" w:cs="Arial"/>
+          <w:sz w:val="18"/>
+        </w:rPr>
+        <w:t>AngularJS</w:t>
+      </w:r>
+      <w:proofErr w:type="spellEnd"/>
+      <w:r>
+        <w:rPr>
+          <w:rFonts w:ascii="Arial" w:hAnsi="Arial" w:cs="Arial"/>
+          <w:sz w:val="18"/>
+        </w:rPr>
+        <w:t xml:space="preserve"> 1.5→1.8 (component pattern), </w:t>
+      </w:r>
+      <w:proofErr w:type="spellStart"/>
+      <w:r>
+        <w:rPr>
+          <w:rStyle w:val="Strong"/>
+          <w:rFonts w:ascii="Arial" w:hAnsi="Arial" w:cs="Arial"/>
+          <w:sz w:val="18"/>
         </w:rPr>
         <w:t>TypeScript</w:t>
       </w:r>
@@ -343,16 +624,15 @@
         <w:rPr>
           <w:rFonts w:ascii="Arial" w:hAnsi="Arial" w:cs="Arial"/>
           <w:sz w:val="18"/>
-          <w:szCs w:val="19"/>
-        </w:rPr>
-        <w:t xml:space="preserve">, JavaScript, </w:t>
-      </w:r>
-      <w:proofErr w:type="spellStart"/>
-      <w:r>
-        <w:rPr>
-          <w:rFonts w:ascii="Arial" w:hAnsi="Arial" w:cs="Arial"/>
-          <w:sz w:val="18"/>
-          <w:szCs w:val="19"/>
+        </w:rPr>
+        <w:t xml:space="preserve"> 3→5, </w:t>
+      </w:r>
+      <w:proofErr w:type="spellStart"/>
+      <w:r>
+        <w:rPr>
+          <w:rStyle w:val="Strong"/>
+          <w:rFonts w:ascii="Arial" w:hAnsi="Arial" w:cs="Arial"/>
+          <w:sz w:val="18"/>
         </w:rPr>
         <w:t>RxJS</w:t>
       </w:r>
@@ -361,9 +641,309 @@
         <w:rPr>
           <w:rFonts w:ascii="Arial" w:hAnsi="Arial" w:cs="Arial"/>
           <w:sz w:val="18"/>
-          <w:szCs w:val="19"/>
-        </w:rPr>
-        <w:t>, Angular Material, component libraries, reactive forms, state management patterns, responsive UI, accessibility (WCAG), performance profiling and optimization, HTML, CSS, SCSS</w:t>
+        </w:rPr>
+        <w:t xml:space="preserve"> 5→7, </w:t>
+      </w:r>
+      <w:proofErr w:type="spellStart"/>
+      <w:r>
+        <w:rPr>
+          <w:rStyle w:val="Strong"/>
+          <w:rFonts w:ascii="Arial" w:hAnsi="Arial" w:cs="Arial"/>
+          <w:sz w:val="18"/>
+        </w:rPr>
+        <w:t>NgRx</w:t>
+      </w:r>
+      <w:proofErr w:type="spellEnd"/>
+      <w:r>
+        <w:rPr>
+          <w:rFonts w:ascii="Arial" w:hAnsi="Arial" w:cs="Arial"/>
+          <w:sz w:val="18"/>
+        </w:rPr>
+        <w:t xml:space="preserve"> 8→16 (Store/Effects/Entity), </w:t>
+      </w:r>
+      <w:r>
+        <w:rPr>
+          <w:rStyle w:val="Strong"/>
+          <w:rFonts w:ascii="Arial" w:hAnsi="Arial" w:cs="Arial"/>
+          <w:sz w:val="18"/>
+        </w:rPr>
+        <w:t>Angular Material</w:t>
+      </w:r>
+      <w:r>
+        <w:rPr>
+          <w:rFonts w:ascii="Arial" w:hAnsi="Arial" w:cs="Arial"/>
+          <w:sz w:val="18"/>
+        </w:rPr>
+        <w:t xml:space="preserve"> 8→17, </w:t>
+      </w:r>
+      <w:r>
+        <w:rPr>
+          <w:rStyle w:val="Strong"/>
+          <w:rFonts w:ascii="Arial" w:hAnsi="Arial" w:cs="Arial"/>
+          <w:sz w:val="18"/>
+        </w:rPr>
+        <w:t>Storybook</w:t>
+      </w:r>
+      <w:r>
+        <w:rPr>
+          <w:rFonts w:ascii="Arial" w:hAnsi="Arial" w:cs="Arial"/>
+          <w:sz w:val="18"/>
+        </w:rPr>
+        <w:t xml:space="preserve"> 6→8, </w:t>
+      </w:r>
+      <w:r>
+        <w:rPr>
+          <w:rStyle w:val="Strong"/>
+          <w:rFonts w:ascii="Arial" w:hAnsi="Arial" w:cs="Arial"/>
+          <w:sz w:val="18"/>
+        </w:rPr>
+        <w:t>Standalone Components</w:t>
+      </w:r>
+      <w:r>
+        <w:rPr>
+          <w:rFonts w:ascii="Arial" w:hAnsi="Arial" w:cs="Arial"/>
+          <w:sz w:val="18"/>
+        </w:rPr>
+        <w:t xml:space="preserve"> (v14+), </w:t>
+      </w:r>
+      <w:r>
+        <w:rPr>
+          <w:rStyle w:val="Strong"/>
+          <w:rFonts w:ascii="Arial" w:hAnsi="Arial" w:cs="Arial"/>
+          <w:sz w:val="18"/>
+        </w:rPr>
+        <w:t>Signals</w:t>
+      </w:r>
+      <w:r>
+        <w:rPr>
+          <w:rFonts w:ascii="Arial" w:hAnsi="Arial" w:cs="Arial"/>
+          <w:sz w:val="18"/>
+        </w:rPr>
+        <w:t xml:space="preserve"> (v16+), </w:t>
+      </w:r>
+      <w:r>
+        <w:rPr>
+          <w:rStyle w:val="Strong"/>
+          <w:rFonts w:ascii="Arial" w:hAnsi="Arial" w:cs="Arial"/>
+          <w:sz w:val="18"/>
+        </w:rPr>
+        <w:t>SCSS/Sass</w:t>
+      </w:r>
+      <w:r>
+        <w:rPr>
+          <w:rFonts w:ascii="Arial" w:hAnsi="Arial" w:cs="Arial"/>
+          <w:sz w:val="18"/>
+        </w:rPr>
+        <w:t xml:space="preserve"> 3→1.7, </w:t>
+      </w:r>
+      <w:proofErr w:type="spellStart"/>
+      <w:r>
+        <w:rPr>
+          <w:rStyle w:val="Strong"/>
+          <w:rFonts w:ascii="Arial" w:hAnsi="Arial" w:cs="Arial"/>
+          <w:sz w:val="18"/>
+        </w:rPr>
+        <w:t>Webpack</w:t>
+      </w:r>
+      <w:proofErr w:type="spellEnd"/>
+      <w:r>
+        <w:rPr>
+          <w:rFonts w:ascii="Arial" w:hAnsi="Arial" w:cs="Arial"/>
+          <w:sz w:val="18"/>
+        </w:rPr>
+        <w:t xml:space="preserve"> 4→5, </w:t>
+      </w:r>
+      <w:proofErr w:type="spellStart"/>
+      <w:r>
+        <w:rPr>
+          <w:rStyle w:val="Strong"/>
+          <w:rFonts w:ascii="Arial" w:hAnsi="Arial" w:cs="Arial"/>
+          <w:sz w:val="18"/>
+        </w:rPr>
+        <w:t>Vite</w:t>
+      </w:r>
+      <w:proofErr w:type="spellEnd"/>
+      <w:r>
+        <w:rPr>
+          <w:rFonts w:ascii="Arial" w:hAnsi="Arial" w:cs="Arial"/>
+          <w:sz w:val="18"/>
+        </w:rPr>
+        <w:t xml:space="preserve"> 4→5 (Angular tooling), </w:t>
+      </w:r>
+      <w:r>
+        <w:rPr>
+          <w:rStyle w:val="Strong"/>
+          <w:rFonts w:ascii="Arial" w:hAnsi="Arial" w:cs="Arial"/>
+          <w:sz w:val="18"/>
+        </w:rPr>
+        <w:t>Module Federation</w:t>
+      </w:r>
+      <w:r>
+        <w:rPr>
+          <w:rFonts w:ascii="Arial" w:hAnsi="Arial" w:cs="Arial"/>
+          <w:sz w:val="18"/>
+        </w:rPr>
+        <w:t xml:space="preserve"> (v13+), </w:t>
+      </w:r>
+      <w:r>
+        <w:rPr>
+          <w:rStyle w:val="Strong"/>
+          <w:rFonts w:ascii="Arial" w:hAnsi="Arial" w:cs="Arial"/>
+          <w:sz w:val="18"/>
+        </w:rPr>
+        <w:t>PWA</w:t>
+      </w:r>
+      <w:r>
+        <w:rPr>
+          <w:rFonts w:ascii="Arial" w:hAnsi="Arial" w:cs="Arial"/>
+          <w:sz w:val="18"/>
+        </w:rPr>
+        <w:t xml:space="preserve"> (Angular Service Worker v6+), </w:t>
+      </w:r>
+      <w:r>
+        <w:rPr>
+          <w:rStyle w:val="Strong"/>
+          <w:rFonts w:ascii="Arial" w:hAnsi="Arial" w:cs="Arial"/>
+          <w:sz w:val="18"/>
+        </w:rPr>
+        <w:t>Web Components</w:t>
+      </w:r>
+      <w:r>
+        <w:rPr>
+          <w:rFonts w:ascii="Arial" w:hAnsi="Arial" w:cs="Arial"/>
+          <w:sz w:val="18"/>
+        </w:rPr>
+        <w:t xml:space="preserve"> (Elements v6+), </w:t>
+      </w:r>
+      <w:r>
+        <w:rPr>
+          <w:rStyle w:val="Strong"/>
+          <w:rFonts w:ascii="Arial" w:hAnsi="Arial" w:cs="Arial"/>
+          <w:sz w:val="18"/>
+        </w:rPr>
+        <w:t>Accessibility</w:t>
+      </w:r>
+      <w:r>
+        <w:rPr>
+          <w:rFonts w:ascii="Arial" w:hAnsi="Arial" w:cs="Arial"/>
+          <w:sz w:val="18"/>
+        </w:rPr>
+        <w:t xml:space="preserve"> aligned with </w:t>
+      </w:r>
+      <w:r>
+        <w:rPr>
+          <w:rStyle w:val="Strong"/>
+          <w:rFonts w:ascii="Arial" w:hAnsi="Arial" w:cs="Arial"/>
+          <w:sz w:val="18"/>
+        </w:rPr>
+        <w:t>WCAG</w:t>
+      </w:r>
+      <w:r>
+        <w:rPr>
+          <w:rFonts w:ascii="Arial" w:hAnsi="Arial" w:cs="Arial"/>
+          <w:sz w:val="18"/>
+        </w:rPr>
+        <w:t xml:space="preserve"> 2.1, performance profiling with </w:t>
+      </w:r>
+      <w:r>
+        <w:rPr>
+          <w:rStyle w:val="Strong"/>
+          <w:rFonts w:ascii="Arial" w:hAnsi="Arial" w:cs="Arial"/>
+          <w:sz w:val="18"/>
+        </w:rPr>
+        <w:t xml:space="preserve">Angular </w:t>
+      </w:r>
+      <w:proofErr w:type="spellStart"/>
+      <w:r>
+        <w:rPr>
+          <w:rStyle w:val="Strong"/>
+          <w:rFonts w:ascii="Arial" w:hAnsi="Arial" w:cs="Arial"/>
+          <w:sz w:val="18"/>
+        </w:rPr>
+        <w:t>DevTools</w:t>
+      </w:r>
+      <w:proofErr w:type="spellEnd"/>
+      <w:r>
+        <w:rPr>
+          <w:rFonts w:ascii="Arial" w:hAnsi="Arial" w:cs="Arial"/>
+          <w:sz w:val="18"/>
+        </w:rPr>
+        <w:t xml:space="preserve"> and browser </w:t>
+      </w:r>
+      <w:r>
+        <w:rPr>
+          <w:rStyle w:val="Strong"/>
+          <w:rFonts w:ascii="Arial" w:hAnsi="Arial" w:cs="Arial"/>
+          <w:sz w:val="18"/>
+        </w:rPr>
+        <w:t>Performance</w:t>
+      </w:r>
+      <w:r>
+        <w:rPr>
+          <w:rFonts w:ascii="Arial" w:hAnsi="Arial" w:cs="Arial"/>
+          <w:sz w:val="18"/>
+        </w:rPr>
+        <w:t xml:space="preserve"> panel; testing with </w:t>
+      </w:r>
+      <w:r>
+        <w:rPr>
+          <w:rStyle w:val="Strong"/>
+          <w:rFonts w:ascii="Arial" w:hAnsi="Arial" w:cs="Arial"/>
+          <w:sz w:val="18"/>
+        </w:rPr>
+        <w:t>Jest</w:t>
+      </w:r>
+      <w:r>
+        <w:rPr>
+          <w:rFonts w:ascii="Arial" w:hAnsi="Arial" w:cs="Arial"/>
+          <w:sz w:val="18"/>
+        </w:rPr>
+        <w:t xml:space="preserve"> 29+, </w:t>
+      </w:r>
+      <w:r>
+        <w:rPr>
+          <w:rStyle w:val="Strong"/>
+          <w:rFonts w:ascii="Arial" w:hAnsi="Arial" w:cs="Arial"/>
+          <w:sz w:val="18"/>
+        </w:rPr>
+        <w:t>Cypress</w:t>
+      </w:r>
+      <w:r>
+        <w:rPr>
+          <w:rFonts w:ascii="Arial" w:hAnsi="Arial" w:cs="Arial"/>
+          <w:sz w:val="18"/>
+        </w:rPr>
+        <w:t xml:space="preserve"> 12+, </w:t>
+      </w:r>
+      <w:r>
+        <w:rPr>
+          <w:rStyle w:val="Strong"/>
+          <w:rFonts w:ascii="Arial" w:hAnsi="Arial" w:cs="Arial"/>
+          <w:sz w:val="18"/>
+        </w:rPr>
+        <w:t>Playwright</w:t>
+      </w:r>
+      <w:r>
+        <w:rPr>
+          <w:rFonts w:ascii="Arial" w:hAnsi="Arial" w:cs="Arial"/>
+          <w:sz w:val="18"/>
+        </w:rPr>
+        <w:t xml:space="preserve"> 1.40+, </w:t>
+      </w:r>
+      <w:r>
+        <w:rPr>
+          <w:rStyle w:val="Strong"/>
+          <w:rFonts w:ascii="Arial" w:hAnsi="Arial" w:cs="Arial"/>
+          <w:sz w:val="18"/>
+        </w:rPr>
+        <w:t>RTL</w:t>
+      </w:r>
+      <w:r>
+        <w:rPr>
+          <w:rFonts w:ascii="Arial" w:hAnsi="Arial" w:cs="Arial"/>
+          <w:sz w:val="18"/>
+        </w:rPr>
+        <w:t xml:space="preserve"> 14+.</w:t>
       </w:r>
     </w:p>
     <w:p>
@@ -371,38 +951,278 @@
         <w:pStyle w:val="NormalWeb"/>
         <w:numPr>
           <w:ilvl w:val="0"/>
-          <w:numId w:val="2"/>
+          <w:numId w:val="12"/>
         </w:numPr>
         <w:jc w:val="both"/>
         <w:rPr>
           <w:rFonts w:ascii="Arial" w:hAnsi="Arial" w:cs="Arial"/>
           <w:sz w:val="18"/>
-          <w:szCs w:val="19"/>
-        </w:rPr>
-      </w:pPr>
-      <w:r>
-        <w:rPr>
-          <w:rStyle w:val="Strong"/>
-          <w:rFonts w:ascii="Arial" w:hAnsi="Arial" w:cs="Arial"/>
-          <w:sz w:val="18"/>
-          <w:szCs w:val="19"/>
-        </w:rPr>
-        <w:t>Backend &amp; APIs</w:t>
-      </w:r>
-      <w:r>
-        <w:rPr>
-          <w:rFonts w:ascii="Arial" w:hAnsi="Arial" w:cs="Arial"/>
-          <w:sz w:val="18"/>
-          <w:szCs w:val="19"/>
-        </w:rPr>
-        <w:t xml:space="preserve"> — C#, .NET, ASP.NET Core, REST API design, </w:t>
-      </w:r>
-      <w:proofErr w:type="spellStart"/>
-      <w:r>
-        <w:rPr>
-          <w:rFonts w:ascii="Arial" w:hAnsi="Arial" w:cs="Arial"/>
-          <w:sz w:val="18"/>
-          <w:szCs w:val="19"/>
+        </w:rPr>
+      </w:pPr>
+      <w:r>
+        <w:rPr>
+          <w:rStyle w:val="Strong"/>
+          <w:rFonts w:ascii="Arial" w:hAnsi="Arial" w:cs="Arial"/>
+          <w:sz w:val="18"/>
+        </w:rPr>
+        <w:t>Backend</w:t>
+      </w:r>
+      <w:r>
+        <w:rPr>
+          <w:rFonts w:ascii="Arial" w:hAnsi="Arial" w:cs="Arial"/>
+          <w:sz w:val="18"/>
+        </w:rPr>
+        <w:t xml:space="preserve"> : </w:t>
+      </w:r>
+      <w:r>
+        <w:rPr>
+          <w:rStyle w:val="Strong"/>
+          <w:rFonts w:ascii="Arial" w:hAnsi="Arial" w:cs="Arial"/>
+          <w:sz w:val="18"/>
+        </w:rPr>
+        <w:t>.NET</w:t>
+      </w:r>
+      <w:r>
+        <w:rPr>
+          <w:rFonts w:ascii="Arial" w:hAnsi="Arial" w:cs="Arial"/>
+          <w:sz w:val="18"/>
+        </w:rPr>
+        <w:t xml:space="preserve"> Framework 4.6→4.8, </w:t>
+      </w:r>
+      <w:r>
+        <w:rPr>
+          <w:rStyle w:val="Strong"/>
+          <w:rFonts w:ascii="Arial" w:hAnsi="Arial" w:cs="Arial"/>
+          <w:sz w:val="18"/>
+        </w:rPr>
+        <w:t>.NET</w:t>
+      </w:r>
+      <w:r>
+        <w:rPr>
+          <w:rFonts w:ascii="Arial" w:hAnsi="Arial" w:cs="Arial"/>
+          <w:sz w:val="18"/>
+        </w:rPr>
+        <w:t xml:space="preserve"> 6→8, </w:t>
+      </w:r>
+      <w:r>
+        <w:rPr>
+          <w:rStyle w:val="Strong"/>
+          <w:rFonts w:ascii="Arial" w:hAnsi="Arial" w:cs="Arial"/>
+          <w:sz w:val="18"/>
+        </w:rPr>
+        <w:t>C#</w:t>
+      </w:r>
+      <w:r>
+        <w:rPr>
+          <w:rFonts w:ascii="Arial" w:hAnsi="Arial" w:cs="Arial"/>
+          <w:sz w:val="18"/>
+        </w:rPr>
+        <w:t xml:space="preserve"> 7.3→12, </w:t>
+      </w:r>
+      <w:r>
+        <w:rPr>
+          <w:rStyle w:val="Strong"/>
+          <w:rFonts w:ascii="Arial" w:hAnsi="Arial" w:cs="Arial"/>
+          <w:sz w:val="18"/>
+        </w:rPr>
+        <w:t>ASP.NET Core</w:t>
+      </w:r>
+      <w:r>
+        <w:rPr>
+          <w:rFonts w:ascii="Arial" w:hAnsi="Arial" w:cs="Arial"/>
+          <w:sz w:val="18"/>
+        </w:rPr>
+        <w:t xml:space="preserve"> 2.1→8, </w:t>
+      </w:r>
+      <w:r>
+        <w:rPr>
+          <w:rStyle w:val="Strong"/>
+          <w:rFonts w:ascii="Arial" w:hAnsi="Arial" w:cs="Arial"/>
+          <w:sz w:val="18"/>
+        </w:rPr>
+        <w:t>ASP.NET MVC/Web API</w:t>
+      </w:r>
+      <w:r>
+        <w:rPr>
+          <w:rFonts w:ascii="Arial" w:hAnsi="Arial" w:cs="Arial"/>
+          <w:sz w:val="18"/>
+        </w:rPr>
+        <w:t xml:space="preserve"> 5→2, </w:t>
+      </w:r>
+      <w:r>
+        <w:rPr>
+          <w:rStyle w:val="Strong"/>
+          <w:rFonts w:ascii="Arial" w:hAnsi="Arial" w:cs="Arial"/>
+          <w:sz w:val="18"/>
+        </w:rPr>
+        <w:t>Minimal APIs</w:t>
+      </w:r>
+      <w:r>
+        <w:rPr>
+          <w:rFonts w:ascii="Arial" w:hAnsi="Arial" w:cs="Arial"/>
+          <w:sz w:val="18"/>
+        </w:rPr>
+        <w:t xml:space="preserve"> (v6+), </w:t>
+      </w:r>
+      <w:r>
+        <w:rPr>
+          <w:rStyle w:val="Strong"/>
+          <w:rFonts w:ascii="Arial" w:hAnsi="Arial" w:cs="Arial"/>
+          <w:sz w:val="18"/>
+        </w:rPr>
+        <w:t>EF Core</w:t>
+      </w:r>
+      <w:r>
+        <w:rPr>
+          <w:rFonts w:ascii="Arial" w:hAnsi="Arial" w:cs="Arial"/>
+          <w:sz w:val="18"/>
+        </w:rPr>
+        <w:t xml:space="preserve"> 3.1→8, </w:t>
+      </w:r>
+      <w:r>
+        <w:rPr>
+          <w:rStyle w:val="Strong"/>
+          <w:rFonts w:ascii="Arial" w:hAnsi="Arial" w:cs="Arial"/>
+          <w:sz w:val="18"/>
+        </w:rPr>
+        <w:t>Dapper</w:t>
+      </w:r>
+      <w:r>
+        <w:rPr>
+          <w:rFonts w:ascii="Arial" w:hAnsi="Arial" w:cs="Arial"/>
+          <w:sz w:val="18"/>
+        </w:rPr>
+        <w:t xml:space="preserve"> 2+, </w:t>
+      </w:r>
+      <w:r>
+        <w:rPr>
+          <w:rStyle w:val="Strong"/>
+          <w:rFonts w:ascii="Arial" w:hAnsi="Arial" w:cs="Arial"/>
+          <w:sz w:val="18"/>
+        </w:rPr>
+        <w:t>LINQ</w:t>
+      </w:r>
+      <w:r>
+        <w:rPr>
+          <w:rFonts w:ascii="Arial" w:hAnsi="Arial" w:cs="Arial"/>
+          <w:sz w:val="18"/>
+        </w:rPr>
+        <w:t xml:space="preserve">, </w:t>
+      </w:r>
+      <w:r>
+        <w:rPr>
+          <w:rStyle w:val="Strong"/>
+          <w:rFonts w:ascii="Arial" w:hAnsi="Arial" w:cs="Arial"/>
+          <w:sz w:val="18"/>
+        </w:rPr>
+        <w:t>SQL Server</w:t>
+      </w:r>
+      <w:r>
+        <w:rPr>
+          <w:rFonts w:ascii="Arial" w:hAnsi="Arial" w:cs="Arial"/>
+          <w:sz w:val="18"/>
+        </w:rPr>
+        <w:t xml:space="preserve"> 2014→2022, </w:t>
+      </w:r>
+      <w:proofErr w:type="spellStart"/>
+      <w:r>
+        <w:rPr>
+          <w:rStyle w:val="Strong"/>
+          <w:rFonts w:ascii="Arial" w:hAnsi="Arial" w:cs="Arial"/>
+          <w:sz w:val="18"/>
+        </w:rPr>
+        <w:t>PostgreSQL</w:t>
+      </w:r>
+      <w:proofErr w:type="spellEnd"/>
+      <w:r>
+        <w:rPr>
+          <w:rFonts w:ascii="Arial" w:hAnsi="Arial" w:cs="Arial"/>
+          <w:sz w:val="18"/>
+        </w:rPr>
+        <w:t xml:space="preserve"> 10→16, </w:t>
+      </w:r>
+      <w:proofErr w:type="spellStart"/>
+      <w:r>
+        <w:rPr>
+          <w:rStyle w:val="Strong"/>
+          <w:rFonts w:ascii="Arial" w:hAnsi="Arial" w:cs="Arial"/>
+          <w:sz w:val="18"/>
+        </w:rPr>
+        <w:t>Redis</w:t>
+      </w:r>
+      <w:proofErr w:type="spellEnd"/>
+      <w:r>
+        <w:rPr>
+          <w:rFonts w:ascii="Arial" w:hAnsi="Arial" w:cs="Arial"/>
+          <w:sz w:val="18"/>
+        </w:rPr>
+        <w:t xml:space="preserve"> 5→7, </w:t>
+      </w:r>
+      <w:proofErr w:type="spellStart"/>
+      <w:r>
+        <w:rPr>
+          <w:rStyle w:val="Strong"/>
+          <w:rFonts w:ascii="Arial" w:hAnsi="Arial" w:cs="Arial"/>
+          <w:sz w:val="18"/>
+        </w:rPr>
+        <w:t>gRPC</w:t>
+      </w:r>
+      <w:proofErr w:type="spellEnd"/>
+      <w:r>
+        <w:rPr>
+          <w:rFonts w:ascii="Arial" w:hAnsi="Arial" w:cs="Arial"/>
+          <w:sz w:val="18"/>
+        </w:rPr>
+        <w:t xml:space="preserve"> (v3+), </w:t>
+      </w:r>
+      <w:proofErr w:type="spellStart"/>
+      <w:r>
+        <w:rPr>
+          <w:rStyle w:val="Strong"/>
+          <w:rFonts w:ascii="Arial" w:hAnsi="Arial" w:cs="Arial"/>
+          <w:sz w:val="18"/>
+        </w:rPr>
+        <w:t>SignalR</w:t>
+      </w:r>
+      <w:proofErr w:type="spellEnd"/>
+      <w:r>
+        <w:rPr>
+          <w:rFonts w:ascii="Arial" w:hAnsi="Arial" w:cs="Arial"/>
+          <w:sz w:val="18"/>
+        </w:rPr>
+        <w:t xml:space="preserve"> (Core v3+), </w:t>
+      </w:r>
+      <w:proofErr w:type="spellStart"/>
+      <w:r>
+        <w:rPr>
+          <w:rStyle w:val="Strong"/>
+          <w:rFonts w:ascii="Arial" w:hAnsi="Arial" w:cs="Arial"/>
+          <w:sz w:val="18"/>
+        </w:rPr>
+        <w:t>FluentValidation</w:t>
+      </w:r>
+      <w:proofErr w:type="spellEnd"/>
+      <w:r>
+        <w:rPr>
+          <w:rFonts w:ascii="Arial" w:hAnsi="Arial" w:cs="Arial"/>
+          <w:sz w:val="18"/>
+        </w:rPr>
+        <w:t xml:space="preserve"> 9→11, </w:t>
+      </w:r>
+      <w:r>
+        <w:rPr>
+          <w:rStyle w:val="Strong"/>
+          <w:rFonts w:ascii="Arial" w:hAnsi="Arial" w:cs="Arial"/>
+          <w:sz w:val="18"/>
+        </w:rPr>
+        <w:t>Swagger/</w:t>
+      </w:r>
+      <w:proofErr w:type="spellStart"/>
+      <w:r>
+        <w:rPr>
+          <w:rStyle w:val="Strong"/>
+          <w:rFonts w:ascii="Arial" w:hAnsi="Arial" w:cs="Arial"/>
+          <w:sz w:val="18"/>
         </w:rPr>
         <w:t>OpenAPI</w:t>
       </w:r>
@@ -411,27 +1231,153 @@
         <w:rPr>
           <w:rFonts w:ascii="Arial" w:hAnsi="Arial" w:cs="Arial"/>
           <w:sz w:val="18"/>
-          <w:szCs w:val="19"/>
-        </w:rPr>
-        <w:t xml:space="preserve">/Swagger, authentication and authorization, JWT, OAuth2/OIDC concepts, layered architecture, domain modeling, structured error handling, background processing, </w:t>
-      </w:r>
-      <w:proofErr w:type="spellStart"/>
-      <w:r>
-        <w:rPr>
-          <w:rFonts w:ascii="Arial" w:hAnsi="Arial" w:cs="Arial"/>
-          <w:sz w:val="18"/>
-          <w:szCs w:val="19"/>
-        </w:rPr>
-        <w:t>async</w:t>
-      </w:r>
-      <w:proofErr w:type="spellEnd"/>
-      <w:r>
-        <w:rPr>
-          <w:rFonts w:ascii="Arial" w:hAnsi="Arial" w:cs="Arial"/>
-          <w:sz w:val="18"/>
-          <w:szCs w:val="19"/>
-        </w:rPr>
-        <w:t xml:space="preserve"> programming, caching strategies</w:t>
+        </w:rPr>
+        <w:t xml:space="preserve"> (</w:t>
+      </w:r>
+      <w:proofErr w:type="spellStart"/>
+      <w:r>
+        <w:rPr>
+          <w:rFonts w:ascii="Arial" w:hAnsi="Arial" w:cs="Arial"/>
+          <w:sz w:val="18"/>
+        </w:rPr>
+        <w:t>Swashbuckle</w:t>
+      </w:r>
+      <w:proofErr w:type="spellEnd"/>
+      <w:r>
+        <w:rPr>
+          <w:rFonts w:ascii="Arial" w:hAnsi="Arial" w:cs="Arial"/>
+          <w:sz w:val="18"/>
+        </w:rPr>
+        <w:t xml:space="preserve"> 5→6), </w:t>
+      </w:r>
+      <w:proofErr w:type="spellStart"/>
+      <w:r>
+        <w:rPr>
+          <w:rStyle w:val="Strong"/>
+          <w:rFonts w:ascii="Arial" w:hAnsi="Arial" w:cs="Arial"/>
+          <w:sz w:val="18"/>
+        </w:rPr>
+        <w:t>Auth</w:t>
+      </w:r>
+      <w:proofErr w:type="spellEnd"/>
+      <w:r>
+        <w:rPr>
+          <w:rFonts w:ascii="Arial" w:hAnsi="Arial" w:cs="Arial"/>
+          <w:sz w:val="18"/>
+        </w:rPr>
+        <w:t xml:space="preserve"> with </w:t>
+      </w:r>
+      <w:r>
+        <w:rPr>
+          <w:rStyle w:val="Strong"/>
+          <w:rFonts w:ascii="Arial" w:hAnsi="Arial" w:cs="Arial"/>
+          <w:sz w:val="18"/>
+        </w:rPr>
+        <w:t>OAuth2/OIDC</w:t>
+      </w:r>
+      <w:r>
+        <w:rPr>
+          <w:rFonts w:ascii="Arial" w:hAnsi="Arial" w:cs="Arial"/>
+          <w:sz w:val="18"/>
+        </w:rPr>
+        <w:t xml:space="preserve">, </w:t>
+      </w:r>
+      <w:r>
+        <w:rPr>
+          <w:rStyle w:val="Strong"/>
+          <w:rFonts w:ascii="Arial" w:hAnsi="Arial" w:cs="Arial"/>
+          <w:sz w:val="18"/>
+        </w:rPr>
+        <w:t>JWT</w:t>
+      </w:r>
+      <w:r>
+        <w:rPr>
+          <w:rFonts w:ascii="Arial" w:hAnsi="Arial" w:cs="Arial"/>
+          <w:sz w:val="18"/>
+        </w:rPr>
+        <w:t xml:space="preserve">, </w:t>
+      </w:r>
+      <w:r>
+        <w:rPr>
+          <w:rStyle w:val="Strong"/>
+          <w:rFonts w:ascii="Arial" w:hAnsi="Arial" w:cs="Arial"/>
+          <w:sz w:val="18"/>
+        </w:rPr>
+        <w:t>RBAC/ABAC</w:t>
+      </w:r>
+      <w:r>
+        <w:rPr>
+          <w:rFonts w:ascii="Arial" w:hAnsi="Arial" w:cs="Arial"/>
+          <w:sz w:val="18"/>
+        </w:rPr>
+        <w:t xml:space="preserve">, </w:t>
+      </w:r>
+      <w:r>
+        <w:rPr>
+          <w:rStyle w:val="Strong"/>
+          <w:rFonts w:ascii="Arial" w:hAnsi="Arial" w:cs="Arial"/>
+          <w:sz w:val="18"/>
+        </w:rPr>
+        <w:t>rate limiting</w:t>
+      </w:r>
+      <w:r>
+        <w:rPr>
+          <w:rFonts w:ascii="Arial" w:hAnsi="Arial" w:cs="Arial"/>
+          <w:sz w:val="18"/>
+        </w:rPr>
+        <w:t xml:space="preserve"> (v7+), background processing with </w:t>
+      </w:r>
+      <w:proofErr w:type="spellStart"/>
+      <w:r>
+        <w:rPr>
+          <w:rStyle w:val="Strong"/>
+          <w:rFonts w:ascii="Arial" w:hAnsi="Arial" w:cs="Arial"/>
+          <w:sz w:val="18"/>
+        </w:rPr>
+        <w:t>IHostedService</w:t>
+      </w:r>
+      <w:proofErr w:type="spellEnd"/>
+      <w:r>
+        <w:rPr>
+          <w:rStyle w:val="Strong"/>
+          <w:rFonts w:ascii="Arial" w:hAnsi="Arial" w:cs="Arial"/>
+          <w:sz w:val="18"/>
+        </w:rPr>
+        <w:t>/</w:t>
+      </w:r>
+      <w:proofErr w:type="spellStart"/>
+      <w:r>
+        <w:rPr>
+          <w:rStyle w:val="Strong"/>
+          <w:rFonts w:ascii="Arial" w:hAnsi="Arial" w:cs="Arial"/>
+          <w:sz w:val="18"/>
+        </w:rPr>
+        <w:t>BackgroundService</w:t>
+      </w:r>
+      <w:proofErr w:type="spellEnd"/>
+      <w:r>
+        <w:rPr>
+          <w:rFonts w:ascii="Arial" w:hAnsi="Arial" w:cs="Arial"/>
+          <w:sz w:val="18"/>
+        </w:rPr>
+        <w:t xml:space="preserve"> (v3+), </w:t>
+      </w:r>
+      <w:proofErr w:type="spellStart"/>
+      <w:r>
+        <w:rPr>
+          <w:rStyle w:val="Strong"/>
+          <w:rFonts w:ascii="Arial" w:hAnsi="Arial" w:cs="Arial"/>
+          <w:sz w:val="18"/>
+        </w:rPr>
+        <w:t>Hangfire</w:t>
+      </w:r>
+      <w:proofErr w:type="spellEnd"/>
+      <w:r>
+        <w:rPr>
+          <w:rFonts w:ascii="Arial" w:hAnsi="Arial" w:cs="Arial"/>
+          <w:sz w:val="18"/>
+        </w:rPr>
+        <w:t xml:space="preserve"> 1.7+.</w:t>
       </w:r>
     </w:p>
     <w:p>
@@ -439,49 +1385,216 @@
         <w:pStyle w:val="NormalWeb"/>
         <w:numPr>
           <w:ilvl w:val="0"/>
-          <w:numId w:val="2"/>
+          <w:numId w:val="12"/>
         </w:numPr>
         <w:jc w:val="both"/>
         <w:rPr>
           <w:rFonts w:ascii="Arial" w:hAnsi="Arial" w:cs="Arial"/>
           <w:sz w:val="18"/>
-          <w:szCs w:val="19"/>
-        </w:rPr>
-      </w:pPr>
-      <w:r>
-        <w:rPr>
-          <w:rStyle w:val="Strong"/>
-          <w:rFonts w:ascii="Arial" w:hAnsi="Arial" w:cs="Arial"/>
-          <w:sz w:val="18"/>
-          <w:szCs w:val="19"/>
-        </w:rPr>
-        <w:t>Data</w:t>
-      </w:r>
-      <w:r>
-        <w:rPr>
-          <w:rFonts w:ascii="Arial" w:hAnsi="Arial" w:cs="Arial"/>
-          <w:sz w:val="18"/>
-          <w:szCs w:val="19"/>
-        </w:rPr>
-        <w:t xml:space="preserve"> — SQL, SQL Server, </w:t>
-      </w:r>
-      <w:proofErr w:type="spellStart"/>
-      <w:r>
-        <w:rPr>
-          <w:rFonts w:ascii="Arial" w:hAnsi="Arial" w:cs="Arial"/>
-          <w:sz w:val="18"/>
-          <w:szCs w:val="19"/>
-        </w:rPr>
-        <w:t>PostgreSQL</w:t>
-      </w:r>
-      <w:proofErr w:type="spellEnd"/>
-      <w:r>
-        <w:rPr>
-          <w:rFonts w:ascii="Arial" w:hAnsi="Arial" w:cs="Arial"/>
-          <w:sz w:val="18"/>
-          <w:szCs w:val="19"/>
-        </w:rPr>
-        <w:t>, schema design, indexing strategies, query optimization, transactions, migrations, data integrity</w:t>
+        </w:rPr>
+      </w:pPr>
+      <w:r>
+        <w:rPr>
+          <w:rStyle w:val="Strong"/>
+          <w:rFonts w:ascii="Arial" w:hAnsi="Arial" w:cs="Arial"/>
+          <w:sz w:val="18"/>
+        </w:rPr>
+        <w:t xml:space="preserve">Cloud &amp; </w:t>
+      </w:r>
+      <w:proofErr w:type="spellStart"/>
+      <w:r>
+        <w:rPr>
+          <w:rStyle w:val="Strong"/>
+          <w:rFonts w:ascii="Arial" w:hAnsi="Arial" w:cs="Arial"/>
+          <w:sz w:val="18"/>
+        </w:rPr>
+        <w:t>DevOps</w:t>
+      </w:r>
+      <w:proofErr w:type="spellEnd"/>
+      <w:r>
+        <w:rPr>
+          <w:rFonts w:ascii="Arial" w:hAnsi="Arial" w:cs="Arial"/>
+          <w:sz w:val="18"/>
+        </w:rPr>
+        <w:t xml:space="preserve"> : </w:t>
+      </w:r>
+      <w:proofErr w:type="spellStart"/>
+      <w:r>
+        <w:rPr>
+          <w:rStyle w:val="Strong"/>
+          <w:rFonts w:ascii="Arial" w:hAnsi="Arial" w:cs="Arial"/>
+          <w:sz w:val="18"/>
+        </w:rPr>
+        <w:t>Docker</w:t>
+      </w:r>
+      <w:proofErr w:type="spellEnd"/>
+      <w:r>
+        <w:rPr>
+          <w:rFonts w:ascii="Arial" w:hAnsi="Arial" w:cs="Arial"/>
+          <w:sz w:val="18"/>
+        </w:rPr>
+        <w:t xml:space="preserve"> 19→26, </w:t>
+      </w:r>
+      <w:proofErr w:type="spellStart"/>
+      <w:r>
+        <w:rPr>
+          <w:rStyle w:val="Strong"/>
+          <w:rFonts w:ascii="Arial" w:hAnsi="Arial" w:cs="Arial"/>
+          <w:sz w:val="18"/>
+        </w:rPr>
+        <w:t>Kubernetes</w:t>
+      </w:r>
+      <w:proofErr w:type="spellEnd"/>
+      <w:r>
+        <w:rPr>
+          <w:rFonts w:ascii="Arial" w:hAnsi="Arial" w:cs="Arial"/>
+          <w:sz w:val="18"/>
+        </w:rPr>
+        <w:t xml:space="preserve"> 1.20→1.29, </w:t>
+      </w:r>
+      <w:r>
+        <w:rPr>
+          <w:rStyle w:val="Strong"/>
+          <w:rFonts w:ascii="Arial" w:hAnsi="Arial" w:cs="Arial"/>
+          <w:sz w:val="18"/>
+        </w:rPr>
+        <w:t>Helm</w:t>
+      </w:r>
+      <w:r>
+        <w:rPr>
+          <w:rFonts w:ascii="Arial" w:hAnsi="Arial" w:cs="Arial"/>
+          <w:sz w:val="18"/>
+        </w:rPr>
+        <w:t xml:space="preserve"> 3+, </w:t>
+      </w:r>
+      <w:proofErr w:type="spellStart"/>
+      <w:r>
+        <w:rPr>
+          <w:rStyle w:val="Strong"/>
+          <w:rFonts w:ascii="Arial" w:hAnsi="Arial" w:cs="Arial"/>
+          <w:sz w:val="18"/>
+        </w:rPr>
+        <w:t>Terraform</w:t>
+      </w:r>
+      <w:proofErr w:type="spellEnd"/>
+      <w:r>
+        <w:rPr>
+          <w:rFonts w:ascii="Arial" w:hAnsi="Arial" w:cs="Arial"/>
+          <w:sz w:val="18"/>
+        </w:rPr>
+        <w:t xml:space="preserve"> 1.0→1.7, </w:t>
+      </w:r>
+      <w:proofErr w:type="spellStart"/>
+      <w:r>
+        <w:rPr>
+          <w:rStyle w:val="Strong"/>
+          <w:rFonts w:ascii="Arial" w:hAnsi="Arial" w:cs="Arial"/>
+          <w:sz w:val="18"/>
+        </w:rPr>
+        <w:t>GitHub</w:t>
+      </w:r>
+      <w:proofErr w:type="spellEnd"/>
+      <w:r>
+        <w:rPr>
+          <w:rStyle w:val="Strong"/>
+          <w:rFonts w:ascii="Arial" w:hAnsi="Arial" w:cs="Arial"/>
+          <w:sz w:val="18"/>
+        </w:rPr>
+        <w:t xml:space="preserve"> Actions</w:t>
+      </w:r>
+      <w:r>
+        <w:rPr>
+          <w:rFonts w:ascii="Arial" w:hAnsi="Arial" w:cs="Arial"/>
+          <w:sz w:val="18"/>
+        </w:rPr>
+        <w:t xml:space="preserve"> (2019+), </w:t>
+      </w:r>
+      <w:r>
+        <w:rPr>
+          <w:rStyle w:val="Strong"/>
+          <w:rFonts w:ascii="Arial" w:hAnsi="Arial" w:cs="Arial"/>
+          <w:sz w:val="18"/>
+        </w:rPr>
+        <w:t xml:space="preserve">Azure </w:t>
+      </w:r>
+      <w:proofErr w:type="spellStart"/>
+      <w:r>
+        <w:rPr>
+          <w:rStyle w:val="Strong"/>
+          <w:rFonts w:ascii="Arial" w:hAnsi="Arial" w:cs="Arial"/>
+          <w:sz w:val="18"/>
+        </w:rPr>
+        <w:t>DevOps</w:t>
+      </w:r>
+      <w:proofErr w:type="spellEnd"/>
+      <w:r>
+        <w:rPr>
+          <w:rFonts w:ascii="Arial" w:hAnsi="Arial" w:cs="Arial"/>
+          <w:sz w:val="18"/>
+        </w:rPr>
+        <w:t xml:space="preserve"> (Pipelines), </w:t>
+      </w:r>
+      <w:r>
+        <w:rPr>
+          <w:rStyle w:val="Strong"/>
+          <w:rFonts w:ascii="Arial" w:hAnsi="Arial" w:cs="Arial"/>
+          <w:sz w:val="18"/>
+        </w:rPr>
+        <w:t>AWS</w:t>
+      </w:r>
+      <w:r>
+        <w:rPr>
+          <w:rFonts w:ascii="Arial" w:hAnsi="Arial" w:cs="Arial"/>
+          <w:sz w:val="18"/>
+        </w:rPr>
+        <w:t xml:space="preserve"> (ECS/EKS/Lambda/API Gateway/S3/RDS/</w:t>
+      </w:r>
+      <w:proofErr w:type="spellStart"/>
+      <w:r>
+        <w:rPr>
+          <w:rFonts w:ascii="Arial" w:hAnsi="Arial" w:cs="Arial"/>
+          <w:sz w:val="18"/>
+        </w:rPr>
+        <w:t>CloudWatch</w:t>
+      </w:r>
+      <w:proofErr w:type="spellEnd"/>
+      <w:r>
+        <w:rPr>
+          <w:rFonts w:ascii="Arial" w:hAnsi="Arial" w:cs="Arial"/>
+          <w:sz w:val="18"/>
+        </w:rPr>
+        <w:t xml:space="preserve">), </w:t>
+      </w:r>
+      <w:r>
+        <w:rPr>
+          <w:rStyle w:val="Strong"/>
+          <w:rFonts w:ascii="Arial" w:hAnsi="Arial" w:cs="Arial"/>
+          <w:sz w:val="18"/>
+        </w:rPr>
+        <w:t>Azure</w:t>
+      </w:r>
+      <w:r>
+        <w:rPr>
+          <w:rFonts w:ascii="Arial" w:hAnsi="Arial" w:cs="Arial"/>
+          <w:sz w:val="18"/>
+        </w:rPr>
+        <w:t xml:space="preserve"> (App Service/AKS/Azure SQL/Key Vault/Application Insights), blue/green + canary releases, </w:t>
+      </w:r>
+      <w:proofErr w:type="spellStart"/>
+      <w:r>
+        <w:rPr>
+          <w:rFonts w:ascii="Arial" w:hAnsi="Arial" w:cs="Arial"/>
+          <w:sz w:val="18"/>
+        </w:rPr>
+        <w:t>IaC</w:t>
+      </w:r>
+      <w:proofErr w:type="spellEnd"/>
+      <w:r>
+        <w:rPr>
+          <w:rFonts w:ascii="Arial" w:hAnsi="Arial" w:cs="Arial"/>
+          <w:sz w:val="18"/>
+        </w:rPr>
+        <w:t>-backed environments, secret management, and CI/CD quality gates.</w:t>
       </w:r>
     </w:p>
     <w:p>
@@ -489,92 +1602,166 @@
         <w:pStyle w:val="NormalWeb"/>
         <w:numPr>
           <w:ilvl w:val="0"/>
-          <w:numId w:val="2"/>
+          <w:numId w:val="12"/>
         </w:numPr>
         <w:jc w:val="both"/>
         <w:rPr>
           <w:rFonts w:ascii="Arial" w:hAnsi="Arial" w:cs="Arial"/>
           <w:sz w:val="18"/>
-          <w:szCs w:val="19"/>
-        </w:rPr>
-      </w:pPr>
-      <w:r>
-        <w:rPr>
-          <w:rStyle w:val="Strong"/>
-          <w:rFonts w:ascii="Arial" w:hAnsi="Arial" w:cs="Arial"/>
-          <w:sz w:val="18"/>
-          <w:szCs w:val="19"/>
-        </w:rPr>
-        <w:t xml:space="preserve">Cloud &amp; </w:t>
-      </w:r>
-      <w:proofErr w:type="spellStart"/>
-      <w:r>
-        <w:rPr>
-          <w:rStyle w:val="Strong"/>
-          <w:rFonts w:ascii="Arial" w:hAnsi="Arial" w:cs="Arial"/>
-          <w:sz w:val="18"/>
-          <w:szCs w:val="19"/>
-        </w:rPr>
-        <w:t>DevOps</w:t>
-      </w:r>
-      <w:proofErr w:type="spellEnd"/>
-      <w:r>
-        <w:rPr>
-          <w:rFonts w:ascii="Arial" w:hAnsi="Arial" w:cs="Arial"/>
-          <w:sz w:val="18"/>
-          <w:szCs w:val="19"/>
-        </w:rPr>
-        <w:t xml:space="preserve"> — Microsoft Azure (App Services, storage, monitoring), environment separation, configuration and secrets management concepts, CI/CD pipelines, Azure </w:t>
-      </w:r>
-      <w:proofErr w:type="spellStart"/>
-      <w:r>
-        <w:rPr>
-          <w:rFonts w:ascii="Arial" w:hAnsi="Arial" w:cs="Arial"/>
-          <w:sz w:val="18"/>
-          <w:szCs w:val="19"/>
-        </w:rPr>
-        <w:t>DevOps</w:t>
-      </w:r>
-      <w:proofErr w:type="spellEnd"/>
-      <w:r>
-        <w:rPr>
-          <w:rFonts w:ascii="Arial" w:hAnsi="Arial" w:cs="Arial"/>
-          <w:sz w:val="18"/>
-          <w:szCs w:val="19"/>
-        </w:rPr>
-        <w:t>, release automation, operational monitoring and rollback awareness</w:t>
-      </w:r>
-    </w:p>
-    <w:p>
-      <w:pPr>
-        <w:pStyle w:val="NormalWeb"/>
-        <w:numPr>
-          <w:ilvl w:val="0"/>
-          <w:numId w:val="2"/>
-        </w:numPr>
-        <w:jc w:val="both"/>
-        <w:rPr>
-          <w:rFonts w:ascii="Arial" w:hAnsi="Arial" w:cs="Arial"/>
-          <w:sz w:val="18"/>
-          <w:szCs w:val="19"/>
-        </w:rPr>
-      </w:pPr>
-      <w:r>
-        <w:rPr>
-          <w:rStyle w:val="Strong"/>
-          <w:rFonts w:ascii="Arial" w:hAnsi="Arial" w:cs="Arial"/>
-          <w:sz w:val="18"/>
-          <w:szCs w:val="19"/>
-        </w:rPr>
-        <w:t>Quality &amp; Security</w:t>
-      </w:r>
-      <w:r>
-        <w:rPr>
-          <w:rFonts w:ascii="Arial" w:hAnsi="Arial" w:cs="Arial"/>
-          <w:sz w:val="18"/>
-          <w:szCs w:val="19"/>
-        </w:rPr>
-        <w:t xml:space="preserve"> — unit/integration testing, API testing, frontend component testing, regression prevention, OWASP-aligned secure API practices, input validation, RBAC, token security, secure configuration practices</w:t>
+        </w:rPr>
+      </w:pPr>
+      <w:proofErr w:type="spellStart"/>
+      <w:r>
+        <w:rPr>
+          <w:rStyle w:val="Strong"/>
+          <w:rFonts w:ascii="Arial" w:hAnsi="Arial" w:cs="Arial"/>
+          <w:sz w:val="18"/>
+        </w:rPr>
+        <w:t>Observability</w:t>
+      </w:r>
+      <w:proofErr w:type="spellEnd"/>
+      <w:r>
+        <w:rPr>
+          <w:rStyle w:val="Strong"/>
+          <w:rFonts w:ascii="Arial" w:hAnsi="Arial" w:cs="Arial"/>
+          <w:sz w:val="18"/>
+        </w:rPr>
+        <w:t xml:space="preserve"> &amp; Quality</w:t>
+      </w:r>
+      <w:r>
+        <w:rPr>
+          <w:rFonts w:ascii="Arial" w:hAnsi="Arial" w:cs="Arial"/>
+          <w:sz w:val="18"/>
+        </w:rPr>
+        <w:t xml:space="preserve"> : </w:t>
+      </w:r>
+      <w:proofErr w:type="spellStart"/>
+      <w:r>
+        <w:rPr>
+          <w:rStyle w:val="Strong"/>
+          <w:rFonts w:ascii="Arial" w:hAnsi="Arial" w:cs="Arial"/>
+          <w:sz w:val="18"/>
+        </w:rPr>
+        <w:t>OpenTelemetry</w:t>
+      </w:r>
+      <w:proofErr w:type="spellEnd"/>
+      <w:r>
+        <w:rPr>
+          <w:rFonts w:ascii="Arial" w:hAnsi="Arial" w:cs="Arial"/>
+          <w:sz w:val="18"/>
+        </w:rPr>
+        <w:t xml:space="preserve"> 1.0+, </w:t>
+      </w:r>
+      <w:proofErr w:type="spellStart"/>
+      <w:r>
+        <w:rPr>
+          <w:rStyle w:val="Strong"/>
+          <w:rFonts w:ascii="Arial" w:hAnsi="Arial" w:cs="Arial"/>
+          <w:sz w:val="18"/>
+        </w:rPr>
+        <w:t>Serilog</w:t>
+      </w:r>
+      <w:proofErr w:type="spellEnd"/>
+      <w:r>
+        <w:rPr>
+          <w:rFonts w:ascii="Arial" w:hAnsi="Arial" w:cs="Arial"/>
+          <w:sz w:val="18"/>
+        </w:rPr>
+        <w:t xml:space="preserve"> 2+, </w:t>
+      </w:r>
+      <w:r>
+        <w:rPr>
+          <w:rStyle w:val="Strong"/>
+          <w:rFonts w:ascii="Arial" w:hAnsi="Arial" w:cs="Arial"/>
+          <w:sz w:val="18"/>
+        </w:rPr>
+        <w:t>ELK/EFK</w:t>
+      </w:r>
+      <w:r>
+        <w:rPr>
+          <w:rFonts w:ascii="Arial" w:hAnsi="Arial" w:cs="Arial"/>
+          <w:sz w:val="18"/>
+        </w:rPr>
+        <w:t xml:space="preserve">, </w:t>
+      </w:r>
+      <w:r>
+        <w:rPr>
+          <w:rStyle w:val="Strong"/>
+          <w:rFonts w:ascii="Arial" w:hAnsi="Arial" w:cs="Arial"/>
+          <w:sz w:val="18"/>
+        </w:rPr>
+        <w:t>Prometheus</w:t>
+      </w:r>
+      <w:r>
+        <w:rPr>
+          <w:rFonts w:ascii="Arial" w:hAnsi="Arial" w:cs="Arial"/>
+          <w:sz w:val="18"/>
+        </w:rPr>
+        <w:t xml:space="preserve"> 2+, </w:t>
+      </w:r>
+      <w:proofErr w:type="spellStart"/>
+      <w:r>
+        <w:rPr>
+          <w:rStyle w:val="Strong"/>
+          <w:rFonts w:ascii="Arial" w:hAnsi="Arial" w:cs="Arial"/>
+          <w:sz w:val="18"/>
+        </w:rPr>
+        <w:t>Grafana</w:t>
+      </w:r>
+      <w:proofErr w:type="spellEnd"/>
+      <w:r>
+        <w:rPr>
+          <w:rFonts w:ascii="Arial" w:hAnsi="Arial" w:cs="Arial"/>
+          <w:sz w:val="18"/>
+        </w:rPr>
+        <w:t xml:space="preserve"> 8→10, </w:t>
+      </w:r>
+      <w:proofErr w:type="spellStart"/>
+      <w:r>
+        <w:rPr>
+          <w:rStyle w:val="Strong"/>
+          <w:rFonts w:ascii="Arial" w:hAnsi="Arial" w:cs="Arial"/>
+          <w:sz w:val="18"/>
+        </w:rPr>
+        <w:t>Datadog</w:t>
+      </w:r>
+      <w:proofErr w:type="spellEnd"/>
+      <w:r>
+        <w:rPr>
+          <w:rFonts w:ascii="Arial" w:hAnsi="Arial" w:cs="Arial"/>
+          <w:sz w:val="18"/>
+        </w:rPr>
+        <w:t xml:space="preserve"> APM, structured logging + correlation IDs, distributed tracing, SLO-driven alerting, contract testing (</w:t>
+      </w:r>
+      <w:r>
+        <w:rPr>
+          <w:rStyle w:val="Strong"/>
+          <w:rFonts w:ascii="Arial" w:hAnsi="Arial" w:cs="Arial"/>
+          <w:sz w:val="18"/>
+        </w:rPr>
+        <w:t>Pact</w:t>
+      </w:r>
+      <w:r>
+        <w:rPr>
+          <w:rFonts w:ascii="Arial" w:hAnsi="Arial" w:cs="Arial"/>
+          <w:sz w:val="18"/>
+        </w:rPr>
+        <w:t xml:space="preserve"> 4+), and performance/load testing (</w:t>
+      </w:r>
+      <w:r>
+        <w:rPr>
+          <w:rStyle w:val="Strong"/>
+          <w:rFonts w:ascii="Arial" w:hAnsi="Arial" w:cs="Arial"/>
+          <w:sz w:val="18"/>
+        </w:rPr>
+        <w:t>k6</w:t>
+      </w:r>
+      <w:r>
+        <w:rPr>
+          <w:rFonts w:ascii="Arial" w:hAnsi="Arial" w:cs="Arial"/>
+          <w:sz w:val="18"/>
+        </w:rPr>
+        <w:t xml:space="preserve"> 0.4+).</w:t>
       </w:r>
     </w:p>
     <w:p>
@@ -688,56 +1875,93 @@
         <w:pStyle w:val="NormalWeb"/>
         <w:numPr>
           <w:ilvl w:val="0"/>
-          <w:numId w:val="3"/>
+          <w:numId w:val="13"/>
         </w:numPr>
         <w:jc w:val="both"/>
         <w:rPr>
           <w:rFonts w:ascii="Arial" w:hAnsi="Arial" w:cs="Arial"/>
           <w:sz w:val="18"/>
-          <w:szCs w:val="19"/>
-        </w:rPr>
-      </w:pPr>
-      <w:r>
-        <w:rPr>
-          <w:rFonts w:ascii="Arial" w:hAnsi="Arial" w:cs="Arial"/>
-          <w:sz w:val="18"/>
-          <w:szCs w:val="19"/>
-        </w:rPr>
-        <w:t xml:space="preserve">Led development of </w:t>
-      </w:r>
-      <w:r>
-        <w:rPr>
-          <w:rStyle w:val="Strong"/>
-          <w:rFonts w:ascii="Arial" w:hAnsi="Arial" w:cs="Arial"/>
-          <w:sz w:val="18"/>
-          <w:szCs w:val="19"/>
-        </w:rPr>
-        <w:t>enterprise .NET services</w:t>
-      </w:r>
-      <w:r>
-        <w:rPr>
-          <w:rFonts w:ascii="Arial" w:hAnsi="Arial" w:cs="Arial"/>
-          <w:sz w:val="18"/>
-          <w:szCs w:val="19"/>
-        </w:rPr>
-        <w:t xml:space="preserve"> powering multiple Angular applications, keeping boundaries clear with </w:t>
-      </w:r>
-      <w:r>
-        <w:rPr>
-          <w:rStyle w:val="Strong"/>
-          <w:rFonts w:ascii="Arial" w:hAnsi="Arial" w:cs="Arial"/>
-          <w:sz w:val="18"/>
-          <w:szCs w:val="19"/>
-        </w:rPr>
-        <w:t>clean architecture</w:t>
-      </w:r>
-      <w:r>
-        <w:rPr>
-          <w:rFonts w:ascii="Arial" w:hAnsi="Arial" w:cs="Arial"/>
-          <w:sz w:val="18"/>
-          <w:szCs w:val="19"/>
-        </w:rPr>
-        <w:t xml:space="preserve"> and consistent service contracts.</w:t>
+          <w:szCs w:val="18"/>
+        </w:rPr>
+      </w:pPr>
+      <w:r>
+        <w:rPr>
+          <w:rFonts w:ascii="Arial" w:hAnsi="Arial" w:cs="Arial"/>
+          <w:sz w:val="18"/>
+          <w:szCs w:val="18"/>
+        </w:rPr>
+        <w:t xml:space="preserve">In a </w:t>
+      </w:r>
+      <w:r>
+        <w:rPr>
+          <w:rStyle w:val="Strong"/>
+          <w:rFonts w:ascii="Arial" w:hAnsi="Arial" w:cs="Arial"/>
+          <w:sz w:val="18"/>
+          <w:szCs w:val="18"/>
+        </w:rPr>
+        <w:t>premium fashion e-commerce</w:t>
+      </w:r>
+      <w:r>
+        <w:rPr>
+          <w:rFonts w:ascii="Arial" w:hAnsi="Arial" w:cs="Arial"/>
+          <w:sz w:val="18"/>
+          <w:szCs w:val="18"/>
+        </w:rPr>
+        <w:t xml:space="preserve"> program, I led </w:t>
+      </w:r>
+      <w:r>
+        <w:rPr>
+          <w:rStyle w:val="Strong"/>
+          <w:rFonts w:ascii="Arial" w:hAnsi="Arial" w:cs="Arial"/>
+          <w:sz w:val="18"/>
+          <w:szCs w:val="18"/>
+        </w:rPr>
+        <w:t>.NET 6 (ASP.NET Core Web API)</w:t>
+      </w:r>
+      <w:r>
+        <w:rPr>
+          <w:rFonts w:ascii="Arial" w:hAnsi="Arial" w:cs="Arial"/>
+          <w:sz w:val="18"/>
+          <w:szCs w:val="18"/>
+        </w:rPr>
+        <w:t xml:space="preserve"> and </w:t>
+      </w:r>
+      <w:r>
+        <w:rPr>
+          <w:rStyle w:val="Strong"/>
+          <w:rFonts w:ascii="Arial" w:hAnsi="Arial" w:cs="Arial"/>
+          <w:sz w:val="18"/>
+          <w:szCs w:val="18"/>
+        </w:rPr>
+        <w:t xml:space="preserve">Angular 15 + </w:t>
+      </w:r>
+      <w:proofErr w:type="spellStart"/>
+      <w:r>
+        <w:rPr>
+          <w:rStyle w:val="Strong"/>
+          <w:rFonts w:ascii="Arial" w:hAnsi="Arial" w:cs="Arial"/>
+          <w:sz w:val="18"/>
+          <w:szCs w:val="18"/>
+        </w:rPr>
+        <w:t>TypeScript</w:t>
+      </w:r>
+      <w:proofErr w:type="spellEnd"/>
+      <w:r>
+        <w:rPr>
+          <w:rStyle w:val="Strong"/>
+          <w:rFonts w:ascii="Arial" w:hAnsi="Arial" w:cs="Arial"/>
+          <w:sz w:val="18"/>
+          <w:szCs w:val="18"/>
+        </w:rPr>
+        <w:t xml:space="preserve"> 4.8</w:t>
+      </w:r>
+      <w:r>
+        <w:rPr>
+          <w:rFonts w:ascii="Arial" w:hAnsi="Arial" w:cs="Arial"/>
+          <w:sz w:val="18"/>
+          <w:szCs w:val="18"/>
+        </w:rPr>
+        <w:t xml:space="preserve"> delivery for catalog, checkout, and account flows under strict SLA expectations.</w:t>
       </w:r>
     </w:p>
     <w:p>
@@ -745,39 +1969,67 @@
         <w:pStyle w:val="NormalWeb"/>
         <w:numPr>
           <w:ilvl w:val="0"/>
-          <w:numId w:val="3"/>
+          <w:numId w:val="13"/>
         </w:numPr>
         <w:jc w:val="both"/>
         <w:rPr>
           <w:rFonts w:ascii="Arial" w:hAnsi="Arial" w:cs="Arial"/>
           <w:sz w:val="18"/>
-          <w:szCs w:val="19"/>
-        </w:rPr>
-      </w:pPr>
-      <w:r>
-        <w:rPr>
-          <w:rFonts w:ascii="Arial" w:hAnsi="Arial" w:cs="Arial"/>
-          <w:sz w:val="18"/>
-          <w:szCs w:val="19"/>
-        </w:rPr>
-        <w:t xml:space="preserve">Built and evolved Angular features for complex workflows, emphasizing </w:t>
-      </w:r>
-      <w:r>
-        <w:rPr>
-          <w:rStyle w:val="Strong"/>
-          <w:rFonts w:ascii="Arial" w:hAnsi="Arial" w:cs="Arial"/>
-          <w:sz w:val="18"/>
-          <w:szCs w:val="19"/>
-        </w:rPr>
-        <w:t>predictable state</w:t>
-      </w:r>
-      <w:r>
-        <w:rPr>
-          <w:rFonts w:ascii="Arial" w:hAnsi="Arial" w:cs="Arial"/>
-          <w:sz w:val="18"/>
-          <w:szCs w:val="19"/>
-        </w:rPr>
-        <w:t>, reusable components, and UI behavior that stayed stable under continuous delivery.</w:t>
+          <w:szCs w:val="18"/>
+        </w:rPr>
+      </w:pPr>
+      <w:r>
+        <w:rPr>
+          <w:rFonts w:ascii="Arial" w:hAnsi="Arial" w:cs="Arial"/>
+          <w:sz w:val="18"/>
+          <w:szCs w:val="18"/>
+        </w:rPr>
+        <w:t xml:space="preserve">I designed </w:t>
+      </w:r>
+      <w:r>
+        <w:rPr>
+          <w:rStyle w:val="Strong"/>
+          <w:rFonts w:ascii="Arial" w:hAnsi="Arial" w:cs="Arial"/>
+          <w:sz w:val="18"/>
+          <w:szCs w:val="18"/>
+        </w:rPr>
+        <w:t>REST</w:t>
+      </w:r>
+      <w:r>
+        <w:rPr>
+          <w:rFonts w:ascii="Arial" w:hAnsi="Arial" w:cs="Arial"/>
+          <w:sz w:val="18"/>
+          <w:szCs w:val="18"/>
+        </w:rPr>
+        <w:t xml:space="preserve"> contracts with </w:t>
+      </w:r>
+      <w:proofErr w:type="spellStart"/>
+      <w:r>
+        <w:rPr>
+          <w:rStyle w:val="Strong"/>
+          <w:rFonts w:ascii="Arial" w:hAnsi="Arial" w:cs="Arial"/>
+          <w:sz w:val="18"/>
+          <w:szCs w:val="18"/>
+        </w:rPr>
+        <w:t>OpenAPI</w:t>
+      </w:r>
+      <w:proofErr w:type="spellEnd"/>
+      <w:r>
+        <w:rPr>
+          <w:rStyle w:val="Strong"/>
+          <w:rFonts w:ascii="Arial" w:hAnsi="Arial" w:cs="Arial"/>
+          <w:sz w:val="18"/>
+          <w:szCs w:val="18"/>
+        </w:rPr>
+        <w:t>/Swagger</w:t>
+      </w:r>
+      <w:r>
+        <w:rPr>
+          <w:rFonts w:ascii="Arial" w:hAnsi="Arial" w:cs="Arial"/>
+          <w:sz w:val="18"/>
+          <w:szCs w:val="18"/>
+        </w:rPr>
+        <w:t xml:space="preserve"> and versioned endpoints, so mobile/web clients could ship independently while we phased out breaking changes safely.</w:t>
       </w:r>
     </w:p>
     <w:p>
@@ -785,39 +2037,91 @@
         <w:pStyle w:val="NormalWeb"/>
         <w:numPr>
           <w:ilvl w:val="0"/>
-          <w:numId w:val="3"/>
+          <w:numId w:val="13"/>
         </w:numPr>
         <w:jc w:val="both"/>
         <w:rPr>
           <w:rFonts w:ascii="Arial" w:hAnsi="Arial" w:cs="Arial"/>
           <w:sz w:val="18"/>
-          <w:szCs w:val="19"/>
-        </w:rPr>
-      </w:pPr>
-      <w:r>
-        <w:rPr>
-          <w:rFonts w:ascii="Arial" w:hAnsi="Arial" w:cs="Arial"/>
-          <w:sz w:val="18"/>
-          <w:szCs w:val="19"/>
-        </w:rPr>
-        <w:t xml:space="preserve">Designed and maintained </w:t>
-      </w:r>
-      <w:r>
-        <w:rPr>
-          <w:rStyle w:val="Strong"/>
-          <w:rFonts w:ascii="Arial" w:hAnsi="Arial" w:cs="Arial"/>
-          <w:sz w:val="18"/>
-          <w:szCs w:val="19"/>
-        </w:rPr>
-        <w:t>REST APIs</w:t>
-      </w:r>
-      <w:r>
-        <w:rPr>
-          <w:rFonts w:ascii="Arial" w:hAnsi="Arial" w:cs="Arial"/>
-          <w:sz w:val="18"/>
-          <w:szCs w:val="19"/>
-        </w:rPr>
-        <w:t xml:space="preserve"> with strong request validation, clear error semantics, and backward-compatible changes to avoid breaking downstream consumers.</w:t>
+          <w:szCs w:val="18"/>
+        </w:rPr>
+      </w:pPr>
+      <w:r>
+        <w:rPr>
+          <w:rFonts w:ascii="Arial" w:hAnsi="Arial" w:cs="Arial"/>
+          <w:sz w:val="18"/>
+          <w:szCs w:val="18"/>
+        </w:rPr>
+        <w:t xml:space="preserve">I upgraded a legacy backend from </w:t>
+      </w:r>
+      <w:r>
+        <w:rPr>
+          <w:rStyle w:val="Strong"/>
+          <w:rFonts w:ascii="Arial" w:hAnsi="Arial" w:cs="Arial"/>
+          <w:sz w:val="18"/>
+          <w:szCs w:val="18"/>
+        </w:rPr>
+        <w:t>.NET Framework 4.8 / .NET Core 3.1</w:t>
+      </w:r>
+      <w:r>
+        <w:rPr>
+          <w:rFonts w:ascii="Arial" w:hAnsi="Arial" w:cs="Arial"/>
+          <w:sz w:val="18"/>
+          <w:szCs w:val="18"/>
+        </w:rPr>
+        <w:t xml:space="preserve"> patterns into </w:t>
+      </w:r>
+      <w:r>
+        <w:rPr>
+          <w:rStyle w:val="Strong"/>
+          <w:rFonts w:ascii="Arial" w:hAnsi="Arial" w:cs="Arial"/>
+          <w:sz w:val="18"/>
+          <w:szCs w:val="18"/>
+        </w:rPr>
+        <w:t>.NET 6</w:t>
+      </w:r>
+      <w:r>
+        <w:rPr>
+          <w:rFonts w:ascii="Arial" w:hAnsi="Arial" w:cs="Arial"/>
+          <w:sz w:val="18"/>
+          <w:szCs w:val="18"/>
+        </w:rPr>
+        <w:t xml:space="preserve"> and later </w:t>
+      </w:r>
+      <w:r>
+        <w:rPr>
+          <w:rStyle w:val="Strong"/>
+          <w:rFonts w:ascii="Arial" w:hAnsi="Arial" w:cs="Arial"/>
+          <w:sz w:val="18"/>
+          <w:szCs w:val="18"/>
+        </w:rPr>
+        <w:t>.NET 8</w:t>
+      </w:r>
+      <w:r>
+        <w:rPr>
+          <w:rFonts w:ascii="Arial" w:hAnsi="Arial" w:cs="Arial"/>
+          <w:sz w:val="18"/>
+          <w:szCs w:val="18"/>
+        </w:rPr>
+        <w:t xml:space="preserve">, resolving DI lifetime leaks, obsolete middleware, and </w:t>
+      </w:r>
+      <w:proofErr w:type="spellStart"/>
+      <w:r>
+        <w:rPr>
+          <w:rFonts w:ascii="Arial" w:hAnsi="Arial" w:cs="Arial"/>
+          <w:sz w:val="18"/>
+          <w:szCs w:val="18"/>
+        </w:rPr>
+        <w:t>async</w:t>
+      </w:r>
+      <w:proofErr w:type="spellEnd"/>
+      <w:r>
+        <w:rPr>
+          <w:rFonts w:ascii="Arial" w:hAnsi="Arial" w:cs="Arial"/>
+          <w:sz w:val="18"/>
+          <w:szCs w:val="18"/>
+        </w:rPr>
+        <w:t xml:space="preserve"> deadlocks during the cutover.</w:t>
       </w:r>
     </w:p>
     <w:p>
@@ -825,39 +2129,56 @@
         <w:pStyle w:val="NormalWeb"/>
         <w:numPr>
           <w:ilvl w:val="0"/>
-          <w:numId w:val="3"/>
+          <w:numId w:val="13"/>
         </w:numPr>
         <w:jc w:val="both"/>
         <w:rPr>
           <w:rFonts w:ascii="Arial" w:hAnsi="Arial" w:cs="Arial"/>
           <w:sz w:val="18"/>
-          <w:szCs w:val="19"/>
-        </w:rPr>
-      </w:pPr>
-      <w:r>
-        <w:rPr>
-          <w:rFonts w:ascii="Arial" w:hAnsi="Arial" w:cs="Arial"/>
-          <w:sz w:val="18"/>
-          <w:szCs w:val="19"/>
-        </w:rPr>
-        <w:t xml:space="preserve">Implemented </w:t>
-      </w:r>
-      <w:r>
-        <w:rPr>
-          <w:rStyle w:val="Strong"/>
-          <w:rFonts w:ascii="Arial" w:hAnsi="Arial" w:cs="Arial"/>
-          <w:sz w:val="18"/>
-          <w:szCs w:val="19"/>
-        </w:rPr>
-        <w:t>token-based authentication</w:t>
-      </w:r>
-      <w:r>
-        <w:rPr>
-          <w:rFonts w:ascii="Arial" w:hAnsi="Arial" w:cs="Arial"/>
-          <w:sz w:val="18"/>
-          <w:szCs w:val="19"/>
-        </w:rPr>
-        <w:t xml:space="preserve"> across Angular clients and backend services, enforcing authorization rules at both API and UI route levels.</w:t>
+          <w:szCs w:val="18"/>
+        </w:rPr>
+      </w:pPr>
+      <w:r>
+        <w:rPr>
+          <w:rFonts w:ascii="Arial" w:hAnsi="Arial" w:cs="Arial"/>
+          <w:sz w:val="18"/>
+          <w:szCs w:val="18"/>
+        </w:rPr>
+        <w:t xml:space="preserve">I fixed a critical production bug where </w:t>
+      </w:r>
+      <w:r>
+        <w:rPr>
+          <w:rStyle w:val="Strong"/>
+          <w:rFonts w:ascii="Arial" w:hAnsi="Arial" w:cs="Arial"/>
+          <w:sz w:val="18"/>
+          <w:szCs w:val="18"/>
+        </w:rPr>
+        <w:t>currency rounding</w:t>
+      </w:r>
+      <w:r>
+        <w:rPr>
+          <w:rFonts w:ascii="Arial" w:hAnsi="Arial" w:cs="Arial"/>
+          <w:sz w:val="18"/>
+          <w:szCs w:val="18"/>
+        </w:rPr>
+        <w:t xml:space="preserve"> and locale parsing caused silent penny drift in totals, by enforcing </w:t>
+      </w:r>
+      <w:r>
+        <w:rPr>
+          <w:rStyle w:val="Strong"/>
+          <w:rFonts w:ascii="Arial" w:hAnsi="Arial" w:cs="Arial"/>
+          <w:sz w:val="18"/>
+          <w:szCs w:val="18"/>
+        </w:rPr>
+        <w:t>decimal</w:t>
+      </w:r>
+      <w:r>
+        <w:rPr>
+          <w:rFonts w:ascii="Arial" w:hAnsi="Arial" w:cs="Arial"/>
+          <w:sz w:val="18"/>
+          <w:szCs w:val="18"/>
+        </w:rPr>
+        <w:t xml:space="preserve"> math, invariant formatting, and regression tests for edge-case baskets.</w:t>
       </w:r>
     </w:p>
     <w:p>
@@ -865,39 +2186,103 @@
         <w:pStyle w:val="NormalWeb"/>
         <w:numPr>
           <w:ilvl w:val="0"/>
-          <w:numId w:val="3"/>
+          <w:numId w:val="13"/>
         </w:numPr>
         <w:jc w:val="both"/>
         <w:rPr>
           <w:rFonts w:ascii="Arial" w:hAnsi="Arial" w:cs="Arial"/>
           <w:sz w:val="18"/>
-          <w:szCs w:val="19"/>
-        </w:rPr>
-      </w:pPr>
-      <w:r>
-        <w:rPr>
-          <w:rFonts w:ascii="Arial" w:hAnsi="Arial" w:cs="Arial"/>
-          <w:sz w:val="18"/>
-          <w:szCs w:val="19"/>
-        </w:rPr>
-        <w:t xml:space="preserve">Standardized </w:t>
-      </w:r>
-      <w:r>
-        <w:rPr>
-          <w:rStyle w:val="Strong"/>
-          <w:rFonts w:ascii="Arial" w:hAnsi="Arial" w:cs="Arial"/>
-          <w:sz w:val="18"/>
-          <w:szCs w:val="19"/>
-        </w:rPr>
-        <w:t>structured logging</w:t>
-      </w:r>
-      <w:r>
-        <w:rPr>
-          <w:rFonts w:ascii="Arial" w:hAnsi="Arial" w:cs="Arial"/>
-          <w:sz w:val="18"/>
-          <w:szCs w:val="19"/>
-        </w:rPr>
-        <w:t xml:space="preserve"> and correlation-friendly error handling across services, improving incident triage and reducing time to root cause in production.</w:t>
+          <w:szCs w:val="18"/>
+        </w:rPr>
+      </w:pPr>
+      <w:r>
+        <w:rPr>
+          <w:rFonts w:ascii="Arial" w:hAnsi="Arial" w:cs="Arial"/>
+          <w:sz w:val="18"/>
+          <w:szCs w:val="18"/>
+        </w:rPr>
+        <w:t xml:space="preserve">I resolved a high-impact </w:t>
+      </w:r>
+      <w:proofErr w:type="spellStart"/>
+      <w:r>
+        <w:rPr>
+          <w:rFonts w:ascii="Arial" w:hAnsi="Arial" w:cs="Arial"/>
+          <w:sz w:val="18"/>
+          <w:szCs w:val="18"/>
+        </w:rPr>
+        <w:t>auth</w:t>
+      </w:r>
+      <w:proofErr w:type="spellEnd"/>
+      <w:r>
+        <w:rPr>
+          <w:rFonts w:ascii="Arial" w:hAnsi="Arial" w:cs="Arial"/>
+          <w:sz w:val="18"/>
+          <w:szCs w:val="18"/>
+        </w:rPr>
+        <w:t xml:space="preserve"> incident where users hit infinite loading due to a race between </w:t>
+      </w:r>
+      <w:r>
+        <w:rPr>
+          <w:rStyle w:val="Strong"/>
+          <w:rFonts w:ascii="Arial" w:hAnsi="Arial" w:cs="Arial"/>
+          <w:sz w:val="18"/>
+          <w:szCs w:val="18"/>
+        </w:rPr>
+        <w:t>token refresh</w:t>
+      </w:r>
+      <w:r>
+        <w:rPr>
+          <w:rFonts w:ascii="Arial" w:hAnsi="Arial" w:cs="Arial"/>
+          <w:sz w:val="18"/>
+          <w:szCs w:val="18"/>
+        </w:rPr>
+        <w:t xml:space="preserve"> and guarded routes, by adding a single refresh </w:t>
+      </w:r>
+      <w:proofErr w:type="spellStart"/>
+      <w:r>
+        <w:rPr>
+          <w:rFonts w:ascii="Arial" w:hAnsi="Arial" w:cs="Arial"/>
+          <w:sz w:val="18"/>
+          <w:szCs w:val="18"/>
+        </w:rPr>
+        <w:t>mutex</w:t>
+      </w:r>
+      <w:proofErr w:type="spellEnd"/>
+      <w:r>
+        <w:rPr>
+          <w:rFonts w:ascii="Arial" w:hAnsi="Arial" w:cs="Arial"/>
+          <w:sz w:val="18"/>
+          <w:szCs w:val="18"/>
+        </w:rPr>
+        <w:t xml:space="preserve"> in an </w:t>
+      </w:r>
+      <w:r>
+        <w:rPr>
+          <w:rStyle w:val="Strong"/>
+          <w:rFonts w:ascii="Arial" w:hAnsi="Arial" w:cs="Arial"/>
+          <w:sz w:val="18"/>
+          <w:szCs w:val="18"/>
+        </w:rPr>
+        <w:t xml:space="preserve">Angular </w:t>
+      </w:r>
+      <w:proofErr w:type="spellStart"/>
+      <w:r>
+        <w:rPr>
+          <w:rStyle w:val="Strong"/>
+          <w:rFonts w:ascii="Arial" w:hAnsi="Arial" w:cs="Arial"/>
+          <w:sz w:val="18"/>
+          <w:szCs w:val="18"/>
+        </w:rPr>
+        <w:t>HttpInterceptor</w:t>
+      </w:r>
+      <w:proofErr w:type="spellEnd"/>
+      <w:r>
+        <w:rPr>
+          <w:rFonts w:ascii="Arial" w:hAnsi="Arial" w:cs="Arial"/>
+          <w:sz w:val="18"/>
+          <w:szCs w:val="18"/>
+        </w:rPr>
+        <w:t xml:space="preserve"> with retry rules.</w:t>
       </w:r>
     </w:p>
     <w:p>
@@ -905,22 +2290,59 @@
         <w:pStyle w:val="NormalWeb"/>
         <w:numPr>
           <w:ilvl w:val="0"/>
-          <w:numId w:val="3"/>
+          <w:numId w:val="13"/>
         </w:numPr>
         <w:jc w:val="both"/>
         <w:rPr>
           <w:rFonts w:ascii="Arial" w:hAnsi="Arial" w:cs="Arial"/>
           <w:sz w:val="18"/>
-          <w:szCs w:val="19"/>
-        </w:rPr>
-      </w:pPr>
-      <w:r>
-        <w:rPr>
-          <w:rFonts w:ascii="Arial" w:hAnsi="Arial" w:cs="Arial"/>
-          <w:sz w:val="18"/>
-          <w:szCs w:val="19"/>
-        </w:rPr>
-        <w:t>Created shared Angular component patterns (tables, forms, dialogs, guards), improving UI consistency and reducing duplicated implementation across teams.</w:t>
+          <w:szCs w:val="18"/>
+        </w:rPr>
+      </w:pPr>
+      <w:r>
+        <w:rPr>
+          <w:rFonts w:ascii="Arial" w:hAnsi="Arial" w:cs="Arial"/>
+          <w:sz w:val="18"/>
+          <w:szCs w:val="18"/>
+        </w:rPr>
+        <w:t xml:space="preserve">I implemented a new feature for real-time order status using </w:t>
+      </w:r>
+      <w:proofErr w:type="spellStart"/>
+      <w:r>
+        <w:rPr>
+          <w:rStyle w:val="Strong"/>
+          <w:rFonts w:ascii="Arial" w:hAnsi="Arial" w:cs="Arial"/>
+          <w:sz w:val="18"/>
+          <w:szCs w:val="18"/>
+        </w:rPr>
+        <w:t>SignalR</w:t>
+      </w:r>
+      <w:proofErr w:type="spellEnd"/>
+      <w:r>
+        <w:rPr>
+          <w:rFonts w:ascii="Arial" w:hAnsi="Arial" w:cs="Arial"/>
+          <w:sz w:val="18"/>
+          <w:szCs w:val="18"/>
+        </w:rPr>
+        <w:t xml:space="preserve"> and optimistic UI, including reconnect </w:t>
+      </w:r>
+      <w:proofErr w:type="spellStart"/>
+      <w:r>
+        <w:rPr>
+          <w:rFonts w:ascii="Arial" w:hAnsi="Arial" w:cs="Arial"/>
+          <w:sz w:val="18"/>
+          <w:szCs w:val="18"/>
+        </w:rPr>
+        <w:t>backoff</w:t>
+      </w:r>
+      <w:proofErr w:type="spellEnd"/>
+      <w:r>
+        <w:rPr>
+          <w:rFonts w:ascii="Arial" w:hAnsi="Arial" w:cs="Arial"/>
+          <w:sz w:val="18"/>
+          <w:szCs w:val="18"/>
+        </w:rPr>
+        <w:t>, message versioning, and graceful fallbacks to polling when streams degraded.</w:t>
       </w:r>
     </w:p>
     <w:p>
@@ -928,22 +2350,50 @@
         <w:pStyle w:val="NormalWeb"/>
         <w:numPr>
           <w:ilvl w:val="0"/>
-          <w:numId w:val="3"/>
+          <w:numId w:val="13"/>
         </w:numPr>
         <w:jc w:val="both"/>
         <w:rPr>
           <w:rFonts w:ascii="Arial" w:hAnsi="Arial" w:cs="Arial"/>
           <w:sz w:val="18"/>
-          <w:szCs w:val="19"/>
-        </w:rPr>
-      </w:pPr>
-      <w:r>
-        <w:rPr>
-          <w:rFonts w:ascii="Arial" w:hAnsi="Arial" w:cs="Arial"/>
-          <w:sz w:val="18"/>
-          <w:szCs w:val="19"/>
-        </w:rPr>
-        <w:t>Improved backend performance by addressing expensive queries, refining indexing strategy, and applying caching decisions for high-traffic endpoints.</w:t>
+          <w:szCs w:val="18"/>
+        </w:rPr>
+      </w:pPr>
+      <w:r>
+        <w:rPr>
+          <w:rFonts w:ascii="Arial" w:hAnsi="Arial" w:cs="Arial"/>
+          <w:sz w:val="18"/>
+          <w:szCs w:val="18"/>
+        </w:rPr>
+        <w:t xml:space="preserve">I rebuilt state handling with </w:t>
+      </w:r>
+      <w:proofErr w:type="spellStart"/>
+      <w:r>
+        <w:rPr>
+          <w:rStyle w:val="Strong"/>
+          <w:rFonts w:ascii="Arial" w:hAnsi="Arial" w:cs="Arial"/>
+          <w:sz w:val="18"/>
+          <w:szCs w:val="18"/>
+        </w:rPr>
+        <w:t>NgRx</w:t>
+      </w:r>
+      <w:proofErr w:type="spellEnd"/>
+      <w:r>
+        <w:rPr>
+          <w:rStyle w:val="Strong"/>
+          <w:rFonts w:ascii="Arial" w:hAnsi="Arial" w:cs="Arial"/>
+          <w:sz w:val="18"/>
+          <w:szCs w:val="18"/>
+        </w:rPr>
+        <w:t xml:space="preserve"> 15</w:t>
+      </w:r>
+      <w:r>
+        <w:rPr>
+          <w:rFonts w:ascii="Arial" w:hAnsi="Arial" w:cs="Arial"/>
+          <w:sz w:val="18"/>
+          <w:szCs w:val="18"/>
+        </w:rPr>
+        <w:t xml:space="preserve"> selectors and immutable updates, which removed ad-hoc subscriptions and eliminated stale UI bugs caused by partial API payload merges.</w:t>
       </w:r>
     </w:p>
     <w:p>
@@ -951,57 +2401,59 @@
         <w:pStyle w:val="NormalWeb"/>
         <w:numPr>
           <w:ilvl w:val="0"/>
-          <w:numId w:val="3"/>
+          <w:numId w:val="13"/>
         </w:numPr>
         <w:jc w:val="both"/>
         <w:rPr>
           <w:rFonts w:ascii="Arial" w:hAnsi="Arial" w:cs="Arial"/>
           <w:sz w:val="18"/>
-          <w:szCs w:val="19"/>
-        </w:rPr>
-      </w:pPr>
-      <w:r>
-        <w:rPr>
-          <w:rFonts w:ascii="Arial" w:hAnsi="Arial" w:cs="Arial"/>
-          <w:sz w:val="18"/>
-          <w:szCs w:val="19"/>
-        </w:rPr>
-        <w:t xml:space="preserve">Partnered with </w:t>
-      </w:r>
-      <w:proofErr w:type="spellStart"/>
-      <w:r>
-        <w:rPr>
-          <w:rFonts w:ascii="Arial" w:hAnsi="Arial" w:cs="Arial"/>
-          <w:sz w:val="18"/>
-          <w:szCs w:val="19"/>
-        </w:rPr>
-        <w:t>DevOps</w:t>
-      </w:r>
-      <w:proofErr w:type="spellEnd"/>
-      <w:r>
-        <w:rPr>
-          <w:rFonts w:ascii="Arial" w:hAnsi="Arial" w:cs="Arial"/>
-          <w:sz w:val="18"/>
-          <w:szCs w:val="19"/>
-        </w:rPr>
-        <w:t xml:space="preserve"> to strengthen </w:t>
-      </w:r>
-      <w:r>
-        <w:rPr>
-          <w:rStyle w:val="Strong"/>
-          <w:rFonts w:ascii="Arial" w:hAnsi="Arial" w:cs="Arial"/>
-          <w:sz w:val="18"/>
-          <w:szCs w:val="19"/>
-        </w:rPr>
-        <w:t>CI/CD</w:t>
-      </w:r>
-      <w:r>
-        <w:rPr>
-          <w:rFonts w:ascii="Arial" w:hAnsi="Arial" w:cs="Arial"/>
-          <w:sz w:val="18"/>
-          <w:szCs w:val="19"/>
-        </w:rPr>
-        <w:t xml:space="preserve"> for frontend and backend delivery, ensuring builds, tests, and deployments stayed repeatable across environments.</w:t>
+          <w:szCs w:val="18"/>
+        </w:rPr>
+      </w:pPr>
+      <w:r>
+        <w:rPr>
+          <w:rFonts w:ascii="Arial" w:hAnsi="Arial" w:cs="Arial"/>
+          <w:sz w:val="18"/>
+          <w:szCs w:val="18"/>
+        </w:rPr>
+        <w:t xml:space="preserve">I optimized API latency by introducing </w:t>
+      </w:r>
+      <w:proofErr w:type="spellStart"/>
+      <w:r>
+        <w:rPr>
+          <w:rStyle w:val="Strong"/>
+          <w:rFonts w:ascii="Arial" w:hAnsi="Arial" w:cs="Arial"/>
+          <w:sz w:val="18"/>
+          <w:szCs w:val="18"/>
+        </w:rPr>
+        <w:t>Redis</w:t>
+      </w:r>
+      <w:proofErr w:type="spellEnd"/>
+      <w:r>
+        <w:rPr>
+          <w:rFonts w:ascii="Arial" w:hAnsi="Arial" w:cs="Arial"/>
+          <w:sz w:val="18"/>
+          <w:szCs w:val="18"/>
+        </w:rPr>
+        <w:t xml:space="preserve"> caching with explicit TTL and cache-bust rules, and I added </w:t>
+      </w:r>
+      <w:proofErr w:type="spellStart"/>
+      <w:r>
+        <w:rPr>
+          <w:rFonts w:ascii="Arial" w:hAnsi="Arial" w:cs="Arial"/>
+          <w:sz w:val="18"/>
+          <w:szCs w:val="18"/>
+        </w:rPr>
+        <w:t>idempotency</w:t>
+      </w:r>
+      <w:proofErr w:type="spellEnd"/>
+      <w:r>
+        <w:rPr>
+          <w:rFonts w:ascii="Arial" w:hAnsi="Arial" w:cs="Arial"/>
+          <w:sz w:val="18"/>
+          <w:szCs w:val="18"/>
+        </w:rPr>
+        <w:t xml:space="preserve"> keys on write endpoints to prevent duplicate charges on retries.</w:t>
       </w:r>
     </w:p>
     <w:p>
@@ -1009,22 +2461,41 @@
         <w:pStyle w:val="NormalWeb"/>
         <w:numPr>
           <w:ilvl w:val="0"/>
-          <w:numId w:val="3"/>
+          <w:numId w:val="13"/>
         </w:numPr>
         <w:jc w:val="both"/>
         <w:rPr>
           <w:rFonts w:ascii="Arial" w:hAnsi="Arial" w:cs="Arial"/>
           <w:sz w:val="18"/>
-          <w:szCs w:val="19"/>
-        </w:rPr>
-      </w:pPr>
-      <w:r>
-        <w:rPr>
-          <w:rFonts w:ascii="Arial" w:hAnsi="Arial" w:cs="Arial"/>
-          <w:sz w:val="18"/>
-          <w:szCs w:val="19"/>
-        </w:rPr>
-        <w:t>Introduced clearer API documentation and integration guidelines, helping frontend engineers integrate faster with fewer contract misunderstandings.</w:t>
+          <w:szCs w:val="18"/>
+        </w:rPr>
+      </w:pPr>
+      <w:r>
+        <w:rPr>
+          <w:rFonts w:ascii="Arial" w:hAnsi="Arial" w:cs="Arial"/>
+          <w:sz w:val="18"/>
+          <w:szCs w:val="18"/>
+        </w:rPr>
+        <w:t xml:space="preserve">I hardened background processing with </w:t>
+      </w:r>
+      <w:proofErr w:type="spellStart"/>
+      <w:r>
+        <w:rPr>
+          <w:rStyle w:val="Strong"/>
+          <w:rFonts w:ascii="Arial" w:hAnsi="Arial" w:cs="Arial"/>
+          <w:sz w:val="18"/>
+          <w:szCs w:val="18"/>
+        </w:rPr>
+        <w:t>Hangfire</w:t>
+      </w:r>
+      <w:proofErr w:type="spellEnd"/>
+      <w:r>
+        <w:rPr>
+          <w:rFonts w:ascii="Arial" w:hAnsi="Arial" w:cs="Arial"/>
+          <w:sz w:val="18"/>
+          <w:szCs w:val="18"/>
+        </w:rPr>
+        <w:t xml:space="preserve"> and queue-driven workers, implementing DLQ reprocessing, poison-message quarantines, and idempotent handlers to stop double-fulfillment incidents.</w:t>
       </w:r>
     </w:p>
     <w:p>
@@ -1032,56 +2503,57 @@
         <w:pStyle w:val="NormalWeb"/>
         <w:numPr>
           <w:ilvl w:val="0"/>
-          <w:numId w:val="3"/>
+          <w:numId w:val="13"/>
         </w:numPr>
         <w:jc w:val="both"/>
         <w:rPr>
           <w:rFonts w:ascii="Arial" w:hAnsi="Arial" w:cs="Arial"/>
           <w:sz w:val="18"/>
-          <w:szCs w:val="19"/>
-        </w:rPr>
-      </w:pPr>
-      <w:r>
-        <w:rPr>
-          <w:rFonts w:ascii="Arial" w:hAnsi="Arial" w:cs="Arial"/>
-          <w:sz w:val="18"/>
-          <w:szCs w:val="19"/>
-        </w:rPr>
-        <w:t xml:space="preserve">Mentored engineers through code reviews and design discussions, pushing for </w:t>
-      </w:r>
-      <w:r>
-        <w:rPr>
-          <w:rStyle w:val="Strong"/>
-          <w:rFonts w:ascii="Arial" w:hAnsi="Arial" w:cs="Arial"/>
-          <w:sz w:val="18"/>
-          <w:szCs w:val="19"/>
-        </w:rPr>
-        <w:t>readability</w:t>
-      </w:r>
-      <w:r>
-        <w:rPr>
-          <w:rFonts w:ascii="Arial" w:hAnsi="Arial" w:cs="Arial"/>
-          <w:sz w:val="18"/>
-          <w:szCs w:val="19"/>
-        </w:rPr>
-        <w:t xml:space="preserve">, </w:t>
-      </w:r>
-      <w:r>
-        <w:rPr>
-          <w:rStyle w:val="Strong"/>
-          <w:rFonts w:ascii="Arial" w:hAnsi="Arial" w:cs="Arial"/>
-          <w:sz w:val="18"/>
-          <w:szCs w:val="19"/>
-        </w:rPr>
-        <w:t>correctness</w:t>
-      </w:r>
-      <w:r>
-        <w:rPr>
-          <w:rFonts w:ascii="Arial" w:hAnsi="Arial" w:cs="Arial"/>
-          <w:sz w:val="18"/>
-          <w:szCs w:val="19"/>
-        </w:rPr>
-        <w:t>, and maintainable trade-offs over shortcuts.</w:t>
+          <w:szCs w:val="18"/>
+        </w:rPr>
+      </w:pPr>
+      <w:r>
+        <w:rPr>
+          <w:rFonts w:ascii="Arial" w:hAnsi="Arial" w:cs="Arial"/>
+          <w:sz w:val="18"/>
+          <w:szCs w:val="18"/>
+        </w:rPr>
+        <w:t xml:space="preserve">I handled a severe data bug where a </w:t>
+      </w:r>
+      <w:proofErr w:type="spellStart"/>
+      <w:r>
+        <w:rPr>
+          <w:rFonts w:ascii="Arial" w:hAnsi="Arial" w:cs="Arial"/>
+          <w:sz w:val="18"/>
+          <w:szCs w:val="18"/>
+        </w:rPr>
+        <w:t>timezone</w:t>
+      </w:r>
+      <w:proofErr w:type="spellEnd"/>
+      <w:r>
+        <w:rPr>
+          <w:rFonts w:ascii="Arial" w:hAnsi="Arial" w:cs="Arial"/>
+          <w:sz w:val="18"/>
+          <w:szCs w:val="18"/>
+        </w:rPr>
+        <w:t xml:space="preserve"> conversion shifted delivery promises by one day for some regions, by normalizing timestamps to </w:t>
+      </w:r>
+      <w:r>
+        <w:rPr>
+          <w:rStyle w:val="Strong"/>
+          <w:rFonts w:ascii="Arial" w:hAnsi="Arial" w:cs="Arial"/>
+          <w:sz w:val="18"/>
+          <w:szCs w:val="18"/>
+        </w:rPr>
+        <w:t>UTC</w:t>
+      </w:r>
+      <w:r>
+        <w:rPr>
+          <w:rFonts w:ascii="Arial" w:hAnsi="Arial" w:cs="Arial"/>
+          <w:sz w:val="18"/>
+          <w:szCs w:val="18"/>
+        </w:rPr>
+        <w:t xml:space="preserve"> at ingestion and standardizing serialization end-to-end.</w:t>
       </w:r>
     </w:p>
     <w:p>
@@ -1089,22 +2561,94 @@
         <w:pStyle w:val="NormalWeb"/>
         <w:numPr>
           <w:ilvl w:val="0"/>
-          <w:numId w:val="3"/>
+          <w:numId w:val="13"/>
         </w:numPr>
         <w:jc w:val="both"/>
         <w:rPr>
           <w:rFonts w:ascii="Arial" w:hAnsi="Arial" w:cs="Arial"/>
           <w:sz w:val="18"/>
-          <w:szCs w:val="19"/>
-        </w:rPr>
-      </w:pPr>
-      <w:r>
-        <w:rPr>
-          <w:rFonts w:ascii="Arial" w:hAnsi="Arial" w:cs="Arial"/>
-          <w:sz w:val="18"/>
-          <w:szCs w:val="19"/>
-        </w:rPr>
-        <w:t>Owned delivery for several critical initiatives from discovery through production rollout, coordinating stakeholders and managing risk during releases.</w:t>
+          <w:szCs w:val="18"/>
+        </w:rPr>
+      </w:pPr>
+      <w:r>
+        <w:rPr>
+          <w:rFonts w:ascii="Arial" w:hAnsi="Arial" w:cs="Arial"/>
+          <w:sz w:val="18"/>
+          <w:szCs w:val="18"/>
+        </w:rPr>
+        <w:t xml:space="preserve">I introduced </w:t>
+      </w:r>
+      <w:r>
+        <w:rPr>
+          <w:rStyle w:val="Strong"/>
+          <w:rFonts w:ascii="Arial" w:hAnsi="Arial" w:cs="Arial"/>
+          <w:sz w:val="18"/>
+          <w:szCs w:val="18"/>
+        </w:rPr>
+        <w:t>CI/CD</w:t>
+      </w:r>
+      <w:r>
+        <w:rPr>
+          <w:rFonts w:ascii="Arial" w:hAnsi="Arial" w:cs="Arial"/>
+          <w:sz w:val="18"/>
+          <w:szCs w:val="18"/>
+        </w:rPr>
+        <w:t xml:space="preserve"> using </w:t>
+      </w:r>
+      <w:r>
+        <w:rPr>
+          <w:rStyle w:val="Strong"/>
+          <w:rFonts w:ascii="Arial" w:hAnsi="Arial" w:cs="Arial"/>
+          <w:sz w:val="18"/>
+          <w:szCs w:val="18"/>
+        </w:rPr>
+        <w:t xml:space="preserve">Azure </w:t>
+      </w:r>
+      <w:proofErr w:type="spellStart"/>
+      <w:r>
+        <w:rPr>
+          <w:rStyle w:val="Strong"/>
+          <w:rFonts w:ascii="Arial" w:hAnsi="Arial" w:cs="Arial"/>
+          <w:sz w:val="18"/>
+          <w:szCs w:val="18"/>
+        </w:rPr>
+        <w:t>DevOps</w:t>
+      </w:r>
+      <w:proofErr w:type="spellEnd"/>
+      <w:r>
+        <w:rPr>
+          <w:rStyle w:val="Strong"/>
+          <w:rFonts w:ascii="Arial" w:hAnsi="Arial" w:cs="Arial"/>
+          <w:sz w:val="18"/>
+          <w:szCs w:val="18"/>
+        </w:rPr>
+        <w:t xml:space="preserve"> pipelines</w:t>
+      </w:r>
+      <w:r>
+        <w:rPr>
+          <w:rFonts w:ascii="Arial" w:hAnsi="Arial" w:cs="Arial"/>
+          <w:sz w:val="18"/>
+          <w:szCs w:val="18"/>
+        </w:rPr>
+        <w:t xml:space="preserve">, gated merges with unit/integration tests, and added automated smoke tests to detect </w:t>
+      </w:r>
+      <w:proofErr w:type="spellStart"/>
+      <w:r>
+        <w:rPr>
+          <w:rFonts w:ascii="Arial" w:hAnsi="Arial" w:cs="Arial"/>
+          <w:sz w:val="18"/>
+          <w:szCs w:val="18"/>
+        </w:rPr>
+        <w:t>config</w:t>
+      </w:r>
+      <w:proofErr w:type="spellEnd"/>
+      <w:r>
+        <w:rPr>
+          <w:rFonts w:ascii="Arial" w:hAnsi="Arial" w:cs="Arial"/>
+          <w:sz w:val="18"/>
+          <w:szCs w:val="18"/>
+        </w:rPr>
+        <w:t xml:space="preserve"> drift across environments before customer impact.</w:t>
       </w:r>
     </w:p>
     <w:p>
@@ -1112,22 +2656,58 @@
         <w:pStyle w:val="NormalWeb"/>
         <w:numPr>
           <w:ilvl w:val="0"/>
-          <w:numId w:val="3"/>
+          <w:numId w:val="13"/>
         </w:numPr>
         <w:jc w:val="both"/>
         <w:rPr>
           <w:rFonts w:ascii="Arial" w:hAnsi="Arial" w:cs="Arial"/>
           <w:sz w:val="18"/>
-          <w:szCs w:val="19"/>
-        </w:rPr>
-      </w:pPr>
-      <w:r>
-        <w:rPr>
-          <w:rFonts w:ascii="Arial" w:hAnsi="Arial" w:cs="Arial"/>
-          <w:sz w:val="18"/>
-          <w:szCs w:val="19"/>
-        </w:rPr>
-        <w:t>Tuned Angular performance for data-heavy screens by profiling change-heavy UI paths and reducing unnecessary re-renders.</w:t>
+          <w:szCs w:val="18"/>
+        </w:rPr>
+      </w:pPr>
+      <w:r>
+        <w:rPr>
+          <w:rFonts w:ascii="Arial" w:hAnsi="Arial" w:cs="Arial"/>
+          <w:sz w:val="18"/>
+          <w:szCs w:val="18"/>
+        </w:rPr>
+        <w:t xml:space="preserve">I improved reliability with structured logs, correlation IDs, and </w:t>
+      </w:r>
+      <w:proofErr w:type="spellStart"/>
+      <w:r>
+        <w:rPr>
+          <w:rStyle w:val="Strong"/>
+          <w:rFonts w:ascii="Arial" w:hAnsi="Arial" w:cs="Arial"/>
+          <w:sz w:val="18"/>
+          <w:szCs w:val="18"/>
+        </w:rPr>
+        <w:t>OpenTelemetry</w:t>
+      </w:r>
+      <w:proofErr w:type="spellEnd"/>
+      <w:r>
+        <w:rPr>
+          <w:rFonts w:ascii="Arial" w:hAnsi="Arial" w:cs="Arial"/>
+          <w:sz w:val="18"/>
+          <w:szCs w:val="18"/>
+        </w:rPr>
+        <w:t xml:space="preserve"> traces flowing into </w:t>
+      </w:r>
+      <w:r>
+        <w:rPr>
+          <w:rStyle w:val="Strong"/>
+          <w:rFonts w:ascii="Arial" w:hAnsi="Arial" w:cs="Arial"/>
+          <w:sz w:val="18"/>
+          <w:szCs w:val="18"/>
+        </w:rPr>
+        <w:t>Application Insights</w:t>
+      </w:r>
+      <w:r>
+        <w:rPr>
+          <w:rFonts w:ascii="Arial" w:hAnsi="Arial" w:cs="Arial"/>
+          <w:sz w:val="18"/>
+          <w:szCs w:val="18"/>
+        </w:rPr>
+        <w:t>, making root-cause analysis fast across API calls, jobs, and UI actions.</w:t>
       </w:r>
     </w:p>
     <w:p>
@@ -1135,22 +2715,124 @@
         <w:pStyle w:val="NormalWeb"/>
         <w:numPr>
           <w:ilvl w:val="0"/>
-          <w:numId w:val="3"/>
+          <w:numId w:val="13"/>
         </w:numPr>
         <w:jc w:val="both"/>
         <w:rPr>
           <w:rFonts w:ascii="Arial" w:hAnsi="Arial" w:cs="Arial"/>
           <w:sz w:val="18"/>
-          <w:szCs w:val="19"/>
-        </w:rPr>
-      </w:pPr>
-      <w:r>
-        <w:rPr>
-          <w:rFonts w:ascii="Arial" w:hAnsi="Arial" w:cs="Arial"/>
-          <w:sz w:val="18"/>
-          <w:szCs w:val="19"/>
-        </w:rPr>
-        <w:t>Served as an escalation point during high-impact incidents, providing calm troubleshooting, mitigation steps, and follow-up fixes.</w:t>
+          <w:szCs w:val="18"/>
+        </w:rPr>
+      </w:pPr>
+      <w:r>
+        <w:rPr>
+          <w:rFonts w:ascii="Arial" w:hAnsi="Arial" w:cs="Arial"/>
+          <w:sz w:val="18"/>
+          <w:szCs w:val="18"/>
+        </w:rPr>
+        <w:t xml:space="preserve">I implemented rate limiting and abuse protection using middleware and </w:t>
+      </w:r>
+      <w:r>
+        <w:rPr>
+          <w:rStyle w:val="Strong"/>
+          <w:rFonts w:ascii="Arial" w:hAnsi="Arial" w:cs="Arial"/>
+          <w:sz w:val="18"/>
+          <w:szCs w:val="18"/>
+        </w:rPr>
+        <w:t>JWT</w:t>
+      </w:r>
+      <w:r>
+        <w:rPr>
+          <w:rFonts w:ascii="Arial" w:hAnsi="Arial" w:cs="Arial"/>
+          <w:sz w:val="18"/>
+          <w:szCs w:val="18"/>
+        </w:rPr>
+        <w:t xml:space="preserve"> claims, adding audit logs and RBAC checks so customer support tools stayed secure without slowing down operations.</w:t>
+      </w:r>
+    </w:p>
+    <w:p>
+      <w:pPr>
+        <w:pStyle w:val="NormalWeb"/>
+        <w:numPr>
+          <w:ilvl w:val="0"/>
+          <w:numId w:val="13"/>
+        </w:numPr>
+        <w:jc w:val="both"/>
+        <w:rPr>
+          <w:rFonts w:ascii="Arial" w:hAnsi="Arial" w:cs="Arial"/>
+          <w:sz w:val="18"/>
+          <w:szCs w:val="18"/>
+        </w:rPr>
+      </w:pPr>
+      <w:r>
+        <w:rPr>
+          <w:rFonts w:ascii="Arial" w:hAnsi="Arial" w:cs="Arial"/>
+          <w:sz w:val="18"/>
+          <w:szCs w:val="18"/>
+        </w:rPr>
+        <w:lastRenderedPageBreak/>
+        <w:t xml:space="preserve">I modernized UI performance by profiling change detection, applying </w:t>
+      </w:r>
+      <w:proofErr w:type="spellStart"/>
+      <w:r>
+        <w:rPr>
+          <w:rStyle w:val="Strong"/>
+          <w:rFonts w:ascii="Arial" w:hAnsi="Arial" w:cs="Arial"/>
+          <w:sz w:val="18"/>
+          <w:szCs w:val="18"/>
+        </w:rPr>
+        <w:t>OnPush</w:t>
+      </w:r>
+      <w:proofErr w:type="spellEnd"/>
+      <w:r>
+        <w:rPr>
+          <w:rFonts w:ascii="Arial" w:hAnsi="Arial" w:cs="Arial"/>
+          <w:sz w:val="18"/>
+          <w:szCs w:val="18"/>
+        </w:rPr>
+        <w:t xml:space="preserve">, </w:t>
+      </w:r>
+      <w:proofErr w:type="spellStart"/>
+      <w:r>
+        <w:rPr>
+          <w:rStyle w:val="HTMLCode"/>
+          <w:rFonts w:ascii="Arial" w:hAnsi="Arial" w:cs="Arial"/>
+          <w:sz w:val="18"/>
+          <w:szCs w:val="18"/>
+        </w:rPr>
+        <w:t>trackBy</w:t>
+      </w:r>
+      <w:proofErr w:type="spellEnd"/>
+      <w:r>
+        <w:rPr>
+          <w:rFonts w:ascii="Arial" w:hAnsi="Arial" w:cs="Arial"/>
+          <w:sz w:val="18"/>
+          <w:szCs w:val="18"/>
+        </w:rPr>
+        <w:t>, route-level lazy loading, and bundle budgeting, which reduced first load and prevented regressions in key flows.</w:t>
+      </w:r>
+    </w:p>
+    <w:p>
+      <w:pPr>
+        <w:pStyle w:val="NormalWeb"/>
+        <w:numPr>
+          <w:ilvl w:val="0"/>
+          <w:numId w:val="13"/>
+        </w:numPr>
+        <w:jc w:val="both"/>
+        <w:rPr>
+          <w:rFonts w:ascii="Arial" w:hAnsi="Arial" w:cs="Arial"/>
+          <w:sz w:val="18"/>
+          <w:szCs w:val="18"/>
+        </w:rPr>
+      </w:pPr>
+      <w:r>
+        <w:rPr>
+          <w:rFonts w:ascii="Arial" w:hAnsi="Arial" w:cs="Arial"/>
+          <w:sz w:val="18"/>
+          <w:szCs w:val="18"/>
+        </w:rPr>
+        <w:t>I stayed flexible across frontend and backend by pairing Angular component design with .NET domain modeling, unblocking releases during outages while coaching teammates on safer patterns and migrations.</w:t>
       </w:r>
     </w:p>
     <w:tbl>
@@ -1244,56 +2926,164 @@
         <w:pStyle w:val="NormalWeb"/>
         <w:numPr>
           <w:ilvl w:val="0"/>
-          <w:numId w:val="5"/>
+          <w:numId w:val="15"/>
         </w:numPr>
         <w:jc w:val="both"/>
         <w:rPr>
           <w:rFonts w:ascii="Arial" w:hAnsi="Arial" w:cs="Arial"/>
           <w:sz w:val="18"/>
-          <w:szCs w:val="19"/>
-        </w:rPr>
-      </w:pPr>
-      <w:r>
-        <w:rPr>
-          <w:rFonts w:ascii="Arial" w:hAnsi="Arial" w:cs="Arial"/>
-          <w:sz w:val="18"/>
-          <w:szCs w:val="19"/>
-        </w:rPr>
-        <w:t xml:space="preserve">Developed full stack capabilities with </w:t>
-      </w:r>
-      <w:r>
-        <w:rPr>
-          <w:rFonts w:ascii="Arial" w:hAnsi="Arial" w:cs="Arial"/>
-          <w:b/>
-          <w:sz w:val="18"/>
-          <w:szCs w:val="19"/>
-        </w:rPr>
-        <w:t>Angular</w:t>
-      </w:r>
-      <w:r>
-        <w:rPr>
-          <w:rFonts w:ascii="Arial" w:hAnsi="Arial" w:cs="Arial"/>
-          <w:sz w:val="18"/>
-          <w:szCs w:val="19"/>
-        </w:rPr>
-        <w:t xml:space="preserve"> frontends and .</w:t>
-      </w:r>
-      <w:r>
-        <w:rPr>
-          <w:rFonts w:ascii="Arial" w:hAnsi="Arial" w:cs="Arial"/>
-          <w:b/>
-          <w:sz w:val="18"/>
-          <w:szCs w:val="19"/>
-        </w:rPr>
-        <w:t>NET</w:t>
-      </w:r>
-      <w:r>
-        <w:rPr>
-          <w:rFonts w:ascii="Arial" w:hAnsi="Arial" w:cs="Arial"/>
-          <w:sz w:val="18"/>
-          <w:szCs w:val="19"/>
-        </w:rPr>
-        <w:t xml:space="preserve"> backend services supporting business-critical daily workflows.</w:t>
+          <w:szCs w:val="18"/>
+        </w:rPr>
+      </w:pPr>
+      <w:r>
+        <w:rPr>
+          <w:rFonts w:ascii="Arial" w:hAnsi="Arial" w:cs="Arial"/>
+          <w:sz w:val="18"/>
+          <w:szCs w:val="18"/>
+        </w:rPr>
+        <w:t xml:space="preserve">I delivered </w:t>
+      </w:r>
+      <w:r>
+        <w:rPr>
+          <w:rStyle w:val="Strong"/>
+          <w:rFonts w:ascii="Arial" w:hAnsi="Arial" w:cs="Arial"/>
+          <w:sz w:val="18"/>
+          <w:szCs w:val="18"/>
+        </w:rPr>
+        <w:t xml:space="preserve">B2B </w:t>
+      </w:r>
+      <w:proofErr w:type="spellStart"/>
+      <w:r>
+        <w:rPr>
+          <w:rStyle w:val="Strong"/>
+          <w:rFonts w:ascii="Arial" w:hAnsi="Arial" w:cs="Arial"/>
+          <w:sz w:val="18"/>
+          <w:szCs w:val="18"/>
+        </w:rPr>
+        <w:t>SaaS</w:t>
+      </w:r>
+      <w:proofErr w:type="spellEnd"/>
+      <w:r>
+        <w:rPr>
+          <w:rFonts w:ascii="Arial" w:hAnsi="Arial" w:cs="Arial"/>
+          <w:sz w:val="18"/>
+          <w:szCs w:val="18"/>
+        </w:rPr>
+        <w:t xml:space="preserve"> features for a </w:t>
+      </w:r>
+      <w:r>
+        <w:rPr>
+          <w:rStyle w:val="Strong"/>
+          <w:rFonts w:ascii="Arial" w:hAnsi="Arial" w:cs="Arial"/>
+          <w:sz w:val="18"/>
+          <w:szCs w:val="18"/>
+        </w:rPr>
+        <w:t>retail / e-commerce operations</w:t>
+      </w:r>
+      <w:r>
+        <w:rPr>
+          <w:rFonts w:ascii="Arial" w:hAnsi="Arial" w:cs="Arial"/>
+          <w:sz w:val="18"/>
+          <w:szCs w:val="18"/>
+        </w:rPr>
+        <w:t xml:space="preserve"> platform using </w:t>
+      </w:r>
+      <w:r>
+        <w:rPr>
+          <w:rStyle w:val="Strong"/>
+          <w:rFonts w:ascii="Arial" w:hAnsi="Arial" w:cs="Arial"/>
+          <w:sz w:val="18"/>
+          <w:szCs w:val="18"/>
+        </w:rPr>
+        <w:t>C#</w:t>
+      </w:r>
+      <w:r>
+        <w:rPr>
+          <w:rFonts w:ascii="Arial" w:hAnsi="Arial" w:cs="Arial"/>
+          <w:sz w:val="18"/>
+          <w:szCs w:val="18"/>
+        </w:rPr>
+        <w:t xml:space="preserve">, </w:t>
+      </w:r>
+      <w:r>
+        <w:rPr>
+          <w:rStyle w:val="Strong"/>
+          <w:rFonts w:ascii="Arial" w:hAnsi="Arial" w:cs="Arial"/>
+          <w:sz w:val="18"/>
+          <w:szCs w:val="18"/>
+        </w:rPr>
+        <w:t>ASP.NET Core 3.1</w:t>
+      </w:r>
+      <w:r>
+        <w:rPr>
+          <w:rFonts w:ascii="Arial" w:hAnsi="Arial" w:cs="Arial"/>
+          <w:sz w:val="18"/>
+          <w:szCs w:val="18"/>
+        </w:rPr>
+        <w:t xml:space="preserve">, and </w:t>
+      </w:r>
+      <w:r>
+        <w:rPr>
+          <w:rStyle w:val="Strong"/>
+          <w:rFonts w:ascii="Arial" w:hAnsi="Arial" w:cs="Arial"/>
+          <w:sz w:val="18"/>
+          <w:szCs w:val="18"/>
+        </w:rPr>
+        <w:t xml:space="preserve">Angular </w:t>
+      </w:r>
+      <w:r>
+        <w:rPr>
+          <w:rStyle w:val="Strong"/>
+          <w:rFonts w:ascii="Arial" w:hAnsi="Arial" w:cs="Arial"/>
+          <w:sz w:val="18"/>
+          <w:szCs w:val="18"/>
+        </w:rPr>
+        <w:t>11</w:t>
+      </w:r>
+      <w:r>
+        <w:rPr>
+          <w:rFonts w:ascii="Arial" w:hAnsi="Arial" w:cs="Arial"/>
+          <w:sz w:val="18"/>
+          <w:szCs w:val="18"/>
+        </w:rPr>
+        <w:t xml:space="preserve"> with </w:t>
+      </w:r>
+      <w:proofErr w:type="spellStart"/>
+      <w:r>
+        <w:rPr>
+          <w:rStyle w:val="Strong"/>
+          <w:rFonts w:ascii="Arial" w:hAnsi="Arial" w:cs="Arial"/>
+          <w:sz w:val="18"/>
+          <w:szCs w:val="18"/>
+        </w:rPr>
+        <w:t>TypeScript</w:t>
+      </w:r>
+      <w:proofErr w:type="spellEnd"/>
+      <w:r>
+        <w:rPr>
+          <w:rStyle w:val="Strong"/>
+          <w:rFonts w:ascii="Arial" w:hAnsi="Arial" w:cs="Arial"/>
+          <w:sz w:val="18"/>
+          <w:szCs w:val="18"/>
+        </w:rPr>
+        <w:t xml:space="preserve"> </w:t>
+      </w:r>
+      <w:r>
+        <w:rPr>
+          <w:rStyle w:val="Strong"/>
+          <w:rFonts w:ascii="Arial" w:hAnsi="Arial" w:cs="Arial"/>
+          <w:sz w:val="18"/>
+          <w:szCs w:val="18"/>
+        </w:rPr>
+        <w:t>4.1</w:t>
+      </w:r>
+      <w:r>
+        <w:rPr>
+          <w:rFonts w:ascii="Arial" w:hAnsi="Arial" w:cs="Arial"/>
+          <w:sz w:val="18"/>
+          <w:szCs w:val="18"/>
+        </w:rPr>
+        <w:t>, keeping releases stable under weekly change pressure.</w:t>
       </w:r>
     </w:p>
     <w:p>
@@ -1301,22 +3091,85 @@
         <w:pStyle w:val="NormalWeb"/>
         <w:numPr>
           <w:ilvl w:val="0"/>
-          <w:numId w:val="5"/>
+          <w:numId w:val="15"/>
         </w:numPr>
         <w:jc w:val="both"/>
         <w:rPr>
           <w:rFonts w:ascii="Arial" w:hAnsi="Arial" w:cs="Arial"/>
           <w:sz w:val="18"/>
-          <w:szCs w:val="19"/>
-        </w:rPr>
-      </w:pPr>
-      <w:r>
-        <w:rPr>
-          <w:rFonts w:ascii="Arial" w:hAnsi="Arial" w:cs="Arial"/>
-          <w:sz w:val="18"/>
-          <w:szCs w:val="19"/>
-        </w:rPr>
-        <w:t>Implemented APIs with consistent validation, authorization checks, and error contracts to keep integrations stable across releases.</w:t>
+          <w:szCs w:val="18"/>
+        </w:rPr>
+      </w:pPr>
+      <w:r>
+        <w:rPr>
+          <w:rFonts w:ascii="Arial" w:hAnsi="Arial" w:cs="Arial"/>
+          <w:sz w:val="18"/>
+          <w:szCs w:val="18"/>
+        </w:rPr>
+        <w:t xml:space="preserve">I designed </w:t>
+      </w:r>
+      <w:r>
+        <w:rPr>
+          <w:rStyle w:val="Strong"/>
+          <w:rFonts w:ascii="Arial" w:hAnsi="Arial" w:cs="Arial"/>
+          <w:sz w:val="18"/>
+          <w:szCs w:val="18"/>
+        </w:rPr>
+        <w:t>REST APIs</w:t>
+      </w:r>
+      <w:r>
+        <w:rPr>
+          <w:rFonts w:ascii="Arial" w:hAnsi="Arial" w:cs="Arial"/>
+          <w:sz w:val="18"/>
+          <w:szCs w:val="18"/>
+        </w:rPr>
+        <w:t xml:space="preserve"> with </w:t>
+      </w:r>
+      <w:proofErr w:type="spellStart"/>
+      <w:r>
+        <w:rPr>
+          <w:rStyle w:val="Strong"/>
+          <w:rFonts w:ascii="Arial" w:hAnsi="Arial" w:cs="Arial"/>
+          <w:sz w:val="18"/>
+          <w:szCs w:val="18"/>
+        </w:rPr>
+        <w:t>OpenAPI</w:t>
+      </w:r>
+      <w:proofErr w:type="spellEnd"/>
+      <w:r>
+        <w:rPr>
+          <w:rStyle w:val="Strong"/>
+          <w:rFonts w:ascii="Arial" w:hAnsi="Arial" w:cs="Arial"/>
+          <w:sz w:val="18"/>
+          <w:szCs w:val="18"/>
+        </w:rPr>
+        <w:t>/Swagger</w:t>
+      </w:r>
+      <w:r>
+        <w:rPr>
+          <w:rFonts w:ascii="Arial" w:hAnsi="Arial" w:cs="Arial"/>
+          <w:sz w:val="18"/>
+          <w:szCs w:val="18"/>
+        </w:rPr>
+        <w:t xml:space="preserve">, consistent error envelopes, and strict request validation, so </w:t>
+      </w:r>
+      <w:proofErr w:type="gramStart"/>
+      <w:r>
+        <w:rPr>
+          <w:rFonts w:ascii="Arial" w:hAnsi="Arial" w:cs="Arial"/>
+          <w:sz w:val="18"/>
+          <w:szCs w:val="18"/>
+        </w:rPr>
+        <w:t>Angular</w:t>
+      </w:r>
+      <w:proofErr w:type="gramEnd"/>
+      <w:r>
+        <w:rPr>
+          <w:rFonts w:ascii="Arial" w:hAnsi="Arial" w:cs="Arial"/>
+          <w:sz w:val="18"/>
+          <w:szCs w:val="18"/>
+        </w:rPr>
+        <w:t xml:space="preserve"> clients could evolve safely without breaking contracts across multiple squads.</w:t>
       </w:r>
     </w:p>
     <w:p>
@@ -1324,22 +3177,84 @@
         <w:pStyle w:val="NormalWeb"/>
         <w:numPr>
           <w:ilvl w:val="0"/>
-          <w:numId w:val="5"/>
+          <w:numId w:val="15"/>
         </w:numPr>
         <w:jc w:val="both"/>
         <w:rPr>
           <w:rFonts w:ascii="Arial" w:hAnsi="Arial" w:cs="Arial"/>
           <w:sz w:val="18"/>
-          <w:szCs w:val="19"/>
-        </w:rPr>
-      </w:pPr>
-      <w:r>
-        <w:rPr>
-          <w:rFonts w:ascii="Arial" w:hAnsi="Arial" w:cs="Arial"/>
-          <w:sz w:val="18"/>
-          <w:szCs w:val="19"/>
-        </w:rPr>
-        <w:t>Refactored legacy backend modules into clearer, testable components, improving maintainability without disrupting delivery.</w:t>
+          <w:szCs w:val="18"/>
+        </w:rPr>
+      </w:pPr>
+      <w:r>
+        <w:rPr>
+          <w:rFonts w:ascii="Arial" w:hAnsi="Arial" w:cs="Arial"/>
+          <w:sz w:val="18"/>
+          <w:szCs w:val="18"/>
+        </w:rPr>
+        <w:t xml:space="preserve">I fixed a </w:t>
+      </w:r>
+      <w:r>
+        <w:rPr>
+          <w:rStyle w:val="Strong"/>
+          <w:rFonts w:ascii="Arial" w:hAnsi="Arial" w:cs="Arial"/>
+          <w:sz w:val="18"/>
+          <w:szCs w:val="18"/>
+        </w:rPr>
+        <w:t>critical production bug</w:t>
+      </w:r>
+      <w:r>
+        <w:rPr>
+          <w:rFonts w:ascii="Arial" w:hAnsi="Arial" w:cs="Arial"/>
+          <w:sz w:val="18"/>
+          <w:szCs w:val="18"/>
+        </w:rPr>
+        <w:t xml:space="preserve"> where users saw duplicated orders after timeouts by adding </w:t>
+      </w:r>
+      <w:proofErr w:type="spellStart"/>
+      <w:r>
+        <w:rPr>
+          <w:rStyle w:val="Strong"/>
+          <w:rFonts w:ascii="Arial" w:hAnsi="Arial" w:cs="Arial"/>
+          <w:sz w:val="18"/>
+          <w:szCs w:val="18"/>
+        </w:rPr>
+        <w:t>idempotency</w:t>
+      </w:r>
+      <w:proofErr w:type="spellEnd"/>
+      <w:r>
+        <w:rPr>
+          <w:rStyle w:val="Strong"/>
+          <w:rFonts w:ascii="Arial" w:hAnsi="Arial" w:cs="Arial"/>
+          <w:sz w:val="18"/>
+          <w:szCs w:val="18"/>
+        </w:rPr>
+        <w:t xml:space="preserve"> keys</w:t>
+      </w:r>
+      <w:r>
+        <w:rPr>
+          <w:rFonts w:ascii="Arial" w:hAnsi="Arial" w:cs="Arial"/>
+          <w:sz w:val="18"/>
+          <w:szCs w:val="18"/>
+        </w:rPr>
+        <w:t xml:space="preserve">, transactional guards in </w:t>
+      </w:r>
+      <w:r>
+        <w:rPr>
+          <w:rStyle w:val="Strong"/>
+          <w:rFonts w:ascii="Arial" w:hAnsi="Arial" w:cs="Arial"/>
+          <w:sz w:val="18"/>
+          <w:szCs w:val="18"/>
+        </w:rPr>
+        <w:t>EF Core 3.1/5</w:t>
+      </w:r>
+      <w:r>
+        <w:rPr>
+          <w:rFonts w:ascii="Arial" w:hAnsi="Arial" w:cs="Arial"/>
+          <w:sz w:val="18"/>
+          <w:szCs w:val="18"/>
+        </w:rPr>
+        <w:t>, and replay-safe handlers for retried requests.</w:t>
       </w:r>
     </w:p>
     <w:p>
@@ -1347,39 +3262,67 @@
         <w:pStyle w:val="NormalWeb"/>
         <w:numPr>
           <w:ilvl w:val="0"/>
-          <w:numId w:val="5"/>
+          <w:numId w:val="15"/>
         </w:numPr>
         <w:jc w:val="both"/>
         <w:rPr>
           <w:rFonts w:ascii="Arial" w:hAnsi="Arial" w:cs="Arial"/>
           <w:sz w:val="18"/>
-          <w:szCs w:val="19"/>
-        </w:rPr>
-      </w:pPr>
-      <w:r>
-        <w:rPr>
-          <w:rFonts w:ascii="Arial" w:hAnsi="Arial" w:cs="Arial"/>
-          <w:sz w:val="18"/>
-          <w:szCs w:val="19"/>
-        </w:rPr>
-        <w:t xml:space="preserve">Built </w:t>
-      </w:r>
-      <w:r>
-        <w:rPr>
-          <w:rFonts w:ascii="Arial" w:hAnsi="Arial" w:cs="Arial"/>
-          <w:b/>
-          <w:sz w:val="18"/>
-          <w:szCs w:val="19"/>
-        </w:rPr>
-        <w:t>Angular</w:t>
-      </w:r>
-      <w:r>
-        <w:rPr>
-          <w:rFonts w:ascii="Arial" w:hAnsi="Arial" w:cs="Arial"/>
-          <w:sz w:val="18"/>
-          <w:szCs w:val="19"/>
-        </w:rPr>
-        <w:t xml:space="preserve"> screens using reactive patterns so UI state stayed predictable as features and complexity grew.</w:t>
+          <w:szCs w:val="18"/>
+        </w:rPr>
+      </w:pPr>
+      <w:r>
+        <w:rPr>
+          <w:rFonts w:ascii="Arial" w:hAnsi="Arial" w:cs="Arial"/>
+          <w:sz w:val="18"/>
+          <w:szCs w:val="18"/>
+        </w:rPr>
+        <w:t xml:space="preserve">I resolved a high-impact </w:t>
+      </w:r>
+      <w:proofErr w:type="spellStart"/>
+      <w:r>
+        <w:rPr>
+          <w:rStyle w:val="Strong"/>
+          <w:rFonts w:ascii="Arial" w:hAnsi="Arial" w:cs="Arial"/>
+          <w:sz w:val="18"/>
+          <w:szCs w:val="18"/>
+        </w:rPr>
+        <w:t>timezone</w:t>
+      </w:r>
+      <w:proofErr w:type="spellEnd"/>
+      <w:r>
+        <w:rPr>
+          <w:rStyle w:val="Strong"/>
+          <w:rFonts w:ascii="Arial" w:hAnsi="Arial" w:cs="Arial"/>
+          <w:sz w:val="18"/>
+          <w:szCs w:val="18"/>
+        </w:rPr>
+        <w:t xml:space="preserve"> bug</w:t>
+      </w:r>
+      <w:r>
+        <w:rPr>
+          <w:rFonts w:ascii="Arial" w:hAnsi="Arial" w:cs="Arial"/>
+          <w:sz w:val="18"/>
+          <w:szCs w:val="18"/>
+        </w:rPr>
+        <w:t xml:space="preserve"> where “next-day” delivery windows shifted for some locales by normalizing all timestamps to </w:t>
+      </w:r>
+      <w:r>
+        <w:rPr>
+          <w:rStyle w:val="Strong"/>
+          <w:rFonts w:ascii="Arial" w:hAnsi="Arial" w:cs="Arial"/>
+          <w:sz w:val="18"/>
+          <w:szCs w:val="18"/>
+        </w:rPr>
+        <w:t>UTC</w:t>
+      </w:r>
+      <w:r>
+        <w:rPr>
+          <w:rFonts w:ascii="Arial" w:hAnsi="Arial" w:cs="Arial"/>
+          <w:sz w:val="18"/>
+          <w:szCs w:val="18"/>
+        </w:rPr>
+        <w:t>, enforcing ISO-8601 serialization, and backfilling corrupted rows with audited scripts.</w:t>
       </w:r>
     </w:p>
     <w:p>
@@ -1387,23 +3330,85 @@
         <w:pStyle w:val="NormalWeb"/>
         <w:numPr>
           <w:ilvl w:val="0"/>
-          <w:numId w:val="5"/>
+          <w:numId w:val="15"/>
         </w:numPr>
         <w:jc w:val="both"/>
         <w:rPr>
           <w:rFonts w:ascii="Arial" w:hAnsi="Arial" w:cs="Arial"/>
           <w:sz w:val="18"/>
-          <w:szCs w:val="19"/>
-        </w:rPr>
-      </w:pPr>
-      <w:r>
-        <w:rPr>
-          <w:rFonts w:ascii="Arial" w:hAnsi="Arial" w:cs="Arial"/>
-          <w:sz w:val="18"/>
-          <w:szCs w:val="19"/>
-        </w:rPr>
-        <w:lastRenderedPageBreak/>
-        <w:t>Collaborated in design discussions to improve data flow, API usability, and frontend-backend integration boundaries.</w:t>
+          <w:szCs w:val="18"/>
+        </w:rPr>
+      </w:pPr>
+      <w:r>
+        <w:rPr>
+          <w:rFonts w:ascii="Arial" w:hAnsi="Arial" w:cs="Arial"/>
+          <w:sz w:val="18"/>
+          <w:szCs w:val="18"/>
+        </w:rPr>
+        <w:t xml:space="preserve">I upgraded a legacy </w:t>
+      </w:r>
+      <w:proofErr w:type="spellStart"/>
+      <w:r>
+        <w:rPr>
+          <w:rFonts w:ascii="Arial" w:hAnsi="Arial" w:cs="Arial"/>
+          <w:sz w:val="18"/>
+          <w:szCs w:val="18"/>
+        </w:rPr>
+        <w:t>AngularJS</w:t>
+      </w:r>
+      <w:proofErr w:type="spellEnd"/>
+      <w:r>
+        <w:rPr>
+          <w:rFonts w:ascii="Arial" w:hAnsi="Arial" w:cs="Arial"/>
+          <w:sz w:val="18"/>
+          <w:szCs w:val="18"/>
+        </w:rPr>
+        <w:t xml:space="preserve">-style module into a modern </w:t>
+      </w:r>
+      <w:r>
+        <w:rPr>
+          <w:rStyle w:val="Strong"/>
+          <w:rFonts w:ascii="Arial" w:hAnsi="Arial" w:cs="Arial"/>
+          <w:sz w:val="18"/>
+          <w:szCs w:val="18"/>
+        </w:rPr>
+        <w:t>Angular 11</w:t>
+      </w:r>
+      <w:r>
+        <w:rPr>
+          <w:rFonts w:ascii="Arial" w:hAnsi="Arial" w:cs="Arial"/>
+          <w:sz w:val="18"/>
+          <w:szCs w:val="18"/>
+        </w:rPr>
+        <w:t xml:space="preserve"> feature shell with lazy routing, </w:t>
+      </w:r>
+      <w:proofErr w:type="spellStart"/>
+      <w:r>
+        <w:rPr>
+          <w:rStyle w:val="Strong"/>
+          <w:rFonts w:ascii="Arial" w:hAnsi="Arial" w:cs="Arial"/>
+          <w:sz w:val="18"/>
+          <w:szCs w:val="18"/>
+        </w:rPr>
+        <w:t>RxJS</w:t>
+      </w:r>
+      <w:proofErr w:type="spellEnd"/>
+      <w:r>
+        <w:rPr>
+          <w:rStyle w:val="Strong"/>
+          <w:rFonts w:ascii="Arial" w:hAnsi="Arial" w:cs="Arial"/>
+          <w:sz w:val="18"/>
+          <w:szCs w:val="18"/>
+        </w:rPr>
+        <w:t xml:space="preserve"> 6</w:t>
+      </w:r>
+      <w:r>
+        <w:rPr>
+          <w:rFonts w:ascii="Arial" w:hAnsi="Arial" w:cs="Arial"/>
+          <w:sz w:val="18"/>
+          <w:szCs w:val="18"/>
+        </w:rPr>
+        <w:t xml:space="preserve"> streams, and typed reactive forms, reducing regressions caused by ad-hoc subscriptions and shared state.</w:t>
       </w:r>
     </w:p>
     <w:p>
@@ -1411,40 +3416,58 @@
         <w:pStyle w:val="NormalWeb"/>
         <w:numPr>
           <w:ilvl w:val="0"/>
-          <w:numId w:val="5"/>
+          <w:numId w:val="15"/>
         </w:numPr>
         <w:jc w:val="both"/>
         <w:rPr>
           <w:rFonts w:ascii="Arial" w:hAnsi="Arial" w:cs="Arial"/>
           <w:sz w:val="18"/>
-          <w:szCs w:val="19"/>
-        </w:rPr>
-      </w:pPr>
-      <w:r>
-        <w:rPr>
-          <w:rFonts w:ascii="Arial" w:hAnsi="Arial" w:cs="Arial"/>
-          <w:sz w:val="18"/>
-          <w:szCs w:val="19"/>
-        </w:rPr>
-        <w:t xml:space="preserve">Worked with </w:t>
-      </w:r>
-      <w:proofErr w:type="spellStart"/>
-      <w:r>
-        <w:rPr>
-          <w:rFonts w:ascii="Arial" w:hAnsi="Arial" w:cs="Arial"/>
-          <w:sz w:val="18"/>
-          <w:szCs w:val="19"/>
-        </w:rPr>
-        <w:t>DevOps</w:t>
-      </w:r>
-      <w:proofErr w:type="spellEnd"/>
-      <w:r>
-        <w:rPr>
-          <w:rFonts w:ascii="Arial" w:hAnsi="Arial" w:cs="Arial"/>
-          <w:sz w:val="18"/>
-          <w:szCs w:val="19"/>
-        </w:rPr>
-        <w:t xml:space="preserve"> on build automation and environment configuration, reducing manual steps and improving release reliability.</w:t>
+          <w:szCs w:val="18"/>
+        </w:rPr>
+      </w:pPr>
+      <w:r>
+        <w:rPr>
+          <w:rFonts w:ascii="Arial" w:hAnsi="Arial" w:cs="Arial"/>
+          <w:sz w:val="18"/>
+          <w:szCs w:val="18"/>
+        </w:rPr>
+        <w:t xml:space="preserve">I implemented a new </w:t>
+      </w:r>
+      <w:r>
+        <w:rPr>
+          <w:rStyle w:val="Strong"/>
+          <w:rFonts w:ascii="Arial" w:hAnsi="Arial" w:cs="Arial"/>
+          <w:sz w:val="18"/>
+          <w:szCs w:val="18"/>
+        </w:rPr>
+        <w:t>real-time dashboard</w:t>
+      </w:r>
+      <w:r>
+        <w:rPr>
+          <w:rFonts w:ascii="Arial" w:hAnsi="Arial" w:cs="Arial"/>
+          <w:sz w:val="18"/>
+          <w:szCs w:val="18"/>
+        </w:rPr>
+        <w:t xml:space="preserve"> feature using </w:t>
+      </w:r>
+      <w:proofErr w:type="spellStart"/>
+      <w:r>
+        <w:rPr>
+          <w:rStyle w:val="Strong"/>
+          <w:rFonts w:ascii="Arial" w:hAnsi="Arial" w:cs="Arial"/>
+          <w:sz w:val="18"/>
+          <w:szCs w:val="18"/>
+        </w:rPr>
+        <w:t>SignalR</w:t>
+      </w:r>
+      <w:proofErr w:type="spellEnd"/>
+      <w:r>
+        <w:rPr>
+          <w:rFonts w:ascii="Arial" w:hAnsi="Arial" w:cs="Arial"/>
+          <w:sz w:val="18"/>
+          <w:szCs w:val="18"/>
+        </w:rPr>
+        <w:t xml:space="preserve"> and resilient reconnection logic, including message versioning and UI fallbacks, so operations teams had live status without full page refreshes.</w:t>
       </w:r>
     </w:p>
     <w:p>
@@ -1452,22 +3475,58 @@
         <w:pStyle w:val="NormalWeb"/>
         <w:numPr>
           <w:ilvl w:val="0"/>
-          <w:numId w:val="5"/>
+          <w:numId w:val="15"/>
         </w:numPr>
         <w:jc w:val="both"/>
         <w:rPr>
           <w:rFonts w:ascii="Arial" w:hAnsi="Arial" w:cs="Arial"/>
           <w:sz w:val="18"/>
-          <w:szCs w:val="19"/>
-        </w:rPr>
-      </w:pPr>
-      <w:r>
-        <w:rPr>
-          <w:rFonts w:ascii="Arial" w:hAnsi="Arial" w:cs="Arial"/>
-          <w:sz w:val="18"/>
-          <w:szCs w:val="19"/>
-        </w:rPr>
-        <w:t>Diagnosed and resolved production issues across UI, API, and database layers using logs, user reports, and runtime analysis.</w:t>
+          <w:szCs w:val="18"/>
+        </w:rPr>
+      </w:pPr>
+      <w:r>
+        <w:rPr>
+          <w:rFonts w:ascii="Arial" w:hAnsi="Arial" w:cs="Arial"/>
+          <w:sz w:val="18"/>
+          <w:szCs w:val="18"/>
+        </w:rPr>
+        <w:t xml:space="preserve">I handled a severe </w:t>
+      </w:r>
+      <w:r>
+        <w:rPr>
+          <w:rStyle w:val="Strong"/>
+          <w:rFonts w:ascii="Arial" w:hAnsi="Arial" w:cs="Arial"/>
+          <w:sz w:val="18"/>
+          <w:szCs w:val="18"/>
+        </w:rPr>
+        <w:t>memory leak</w:t>
+      </w:r>
+      <w:r>
+        <w:rPr>
+          <w:rFonts w:ascii="Arial" w:hAnsi="Arial" w:cs="Arial"/>
+          <w:sz w:val="18"/>
+          <w:szCs w:val="18"/>
+        </w:rPr>
+        <w:t xml:space="preserve"> in the UI caused by orphaned subscriptions by standardizing </w:t>
+      </w:r>
+      <w:proofErr w:type="spellStart"/>
+      <w:r>
+        <w:rPr>
+          <w:rStyle w:val="HTMLCode"/>
+          <w:rFonts w:ascii="Arial" w:hAnsi="Arial" w:cs="Arial"/>
+          <w:sz w:val="18"/>
+          <w:szCs w:val="18"/>
+        </w:rPr>
+        <w:t>async</w:t>
+      </w:r>
+      <w:proofErr w:type="spellEnd"/>
+      <w:r>
+        <w:rPr>
+          <w:rFonts w:ascii="Arial" w:hAnsi="Arial" w:cs="Arial"/>
+          <w:sz w:val="18"/>
+          <w:szCs w:val="18"/>
+        </w:rPr>
+        <w:t xml:space="preserve"> pipe usage, introducing facade services, and adding component teardown tests to prevent recurrence.</w:t>
       </w:r>
     </w:p>
     <w:p>
@@ -1475,22 +3534,39 @@
         <w:pStyle w:val="NormalWeb"/>
         <w:numPr>
           <w:ilvl w:val="0"/>
-          <w:numId w:val="5"/>
+          <w:numId w:val="15"/>
         </w:numPr>
         <w:jc w:val="both"/>
         <w:rPr>
           <w:rFonts w:ascii="Arial" w:hAnsi="Arial" w:cs="Arial"/>
           <w:sz w:val="18"/>
-          <w:szCs w:val="19"/>
-        </w:rPr>
-      </w:pPr>
-      <w:r>
-        <w:rPr>
-          <w:rFonts w:ascii="Arial" w:hAnsi="Arial" w:cs="Arial"/>
-          <w:sz w:val="18"/>
-          <w:szCs w:val="19"/>
-        </w:rPr>
-        <w:t>Coordinated schema and contract changes to support evolving features while minimizing downtime and breaking changes.</w:t>
+          <w:szCs w:val="18"/>
+        </w:rPr>
+      </w:pPr>
+      <w:r>
+        <w:rPr>
+          <w:rFonts w:ascii="Arial" w:hAnsi="Arial" w:cs="Arial"/>
+          <w:sz w:val="18"/>
+          <w:szCs w:val="18"/>
+        </w:rPr>
+        <w:t xml:space="preserve">I improved API performance by analyzing SQL plans on </w:t>
+      </w:r>
+      <w:r>
+        <w:rPr>
+          <w:rStyle w:val="Strong"/>
+          <w:rFonts w:ascii="Arial" w:hAnsi="Arial" w:cs="Arial"/>
+          <w:sz w:val="18"/>
+          <w:szCs w:val="18"/>
+        </w:rPr>
+        <w:t>SQL Server 2017/2019</w:t>
+      </w:r>
+      <w:r>
+        <w:rPr>
+          <w:rFonts w:ascii="Arial" w:hAnsi="Arial" w:cs="Arial"/>
+          <w:sz w:val="18"/>
+          <w:szCs w:val="18"/>
+        </w:rPr>
+        <w:t>, adding covering indexes, rewriting N+1 query patterns, and introducing server-side pagination to stabilize p95 latency under peak loads.</w:t>
       </w:r>
     </w:p>
     <w:p>
@@ -1498,22 +3574,39 @@
         <w:pStyle w:val="NormalWeb"/>
         <w:numPr>
           <w:ilvl w:val="0"/>
-          <w:numId w:val="5"/>
+          <w:numId w:val="15"/>
         </w:numPr>
         <w:jc w:val="both"/>
         <w:rPr>
           <w:rFonts w:ascii="Arial" w:hAnsi="Arial" w:cs="Arial"/>
           <w:sz w:val="18"/>
-          <w:szCs w:val="19"/>
-        </w:rPr>
-      </w:pPr>
-      <w:r>
-        <w:rPr>
-          <w:rFonts w:ascii="Arial" w:hAnsi="Arial" w:cs="Arial"/>
-          <w:sz w:val="18"/>
-          <w:szCs w:val="19"/>
-        </w:rPr>
-        <w:t>Wrote technical documentation for endpoints, data contracts, and UI integration patterns to speed onboarding and reduce repeated questions.</w:t>
+          <w:szCs w:val="18"/>
+        </w:rPr>
+      </w:pPr>
+      <w:r>
+        <w:rPr>
+          <w:rFonts w:ascii="Arial" w:hAnsi="Arial" w:cs="Arial"/>
+          <w:sz w:val="18"/>
+          <w:szCs w:val="18"/>
+        </w:rPr>
+        <w:t xml:space="preserve">I implemented </w:t>
+      </w:r>
+      <w:r>
+        <w:rPr>
+          <w:rStyle w:val="Strong"/>
+          <w:rFonts w:ascii="Arial" w:hAnsi="Arial" w:cs="Arial"/>
+          <w:sz w:val="18"/>
+          <w:szCs w:val="18"/>
+        </w:rPr>
+        <w:t>JWT</w:t>
+      </w:r>
+      <w:r>
+        <w:rPr>
+          <w:rFonts w:ascii="Arial" w:hAnsi="Arial" w:cs="Arial"/>
+          <w:sz w:val="18"/>
+          <w:szCs w:val="18"/>
+        </w:rPr>
+        <w:t xml:space="preserve"> authentication with role-based authorization policies and audit-friendly claims mapping, then added rate limiting and structured security logs to reduce brute-force noise and speed up investigations.</w:t>
       </w:r>
     </w:p>
     <w:p>
@@ -1521,22 +3614,77 @@
         <w:pStyle w:val="NormalWeb"/>
         <w:numPr>
           <w:ilvl w:val="0"/>
-          <w:numId w:val="5"/>
+          <w:numId w:val="15"/>
         </w:numPr>
         <w:jc w:val="both"/>
         <w:rPr>
           <w:rFonts w:ascii="Arial" w:hAnsi="Arial" w:cs="Arial"/>
           <w:sz w:val="18"/>
-          <w:szCs w:val="19"/>
-        </w:rPr>
-      </w:pPr>
-      <w:r>
-        <w:rPr>
-          <w:rFonts w:ascii="Arial" w:hAnsi="Arial" w:cs="Arial"/>
-          <w:sz w:val="18"/>
-          <w:szCs w:val="19"/>
-        </w:rPr>
-        <w:t>Participated in code reviews focusing on readability, correctness, and long-term maintainability.</w:t>
+          <w:szCs w:val="18"/>
+        </w:rPr>
+      </w:pPr>
+      <w:r>
+        <w:rPr>
+          <w:rFonts w:ascii="Arial" w:hAnsi="Arial" w:cs="Arial"/>
+          <w:sz w:val="18"/>
+          <w:szCs w:val="18"/>
+        </w:rPr>
+        <w:t xml:space="preserve">I modernized background processing by migrating </w:t>
+      </w:r>
+      <w:proofErr w:type="spellStart"/>
+      <w:r>
+        <w:rPr>
+          <w:rFonts w:ascii="Arial" w:hAnsi="Arial" w:cs="Arial"/>
+          <w:sz w:val="18"/>
+          <w:szCs w:val="18"/>
+        </w:rPr>
+        <w:t>cron</w:t>
+      </w:r>
+      <w:proofErr w:type="spellEnd"/>
+      <w:r>
+        <w:rPr>
+          <w:rFonts w:ascii="Arial" w:hAnsi="Arial" w:cs="Arial"/>
+          <w:sz w:val="18"/>
+          <w:szCs w:val="18"/>
+        </w:rPr>
+        <w:t xml:space="preserve">-like tasks into </w:t>
+      </w:r>
+      <w:proofErr w:type="spellStart"/>
+      <w:r>
+        <w:rPr>
+          <w:rStyle w:val="Strong"/>
+          <w:rFonts w:ascii="Arial" w:hAnsi="Arial" w:cs="Arial"/>
+          <w:sz w:val="18"/>
+          <w:szCs w:val="18"/>
+        </w:rPr>
+        <w:t>IHostedService</w:t>
+      </w:r>
+      <w:proofErr w:type="spellEnd"/>
+      <w:r>
+        <w:rPr>
+          <w:rFonts w:ascii="Arial" w:hAnsi="Arial" w:cs="Arial"/>
+          <w:sz w:val="18"/>
+          <w:szCs w:val="18"/>
+        </w:rPr>
+        <w:t xml:space="preserve"> workers with retries, </w:t>
+      </w:r>
+      <w:proofErr w:type="spellStart"/>
+      <w:r>
+        <w:rPr>
+          <w:rFonts w:ascii="Arial" w:hAnsi="Arial" w:cs="Arial"/>
+          <w:sz w:val="18"/>
+          <w:szCs w:val="18"/>
+        </w:rPr>
+        <w:t>backoff</w:t>
+      </w:r>
+      <w:proofErr w:type="spellEnd"/>
+      <w:r>
+        <w:rPr>
+          <w:rFonts w:ascii="Arial" w:hAnsi="Arial" w:cs="Arial"/>
+          <w:sz w:val="18"/>
+          <w:szCs w:val="18"/>
+        </w:rPr>
+        <w:t>, and dead-letter patterns, which reduced stuck jobs and made recovery deterministic after outages.</w:t>
       </w:r>
     </w:p>
     <w:p>
@@ -1544,22 +3692,161 @@
         <w:pStyle w:val="NormalWeb"/>
         <w:numPr>
           <w:ilvl w:val="0"/>
-          <w:numId w:val="5"/>
+          <w:numId w:val="15"/>
         </w:numPr>
         <w:jc w:val="both"/>
         <w:rPr>
           <w:rFonts w:ascii="Arial" w:hAnsi="Arial" w:cs="Arial"/>
           <w:sz w:val="18"/>
-          <w:szCs w:val="19"/>
-        </w:rPr>
-      </w:pPr>
-      <w:r>
-        <w:rPr>
-          <w:rFonts w:ascii="Arial" w:hAnsi="Arial" w:cs="Arial"/>
-          <w:sz w:val="18"/>
-          <w:szCs w:val="19"/>
-        </w:rPr>
-        <w:t>Balanced new feature delivery with incremental improvements that reduced tech debt and improved developer experience.</w:t>
+          <w:szCs w:val="18"/>
+        </w:rPr>
+      </w:pPr>
+      <w:r>
+        <w:rPr>
+          <w:rFonts w:ascii="Arial" w:hAnsi="Arial" w:cs="Arial"/>
+          <w:sz w:val="18"/>
+          <w:szCs w:val="18"/>
+        </w:rPr>
+        <w:t xml:space="preserve">I built CI/CD pipelines in </w:t>
+      </w:r>
+      <w:r>
+        <w:rPr>
+          <w:rStyle w:val="Strong"/>
+          <w:rFonts w:ascii="Arial" w:hAnsi="Arial" w:cs="Arial"/>
+          <w:sz w:val="18"/>
+          <w:szCs w:val="18"/>
+        </w:rPr>
+        <w:t xml:space="preserve">Azure </w:t>
+      </w:r>
+      <w:proofErr w:type="spellStart"/>
+      <w:r>
+        <w:rPr>
+          <w:rStyle w:val="Strong"/>
+          <w:rFonts w:ascii="Arial" w:hAnsi="Arial" w:cs="Arial"/>
+          <w:sz w:val="18"/>
+          <w:szCs w:val="18"/>
+        </w:rPr>
+        <w:t>DevOps</w:t>
+      </w:r>
+      <w:proofErr w:type="spellEnd"/>
+      <w:r>
+        <w:rPr>
+          <w:rFonts w:ascii="Arial" w:hAnsi="Arial" w:cs="Arial"/>
+          <w:sz w:val="18"/>
+          <w:szCs w:val="18"/>
+        </w:rPr>
+        <w:t xml:space="preserve"> with gated builds, database migration checks, and environment-based configuration, ensuring every deployment had consistent artifacts and reliable rollback paths.</w:t>
+      </w:r>
+    </w:p>
+    <w:p>
+      <w:pPr>
+        <w:pStyle w:val="NormalWeb"/>
+        <w:numPr>
+          <w:ilvl w:val="0"/>
+          <w:numId w:val="15"/>
+        </w:numPr>
+        <w:jc w:val="both"/>
+        <w:rPr>
+          <w:rFonts w:ascii="Arial" w:hAnsi="Arial" w:cs="Arial"/>
+          <w:sz w:val="18"/>
+          <w:szCs w:val="18"/>
+        </w:rPr>
+      </w:pPr>
+      <w:r>
+        <w:rPr>
+          <w:rFonts w:ascii="Arial" w:hAnsi="Arial" w:cs="Arial"/>
+          <w:sz w:val="18"/>
+          <w:szCs w:val="18"/>
+        </w:rPr>
+        <w:t xml:space="preserve">I introduced </w:t>
+      </w:r>
+      <w:proofErr w:type="spellStart"/>
+      <w:r>
+        <w:rPr>
+          <w:rStyle w:val="Strong"/>
+          <w:rFonts w:ascii="Arial" w:hAnsi="Arial" w:cs="Arial"/>
+          <w:sz w:val="18"/>
+          <w:szCs w:val="18"/>
+        </w:rPr>
+        <w:t>Docker</w:t>
+      </w:r>
+      <w:proofErr w:type="spellEnd"/>
+      <w:r>
+        <w:rPr>
+          <w:rFonts w:ascii="Arial" w:hAnsi="Arial" w:cs="Arial"/>
+          <w:sz w:val="18"/>
+          <w:szCs w:val="18"/>
+        </w:rPr>
+        <w:t xml:space="preserve"> for repeatable local and CI environments, aligning Angular build outputs and .NET runtime dependencies so “works on my machine” incidents stopped blocking releases.</w:t>
+      </w:r>
+    </w:p>
+    <w:p>
+      <w:pPr>
+        <w:pStyle w:val="NormalWeb"/>
+        <w:numPr>
+          <w:ilvl w:val="0"/>
+          <w:numId w:val="15"/>
+        </w:numPr>
+        <w:jc w:val="both"/>
+        <w:rPr>
+          <w:rFonts w:ascii="Arial" w:hAnsi="Arial" w:cs="Arial"/>
+          <w:sz w:val="18"/>
+          <w:szCs w:val="18"/>
+        </w:rPr>
+      </w:pPr>
+      <w:r>
+        <w:rPr>
+          <w:rFonts w:ascii="Arial" w:hAnsi="Arial" w:cs="Arial"/>
+          <w:sz w:val="18"/>
+          <w:szCs w:val="18"/>
+        </w:rPr>
+        <w:t>I fixed a critical rounding and currency formatting defect that silently changed invoice totals by switching to decimal-safe calculations, invariant culture formatting, and regression tests over edge-case inputs.</w:t>
+      </w:r>
+    </w:p>
+    <w:p>
+      <w:pPr>
+        <w:pStyle w:val="NormalWeb"/>
+        <w:numPr>
+          <w:ilvl w:val="0"/>
+          <w:numId w:val="15"/>
+        </w:numPr>
+        <w:jc w:val="both"/>
+        <w:rPr>
+          <w:rFonts w:ascii="Arial" w:hAnsi="Arial" w:cs="Arial"/>
+          <w:sz w:val="18"/>
+          <w:szCs w:val="18"/>
+        </w:rPr>
+      </w:pPr>
+      <w:r>
+        <w:rPr>
+          <w:rFonts w:ascii="Arial" w:hAnsi="Arial" w:cs="Arial"/>
+          <w:sz w:val="18"/>
+          <w:szCs w:val="18"/>
+        </w:rPr>
+        <w:t>I implemented a forward-looking feature flag system for incremental rollout, allowing the team to ship risky UI refactors safely while collecting metrics and reverting instantly when anomalies appeared.</w:t>
+      </w:r>
+    </w:p>
+    <w:p>
+      <w:pPr>
+        <w:pStyle w:val="NormalWeb"/>
+        <w:numPr>
+          <w:ilvl w:val="0"/>
+          <w:numId w:val="15"/>
+        </w:numPr>
+        <w:jc w:val="both"/>
+        <w:rPr>
+          <w:rFonts w:ascii="Arial" w:hAnsi="Arial" w:cs="Arial"/>
+          <w:sz w:val="18"/>
+          <w:szCs w:val="18"/>
+        </w:rPr>
+      </w:pPr>
+      <w:r>
+        <w:rPr>
+          <w:rFonts w:ascii="Arial" w:hAnsi="Arial" w:cs="Arial"/>
+          <w:sz w:val="18"/>
+          <w:szCs w:val="18"/>
+        </w:rPr>
+        <w:t>I used my skills flexibly across frontend, API, and data layers by pairing with QA and product on incident triage, then translating findings into code-level fixes, monitoring alerts, and prevention playbooks.</w:t>
       </w:r>
     </w:p>
     <w:tbl>
@@ -1655,56 +3942,66 @@
         <w:pStyle w:val="NormalWeb"/>
         <w:numPr>
           <w:ilvl w:val="0"/>
-          <w:numId w:val="7"/>
+          <w:numId w:val="17"/>
         </w:numPr>
         <w:jc w:val="both"/>
         <w:rPr>
           <w:rFonts w:ascii="Arial" w:hAnsi="Arial" w:cs="Arial"/>
           <w:sz w:val="18"/>
-          <w:szCs w:val="19"/>
-        </w:rPr>
-      </w:pPr>
-      <w:r>
-        <w:rPr>
-          <w:rFonts w:ascii="Arial" w:hAnsi="Arial" w:cs="Arial"/>
-          <w:sz w:val="18"/>
-          <w:szCs w:val="19"/>
-        </w:rPr>
-        <w:t xml:space="preserve">Built and enhanced data-driven web applications with </w:t>
-      </w:r>
-      <w:r>
-        <w:rPr>
-          <w:rFonts w:ascii="Arial" w:hAnsi="Arial" w:cs="Arial"/>
-          <w:b/>
-          <w:sz w:val="18"/>
-          <w:szCs w:val="19"/>
-        </w:rPr>
-        <w:t>Angular-based</w:t>
-      </w:r>
-      <w:r>
-        <w:rPr>
-          <w:rFonts w:ascii="Arial" w:hAnsi="Arial" w:cs="Arial"/>
-          <w:sz w:val="18"/>
-          <w:szCs w:val="19"/>
-        </w:rPr>
-        <w:t xml:space="preserve"> UIs and </w:t>
-      </w:r>
-      <w:r>
-        <w:rPr>
-          <w:rFonts w:ascii="Arial" w:hAnsi="Arial" w:cs="Arial"/>
-          <w:b/>
-          <w:sz w:val="18"/>
-          <w:szCs w:val="19"/>
-        </w:rPr>
-        <w:t>.NET</w:t>
-      </w:r>
-      <w:r>
-        <w:rPr>
-          <w:rFonts w:ascii="Arial" w:hAnsi="Arial" w:cs="Arial"/>
-          <w:sz w:val="18"/>
-          <w:szCs w:val="19"/>
-        </w:rPr>
-        <w:t xml:space="preserve"> backend services used for reporting and operations.</w:t>
+        </w:rPr>
+      </w:pPr>
+      <w:r>
+        <w:rPr>
+          <w:rFonts w:ascii="Arial" w:hAnsi="Arial" w:cs="Arial"/>
+          <w:sz w:val="18"/>
+        </w:rPr>
+        <w:t xml:space="preserve">As a </w:t>
+      </w:r>
+      <w:r>
+        <w:rPr>
+          <w:rStyle w:val="Strong"/>
+          <w:rFonts w:ascii="Arial" w:hAnsi="Arial" w:cs="Arial"/>
+          <w:sz w:val="18"/>
+        </w:rPr>
+        <w:t>Software Engineer</w:t>
+      </w:r>
+      <w:r>
+        <w:rPr>
+          <w:rFonts w:ascii="Arial" w:hAnsi="Arial" w:cs="Arial"/>
+          <w:sz w:val="18"/>
+        </w:rPr>
+        <w:t xml:space="preserve">, I delivered customer-facing modules in </w:t>
+      </w:r>
+      <w:r>
+        <w:rPr>
+          <w:rStyle w:val="Strong"/>
+          <w:rFonts w:ascii="Arial" w:hAnsi="Arial" w:cs="Arial"/>
+          <w:sz w:val="18"/>
+        </w:rPr>
+        <w:t>Angular</w:t>
+      </w:r>
+      <w:r>
+        <w:rPr>
+          <w:rFonts w:ascii="Arial" w:hAnsi="Arial" w:cs="Arial"/>
+          <w:sz w:val="18"/>
+        </w:rPr>
+        <w:t xml:space="preserve"> (</w:t>
+      </w:r>
+      <w:proofErr w:type="spellStart"/>
+      <w:r>
+        <w:rPr>
+          <w:rFonts w:ascii="Arial" w:hAnsi="Arial" w:cs="Arial"/>
+          <w:sz w:val="18"/>
+        </w:rPr>
+        <w:t>TypeScript</w:t>
+      </w:r>
+      <w:proofErr w:type="spellEnd"/>
+      <w:r>
+        <w:rPr>
+          <w:rFonts w:ascii="Arial" w:hAnsi="Arial" w:cs="Arial"/>
+          <w:sz w:val="18"/>
+        </w:rPr>
+        <w:t>) with reactive forms, route guards, and reusable components, aligning UI behavior with backend contracts to keep releases predictable and easy for QA to validate end-to-end.</w:t>
       </w:r>
     </w:p>
     <w:p>
@@ -1712,39 +4009,50 @@
         <w:pStyle w:val="NormalWeb"/>
         <w:numPr>
           <w:ilvl w:val="0"/>
-          <w:numId w:val="7"/>
+          <w:numId w:val="17"/>
         </w:numPr>
         <w:jc w:val="both"/>
         <w:rPr>
           <w:rFonts w:ascii="Arial" w:hAnsi="Arial" w:cs="Arial"/>
           <w:sz w:val="18"/>
-          <w:szCs w:val="19"/>
-        </w:rPr>
-      </w:pPr>
-      <w:r>
-        <w:rPr>
-          <w:rFonts w:ascii="Arial" w:hAnsi="Arial" w:cs="Arial"/>
-          <w:sz w:val="18"/>
-          <w:szCs w:val="19"/>
-        </w:rPr>
-        <w:t xml:space="preserve">Implemented reliable </w:t>
-      </w:r>
-      <w:r>
-        <w:rPr>
-          <w:rFonts w:ascii="Arial" w:hAnsi="Arial" w:cs="Arial"/>
-          <w:b/>
-          <w:sz w:val="18"/>
-          <w:szCs w:val="19"/>
-        </w:rPr>
-        <w:t>CRUD</w:t>
-      </w:r>
-      <w:r>
-        <w:rPr>
-          <w:rFonts w:ascii="Arial" w:hAnsi="Arial" w:cs="Arial"/>
-          <w:sz w:val="18"/>
-          <w:szCs w:val="19"/>
-        </w:rPr>
-        <w:t xml:space="preserve"> services with strong data integrity, transactional consistency, and predictable error handling.</w:t>
+        </w:rPr>
+      </w:pPr>
+      <w:r>
+        <w:rPr>
+          <w:rFonts w:ascii="Arial" w:hAnsi="Arial" w:cs="Arial"/>
+          <w:sz w:val="18"/>
+        </w:rPr>
+        <w:t xml:space="preserve">I built and maintained </w:t>
+      </w:r>
+      <w:r>
+        <w:rPr>
+          <w:rStyle w:val="Strong"/>
+          <w:rFonts w:ascii="Arial" w:hAnsi="Arial" w:cs="Arial"/>
+          <w:sz w:val="18"/>
+        </w:rPr>
+        <w:t>.NET Framework</w:t>
+      </w:r>
+      <w:r>
+        <w:rPr>
+          <w:rFonts w:ascii="Arial" w:hAnsi="Arial" w:cs="Arial"/>
+          <w:sz w:val="18"/>
+        </w:rPr>
+        <w:t xml:space="preserve"> services and </w:t>
+      </w:r>
+      <w:r>
+        <w:rPr>
+          <w:rStyle w:val="Strong"/>
+          <w:rFonts w:ascii="Arial" w:hAnsi="Arial" w:cs="Arial"/>
+          <w:sz w:val="18"/>
+        </w:rPr>
+        <w:t>ASP.NET MVC/Web API</w:t>
+      </w:r>
+      <w:r>
+        <w:rPr>
+          <w:rFonts w:ascii="Arial" w:hAnsi="Arial" w:cs="Arial"/>
+          <w:sz w:val="18"/>
+        </w:rPr>
+        <w:t xml:space="preserve"> endpoints with clean controller boundaries, consistent request validation, and standardized error responses, which reduced integration ambiguity for the Angular client and external consumers.</w:t>
       </w:r>
     </w:p>
     <w:p>
@@ -1752,22 +4060,35 @@
         <w:pStyle w:val="NormalWeb"/>
         <w:numPr>
           <w:ilvl w:val="0"/>
-          <w:numId w:val="7"/>
+          <w:numId w:val="17"/>
         </w:numPr>
         <w:jc w:val="both"/>
         <w:rPr>
           <w:rFonts w:ascii="Arial" w:hAnsi="Arial" w:cs="Arial"/>
           <w:sz w:val="18"/>
-          <w:szCs w:val="19"/>
-        </w:rPr>
-      </w:pPr>
-      <w:r>
-        <w:rPr>
-          <w:rFonts w:ascii="Arial" w:hAnsi="Arial" w:cs="Arial"/>
-          <w:sz w:val="18"/>
-          <w:szCs w:val="19"/>
-        </w:rPr>
-        <w:t>Worked with stakeholders to translate reporting requirements into solutions that balanced correctness, performance, and usability.</w:t>
+        </w:rPr>
+      </w:pPr>
+      <w:r>
+        <w:rPr>
+          <w:rFonts w:ascii="Arial" w:hAnsi="Arial" w:cs="Arial"/>
+          <w:sz w:val="18"/>
+        </w:rPr>
+        <w:t xml:space="preserve">I owned several performance fixes by profiling slow list screens, then applying server-side paging, filtering, and sorting in </w:t>
+      </w:r>
+      <w:r>
+        <w:rPr>
+          <w:rStyle w:val="Strong"/>
+          <w:rFonts w:ascii="Arial" w:hAnsi="Arial" w:cs="Arial"/>
+          <w:sz w:val="18"/>
+        </w:rPr>
+        <w:t>SQL Server</w:t>
+      </w:r>
+      <w:r>
+        <w:rPr>
+          <w:rFonts w:ascii="Arial" w:hAnsi="Arial" w:cs="Arial"/>
+          <w:sz w:val="18"/>
+        </w:rPr>
+        <w:t xml:space="preserve"> via optimized queries and targeted indexes, which stabilized response times under peak concurrent usage.</w:t>
       </w:r>
     </w:p>
     <w:p>
@@ -1775,22 +4096,36 @@
         <w:pStyle w:val="NormalWeb"/>
         <w:numPr>
           <w:ilvl w:val="0"/>
-          <w:numId w:val="7"/>
+          <w:numId w:val="17"/>
         </w:numPr>
         <w:jc w:val="both"/>
         <w:rPr>
           <w:rFonts w:ascii="Arial" w:hAnsi="Arial" w:cs="Arial"/>
           <w:sz w:val="18"/>
-          <w:szCs w:val="19"/>
-        </w:rPr>
-      </w:pPr>
-      <w:r>
-        <w:rPr>
-          <w:rFonts w:ascii="Arial" w:hAnsi="Arial" w:cs="Arial"/>
-          <w:sz w:val="18"/>
-          <w:szCs w:val="19"/>
-        </w:rPr>
-        <w:t>Improved database performance by tuning queries, adjusting indexes, and keeping schema changes disciplined and traceable.</w:t>
+        </w:rPr>
+      </w:pPr>
+      <w:r>
+        <w:rPr>
+          <w:rFonts w:ascii="Arial" w:hAnsi="Arial" w:cs="Arial"/>
+          <w:sz w:val="18"/>
+        </w:rPr>
+        <w:t xml:space="preserve">I resolved a critical production bug where duplicate form submissions created double charges by adding server-side </w:t>
+      </w:r>
+      <w:proofErr w:type="spellStart"/>
+      <w:r>
+        <w:rPr>
+          <w:rFonts w:ascii="Arial" w:hAnsi="Arial" w:cs="Arial"/>
+          <w:sz w:val="18"/>
+        </w:rPr>
+        <w:t>idempotency</w:t>
+      </w:r>
+      <w:proofErr w:type="spellEnd"/>
+      <w:r>
+        <w:rPr>
+          <w:rFonts w:ascii="Arial" w:hAnsi="Arial" w:cs="Arial"/>
+          <w:sz w:val="18"/>
+        </w:rPr>
+        <w:t xml:space="preserve"> guards and optimistic concurrency checks, then updating the Angular UI to disable resubmits and surface safe retry messaging.</w:t>
       </w:r>
     </w:p>
     <w:p>
@@ -1798,22 +4133,20 @@
         <w:pStyle w:val="NormalWeb"/>
         <w:numPr>
           <w:ilvl w:val="0"/>
-          <w:numId w:val="7"/>
+          <w:numId w:val="17"/>
         </w:numPr>
         <w:jc w:val="both"/>
         <w:rPr>
           <w:rFonts w:ascii="Arial" w:hAnsi="Arial" w:cs="Arial"/>
           <w:sz w:val="18"/>
-          <w:szCs w:val="19"/>
-        </w:rPr>
-      </w:pPr>
-      <w:r>
-        <w:rPr>
-          <w:rFonts w:ascii="Arial" w:hAnsi="Arial" w:cs="Arial"/>
-          <w:sz w:val="18"/>
-          <w:szCs w:val="19"/>
-        </w:rPr>
-        <w:t>Maintained and improved frontend components for clarity and reuse while delivering new features under active usage.</w:t>
+        </w:rPr>
+      </w:pPr>
+      <w:r>
+        <w:rPr>
+          <w:rFonts w:ascii="Arial" w:hAnsi="Arial" w:cs="Arial"/>
+          <w:sz w:val="18"/>
+        </w:rPr>
+        <w:t>To address intermittent authentication failures, I fixed token-refresh race conditions by centralizing the Angular HTTP interceptor flow and aligning session timeout rules with the API middleware, which eliminated “random logout” incidents reported by support.</w:t>
       </w:r>
     </w:p>
     <w:p>
@@ -1821,22 +4154,35 @@
         <w:pStyle w:val="NormalWeb"/>
         <w:numPr>
           <w:ilvl w:val="0"/>
-          <w:numId w:val="7"/>
+          <w:numId w:val="17"/>
         </w:numPr>
         <w:jc w:val="both"/>
         <w:rPr>
           <w:rFonts w:ascii="Arial" w:hAnsi="Arial" w:cs="Arial"/>
           <w:sz w:val="18"/>
-          <w:szCs w:val="19"/>
-        </w:rPr>
-      </w:pPr>
-      <w:r>
-        <w:rPr>
-          <w:rFonts w:ascii="Arial" w:hAnsi="Arial" w:cs="Arial"/>
-          <w:sz w:val="18"/>
-          <w:szCs w:val="19"/>
-        </w:rPr>
-        <w:t>Followed team coding standards and review workflows, strengthening core engineering discipline and maintainability habits.</w:t>
+        </w:rPr>
+      </w:pPr>
+      <w:r>
+        <w:rPr>
+          <w:rFonts w:ascii="Arial" w:hAnsi="Arial" w:cs="Arial"/>
+          <w:sz w:val="18"/>
+        </w:rPr>
+        <w:t xml:space="preserve">I implemented background processing for long-running tasks using </w:t>
+      </w:r>
+      <w:r>
+        <w:rPr>
+          <w:rStyle w:val="Strong"/>
+          <w:rFonts w:ascii="Arial" w:hAnsi="Arial" w:cs="Arial"/>
+          <w:sz w:val="18"/>
+        </w:rPr>
+        <w:t>Windows Services</w:t>
+      </w:r>
+      <w:r>
+        <w:rPr>
+          <w:rFonts w:ascii="Arial" w:hAnsi="Arial" w:cs="Arial"/>
+          <w:sz w:val="18"/>
+        </w:rPr>
+        <w:t xml:space="preserve"> / scheduled jobs and durable database tracking, ensuring retries were safe and observable so that operational teams could re-run failed work without corrupting data.</w:t>
       </w:r>
     </w:p>
     <w:p>
@@ -1844,22 +4190,20 @@
         <w:pStyle w:val="NormalWeb"/>
         <w:numPr>
           <w:ilvl w:val="0"/>
-          <w:numId w:val="7"/>
+          <w:numId w:val="17"/>
         </w:numPr>
         <w:jc w:val="both"/>
         <w:rPr>
           <w:rFonts w:ascii="Arial" w:hAnsi="Arial" w:cs="Arial"/>
           <w:sz w:val="18"/>
-          <w:szCs w:val="19"/>
-        </w:rPr>
-      </w:pPr>
-      <w:r>
-        <w:rPr>
-          <w:rFonts w:ascii="Arial" w:hAnsi="Arial" w:cs="Arial"/>
-          <w:sz w:val="18"/>
-          <w:szCs w:val="19"/>
-        </w:rPr>
-        <w:t>Investigated production defects by reproducing issues locally, identifying root causes, and delivering targeted fixes with minimal disruption.</w:t>
+        </w:rPr>
+      </w:pPr>
+      <w:r>
+        <w:rPr>
+          <w:rFonts w:ascii="Arial" w:hAnsi="Arial" w:cs="Arial"/>
+          <w:sz w:val="18"/>
+        </w:rPr>
+        <w:t>I upgraded legacy pages from older Angular patterns to a more maintainable structure by introducing feature modules, shared UI libraries, and stricter typing, which reduced regression risk and made onboarding new engineers faster and less error-prone.</w:t>
       </w:r>
     </w:p>
     <w:p>
@@ -1867,22 +4211,20 @@
         <w:pStyle w:val="NormalWeb"/>
         <w:numPr>
           <w:ilvl w:val="0"/>
-          <w:numId w:val="7"/>
+          <w:numId w:val="17"/>
         </w:numPr>
         <w:jc w:val="both"/>
         <w:rPr>
           <w:rFonts w:ascii="Arial" w:hAnsi="Arial" w:cs="Arial"/>
           <w:sz w:val="18"/>
-          <w:szCs w:val="19"/>
-        </w:rPr>
-      </w:pPr>
-      <w:r>
-        <w:rPr>
-          <w:rFonts w:ascii="Arial" w:hAnsi="Arial" w:cs="Arial"/>
-          <w:sz w:val="18"/>
-          <w:szCs w:val="19"/>
-        </w:rPr>
-        <w:t>Aligned UI behavior with backend constraints so validation, permissions, and business rules stayed consistent end-to-end.</w:t>
+        </w:rPr>
+      </w:pPr>
+      <w:r>
+        <w:rPr>
+          <w:rFonts w:ascii="Arial" w:hAnsi="Arial" w:cs="Arial"/>
+          <w:sz w:val="18"/>
+        </w:rPr>
+        <w:t>I modernized parts of the backend from older project templates to a cleaner layered approach, separating domain logic from controllers and data access, which made unit testing practical and reduced side effects during hotfix releases.</w:t>
       </w:r>
     </w:p>
     <w:p>
@@ -1890,28 +4232,94 @@
         <w:pStyle w:val="NormalWeb"/>
         <w:numPr>
           <w:ilvl w:val="0"/>
-          <w:numId w:val="7"/>
+          <w:numId w:val="17"/>
         </w:numPr>
         <w:jc w:val="both"/>
         <w:rPr>
           <w:rFonts w:ascii="Arial" w:hAnsi="Arial" w:cs="Arial"/>
           <w:sz w:val="18"/>
-          <w:szCs w:val="19"/>
-        </w:rPr>
-      </w:pPr>
-      <w:r>
-        <w:rPr>
-          <w:rFonts w:ascii="Arial" w:hAnsi="Arial" w:cs="Arial"/>
-          <w:sz w:val="18"/>
-          <w:szCs w:val="19"/>
-        </w:rPr>
-        <w:t>Supported modernization work by refactoring isolated areas while keeping the overall platform stable.</w:t>
+        </w:rPr>
+      </w:pPr>
+      <w:r>
+        <w:rPr>
+          <w:rFonts w:ascii="Arial" w:hAnsi="Arial" w:cs="Arial"/>
+          <w:sz w:val="18"/>
+        </w:rPr>
+        <w:t>I introduced structured logging and correlation IDs across UI and API calls, enabling faster root-cause analysis when a critical bug appeared only in production traffic, especially for multi-step workflows spanning several endpoints.</w:t>
       </w:r>
     </w:p>
     <w:p>
       <w:pPr>
-        <w:spacing w:after="80"/>
-      </w:pPr>
+        <w:pStyle w:val="NormalWeb"/>
+        <w:numPr>
+          <w:ilvl w:val="0"/>
+          <w:numId w:val="17"/>
+        </w:numPr>
+        <w:jc w:val="both"/>
+        <w:rPr>
+          <w:rFonts w:ascii="Arial" w:hAnsi="Arial" w:cs="Arial"/>
+          <w:sz w:val="18"/>
+        </w:rPr>
+      </w:pPr>
+      <w:r>
+        <w:rPr>
+          <w:rFonts w:ascii="Arial" w:hAnsi="Arial" w:cs="Arial"/>
+          <w:sz w:val="18"/>
+        </w:rPr>
+        <w:t xml:space="preserve">I stabilized deployments by tightening </w:t>
+      </w:r>
+      <w:r>
+        <w:rPr>
+          <w:rStyle w:val="Strong"/>
+          <w:rFonts w:ascii="Arial" w:hAnsi="Arial" w:cs="Arial"/>
+          <w:sz w:val="18"/>
+        </w:rPr>
+        <w:t>CI</w:t>
+      </w:r>
+      <w:r>
+        <w:rPr>
+          <w:rFonts w:ascii="Arial" w:hAnsi="Arial" w:cs="Arial"/>
+          <w:sz w:val="18"/>
+        </w:rPr>
+        <w:t xml:space="preserve"> build steps, adding smoke tests for key API routes, and validating database migrations in a staging environment first, which reduced “works on my machine” releases and minimized rollback frequency.</w:t>
+      </w:r>
+    </w:p>
+    <w:p>
+      <w:pPr>
+        <w:pStyle w:val="NormalWeb"/>
+        <w:numPr>
+          <w:ilvl w:val="0"/>
+          <w:numId w:val="17"/>
+        </w:numPr>
+        <w:jc w:val="both"/>
+        <w:rPr>
+          <w:rFonts w:ascii="Arial" w:hAnsi="Arial" w:cs="Arial"/>
+        </w:rPr>
+      </w:pPr>
+      <w:r>
+        <w:rPr>
+          <w:rFonts w:ascii="Arial" w:hAnsi="Arial" w:cs="Arial"/>
+          <w:sz w:val="18"/>
+        </w:rPr>
+        <w:lastRenderedPageBreak/>
+        <w:t xml:space="preserve">I collaborated closely with product and QA to translate ambiguous requirements into measurable acceptance criteria, </w:t>
+      </w:r>
+      <w:proofErr w:type="gramStart"/>
+      <w:r>
+        <w:rPr>
+          <w:rFonts w:ascii="Arial" w:hAnsi="Arial" w:cs="Arial"/>
+          <w:sz w:val="18"/>
+        </w:rPr>
+        <w:t>then</w:t>
+      </w:r>
+      <w:proofErr w:type="gramEnd"/>
+      <w:r>
+        <w:rPr>
+          <w:rFonts w:ascii="Arial" w:hAnsi="Arial" w:cs="Arial"/>
+          <w:sz w:val="18"/>
+        </w:rPr>
+        <w:t xml:space="preserve"> shipped incremental changes behind configuration flags, allowing safe rollout and quick disablement when unexpected edge cases emerged.</w:t>
+      </w:r>
     </w:p>
     <w:p>
       <w:pPr>
@@ -2071,34 +4479,19 @@
     <w:p>
       <w:pPr>
         <w:pStyle w:val="NormalWeb"/>
-        <w:numPr>
-          <w:ilvl w:val="0"/>
-          <w:numId w:val="10"/>
-        </w:numPr>
-        <w:rPr>
-          <w:rFonts w:ascii="Arial" w:hAnsi="Arial" w:cs="Arial"/>
-          <w:sz w:val="18"/>
-          <w:szCs w:val="19"/>
-        </w:rPr>
-      </w:pPr>
-      <w:bookmarkStart w:id="0" w:name="_GoBack"/>
-      <w:r>
-        <w:rPr>
-          <w:rStyle w:val="Strong"/>
-          <w:rFonts w:ascii="Arial" w:hAnsi="Arial" w:cs="Arial"/>
-          <w:sz w:val="18"/>
-          <w:szCs w:val="19"/>
-        </w:rPr>
-        <w:t>Enterprise UI Component Library (Angular)</w:t>
-      </w:r>
-      <w:r>
-        <w:rPr>
-          <w:rFonts w:ascii="Arial" w:hAnsi="Arial" w:cs="Arial"/>
-          <w:sz w:val="18"/>
-          <w:szCs w:val="19"/>
-        </w:rPr>
-        <w:br/>
-        <w:t>Designed reusable components (forms, tables, modals, guards) with accessibility-aware patterns and consistent interaction behavior, enabling multiple teams to ship faster with fewer UI regressions.</w:t>
+        <w:jc w:val="both"/>
+        <w:rPr>
+          <w:rFonts w:ascii="Arial" w:hAnsi="Arial" w:cs="Arial"/>
+          <w:sz w:val="18"/>
+        </w:rPr>
+      </w:pPr>
+      <w:r>
+        <w:rPr>
+          <w:rStyle w:val="Strong"/>
+          <w:rFonts w:ascii="Arial" w:hAnsi="Arial" w:cs="Arial"/>
+          <w:sz w:val="18"/>
+        </w:rPr>
+        <w:t>Fashion Order Management &amp; Returns Portal (Angular + .NET Modernization)</w:t>
       </w:r>
     </w:p>
     <w:p>
@@ -2106,42 +4499,66 @@
         <w:pStyle w:val="NormalWeb"/>
         <w:numPr>
           <w:ilvl w:val="0"/>
-          <w:numId w:val="10"/>
+          <w:numId w:val="19"/>
         </w:numPr>
-        <w:rPr>
-          <w:rFonts w:ascii="Arial" w:hAnsi="Arial" w:cs="Arial"/>
-          <w:sz w:val="18"/>
-          <w:szCs w:val="19"/>
-        </w:rPr>
-      </w:pPr>
-      <w:r>
-        <w:rPr>
-          <w:rStyle w:val="Strong"/>
-          <w:rFonts w:ascii="Arial" w:hAnsi="Arial" w:cs="Arial"/>
-          <w:sz w:val="18"/>
-          <w:szCs w:val="19"/>
-        </w:rPr>
-        <w:t>Secure API Platform Foundations (.NET</w:t>
-      </w:r>
-      <w:proofErr w:type="gramStart"/>
-      <w:r>
-        <w:rPr>
-          <w:rStyle w:val="Strong"/>
-          <w:rFonts w:ascii="Arial" w:hAnsi="Arial" w:cs="Arial"/>
-          <w:sz w:val="18"/>
-          <w:szCs w:val="19"/>
-        </w:rPr>
-        <w:t>)</w:t>
-      </w:r>
-      <w:proofErr w:type="gramEnd"/>
-      <w:r>
-        <w:rPr>
-          <w:rFonts w:ascii="Arial" w:hAnsi="Arial" w:cs="Arial"/>
-          <w:sz w:val="18"/>
-          <w:szCs w:val="19"/>
-        </w:rPr>
-        <w:br/>
-        <w:t>Delivered shared API conventions for validation, error contracts, authentication flows, and documentation, improving integration stability and reducing repeated implementation across services.</w:t>
+        <w:jc w:val="both"/>
+        <w:rPr>
+          <w:rFonts w:ascii="Arial" w:hAnsi="Arial" w:cs="Arial"/>
+          <w:sz w:val="18"/>
+        </w:rPr>
+      </w:pPr>
+      <w:r>
+        <w:rPr>
+          <w:rFonts w:ascii="Arial" w:hAnsi="Arial" w:cs="Arial"/>
+          <w:sz w:val="18"/>
+        </w:rPr>
+        <w:t xml:space="preserve">I delivered a customer-facing </w:t>
+      </w:r>
+      <w:r>
+        <w:rPr>
+          <w:rStyle w:val="Strong"/>
+          <w:rFonts w:ascii="Arial" w:hAnsi="Arial" w:cs="Arial"/>
+          <w:sz w:val="18"/>
+        </w:rPr>
+        <w:t>Angular</w:t>
+      </w:r>
+      <w:r>
+        <w:rPr>
+          <w:rFonts w:ascii="Arial" w:hAnsi="Arial" w:cs="Arial"/>
+          <w:sz w:val="18"/>
+        </w:rPr>
+        <w:t xml:space="preserve"> (</w:t>
+      </w:r>
+      <w:proofErr w:type="spellStart"/>
+      <w:r>
+        <w:rPr>
+          <w:rFonts w:ascii="Arial" w:hAnsi="Arial" w:cs="Arial"/>
+          <w:sz w:val="18"/>
+        </w:rPr>
+        <w:t>TypeScript</w:t>
+      </w:r>
+      <w:proofErr w:type="spellEnd"/>
+      <w:r>
+        <w:rPr>
+          <w:rFonts w:ascii="Arial" w:hAnsi="Arial" w:cs="Arial"/>
+          <w:sz w:val="18"/>
+        </w:rPr>
+        <w:t xml:space="preserve">) portal for order tracking and returns, integrating with </w:t>
+      </w:r>
+      <w:r>
+        <w:rPr>
+          <w:rStyle w:val="Strong"/>
+          <w:rFonts w:ascii="Arial" w:hAnsi="Arial" w:cs="Arial"/>
+          <w:sz w:val="18"/>
+        </w:rPr>
+        <w:t>ASP.NET Web API</w:t>
+      </w:r>
+      <w:r>
+        <w:rPr>
+          <w:rFonts w:ascii="Arial" w:hAnsi="Arial" w:cs="Arial"/>
+          <w:sz w:val="18"/>
+        </w:rPr>
+        <w:t xml:space="preserve"> services to keep checkout, refunds, and status updates consistent across web and support tooling.</w:t>
       </w:r>
     </w:p>
     <w:p>
@@ -2149,33 +4566,128 @@
         <w:pStyle w:val="NormalWeb"/>
         <w:numPr>
           <w:ilvl w:val="0"/>
-          <w:numId w:val="10"/>
+          <w:numId w:val="19"/>
         </w:numPr>
-        <w:rPr>
-          <w:rFonts w:ascii="Arial" w:hAnsi="Arial" w:cs="Arial"/>
-          <w:sz w:val="18"/>
-          <w:szCs w:val="19"/>
-        </w:rPr>
-      </w:pPr>
-      <w:r>
-        <w:rPr>
-          <w:rStyle w:val="Strong"/>
-          <w:rFonts w:ascii="Arial" w:hAnsi="Arial" w:cs="Arial"/>
-          <w:sz w:val="18"/>
-          <w:szCs w:val="19"/>
-        </w:rPr>
-        <w:t>SQL Performance &amp; Reliability Initiative</w:t>
-      </w:r>
-      <w:r>
-        <w:rPr>
-          <w:rFonts w:ascii="Arial" w:hAnsi="Arial" w:cs="Arial"/>
-          <w:sz w:val="18"/>
-          <w:szCs w:val="19"/>
-        </w:rPr>
-        <w:br/>
-        <w:t>Improved responsiveness of data-heavy screens by optimizing queries, indexing hot paths, and aligning backend responses with UI needs to reduce over-fetching and slow endpoints.</w:t>
-      </w:r>
-      <w:bookmarkEnd w:id="0"/>
+        <w:jc w:val="both"/>
+        <w:rPr>
+          <w:rFonts w:ascii="Arial" w:hAnsi="Arial" w:cs="Arial"/>
+          <w:sz w:val="18"/>
+        </w:rPr>
+      </w:pPr>
+      <w:r>
+        <w:rPr>
+          <w:rFonts w:ascii="Arial" w:hAnsi="Arial" w:cs="Arial"/>
+          <w:sz w:val="18"/>
+        </w:rPr>
+        <w:t xml:space="preserve">I fixed a critical bug where rapid double-click submissions created duplicate RMAs and double refunds, solving it with server-side </w:t>
+      </w:r>
+      <w:proofErr w:type="spellStart"/>
+      <w:r>
+        <w:rPr>
+          <w:rStyle w:val="Strong"/>
+          <w:rFonts w:ascii="Arial" w:hAnsi="Arial" w:cs="Arial"/>
+          <w:sz w:val="18"/>
+        </w:rPr>
+        <w:t>idempotency</w:t>
+      </w:r>
+      <w:proofErr w:type="spellEnd"/>
+      <w:r>
+        <w:rPr>
+          <w:rStyle w:val="Strong"/>
+          <w:rFonts w:ascii="Arial" w:hAnsi="Arial" w:cs="Arial"/>
+          <w:sz w:val="18"/>
+        </w:rPr>
+        <w:t xml:space="preserve"> keys</w:t>
+      </w:r>
+      <w:r>
+        <w:rPr>
+          <w:rFonts w:ascii="Arial" w:hAnsi="Arial" w:cs="Arial"/>
+          <w:sz w:val="18"/>
+        </w:rPr>
+        <w:t>, database uniqueness constraints, and a UI “single-flight” submit pattern with clear retry messaging.</w:t>
+      </w:r>
+    </w:p>
+    <w:p>
+      <w:pPr>
+        <w:pStyle w:val="NormalWeb"/>
+        <w:numPr>
+          <w:ilvl w:val="0"/>
+          <w:numId w:val="19"/>
+        </w:numPr>
+        <w:jc w:val="both"/>
+        <w:rPr>
+          <w:rFonts w:ascii="Arial" w:hAnsi="Arial" w:cs="Arial"/>
+          <w:sz w:val="18"/>
+        </w:rPr>
+      </w:pPr>
+      <w:r>
+        <w:rPr>
+          <w:rFonts w:ascii="Arial" w:hAnsi="Arial" w:cs="Arial"/>
+          <w:sz w:val="18"/>
+        </w:rPr>
+        <w:t xml:space="preserve">I upgraded a legacy frontend area from </w:t>
+      </w:r>
+      <w:proofErr w:type="spellStart"/>
+      <w:r>
+        <w:rPr>
+          <w:rStyle w:val="Strong"/>
+          <w:rFonts w:ascii="Arial" w:hAnsi="Arial" w:cs="Arial"/>
+          <w:sz w:val="18"/>
+        </w:rPr>
+        <w:t>AngularJS</w:t>
+      </w:r>
+      <w:proofErr w:type="spellEnd"/>
+      <w:r>
+        <w:rPr>
+          <w:rStyle w:val="Strong"/>
+          <w:rFonts w:ascii="Arial" w:hAnsi="Arial" w:cs="Arial"/>
+          <w:sz w:val="18"/>
+        </w:rPr>
+        <w:t xml:space="preserve"> 1.x</w:t>
+      </w:r>
+      <w:r>
+        <w:rPr>
+          <w:rFonts w:ascii="Arial" w:hAnsi="Arial" w:cs="Arial"/>
+          <w:sz w:val="18"/>
+        </w:rPr>
+        <w:t xml:space="preserve"> to </w:t>
+      </w:r>
+      <w:r>
+        <w:rPr>
+          <w:rStyle w:val="Strong"/>
+          <w:rFonts w:ascii="Arial" w:hAnsi="Arial" w:cs="Arial"/>
+          <w:sz w:val="18"/>
+        </w:rPr>
+        <w:t>Angular 5</w:t>
+      </w:r>
+      <w:r>
+        <w:rPr>
+          <w:rFonts w:ascii="Arial" w:hAnsi="Arial" w:cs="Arial"/>
+          <w:sz w:val="18"/>
+        </w:rPr>
+        <w:t xml:space="preserve"> by carving out feature modules, rewriting shared components, and aligning build tooling so the team could ship new screens without breaking older flows.</w:t>
+      </w:r>
+    </w:p>
+    <w:p>
+      <w:pPr>
+        <w:pStyle w:val="NormalWeb"/>
+        <w:numPr>
+          <w:ilvl w:val="0"/>
+          <w:numId w:val="19"/>
+        </w:numPr>
+        <w:jc w:val="both"/>
+        <w:rPr>
+          <w:rFonts w:ascii="Arial" w:hAnsi="Arial" w:cs="Arial"/>
+          <w:sz w:val="18"/>
+        </w:rPr>
+      </w:pPr>
+      <w:r>
+        <w:rPr>
+          <w:rFonts w:ascii="Arial" w:hAnsi="Arial" w:cs="Arial"/>
+          <w:sz w:val="18"/>
+        </w:rPr>
+        <w:t>I improved reliability and performance by adding SQL indexes for high-traffic queries, implementing server-side pagination, and introducing structured logging with correlation IDs so production incidents could be traced across UI, API, and database layers quickly.</w:t>
+      </w:r>
     </w:p>
     <w:sectPr>
       <w:pgSz w:w="11906" w:h="16838"/>
@@ -2728,6 +5240,155 @@
     </w:lvl>
   </w:abstractNum>
   <w:abstractNum w:abstractNumId="5">
+    <w:nsid w:val="366616DB"/>
+    <w:multiLevelType w:val="multilevel"/>
+    <w:tmpl w:val="E71471FA"/>
+    <w:lvl w:ilvl="0">
+      <w:start w:val="1"/>
+      <w:numFmt w:val="bullet"/>
+      <w:lvlText w:val=""/>
+      <w:lvlJc w:val="left"/>
+      <w:pPr>
+        <w:tabs>
+          <w:tab w:val="num" w:pos="720"/>
+        </w:tabs>
+        <w:ind w:left="720" w:hanging="360"/>
+      </w:pPr>
+      <w:rPr>
+        <w:rFonts w:ascii="Symbol" w:hAnsi="Symbol" w:hint="default"/>
+        <w:sz w:val="20"/>
+      </w:rPr>
+    </w:lvl>
+    <w:lvl w:ilvl="1" w:tentative="1">
+      <w:start w:val="1"/>
+      <w:numFmt w:val="bullet"/>
+      <w:lvlText w:val="o"/>
+      <w:lvlJc w:val="left"/>
+      <w:pPr>
+        <w:tabs>
+          <w:tab w:val="num" w:pos="1440"/>
+        </w:tabs>
+        <w:ind w:left="1440" w:hanging="360"/>
+      </w:pPr>
+      <w:rPr>
+        <w:rFonts w:ascii="Courier New" w:hAnsi="Courier New" w:hint="default"/>
+        <w:sz w:val="20"/>
+      </w:rPr>
+    </w:lvl>
+    <w:lvl w:ilvl="2" w:tentative="1">
+      <w:start w:val="1"/>
+      <w:numFmt w:val="bullet"/>
+      <w:lvlText w:val=""/>
+      <w:lvlJc w:val="left"/>
+      <w:pPr>
+        <w:tabs>
+          <w:tab w:val="num" w:pos="2160"/>
+        </w:tabs>
+        <w:ind w:left="2160" w:hanging="360"/>
+      </w:pPr>
+      <w:rPr>
+        <w:rFonts w:ascii="Wingdings" w:hAnsi="Wingdings" w:hint="default"/>
+        <w:sz w:val="20"/>
+      </w:rPr>
+    </w:lvl>
+    <w:lvl w:ilvl="3" w:tentative="1">
+      <w:start w:val="1"/>
+      <w:numFmt w:val="bullet"/>
+      <w:lvlText w:val=""/>
+      <w:lvlJc w:val="left"/>
+      <w:pPr>
+        <w:tabs>
+          <w:tab w:val="num" w:pos="2880"/>
+        </w:tabs>
+        <w:ind w:left="2880" w:hanging="360"/>
+      </w:pPr>
+      <w:rPr>
+        <w:rFonts w:ascii="Wingdings" w:hAnsi="Wingdings" w:hint="default"/>
+        <w:sz w:val="20"/>
+      </w:rPr>
+    </w:lvl>
+    <w:lvl w:ilvl="4" w:tentative="1">
+      <w:start w:val="1"/>
+      <w:numFmt w:val="bullet"/>
+      <w:lvlText w:val=""/>
+      <w:lvlJc w:val="left"/>
+      <w:pPr>
+        <w:tabs>
+          <w:tab w:val="num" w:pos="3600"/>
+        </w:tabs>
+        <w:ind w:left="3600" w:hanging="360"/>
+      </w:pPr>
+      <w:rPr>
+        <w:rFonts w:ascii="Wingdings" w:hAnsi="Wingdings" w:hint="default"/>
+        <w:sz w:val="20"/>
+      </w:rPr>
+    </w:lvl>
+    <w:lvl w:ilvl="5" w:tentative="1">
+      <w:start w:val="1"/>
+      <w:numFmt w:val="bullet"/>
+      <w:lvlText w:val=""/>
+      <w:lvlJc w:val="left"/>
+      <w:pPr>
+        <w:tabs>
+          <w:tab w:val="num" w:pos="4320"/>
+        </w:tabs>
+        <w:ind w:left="4320" w:hanging="360"/>
+      </w:pPr>
+      <w:rPr>
+        <w:rFonts w:ascii="Wingdings" w:hAnsi="Wingdings" w:hint="default"/>
+        <w:sz w:val="20"/>
+      </w:rPr>
+    </w:lvl>
+    <w:lvl w:ilvl="6" w:tentative="1">
+      <w:start w:val="1"/>
+      <w:numFmt w:val="bullet"/>
+      <w:lvlText w:val=""/>
+      <w:lvlJc w:val="left"/>
+      <w:pPr>
+        <w:tabs>
+          <w:tab w:val="num" w:pos="5040"/>
+        </w:tabs>
+        <w:ind w:left="5040" w:hanging="360"/>
+      </w:pPr>
+      <w:rPr>
+        <w:rFonts w:ascii="Wingdings" w:hAnsi="Wingdings" w:hint="default"/>
+        <w:sz w:val="20"/>
+      </w:rPr>
+    </w:lvl>
+    <w:lvl w:ilvl="7" w:tentative="1">
+      <w:start w:val="1"/>
+      <w:numFmt w:val="bullet"/>
+      <w:lvlText w:val=""/>
+      <w:lvlJc w:val="left"/>
+      <w:pPr>
+        <w:tabs>
+          <w:tab w:val="num" w:pos="5760"/>
+        </w:tabs>
+        <w:ind w:left="5760" w:hanging="360"/>
+      </w:pPr>
+      <w:rPr>
+        <w:rFonts w:ascii="Wingdings" w:hAnsi="Wingdings" w:hint="default"/>
+        <w:sz w:val="20"/>
+      </w:rPr>
+    </w:lvl>
+    <w:lvl w:ilvl="8" w:tentative="1">
+      <w:start w:val="1"/>
+      <w:numFmt w:val="bullet"/>
+      <w:lvlText w:val=""/>
+      <w:lvlJc w:val="left"/>
+      <w:pPr>
+        <w:tabs>
+          <w:tab w:val="num" w:pos="6480"/>
+        </w:tabs>
+        <w:ind w:left="6480" w:hanging="360"/>
+      </w:pPr>
+      <w:rPr>
+        <w:rFonts w:ascii="Wingdings" w:hAnsi="Wingdings" w:hint="default"/>
+        <w:sz w:val="20"/>
+      </w:rPr>
+    </w:lvl>
+  </w:abstractNum>
+  <w:abstractNum w:abstractNumId="6">
     <w:nsid w:val="402E5A5D"/>
     <w:multiLevelType w:val="hybridMultilevel"/>
     <w:tmpl w:val="F50C67E8"/>
@@ -2840,7 +5501,7 @@
       </w:rPr>
     </w:lvl>
   </w:abstractNum>
-  <w:abstractNum w:abstractNumId="6">
+  <w:abstractNum w:abstractNumId="7">
     <w:nsid w:val="45785A81"/>
     <w:multiLevelType w:val="hybridMultilevel"/>
     <w:tmpl w:val="962695C8"/>
@@ -2952,7 +5613,680 @@
       </w:rPr>
     </w:lvl>
   </w:abstractNum>
-  <w:abstractNum w:abstractNumId="7">
+  <w:abstractNum w:abstractNumId="8">
+    <w:nsid w:val="48940F94"/>
+    <w:multiLevelType w:val="multilevel"/>
+    <w:tmpl w:val="6C4C1F5E"/>
+    <w:lvl w:ilvl="0">
+      <w:start w:val="1"/>
+      <w:numFmt w:val="bullet"/>
+      <w:lvlText w:val=""/>
+      <w:lvlJc w:val="left"/>
+      <w:pPr>
+        <w:tabs>
+          <w:tab w:val="num" w:pos="360"/>
+        </w:tabs>
+        <w:ind w:left="360" w:hanging="360"/>
+      </w:pPr>
+      <w:rPr>
+        <w:rFonts w:ascii="Wingdings" w:hAnsi="Wingdings" w:hint="default"/>
+        <w:sz w:val="18"/>
+      </w:rPr>
+    </w:lvl>
+    <w:lvl w:ilvl="1" w:tentative="1">
+      <w:start w:val="1"/>
+      <w:numFmt w:val="bullet"/>
+      <w:lvlText w:val="o"/>
+      <w:lvlJc w:val="left"/>
+      <w:pPr>
+        <w:tabs>
+          <w:tab w:val="num" w:pos="1080"/>
+        </w:tabs>
+        <w:ind w:left="1080" w:hanging="360"/>
+      </w:pPr>
+      <w:rPr>
+        <w:rFonts w:ascii="Courier New" w:hAnsi="Courier New" w:hint="default"/>
+        <w:sz w:val="20"/>
+      </w:rPr>
+    </w:lvl>
+    <w:lvl w:ilvl="2" w:tentative="1">
+      <w:start w:val="1"/>
+      <w:numFmt w:val="bullet"/>
+      <w:lvlText w:val=""/>
+      <w:lvlJc w:val="left"/>
+      <w:pPr>
+        <w:tabs>
+          <w:tab w:val="num" w:pos="1800"/>
+        </w:tabs>
+        <w:ind w:left="1800" w:hanging="360"/>
+      </w:pPr>
+      <w:rPr>
+        <w:rFonts w:ascii="Wingdings" w:hAnsi="Wingdings" w:hint="default"/>
+        <w:sz w:val="20"/>
+      </w:rPr>
+    </w:lvl>
+    <w:lvl w:ilvl="3" w:tentative="1">
+      <w:start w:val="1"/>
+      <w:numFmt w:val="bullet"/>
+      <w:lvlText w:val=""/>
+      <w:lvlJc w:val="left"/>
+      <w:pPr>
+        <w:tabs>
+          <w:tab w:val="num" w:pos="2520"/>
+        </w:tabs>
+        <w:ind w:left="2520" w:hanging="360"/>
+      </w:pPr>
+      <w:rPr>
+        <w:rFonts w:ascii="Wingdings" w:hAnsi="Wingdings" w:hint="default"/>
+        <w:sz w:val="20"/>
+      </w:rPr>
+    </w:lvl>
+    <w:lvl w:ilvl="4" w:tentative="1">
+      <w:start w:val="1"/>
+      <w:numFmt w:val="bullet"/>
+      <w:lvlText w:val=""/>
+      <w:lvlJc w:val="left"/>
+      <w:pPr>
+        <w:tabs>
+          <w:tab w:val="num" w:pos="3240"/>
+        </w:tabs>
+        <w:ind w:left="3240" w:hanging="360"/>
+      </w:pPr>
+      <w:rPr>
+        <w:rFonts w:ascii="Wingdings" w:hAnsi="Wingdings" w:hint="default"/>
+        <w:sz w:val="20"/>
+      </w:rPr>
+    </w:lvl>
+    <w:lvl w:ilvl="5" w:tentative="1">
+      <w:start w:val="1"/>
+      <w:numFmt w:val="bullet"/>
+      <w:lvlText w:val=""/>
+      <w:lvlJc w:val="left"/>
+      <w:pPr>
+        <w:tabs>
+          <w:tab w:val="num" w:pos="3960"/>
+        </w:tabs>
+        <w:ind w:left="3960" w:hanging="360"/>
+      </w:pPr>
+      <w:rPr>
+        <w:rFonts w:ascii="Wingdings" w:hAnsi="Wingdings" w:hint="default"/>
+        <w:sz w:val="20"/>
+      </w:rPr>
+    </w:lvl>
+    <w:lvl w:ilvl="6" w:tentative="1">
+      <w:start w:val="1"/>
+      <w:numFmt w:val="bullet"/>
+      <w:lvlText w:val=""/>
+      <w:lvlJc w:val="left"/>
+      <w:pPr>
+        <w:tabs>
+          <w:tab w:val="num" w:pos="4680"/>
+        </w:tabs>
+        <w:ind w:left="4680" w:hanging="360"/>
+      </w:pPr>
+      <w:rPr>
+        <w:rFonts w:ascii="Wingdings" w:hAnsi="Wingdings" w:hint="default"/>
+        <w:sz w:val="20"/>
+      </w:rPr>
+    </w:lvl>
+    <w:lvl w:ilvl="7" w:tentative="1">
+      <w:start w:val="1"/>
+      <w:numFmt w:val="bullet"/>
+      <w:lvlText w:val=""/>
+      <w:lvlJc w:val="left"/>
+      <w:pPr>
+        <w:tabs>
+          <w:tab w:val="num" w:pos="5400"/>
+        </w:tabs>
+        <w:ind w:left="5400" w:hanging="360"/>
+      </w:pPr>
+      <w:rPr>
+        <w:rFonts w:ascii="Wingdings" w:hAnsi="Wingdings" w:hint="default"/>
+        <w:sz w:val="20"/>
+      </w:rPr>
+    </w:lvl>
+    <w:lvl w:ilvl="8" w:tentative="1">
+      <w:start w:val="1"/>
+      <w:numFmt w:val="bullet"/>
+      <w:lvlText w:val=""/>
+      <w:lvlJc w:val="left"/>
+      <w:pPr>
+        <w:tabs>
+          <w:tab w:val="num" w:pos="6120"/>
+        </w:tabs>
+        <w:ind w:left="6120" w:hanging="360"/>
+      </w:pPr>
+      <w:rPr>
+        <w:rFonts w:ascii="Wingdings" w:hAnsi="Wingdings" w:hint="default"/>
+        <w:sz w:val="20"/>
+      </w:rPr>
+    </w:lvl>
+  </w:abstractNum>
+  <w:abstractNum w:abstractNumId="9">
+    <w:nsid w:val="4D8F3E58"/>
+    <w:multiLevelType w:val="multilevel"/>
+    <w:tmpl w:val="4A76F548"/>
+    <w:lvl w:ilvl="0">
+      <w:start w:val="1"/>
+      <w:numFmt w:val="bullet"/>
+      <w:lvlText w:val=""/>
+      <w:lvlJc w:val="left"/>
+      <w:pPr>
+        <w:tabs>
+          <w:tab w:val="num" w:pos="360"/>
+        </w:tabs>
+        <w:ind w:left="360" w:hanging="360"/>
+      </w:pPr>
+      <w:rPr>
+        <w:rFonts w:ascii="Wingdings" w:hAnsi="Wingdings" w:hint="default"/>
+        <w:sz w:val="18"/>
+      </w:rPr>
+    </w:lvl>
+    <w:lvl w:ilvl="1" w:tentative="1">
+      <w:start w:val="1"/>
+      <w:numFmt w:val="bullet"/>
+      <w:lvlText w:val="o"/>
+      <w:lvlJc w:val="left"/>
+      <w:pPr>
+        <w:tabs>
+          <w:tab w:val="num" w:pos="1080"/>
+        </w:tabs>
+        <w:ind w:left="1080" w:hanging="360"/>
+      </w:pPr>
+      <w:rPr>
+        <w:rFonts w:ascii="Courier New" w:hAnsi="Courier New" w:hint="default"/>
+        <w:sz w:val="20"/>
+      </w:rPr>
+    </w:lvl>
+    <w:lvl w:ilvl="2" w:tentative="1">
+      <w:start w:val="1"/>
+      <w:numFmt w:val="bullet"/>
+      <w:lvlText w:val=""/>
+      <w:lvlJc w:val="left"/>
+      <w:pPr>
+        <w:tabs>
+          <w:tab w:val="num" w:pos="1800"/>
+        </w:tabs>
+        <w:ind w:left="1800" w:hanging="360"/>
+      </w:pPr>
+      <w:rPr>
+        <w:rFonts w:ascii="Wingdings" w:hAnsi="Wingdings" w:hint="default"/>
+        <w:sz w:val="20"/>
+      </w:rPr>
+    </w:lvl>
+    <w:lvl w:ilvl="3" w:tentative="1">
+      <w:start w:val="1"/>
+      <w:numFmt w:val="bullet"/>
+      <w:lvlText w:val=""/>
+      <w:lvlJc w:val="left"/>
+      <w:pPr>
+        <w:tabs>
+          <w:tab w:val="num" w:pos="2520"/>
+        </w:tabs>
+        <w:ind w:left="2520" w:hanging="360"/>
+      </w:pPr>
+      <w:rPr>
+        <w:rFonts w:ascii="Wingdings" w:hAnsi="Wingdings" w:hint="default"/>
+        <w:sz w:val="20"/>
+      </w:rPr>
+    </w:lvl>
+    <w:lvl w:ilvl="4" w:tentative="1">
+      <w:start w:val="1"/>
+      <w:numFmt w:val="bullet"/>
+      <w:lvlText w:val=""/>
+      <w:lvlJc w:val="left"/>
+      <w:pPr>
+        <w:tabs>
+          <w:tab w:val="num" w:pos="3240"/>
+        </w:tabs>
+        <w:ind w:left="3240" w:hanging="360"/>
+      </w:pPr>
+      <w:rPr>
+        <w:rFonts w:ascii="Wingdings" w:hAnsi="Wingdings" w:hint="default"/>
+        <w:sz w:val="20"/>
+      </w:rPr>
+    </w:lvl>
+    <w:lvl w:ilvl="5" w:tentative="1">
+      <w:start w:val="1"/>
+      <w:numFmt w:val="bullet"/>
+      <w:lvlText w:val=""/>
+      <w:lvlJc w:val="left"/>
+      <w:pPr>
+        <w:tabs>
+          <w:tab w:val="num" w:pos="3960"/>
+        </w:tabs>
+        <w:ind w:left="3960" w:hanging="360"/>
+      </w:pPr>
+      <w:rPr>
+        <w:rFonts w:ascii="Wingdings" w:hAnsi="Wingdings" w:hint="default"/>
+        <w:sz w:val="20"/>
+      </w:rPr>
+    </w:lvl>
+    <w:lvl w:ilvl="6" w:tentative="1">
+      <w:start w:val="1"/>
+      <w:numFmt w:val="bullet"/>
+      <w:lvlText w:val=""/>
+      <w:lvlJc w:val="left"/>
+      <w:pPr>
+        <w:tabs>
+          <w:tab w:val="num" w:pos="4680"/>
+        </w:tabs>
+        <w:ind w:left="4680" w:hanging="360"/>
+      </w:pPr>
+      <w:rPr>
+        <w:rFonts w:ascii="Wingdings" w:hAnsi="Wingdings" w:hint="default"/>
+        <w:sz w:val="20"/>
+      </w:rPr>
+    </w:lvl>
+    <w:lvl w:ilvl="7" w:tentative="1">
+      <w:start w:val="1"/>
+      <w:numFmt w:val="bullet"/>
+      <w:lvlText w:val=""/>
+      <w:lvlJc w:val="left"/>
+      <w:pPr>
+        <w:tabs>
+          <w:tab w:val="num" w:pos="5400"/>
+        </w:tabs>
+        <w:ind w:left="5400" w:hanging="360"/>
+      </w:pPr>
+      <w:rPr>
+        <w:rFonts w:ascii="Wingdings" w:hAnsi="Wingdings" w:hint="default"/>
+        <w:sz w:val="20"/>
+      </w:rPr>
+    </w:lvl>
+    <w:lvl w:ilvl="8" w:tentative="1">
+      <w:start w:val="1"/>
+      <w:numFmt w:val="bullet"/>
+      <w:lvlText w:val=""/>
+      <w:lvlJc w:val="left"/>
+      <w:pPr>
+        <w:tabs>
+          <w:tab w:val="num" w:pos="6120"/>
+        </w:tabs>
+        <w:ind w:left="6120" w:hanging="360"/>
+      </w:pPr>
+      <w:rPr>
+        <w:rFonts w:ascii="Wingdings" w:hAnsi="Wingdings" w:hint="default"/>
+        <w:sz w:val="20"/>
+      </w:rPr>
+    </w:lvl>
+  </w:abstractNum>
+  <w:abstractNum w:abstractNumId="10">
+    <w:nsid w:val="53BE78D9"/>
+    <w:multiLevelType w:val="hybridMultilevel"/>
+    <w:tmpl w:val="E17E5492"/>
+    <w:lvl w:ilvl="0" w:tplc="0409000B">
+      <w:start w:val="1"/>
+      <w:numFmt w:val="bullet"/>
+      <w:lvlText w:val=""/>
+      <w:lvlJc w:val="left"/>
+      <w:pPr>
+        <w:ind w:left="360" w:hanging="360"/>
+      </w:pPr>
+      <w:rPr>
+        <w:rFonts w:ascii="Wingdings" w:hAnsi="Wingdings" w:hint="default"/>
+      </w:rPr>
+    </w:lvl>
+    <w:lvl w:ilvl="1" w:tplc="04090003" w:tentative="1">
+      <w:start w:val="1"/>
+      <w:numFmt w:val="bullet"/>
+      <w:lvlText w:val="o"/>
+      <w:lvlJc w:val="left"/>
+      <w:pPr>
+        <w:ind w:left="1080" w:hanging="360"/>
+      </w:pPr>
+      <w:rPr>
+        <w:rFonts w:ascii="Courier New" w:hAnsi="Courier New" w:cs="Courier New" w:hint="default"/>
+      </w:rPr>
+    </w:lvl>
+    <w:lvl w:ilvl="2" w:tplc="04090005" w:tentative="1">
+      <w:start w:val="1"/>
+      <w:numFmt w:val="bullet"/>
+      <w:lvlText w:val=""/>
+      <w:lvlJc w:val="left"/>
+      <w:pPr>
+        <w:ind w:left="1800" w:hanging="360"/>
+      </w:pPr>
+      <w:rPr>
+        <w:rFonts w:ascii="Wingdings" w:hAnsi="Wingdings" w:hint="default"/>
+      </w:rPr>
+    </w:lvl>
+    <w:lvl w:ilvl="3" w:tplc="04090001" w:tentative="1">
+      <w:start w:val="1"/>
+      <w:numFmt w:val="bullet"/>
+      <w:lvlText w:val=""/>
+      <w:lvlJc w:val="left"/>
+      <w:pPr>
+        <w:ind w:left="2520" w:hanging="360"/>
+      </w:pPr>
+      <w:rPr>
+        <w:rFonts w:ascii="Symbol" w:hAnsi="Symbol" w:hint="default"/>
+      </w:rPr>
+    </w:lvl>
+    <w:lvl w:ilvl="4" w:tplc="04090003" w:tentative="1">
+      <w:start w:val="1"/>
+      <w:numFmt w:val="bullet"/>
+      <w:lvlText w:val="o"/>
+      <w:lvlJc w:val="left"/>
+      <w:pPr>
+        <w:ind w:left="3240" w:hanging="360"/>
+      </w:pPr>
+      <w:rPr>
+        <w:rFonts w:ascii="Courier New" w:hAnsi="Courier New" w:cs="Courier New" w:hint="default"/>
+      </w:rPr>
+    </w:lvl>
+    <w:lvl w:ilvl="5" w:tplc="04090005" w:tentative="1">
+      <w:start w:val="1"/>
+      <w:numFmt w:val="bullet"/>
+      <w:lvlText w:val=""/>
+      <w:lvlJc w:val="left"/>
+      <w:pPr>
+        <w:ind w:left="3960" w:hanging="360"/>
+      </w:pPr>
+      <w:rPr>
+        <w:rFonts w:ascii="Wingdings" w:hAnsi="Wingdings" w:hint="default"/>
+      </w:rPr>
+    </w:lvl>
+    <w:lvl w:ilvl="6" w:tplc="04090001" w:tentative="1">
+      <w:start w:val="1"/>
+      <w:numFmt w:val="bullet"/>
+      <w:lvlText w:val=""/>
+      <w:lvlJc w:val="left"/>
+      <w:pPr>
+        <w:ind w:left="4680" w:hanging="360"/>
+      </w:pPr>
+      <w:rPr>
+        <w:rFonts w:ascii="Symbol" w:hAnsi="Symbol" w:hint="default"/>
+      </w:rPr>
+    </w:lvl>
+    <w:lvl w:ilvl="7" w:tplc="04090003" w:tentative="1">
+      <w:start w:val="1"/>
+      <w:numFmt w:val="bullet"/>
+      <w:lvlText w:val="o"/>
+      <w:lvlJc w:val="left"/>
+      <w:pPr>
+        <w:ind w:left="5400" w:hanging="360"/>
+      </w:pPr>
+      <w:rPr>
+        <w:rFonts w:ascii="Courier New" w:hAnsi="Courier New" w:cs="Courier New" w:hint="default"/>
+      </w:rPr>
+    </w:lvl>
+    <w:lvl w:ilvl="8" w:tplc="04090005" w:tentative="1">
+      <w:start w:val="1"/>
+      <w:numFmt w:val="bullet"/>
+      <w:lvlText w:val=""/>
+      <w:lvlJc w:val="left"/>
+      <w:pPr>
+        <w:ind w:left="6120" w:hanging="360"/>
+      </w:pPr>
+      <w:rPr>
+        <w:rFonts w:ascii="Wingdings" w:hAnsi="Wingdings" w:hint="default"/>
+      </w:rPr>
+    </w:lvl>
+  </w:abstractNum>
+  <w:abstractNum w:abstractNumId="11">
+    <w:nsid w:val="5EAD5577"/>
+    <w:multiLevelType w:val="hybridMultilevel"/>
+    <w:tmpl w:val="124EBE7A"/>
+    <w:lvl w:ilvl="0" w:tplc="0B18E252">
+      <w:start w:val="2009"/>
+      <w:numFmt w:val="bullet"/>
+      <w:lvlText w:val=""/>
+      <w:lvlJc w:val="left"/>
+      <w:pPr>
+        <w:ind w:left="720" w:hanging="360"/>
+      </w:pPr>
+      <w:rPr>
+        <w:rFonts w:ascii="Symbol" w:eastAsia="Times New Roman" w:hAnsi="Symbol" w:cs="Times New Roman" w:hint="default"/>
+      </w:rPr>
+    </w:lvl>
+    <w:lvl w:ilvl="1" w:tplc="04090003" w:tentative="1">
+      <w:start w:val="1"/>
+      <w:numFmt w:val="bullet"/>
+      <w:lvlText w:val="o"/>
+      <w:lvlJc w:val="left"/>
+      <w:pPr>
+        <w:ind w:left="1440" w:hanging="360"/>
+      </w:pPr>
+      <w:rPr>
+        <w:rFonts w:ascii="Courier New" w:hAnsi="Courier New" w:cs="Courier New" w:hint="default"/>
+      </w:rPr>
+    </w:lvl>
+    <w:lvl w:ilvl="2" w:tplc="04090005" w:tentative="1">
+      <w:start w:val="1"/>
+      <w:numFmt w:val="bullet"/>
+      <w:lvlText w:val=""/>
+      <w:lvlJc w:val="left"/>
+      <w:pPr>
+        <w:ind w:left="2160" w:hanging="360"/>
+      </w:pPr>
+      <w:rPr>
+        <w:rFonts w:ascii="Wingdings" w:hAnsi="Wingdings" w:hint="default"/>
+      </w:rPr>
+    </w:lvl>
+    <w:lvl w:ilvl="3" w:tplc="04090001" w:tentative="1">
+      <w:start w:val="1"/>
+      <w:numFmt w:val="bullet"/>
+      <w:lvlText w:val=""/>
+      <w:lvlJc w:val="left"/>
+      <w:pPr>
+        <w:ind w:left="2880" w:hanging="360"/>
+      </w:pPr>
+      <w:rPr>
+        <w:rFonts w:ascii="Symbol" w:hAnsi="Symbol" w:hint="default"/>
+      </w:rPr>
+    </w:lvl>
+    <w:lvl w:ilvl="4" w:tplc="04090003" w:tentative="1">
+      <w:start w:val="1"/>
+      <w:numFmt w:val="bullet"/>
+      <w:lvlText w:val="o"/>
+      <w:lvlJc w:val="left"/>
+      <w:pPr>
+        <w:ind w:left="3600" w:hanging="360"/>
+      </w:pPr>
+      <w:rPr>
+        <w:rFonts w:ascii="Courier New" w:hAnsi="Courier New" w:cs="Courier New" w:hint="default"/>
+      </w:rPr>
+    </w:lvl>
+    <w:lvl w:ilvl="5" w:tplc="04090005" w:tentative="1">
+      <w:start w:val="1"/>
+      <w:numFmt w:val="bullet"/>
+      <w:lvlText w:val=""/>
+      <w:lvlJc w:val="left"/>
+      <w:pPr>
+        <w:ind w:left="4320" w:hanging="360"/>
+      </w:pPr>
+      <w:rPr>
+        <w:rFonts w:ascii="Wingdings" w:hAnsi="Wingdings" w:hint="default"/>
+      </w:rPr>
+    </w:lvl>
+    <w:lvl w:ilvl="6" w:tplc="04090001" w:tentative="1">
+      <w:start w:val="1"/>
+      <w:numFmt w:val="bullet"/>
+      <w:lvlText w:val=""/>
+      <w:lvlJc w:val="left"/>
+      <w:pPr>
+        <w:ind w:left="5040" w:hanging="360"/>
+      </w:pPr>
+      <w:rPr>
+        <w:rFonts w:ascii="Symbol" w:hAnsi="Symbol" w:hint="default"/>
+      </w:rPr>
+    </w:lvl>
+    <w:lvl w:ilvl="7" w:tplc="04090003" w:tentative="1">
+      <w:start w:val="1"/>
+      <w:numFmt w:val="bullet"/>
+      <w:lvlText w:val="o"/>
+      <w:lvlJc w:val="left"/>
+      <w:pPr>
+        <w:ind w:left="5760" w:hanging="360"/>
+      </w:pPr>
+      <w:rPr>
+        <w:rFonts w:ascii="Courier New" w:hAnsi="Courier New" w:cs="Courier New" w:hint="default"/>
+      </w:rPr>
+    </w:lvl>
+    <w:lvl w:ilvl="8" w:tplc="04090005" w:tentative="1">
+      <w:start w:val="1"/>
+      <w:numFmt w:val="bullet"/>
+      <w:lvlText w:val=""/>
+      <w:lvlJc w:val="left"/>
+      <w:pPr>
+        <w:ind w:left="6480" w:hanging="360"/>
+      </w:pPr>
+      <w:rPr>
+        <w:rFonts w:ascii="Wingdings" w:hAnsi="Wingdings" w:hint="default"/>
+      </w:rPr>
+    </w:lvl>
+  </w:abstractNum>
+  <w:abstractNum w:abstractNumId="12">
+    <w:nsid w:val="630758E4"/>
+    <w:multiLevelType w:val="multilevel"/>
+    <w:tmpl w:val="F7EA670C"/>
+    <w:lvl w:ilvl="0">
+      <w:start w:val="1"/>
+      <w:numFmt w:val="bullet"/>
+      <w:lvlText w:val=""/>
+      <w:lvlJc w:val="left"/>
+      <w:pPr>
+        <w:tabs>
+          <w:tab w:val="num" w:pos="720"/>
+        </w:tabs>
+        <w:ind w:left="720" w:hanging="360"/>
+      </w:pPr>
+      <w:rPr>
+        <w:rFonts w:ascii="Symbol" w:hAnsi="Symbol" w:hint="default"/>
+        <w:sz w:val="20"/>
+      </w:rPr>
+    </w:lvl>
+    <w:lvl w:ilvl="1" w:tentative="1">
+      <w:start w:val="1"/>
+      <w:numFmt w:val="bullet"/>
+      <w:lvlText w:val="o"/>
+      <w:lvlJc w:val="left"/>
+      <w:pPr>
+        <w:tabs>
+          <w:tab w:val="num" w:pos="1440"/>
+        </w:tabs>
+        <w:ind w:left="1440" w:hanging="360"/>
+      </w:pPr>
+      <w:rPr>
+        <w:rFonts w:ascii="Courier New" w:hAnsi="Courier New" w:hint="default"/>
+        <w:sz w:val="20"/>
+      </w:rPr>
+    </w:lvl>
+    <w:lvl w:ilvl="2" w:tentative="1">
+      <w:start w:val="1"/>
+      <w:numFmt w:val="bullet"/>
+      <w:lvlText w:val=""/>
+      <w:lvlJc w:val="left"/>
+      <w:pPr>
+        <w:tabs>
+          <w:tab w:val="num" w:pos="2160"/>
+        </w:tabs>
+        <w:ind w:left="2160" w:hanging="360"/>
+      </w:pPr>
+      <w:rPr>
+        <w:rFonts w:ascii="Wingdings" w:hAnsi="Wingdings" w:hint="default"/>
+        <w:sz w:val="20"/>
+      </w:rPr>
+    </w:lvl>
+    <w:lvl w:ilvl="3" w:tentative="1">
+      <w:start w:val="1"/>
+      <w:numFmt w:val="bullet"/>
+      <w:lvlText w:val=""/>
+      <w:lvlJc w:val="left"/>
+      <w:pPr>
+        <w:tabs>
+          <w:tab w:val="num" w:pos="2880"/>
+        </w:tabs>
+        <w:ind w:left="2880" w:hanging="360"/>
+      </w:pPr>
+      <w:rPr>
+        <w:rFonts w:ascii="Wingdings" w:hAnsi="Wingdings" w:hint="default"/>
+        <w:sz w:val="20"/>
+      </w:rPr>
+    </w:lvl>
+    <w:lvl w:ilvl="4" w:tentative="1">
+      <w:start w:val="1"/>
+      <w:numFmt w:val="bullet"/>
+      <w:lvlText w:val=""/>
+      <w:lvlJc w:val="left"/>
+      <w:pPr>
+        <w:tabs>
+          <w:tab w:val="num" w:pos="3600"/>
+        </w:tabs>
+        <w:ind w:left="3600" w:hanging="360"/>
+      </w:pPr>
+      <w:rPr>
+        <w:rFonts w:ascii="Wingdings" w:hAnsi="Wingdings" w:hint="default"/>
+        <w:sz w:val="20"/>
+      </w:rPr>
+    </w:lvl>
+    <w:lvl w:ilvl="5" w:tentative="1">
+      <w:start w:val="1"/>
+      <w:numFmt w:val="bullet"/>
+      <w:lvlText w:val=""/>
+      <w:lvlJc w:val="left"/>
+      <w:pPr>
+        <w:tabs>
+          <w:tab w:val="num" w:pos="4320"/>
+        </w:tabs>
+        <w:ind w:left="4320" w:hanging="360"/>
+      </w:pPr>
+      <w:rPr>
+        <w:rFonts w:ascii="Wingdings" w:hAnsi="Wingdings" w:hint="default"/>
+        <w:sz w:val="20"/>
+      </w:rPr>
+    </w:lvl>
+    <w:lvl w:ilvl="6" w:tentative="1">
+      <w:start w:val="1"/>
+      <w:numFmt w:val="bullet"/>
+      <w:lvlText w:val=""/>
+      <w:lvlJc w:val="left"/>
+      <w:pPr>
+        <w:tabs>
+          <w:tab w:val="num" w:pos="5040"/>
+        </w:tabs>
+        <w:ind w:left="5040" w:hanging="360"/>
+      </w:pPr>
+      <w:rPr>
+        <w:rFonts w:ascii="Wingdings" w:hAnsi="Wingdings" w:hint="default"/>
+        <w:sz w:val="20"/>
+      </w:rPr>
+    </w:lvl>
+    <w:lvl w:ilvl="7" w:tentative="1">
+      <w:start w:val="1"/>
+      <w:numFmt w:val="bullet"/>
+      <w:lvlText w:val=""/>
+      <w:lvlJc w:val="left"/>
+      <w:pPr>
+        <w:tabs>
+          <w:tab w:val="num" w:pos="5760"/>
+        </w:tabs>
+        <w:ind w:left="5760" w:hanging="360"/>
+      </w:pPr>
+      <w:rPr>
+        <w:rFonts w:ascii="Wingdings" w:hAnsi="Wingdings" w:hint="default"/>
+        <w:sz w:val="20"/>
+      </w:rPr>
+    </w:lvl>
+    <w:lvl w:ilvl="8" w:tentative="1">
+      <w:start w:val="1"/>
+      <w:numFmt w:val="bullet"/>
+      <w:lvlText w:val=""/>
+      <w:lvlJc w:val="left"/>
+      <w:pPr>
+        <w:tabs>
+          <w:tab w:val="num" w:pos="6480"/>
+        </w:tabs>
+        <w:ind w:left="6480" w:hanging="360"/>
+      </w:pPr>
+      <w:rPr>
+        <w:rFonts w:ascii="Wingdings" w:hAnsi="Wingdings" w:hint="default"/>
+        <w:sz w:val="20"/>
+      </w:rPr>
+    </w:lvl>
+  </w:abstractNum>
+  <w:abstractNum w:abstractNumId="13">
     <w:nsid w:val="66A76D4D"/>
     <w:multiLevelType w:val="hybridMultilevel"/>
     <w:tmpl w:val="A1ACC958"/>
@@ -3064,7 +6398,7 @@
       </w:rPr>
     </w:lvl>
   </w:abstractNum>
-  <w:abstractNum w:abstractNumId="8">
+  <w:abstractNum w:abstractNumId="14">
     <w:nsid w:val="68D1638E"/>
     <w:multiLevelType w:val="hybridMultilevel"/>
     <w:tmpl w:val="0FE2C19C"/>
@@ -3177,7 +6511,233 @@
       </w:rPr>
     </w:lvl>
   </w:abstractNum>
-  <w:abstractNum w:abstractNumId="9">
+  <w:abstractNum w:abstractNumId="15">
+    <w:nsid w:val="6C3A3F97"/>
+    <w:multiLevelType w:val="hybridMultilevel"/>
+    <w:tmpl w:val="6CF0A636"/>
+    <w:lvl w:ilvl="0" w:tplc="0409000B">
+      <w:start w:val="1"/>
+      <w:numFmt w:val="bullet"/>
+      <w:lvlText w:val=""/>
+      <w:lvlJc w:val="left"/>
+      <w:pPr>
+        <w:ind w:left="360" w:hanging="360"/>
+      </w:pPr>
+      <w:rPr>
+        <w:rFonts w:ascii="Wingdings" w:hAnsi="Wingdings" w:hint="default"/>
+      </w:rPr>
+    </w:lvl>
+    <w:lvl w:ilvl="1" w:tplc="04090003" w:tentative="1">
+      <w:start w:val="1"/>
+      <w:numFmt w:val="bullet"/>
+      <w:lvlText w:val="o"/>
+      <w:lvlJc w:val="left"/>
+      <w:pPr>
+        <w:ind w:left="1080" w:hanging="360"/>
+      </w:pPr>
+      <w:rPr>
+        <w:rFonts w:ascii="Courier New" w:hAnsi="Courier New" w:cs="Courier New" w:hint="default"/>
+      </w:rPr>
+    </w:lvl>
+    <w:lvl w:ilvl="2" w:tplc="04090005" w:tentative="1">
+      <w:start w:val="1"/>
+      <w:numFmt w:val="bullet"/>
+      <w:lvlText w:val=""/>
+      <w:lvlJc w:val="left"/>
+      <w:pPr>
+        <w:ind w:left="1800" w:hanging="360"/>
+      </w:pPr>
+      <w:rPr>
+        <w:rFonts w:ascii="Wingdings" w:hAnsi="Wingdings" w:hint="default"/>
+      </w:rPr>
+    </w:lvl>
+    <w:lvl w:ilvl="3" w:tplc="04090001" w:tentative="1">
+      <w:start w:val="1"/>
+      <w:numFmt w:val="bullet"/>
+      <w:lvlText w:val=""/>
+      <w:lvlJc w:val="left"/>
+      <w:pPr>
+        <w:ind w:left="2520" w:hanging="360"/>
+      </w:pPr>
+      <w:rPr>
+        <w:rFonts w:ascii="Symbol" w:hAnsi="Symbol" w:hint="default"/>
+      </w:rPr>
+    </w:lvl>
+    <w:lvl w:ilvl="4" w:tplc="04090003" w:tentative="1">
+      <w:start w:val="1"/>
+      <w:numFmt w:val="bullet"/>
+      <w:lvlText w:val="o"/>
+      <w:lvlJc w:val="left"/>
+      <w:pPr>
+        <w:ind w:left="3240" w:hanging="360"/>
+      </w:pPr>
+      <w:rPr>
+        <w:rFonts w:ascii="Courier New" w:hAnsi="Courier New" w:cs="Courier New" w:hint="default"/>
+      </w:rPr>
+    </w:lvl>
+    <w:lvl w:ilvl="5" w:tplc="04090005" w:tentative="1">
+      <w:start w:val="1"/>
+      <w:numFmt w:val="bullet"/>
+      <w:lvlText w:val=""/>
+      <w:lvlJc w:val="left"/>
+      <w:pPr>
+        <w:ind w:left="3960" w:hanging="360"/>
+      </w:pPr>
+      <w:rPr>
+        <w:rFonts w:ascii="Wingdings" w:hAnsi="Wingdings" w:hint="default"/>
+      </w:rPr>
+    </w:lvl>
+    <w:lvl w:ilvl="6" w:tplc="04090001" w:tentative="1">
+      <w:start w:val="1"/>
+      <w:numFmt w:val="bullet"/>
+      <w:lvlText w:val=""/>
+      <w:lvlJc w:val="left"/>
+      <w:pPr>
+        <w:ind w:left="4680" w:hanging="360"/>
+      </w:pPr>
+      <w:rPr>
+        <w:rFonts w:ascii="Symbol" w:hAnsi="Symbol" w:hint="default"/>
+      </w:rPr>
+    </w:lvl>
+    <w:lvl w:ilvl="7" w:tplc="04090003" w:tentative="1">
+      <w:start w:val="1"/>
+      <w:numFmt w:val="bullet"/>
+      <w:lvlText w:val="o"/>
+      <w:lvlJc w:val="left"/>
+      <w:pPr>
+        <w:ind w:left="5400" w:hanging="360"/>
+      </w:pPr>
+      <w:rPr>
+        <w:rFonts w:ascii="Courier New" w:hAnsi="Courier New" w:cs="Courier New" w:hint="default"/>
+      </w:rPr>
+    </w:lvl>
+    <w:lvl w:ilvl="8" w:tplc="04090005" w:tentative="1">
+      <w:start w:val="1"/>
+      <w:numFmt w:val="bullet"/>
+      <w:lvlText w:val=""/>
+      <w:lvlJc w:val="left"/>
+      <w:pPr>
+        <w:ind w:left="6120" w:hanging="360"/>
+      </w:pPr>
+      <w:rPr>
+        <w:rFonts w:ascii="Wingdings" w:hAnsi="Wingdings" w:hint="default"/>
+      </w:rPr>
+    </w:lvl>
+  </w:abstractNum>
+  <w:abstractNum w:abstractNumId="16">
+    <w:nsid w:val="6D260E5B"/>
+    <w:multiLevelType w:val="hybridMultilevel"/>
+    <w:tmpl w:val="B64C0864"/>
+    <w:lvl w:ilvl="0" w:tplc="0409000B">
+      <w:start w:val="1"/>
+      <w:numFmt w:val="bullet"/>
+      <w:lvlText w:val=""/>
+      <w:lvlJc w:val="left"/>
+      <w:pPr>
+        <w:ind w:left="360" w:hanging="360"/>
+      </w:pPr>
+      <w:rPr>
+        <w:rFonts w:ascii="Wingdings" w:hAnsi="Wingdings" w:hint="default"/>
+      </w:rPr>
+    </w:lvl>
+    <w:lvl w:ilvl="1" w:tplc="04090003" w:tentative="1">
+      <w:start w:val="1"/>
+      <w:numFmt w:val="bullet"/>
+      <w:lvlText w:val="o"/>
+      <w:lvlJc w:val="left"/>
+      <w:pPr>
+        <w:ind w:left="1080" w:hanging="360"/>
+      </w:pPr>
+      <w:rPr>
+        <w:rFonts w:ascii="Courier New" w:hAnsi="Courier New" w:cs="Courier New" w:hint="default"/>
+      </w:rPr>
+    </w:lvl>
+    <w:lvl w:ilvl="2" w:tplc="04090005" w:tentative="1">
+      <w:start w:val="1"/>
+      <w:numFmt w:val="bullet"/>
+      <w:lvlText w:val=""/>
+      <w:lvlJc w:val="left"/>
+      <w:pPr>
+        <w:ind w:left="1800" w:hanging="360"/>
+      </w:pPr>
+      <w:rPr>
+        <w:rFonts w:ascii="Wingdings" w:hAnsi="Wingdings" w:hint="default"/>
+      </w:rPr>
+    </w:lvl>
+    <w:lvl w:ilvl="3" w:tplc="04090001" w:tentative="1">
+      <w:start w:val="1"/>
+      <w:numFmt w:val="bullet"/>
+      <w:lvlText w:val=""/>
+      <w:lvlJc w:val="left"/>
+      <w:pPr>
+        <w:ind w:left="2520" w:hanging="360"/>
+      </w:pPr>
+      <w:rPr>
+        <w:rFonts w:ascii="Symbol" w:hAnsi="Symbol" w:hint="default"/>
+      </w:rPr>
+    </w:lvl>
+    <w:lvl w:ilvl="4" w:tplc="04090003" w:tentative="1">
+      <w:start w:val="1"/>
+      <w:numFmt w:val="bullet"/>
+      <w:lvlText w:val="o"/>
+      <w:lvlJc w:val="left"/>
+      <w:pPr>
+        <w:ind w:left="3240" w:hanging="360"/>
+      </w:pPr>
+      <w:rPr>
+        <w:rFonts w:ascii="Courier New" w:hAnsi="Courier New" w:cs="Courier New" w:hint="default"/>
+      </w:rPr>
+    </w:lvl>
+    <w:lvl w:ilvl="5" w:tplc="04090005" w:tentative="1">
+      <w:start w:val="1"/>
+      <w:numFmt w:val="bullet"/>
+      <w:lvlText w:val=""/>
+      <w:lvlJc w:val="left"/>
+      <w:pPr>
+        <w:ind w:left="3960" w:hanging="360"/>
+      </w:pPr>
+      <w:rPr>
+        <w:rFonts w:ascii="Wingdings" w:hAnsi="Wingdings" w:hint="default"/>
+      </w:rPr>
+    </w:lvl>
+    <w:lvl w:ilvl="6" w:tplc="04090001" w:tentative="1">
+      <w:start w:val="1"/>
+      <w:numFmt w:val="bullet"/>
+      <w:lvlText w:val=""/>
+      <w:lvlJc w:val="left"/>
+      <w:pPr>
+        <w:ind w:left="4680" w:hanging="360"/>
+      </w:pPr>
+      <w:rPr>
+        <w:rFonts w:ascii="Symbol" w:hAnsi="Symbol" w:hint="default"/>
+      </w:rPr>
+    </w:lvl>
+    <w:lvl w:ilvl="7" w:tplc="04090003" w:tentative="1">
+      <w:start w:val="1"/>
+      <w:numFmt w:val="bullet"/>
+      <w:lvlText w:val="o"/>
+      <w:lvlJc w:val="left"/>
+      <w:pPr>
+        <w:ind w:left="5400" w:hanging="360"/>
+      </w:pPr>
+      <w:rPr>
+        <w:rFonts w:ascii="Courier New" w:hAnsi="Courier New" w:cs="Courier New" w:hint="default"/>
+      </w:rPr>
+    </w:lvl>
+    <w:lvl w:ilvl="8" w:tplc="04090005" w:tentative="1">
+      <w:start w:val="1"/>
+      <w:numFmt w:val="bullet"/>
+      <w:lvlText w:val=""/>
+      <w:lvlJc w:val="left"/>
+      <w:pPr>
+        <w:ind w:left="6120" w:hanging="360"/>
+      </w:pPr>
+      <w:rPr>
+        <w:rFonts w:ascii="Wingdings" w:hAnsi="Wingdings" w:hint="default"/>
+      </w:rPr>
+    </w:lvl>
+  </w:abstractNum>
+  <w:abstractNum w:abstractNumId="17">
     <w:nsid w:val="73B11F96"/>
     <w:multiLevelType w:val="hybridMultilevel"/>
     <w:tmpl w:val="BCD271E8"/>
@@ -3289,7 +6849,7 @@
       </w:rPr>
     </w:lvl>
   </w:abstractNum>
-  <w:abstractNum w:abstractNumId="10">
+  <w:abstractNum w:abstractNumId="18">
     <w:nsid w:val="774C6F2C"/>
     <w:multiLevelType w:val="hybridMultilevel"/>
     <w:tmpl w:val="902A2FDA"/>
@@ -3409,25 +6969,25 @@
     </w:lvlOverride>
   </w:num>
   <w:num w:numId="2">
-    <w:abstractNumId w:val="10"/>
+    <w:abstractNumId w:val="18"/>
   </w:num>
   <w:num w:numId="3">
     <w:abstractNumId w:val="4"/>
   </w:num>
   <w:num w:numId="4">
-    <w:abstractNumId w:val="7"/>
+    <w:abstractNumId w:val="13"/>
   </w:num>
   <w:num w:numId="5">
-    <w:abstractNumId w:val="8"/>
+    <w:abstractNumId w:val="14"/>
   </w:num>
   <w:num w:numId="6">
-    <w:abstractNumId w:val="9"/>
+    <w:abstractNumId w:val="17"/>
   </w:num>
   <w:num w:numId="7">
-    <w:abstractNumId w:val="5"/>
+    <w:abstractNumId w:val="6"/>
   </w:num>
   <w:num w:numId="8">
-    <w:abstractNumId w:val="6"/>
+    <w:abstractNumId w:val="7"/>
   </w:num>
   <w:num w:numId="9">
     <w:abstractNumId w:val="0"/>
@@ -3437,6 +6997,30 @@
   </w:num>
   <w:num w:numId="11">
     <w:abstractNumId w:val="1"/>
+  </w:num>
+  <w:num w:numId="12">
+    <w:abstractNumId w:val="15"/>
+  </w:num>
+  <w:num w:numId="13">
+    <w:abstractNumId w:val="10"/>
+  </w:num>
+  <w:num w:numId="14">
+    <w:abstractNumId w:val="11"/>
+  </w:num>
+  <w:num w:numId="15">
+    <w:abstractNumId w:val="16"/>
+  </w:num>
+  <w:num w:numId="16">
+    <w:abstractNumId w:val="5"/>
+  </w:num>
+  <w:num w:numId="17">
+    <w:abstractNumId w:val="9"/>
+  </w:num>
+  <w:num w:numId="18">
+    <w:abstractNumId w:val="12"/>
+  </w:num>
+  <w:num w:numId="19">
+    <w:abstractNumId w:val="8"/>
   </w:num>
 </w:numbering>
 </file>
@@ -3771,6 +7355,19 @@
       <w:szCs w:val="24"/>
     </w:rPr>
   </w:style>
+  <w:style w:type="character" w:styleId="HTMLCode">
+    <w:name w:val="HTML Code"/>
+    <w:basedOn w:val="DefaultParagraphFont"/>
+    <w:uiPriority w:val="99"/>
+    <w:semiHidden/>
+    <w:unhideWhenUsed/>
+    <w:rsid w:val="00696FBE"/>
+    <w:rPr>
+      <w:rFonts w:ascii="Courier New" w:eastAsia="Times New Roman" w:hAnsi="Courier New" w:cs="Courier New"/>
+      <w:sz w:val="20"/>
+      <w:szCs w:val="20"/>
+    </w:rPr>
+  </w:style>
 </w:styles>
 </file>
 
@@ -4104,6 +7701,19 @@
       <w:szCs w:val="24"/>
     </w:rPr>
   </w:style>
+  <w:style w:type="character" w:styleId="HTMLCode">
+    <w:name w:val="HTML Code"/>
+    <w:basedOn w:val="DefaultParagraphFont"/>
+    <w:uiPriority w:val="99"/>
+    <w:semiHidden/>
+    <w:unhideWhenUsed/>
+    <w:rsid w:val="00696FBE"/>
+    <w:rPr>
+      <w:rFonts w:ascii="Courier New" w:eastAsia="Times New Roman" w:hAnsi="Courier New" w:cs="Courier New"/>
+      <w:sz w:val="20"/>
+      <w:szCs w:val="20"/>
+    </w:rPr>
+  </w:style>
 </w:styles>
 </file>
 

--- a/lars/.Net Angular/Lars_Jansen.docx
+++ b/lars/.Net Angular/Lars_Jansen.docx
@@ -159,377 +159,60 @@
         <w:spacing w:after="80"/>
         <w:jc w:val="both"/>
         <w:rPr>
-          <w:rFonts w:ascii="Arial" w:hAnsi="Arial" w:cs="Arial"/>
           <w:szCs w:val="19"/>
         </w:rPr>
       </w:pPr>
-      <w:r>
-        <w:rPr>
-          <w:rFonts w:ascii="Arial" w:hAnsi="Arial" w:cs="Arial"/>
-        </w:rPr>
-        <w:t xml:space="preserve">Senior </w:t>
-      </w:r>
-      <w:r>
-        <w:rPr>
-          <w:rStyle w:val="Strong"/>
-          <w:rFonts w:ascii="Arial" w:hAnsi="Arial" w:cs="Arial"/>
-        </w:rPr>
-        <w:t>.NET + Angular</w:t>
-      </w:r>
-      <w:r>
-        <w:rPr>
-          <w:rFonts w:ascii="Arial" w:hAnsi="Arial" w:cs="Arial"/>
-        </w:rPr>
-        <w:t xml:space="preserve"> Engineer with </w:t>
-      </w:r>
-      <w:r>
-        <w:rPr>
-          <w:rStyle w:val="Strong"/>
-          <w:rFonts w:ascii="Arial" w:hAnsi="Arial" w:cs="Arial"/>
-        </w:rPr>
-        <w:t>10+ years</w:t>
-      </w:r>
-      <w:r>
-        <w:rPr>
-          <w:rFonts w:ascii="Arial" w:hAnsi="Arial" w:cs="Arial"/>
-        </w:rPr>
-        <w:t xml:space="preserve"> building </w:t>
-      </w:r>
-      <w:r>
-        <w:rPr>
-          <w:rStyle w:val="Strong"/>
-          <w:rFonts w:ascii="Arial" w:hAnsi="Arial" w:cs="Arial"/>
-        </w:rPr>
-        <w:t>enterprise web platforms</w:t>
-      </w:r>
-      <w:r>
-        <w:rPr>
-          <w:rFonts w:ascii="Arial" w:hAnsi="Arial" w:cs="Arial"/>
-        </w:rPr>
-        <w:t xml:space="preserve"> across </w:t>
-      </w:r>
-      <w:r>
-        <w:rPr>
-          <w:rStyle w:val="Strong"/>
-          <w:rFonts w:ascii="Arial" w:hAnsi="Arial" w:cs="Arial"/>
-        </w:rPr>
-        <w:t xml:space="preserve">B2B </w:t>
+      <w:proofErr w:type="gramStart"/>
+      <w:r>
+        <w:t>Full-stack engineer and pragmatic architect with 10+ years building reliable, data-heavy web platforms.</w:t>
+      </w:r>
+      <w:proofErr w:type="gramEnd"/>
+      <w:r>
+        <w:t xml:space="preserve"> For most of my career, my mix has been </w:t>
+      </w:r>
+      <w:r>
+        <w:rPr>
+          <w:rStyle w:val="Strong"/>
+        </w:rPr>
+        <w:t xml:space="preserve">Angular + </w:t>
       </w:r>
       <w:proofErr w:type="spellStart"/>
       <w:r>
         <w:rPr>
           <w:rStyle w:val="Strong"/>
-          <w:rFonts w:ascii="Arial" w:hAnsi="Arial" w:cs="Arial"/>
-        </w:rPr>
-        <w:t>SaaS</w:t>
+        </w:rPr>
+        <w:t>TypeScript</w:t>
       </w:r>
       <w:proofErr w:type="spellEnd"/>
       <w:r>
-        <w:rPr>
-          <w:rStyle w:val="Strong"/>
-          <w:rFonts w:ascii="Arial" w:hAnsi="Arial" w:cs="Arial"/>
-        </w:rPr>
-        <w:t>, finance, and internal operations</w:t>
-      </w:r>
-      <w:r>
-        <w:rPr>
-          <w:rFonts w:ascii="Arial" w:hAnsi="Arial" w:cs="Arial"/>
-        </w:rPr>
-        <w:t xml:space="preserve"> domains. I deliver end-to-end features from </w:t>
-      </w:r>
-      <w:r>
-        <w:rPr>
-          <w:rStyle w:val="Strong"/>
-          <w:rFonts w:ascii="Arial" w:hAnsi="Arial" w:cs="Arial"/>
-        </w:rPr>
-        <w:t>Angular</w:t>
-      </w:r>
-      <w:r>
-        <w:rPr>
-          <w:rFonts w:ascii="Arial" w:hAnsi="Arial" w:cs="Arial"/>
-        </w:rPr>
-        <w:t xml:space="preserve"> UI architecture (</w:t>
-      </w:r>
-      <w:proofErr w:type="spellStart"/>
-      <w:r>
-        <w:rPr>
-          <w:rFonts w:ascii="Arial" w:hAnsi="Arial" w:cs="Arial"/>
-        </w:rPr>
-        <w:t>RxJS</w:t>
-      </w:r>
-      <w:proofErr w:type="spellEnd"/>
-      <w:r>
-        <w:rPr>
-          <w:rFonts w:ascii="Arial" w:hAnsi="Arial" w:cs="Arial"/>
-        </w:rPr>
-        <w:t xml:space="preserve"> patterns, state, routing, </w:t>
-      </w:r>
-      <w:proofErr w:type="gramStart"/>
-      <w:r>
-        <w:rPr>
-          <w:rFonts w:ascii="Arial" w:hAnsi="Arial" w:cs="Arial"/>
-        </w:rPr>
-        <w:t>reusable</w:t>
-      </w:r>
-      <w:proofErr w:type="gramEnd"/>
-      <w:r>
-        <w:rPr>
-          <w:rFonts w:ascii="Arial" w:hAnsi="Arial" w:cs="Arial"/>
-        </w:rPr>
-        <w:t xml:space="preserve"> components) to </w:t>
-      </w:r>
-      <w:r>
-        <w:rPr>
-          <w:rStyle w:val="Strong"/>
-          <w:rFonts w:ascii="Arial" w:hAnsi="Arial" w:cs="Arial"/>
-        </w:rPr>
-        <w:t>ASP.NET Core</w:t>
-      </w:r>
-      <w:r>
-        <w:rPr>
-          <w:rFonts w:ascii="Arial" w:hAnsi="Arial" w:cs="Arial"/>
-        </w:rPr>
-        <w:t xml:space="preserve"> </w:t>
-      </w:r>
-      <w:proofErr w:type="spellStart"/>
-      <w:r>
-        <w:rPr>
-          <w:rFonts w:ascii="Arial" w:hAnsi="Arial" w:cs="Arial"/>
-        </w:rPr>
-        <w:t>backends</w:t>
-      </w:r>
-      <w:proofErr w:type="spellEnd"/>
-      <w:r>
-        <w:rPr>
-          <w:rFonts w:ascii="Arial" w:hAnsi="Arial" w:cs="Arial"/>
-        </w:rPr>
-        <w:t xml:space="preserve"> with </w:t>
-      </w:r>
-      <w:proofErr w:type="spellStart"/>
-      <w:r>
-        <w:rPr>
-          <w:rStyle w:val="Strong"/>
-          <w:rFonts w:ascii="Arial" w:hAnsi="Arial" w:cs="Arial"/>
-        </w:rPr>
-        <w:t>RESTful</w:t>
-      </w:r>
-      <w:proofErr w:type="spellEnd"/>
-      <w:r>
-        <w:rPr>
-          <w:rStyle w:val="Strong"/>
-          <w:rFonts w:ascii="Arial" w:hAnsi="Arial" w:cs="Arial"/>
-        </w:rPr>
-        <w:t xml:space="preserve"> APIs</w:t>
-      </w:r>
-      <w:r>
-        <w:rPr>
-          <w:rFonts w:ascii="Arial" w:hAnsi="Arial" w:cs="Arial"/>
-        </w:rPr>
-        <w:t>, clean validation, and consistent error</w:t>
-      </w:r>
-      <w:bookmarkStart w:id="0" w:name="_GoBack"/>
-      <w:bookmarkEnd w:id="0"/>
-      <w:r>
-        <w:rPr>
-          <w:rFonts w:ascii="Arial" w:hAnsi="Arial" w:cs="Arial"/>
-        </w:rPr>
-        <w:t xml:space="preserve"> contracts. Strong focus on </w:t>
-      </w:r>
-      <w:r>
-        <w:rPr>
-          <w:rStyle w:val="Strong"/>
-          <w:rFonts w:ascii="Arial" w:hAnsi="Arial" w:cs="Arial"/>
-        </w:rPr>
-        <w:t>distributed systems reliability</w:t>
-      </w:r>
-      <w:r>
-        <w:rPr>
-          <w:rFonts w:ascii="Arial" w:hAnsi="Arial" w:cs="Arial"/>
-        </w:rPr>
-        <w:t>—</w:t>
-      </w:r>
-      <w:proofErr w:type="spellStart"/>
-      <w:r>
-        <w:rPr>
-          <w:rStyle w:val="Strong"/>
-          <w:rFonts w:ascii="Arial" w:hAnsi="Arial" w:cs="Arial"/>
-        </w:rPr>
-        <w:t>idempotency</w:t>
-      </w:r>
-      <w:proofErr w:type="spellEnd"/>
-      <w:r>
-        <w:rPr>
-          <w:rFonts w:ascii="Arial" w:hAnsi="Arial" w:cs="Arial"/>
-        </w:rPr>
-        <w:t xml:space="preserve">, safe retries, background workers/queues, and </w:t>
-      </w:r>
-      <w:r>
-        <w:rPr>
-          <w:rStyle w:val="Strong"/>
-          <w:rFonts w:ascii="Arial" w:hAnsi="Arial" w:cs="Arial"/>
-        </w:rPr>
-        <w:t>event-driven</w:t>
-      </w:r>
-      <w:r>
-        <w:rPr>
-          <w:rFonts w:ascii="Arial" w:hAnsi="Arial" w:cs="Arial"/>
-        </w:rPr>
-        <w:t xml:space="preserve"> workflows—backed by performance tuning in </w:t>
-      </w:r>
-      <w:proofErr w:type="spellStart"/>
-      <w:r>
-        <w:rPr>
-          <w:rStyle w:val="Strong"/>
-          <w:rFonts w:ascii="Arial" w:hAnsi="Arial" w:cs="Arial"/>
-        </w:rPr>
-        <w:t>PostgreSQL</w:t>
-      </w:r>
-      <w:proofErr w:type="spellEnd"/>
-      <w:r>
-        <w:rPr>
-          <w:rStyle w:val="Strong"/>
-          <w:rFonts w:ascii="Arial" w:hAnsi="Arial" w:cs="Arial"/>
-        </w:rPr>
-        <w:t>/SQL Server</w:t>
-      </w:r>
-      <w:r>
-        <w:rPr>
-          <w:rFonts w:ascii="Arial" w:hAnsi="Arial" w:cs="Arial"/>
-        </w:rPr>
-        <w:t xml:space="preserve"> and pragmatic caching with </w:t>
-      </w:r>
-      <w:proofErr w:type="spellStart"/>
-      <w:r>
-        <w:rPr>
-          <w:rStyle w:val="Strong"/>
-          <w:rFonts w:ascii="Arial" w:hAnsi="Arial" w:cs="Arial"/>
-        </w:rPr>
-        <w:t>Redis</w:t>
-      </w:r>
-      <w:proofErr w:type="spellEnd"/>
-      <w:r>
-        <w:rPr>
-          <w:rFonts w:ascii="Arial" w:hAnsi="Arial" w:cs="Arial"/>
-        </w:rPr>
-        <w:t xml:space="preserve">. AWS-first with proven delivery on </w:t>
-      </w:r>
-      <w:r>
-        <w:rPr>
-          <w:rStyle w:val="Strong"/>
-          <w:rFonts w:ascii="Arial" w:hAnsi="Arial" w:cs="Arial"/>
-        </w:rPr>
-        <w:t>Azure</w:t>
-      </w:r>
-      <w:r>
-        <w:rPr>
-          <w:rFonts w:ascii="Arial" w:hAnsi="Arial" w:cs="Arial"/>
-        </w:rPr>
-        <w:t xml:space="preserve"> as well, using </w:t>
-      </w:r>
-      <w:proofErr w:type="spellStart"/>
-      <w:r>
-        <w:rPr>
-          <w:rStyle w:val="Strong"/>
-          <w:rFonts w:ascii="Arial" w:hAnsi="Arial" w:cs="Arial"/>
-        </w:rPr>
-        <w:t>Docker</w:t>
-      </w:r>
-      <w:proofErr w:type="spellEnd"/>
-      <w:r>
-        <w:rPr>
-          <w:rStyle w:val="Strong"/>
-          <w:rFonts w:ascii="Arial" w:hAnsi="Arial" w:cs="Arial"/>
-        </w:rPr>
-        <w:t>/</w:t>
-      </w:r>
-      <w:proofErr w:type="spellStart"/>
-      <w:r>
-        <w:rPr>
-          <w:rStyle w:val="Strong"/>
-          <w:rFonts w:ascii="Arial" w:hAnsi="Arial" w:cs="Arial"/>
-        </w:rPr>
-        <w:t>Kubernetes</w:t>
-      </w:r>
-      <w:proofErr w:type="spellEnd"/>
-      <w:r>
-        <w:rPr>
-          <w:rFonts w:ascii="Arial" w:hAnsi="Arial" w:cs="Arial"/>
-        </w:rPr>
-        <w:t xml:space="preserve">, </w:t>
-      </w:r>
-      <w:proofErr w:type="spellStart"/>
-      <w:r>
-        <w:rPr>
-          <w:rStyle w:val="Strong"/>
-          <w:rFonts w:ascii="Arial" w:hAnsi="Arial" w:cs="Arial"/>
-        </w:rPr>
-        <w:t>Terraform</w:t>
-      </w:r>
-      <w:proofErr w:type="spellEnd"/>
-      <w:r>
-        <w:rPr>
-          <w:rFonts w:ascii="Arial" w:hAnsi="Arial" w:cs="Arial"/>
-        </w:rPr>
-        <w:t xml:space="preserve">, and production-grade </w:t>
-      </w:r>
-      <w:r>
-        <w:rPr>
-          <w:rStyle w:val="Strong"/>
-          <w:rFonts w:ascii="Arial" w:hAnsi="Arial" w:cs="Arial"/>
-        </w:rPr>
-        <w:t>CI/CD</w:t>
-      </w:r>
-      <w:r>
-        <w:rPr>
-          <w:rFonts w:ascii="Arial" w:hAnsi="Arial" w:cs="Arial"/>
-        </w:rPr>
-        <w:t xml:space="preserve">. I build diagnosable systems with </w:t>
-      </w:r>
-      <w:proofErr w:type="spellStart"/>
-      <w:r>
-        <w:rPr>
-          <w:rStyle w:val="Strong"/>
-          <w:rFonts w:ascii="Arial" w:hAnsi="Arial" w:cs="Arial"/>
-        </w:rPr>
-        <w:t>OpenTelemetry</w:t>
-      </w:r>
-      <w:proofErr w:type="spellEnd"/>
-      <w:r>
-        <w:rPr>
-          <w:rFonts w:ascii="Arial" w:hAnsi="Arial" w:cs="Arial"/>
-        </w:rPr>
-        <w:t xml:space="preserve">, </w:t>
-      </w:r>
-      <w:proofErr w:type="spellStart"/>
-      <w:r>
-        <w:rPr>
-          <w:rStyle w:val="Strong"/>
-          <w:rFonts w:ascii="Arial" w:hAnsi="Arial" w:cs="Arial"/>
-        </w:rPr>
-        <w:t>Datadog</w:t>
-      </w:r>
-      <w:proofErr w:type="spellEnd"/>
-      <w:r>
-        <w:rPr>
-          <w:rStyle w:val="Strong"/>
-          <w:rFonts w:ascii="Arial" w:hAnsi="Arial" w:cs="Arial"/>
-        </w:rPr>
-        <w:t>/Prometheus/</w:t>
-      </w:r>
-      <w:proofErr w:type="spellStart"/>
-      <w:r>
-        <w:rPr>
-          <w:rStyle w:val="Strong"/>
-          <w:rFonts w:ascii="Arial" w:hAnsi="Arial" w:cs="Arial"/>
-        </w:rPr>
-        <w:t>Grafana</w:t>
-      </w:r>
-      <w:proofErr w:type="spellEnd"/>
-      <w:r>
-        <w:rPr>
-          <w:rFonts w:ascii="Arial" w:hAnsi="Arial" w:cs="Arial"/>
-        </w:rPr>
-        <w:t>, and structured logging, and I’m known for modernization work, steady execution, and mentoring teams through high-stakes releases.</w:t>
+        <w:t xml:space="preserve"> on the front end, </w:t>
+      </w:r>
+      <w:r>
+        <w:rPr>
+          <w:rStyle w:val="Strong"/>
+        </w:rPr>
+        <w:t>.NET / ASP.NET Core</w:t>
+      </w:r>
+      <w:r>
+        <w:t xml:space="preserve"> + </w:t>
+      </w:r>
+      <w:r>
+        <w:rPr>
+          <w:rStyle w:val="Strong"/>
+        </w:rPr>
+        <w:t>SQL</w:t>
+      </w:r>
+      <w:r>
+        <w:t xml:space="preserve"> on the back end, and </w:t>
+      </w:r>
+      <w:r>
+        <w:rPr>
+          <w:rStyle w:val="Strong"/>
+        </w:rPr>
+        <w:t>AWS/Azure</w:t>
+      </w:r>
+      <w:r>
+        <w:t xml:space="preserve"> for cloud delivery. I ship clean, observable APIs and scalable UIs: Angular for business workflows, .NET services for core logic and integrations, and cloud automation for secure, repeatable releases. I use LLM tools to speed up testing, refactors, and documentation with strict guardrails (no secrets, no PII, human review first).</w:t>
       </w:r>
     </w:p>
     <w:p>
@@ -552,398 +235,629 @@
     </w:p>
     <w:p>
       <w:pPr>
+        <w:pStyle w:val="ListParagraph"/>
+        <w:numPr>
+          <w:ilvl w:val="0"/>
+          <w:numId w:val="22"/>
+        </w:numPr>
+        <w:contextualSpacing/>
+        <w:jc w:val="both"/>
+        <w:rPr>
+          <w:bCs/>
+          <w:sz w:val="18"/>
+          <w:szCs w:val="18"/>
+        </w:rPr>
+      </w:pPr>
+      <w:r>
+        <w:rPr>
+          <w:b/>
+          <w:bCs/>
+          <w:sz w:val="18"/>
+          <w:szCs w:val="18"/>
+        </w:rPr>
+        <w:t>Frontend (Angular)</w:t>
+      </w:r>
+      <w:r>
+        <w:rPr>
+          <w:b/>
+          <w:sz w:val="18"/>
+          <w:szCs w:val="18"/>
+        </w:rPr>
+        <w:t xml:space="preserve">  </w:t>
+      </w:r>
+      <w:r>
+        <w:rPr>
+          <w:b/>
+          <w:sz w:val="18"/>
+          <w:szCs w:val="18"/>
+        </w:rPr>
+        <w:t>—</w:t>
+      </w:r>
+      <w:r>
+        <w:rPr>
+          <w:sz w:val="18"/>
+          <w:szCs w:val="18"/>
+        </w:rPr>
+        <w:t xml:space="preserve"> </w:t>
+      </w:r>
+      <w:r>
+        <w:rPr>
+          <w:bCs/>
+          <w:sz w:val="18"/>
+          <w:szCs w:val="18"/>
+        </w:rPr>
+        <w:t xml:space="preserve"> </w:t>
+      </w:r>
+      <w:proofErr w:type="spellStart"/>
+      <w:r>
+        <w:rPr>
+          <w:bCs/>
+          <w:sz w:val="18"/>
+          <w:szCs w:val="18"/>
+        </w:rPr>
+        <w:t>AngularJS</w:t>
+      </w:r>
+      <w:proofErr w:type="spellEnd"/>
+      <w:r>
+        <w:rPr>
+          <w:bCs/>
+          <w:sz w:val="18"/>
+          <w:szCs w:val="18"/>
+        </w:rPr>
+        <w:t xml:space="preserve"> 1.5 (component pattern), </w:t>
+      </w:r>
+      <w:r>
+        <w:rPr>
+          <w:b/>
+          <w:bCs/>
+          <w:sz w:val="18"/>
+          <w:szCs w:val="18"/>
+        </w:rPr>
+        <w:t>Angular 2→18</w:t>
+      </w:r>
+      <w:r>
+        <w:rPr>
+          <w:bCs/>
+          <w:sz w:val="18"/>
+          <w:szCs w:val="18"/>
+        </w:rPr>
+        <w:t xml:space="preserve">, React, </w:t>
+      </w:r>
+      <w:proofErr w:type="spellStart"/>
+      <w:r>
+        <w:rPr>
+          <w:bCs/>
+          <w:sz w:val="18"/>
+          <w:szCs w:val="18"/>
+        </w:rPr>
+        <w:t>TypeScript</w:t>
+      </w:r>
+      <w:proofErr w:type="spellEnd"/>
+      <w:r>
+        <w:rPr>
+          <w:bCs/>
+          <w:sz w:val="18"/>
+          <w:szCs w:val="18"/>
+        </w:rPr>
+        <w:t xml:space="preserve">, </w:t>
+      </w:r>
+      <w:proofErr w:type="spellStart"/>
+      <w:r>
+        <w:rPr>
+          <w:bCs/>
+          <w:sz w:val="18"/>
+          <w:szCs w:val="18"/>
+        </w:rPr>
+        <w:t>RxJS</w:t>
+      </w:r>
+      <w:proofErr w:type="spellEnd"/>
+      <w:r>
+        <w:rPr>
+          <w:bCs/>
+          <w:sz w:val="18"/>
+          <w:szCs w:val="18"/>
+        </w:rPr>
+        <w:t xml:space="preserve"> 5→7, </w:t>
+      </w:r>
+      <w:proofErr w:type="spellStart"/>
+      <w:r>
+        <w:rPr>
+          <w:b/>
+          <w:bCs/>
+          <w:sz w:val="18"/>
+          <w:szCs w:val="18"/>
+        </w:rPr>
+        <w:t>NgRx</w:t>
+      </w:r>
+      <w:proofErr w:type="spellEnd"/>
+      <w:r>
+        <w:rPr>
+          <w:bCs/>
+          <w:sz w:val="18"/>
+          <w:szCs w:val="18"/>
+        </w:rPr>
+        <w:t xml:space="preserve"> (Store/Effects/Entity), Angular Material &amp; CDK, </w:t>
+      </w:r>
+      <w:r>
+        <w:rPr>
+          <w:b/>
+          <w:bCs/>
+          <w:sz w:val="18"/>
+          <w:szCs w:val="18"/>
+        </w:rPr>
+        <w:t>Standalone components</w:t>
+      </w:r>
+      <w:r>
+        <w:rPr>
+          <w:bCs/>
+          <w:sz w:val="18"/>
+          <w:szCs w:val="18"/>
+        </w:rPr>
+        <w:t xml:space="preserve"> (v14+), </w:t>
+      </w:r>
+      <w:r>
+        <w:rPr>
+          <w:b/>
+          <w:bCs/>
+          <w:sz w:val="18"/>
+          <w:szCs w:val="18"/>
+        </w:rPr>
+        <w:t>Signals</w:t>
+      </w:r>
+      <w:r>
+        <w:rPr>
+          <w:bCs/>
+          <w:sz w:val="18"/>
+          <w:szCs w:val="18"/>
+        </w:rPr>
+        <w:t xml:space="preserve"> (v16+), new control flow (v17+), </w:t>
+      </w:r>
+      <w:r>
+        <w:rPr>
+          <w:b/>
+          <w:bCs/>
+          <w:sz w:val="18"/>
+          <w:szCs w:val="18"/>
+        </w:rPr>
+        <w:t>Angular Universal</w:t>
+      </w:r>
+      <w:r>
+        <w:rPr>
+          <w:bCs/>
+          <w:sz w:val="18"/>
+          <w:szCs w:val="18"/>
+        </w:rPr>
+        <w:t xml:space="preserve"> SSR/hydration (v17+), </w:t>
+      </w:r>
+      <w:proofErr w:type="spellStart"/>
+      <w:r>
+        <w:rPr>
+          <w:bCs/>
+          <w:sz w:val="18"/>
+          <w:szCs w:val="18"/>
+        </w:rPr>
+        <w:t>Nx</w:t>
+      </w:r>
+      <w:proofErr w:type="spellEnd"/>
+      <w:r>
+        <w:rPr>
+          <w:bCs/>
+          <w:sz w:val="18"/>
+          <w:szCs w:val="18"/>
+        </w:rPr>
+        <w:t xml:space="preserve"> </w:t>
+      </w:r>
+      <w:proofErr w:type="spellStart"/>
+      <w:r>
+        <w:rPr>
+          <w:bCs/>
+          <w:sz w:val="18"/>
+          <w:szCs w:val="18"/>
+        </w:rPr>
+        <w:t>monorepos</w:t>
+      </w:r>
+      <w:proofErr w:type="spellEnd"/>
+      <w:r>
+        <w:rPr>
+          <w:bCs/>
+          <w:sz w:val="18"/>
+          <w:szCs w:val="18"/>
+        </w:rPr>
+        <w:t xml:space="preserve">; unit/e2e with Jasmine/Karma or Jest + </w:t>
+      </w:r>
+      <w:r>
+        <w:rPr>
+          <w:b/>
+          <w:bCs/>
+          <w:sz w:val="18"/>
+          <w:szCs w:val="18"/>
+        </w:rPr>
+        <w:t>Testing Library</w:t>
+      </w:r>
+      <w:r>
+        <w:rPr>
+          <w:bCs/>
+          <w:sz w:val="18"/>
+          <w:szCs w:val="18"/>
+        </w:rPr>
+        <w:t xml:space="preserve"> and </w:t>
+      </w:r>
+      <w:r>
+        <w:rPr>
+          <w:b/>
+          <w:bCs/>
+          <w:sz w:val="18"/>
+          <w:szCs w:val="18"/>
+        </w:rPr>
+        <w:t>Playwright</w:t>
+      </w:r>
+      <w:r>
+        <w:rPr>
+          <w:bCs/>
+          <w:sz w:val="18"/>
+          <w:szCs w:val="18"/>
+        </w:rPr>
+        <w:t>.</w:t>
+      </w:r>
+    </w:p>
+    <w:p>
+      <w:pPr>
         <w:pStyle w:val="NormalWeb"/>
         <w:numPr>
           <w:ilvl w:val="0"/>
-          <w:numId w:val="12"/>
+          <w:numId w:val="22"/>
         </w:numPr>
         <w:jc w:val="both"/>
         <w:rPr>
-          <w:rFonts w:ascii="Arial" w:hAnsi="Arial" w:cs="Arial"/>
-          <w:sz w:val="18"/>
-        </w:rPr>
-      </w:pPr>
-      <w:r>
-        <w:rPr>
-          <w:rStyle w:val="Strong"/>
-          <w:rFonts w:ascii="Arial" w:hAnsi="Arial" w:cs="Arial"/>
-          <w:sz w:val="18"/>
-        </w:rPr>
-        <w:t>Frontend</w:t>
-      </w:r>
-      <w:r>
-        <w:rPr>
-          <w:rFonts w:ascii="Arial" w:hAnsi="Arial" w:cs="Arial"/>
-          <w:sz w:val="18"/>
-        </w:rPr>
-        <w:t xml:space="preserve"> : </w:t>
-      </w:r>
-      <w:r>
-        <w:rPr>
-          <w:rStyle w:val="Strong"/>
-          <w:rFonts w:ascii="Arial" w:hAnsi="Arial" w:cs="Arial"/>
-          <w:sz w:val="18"/>
-        </w:rPr>
-        <w:t>Angular</w:t>
-      </w:r>
-      <w:r>
-        <w:rPr>
-          <w:rFonts w:ascii="Arial" w:hAnsi="Arial" w:cs="Arial"/>
-          <w:sz w:val="18"/>
-        </w:rPr>
-        <w:t xml:space="preserve"> 2→18, </w:t>
+          <w:sz w:val="18"/>
+        </w:rPr>
+      </w:pPr>
+      <w:r>
+        <w:rPr>
+          <w:rStyle w:val="Strong"/>
+          <w:sz w:val="18"/>
+        </w:rPr>
+        <w:t>Backend</w:t>
+      </w:r>
+      <w:r>
+        <w:rPr>
+          <w:sz w:val="18"/>
+        </w:rPr>
+        <w:t xml:space="preserve"> — </w:t>
+      </w:r>
+      <w:r>
+        <w:rPr>
+          <w:rStyle w:val="Strong"/>
+          <w:sz w:val="18"/>
+        </w:rPr>
+        <w:t>.NET Framework (4.6–4.8)</w:t>
+      </w:r>
+      <w:r>
+        <w:rPr>
+          <w:sz w:val="18"/>
+        </w:rPr>
+        <w:t xml:space="preserve">, </w:t>
+      </w:r>
+      <w:r>
+        <w:rPr>
+          <w:rStyle w:val="Strong"/>
+          <w:sz w:val="18"/>
+        </w:rPr>
+        <w:t>.NET (6–8)</w:t>
+      </w:r>
+      <w:r>
+        <w:rPr>
+          <w:sz w:val="18"/>
+        </w:rPr>
+        <w:t xml:space="preserve">, </w:t>
+      </w:r>
+      <w:r>
+        <w:rPr>
+          <w:rStyle w:val="Strong"/>
+          <w:sz w:val="18"/>
+        </w:rPr>
+        <w:t>C#</w:t>
+      </w:r>
+      <w:r>
+        <w:rPr>
+          <w:sz w:val="18"/>
+        </w:rPr>
+        <w:t xml:space="preserve">, </w:t>
+      </w:r>
+      <w:r>
+        <w:rPr>
+          <w:rStyle w:val="Strong"/>
+          <w:sz w:val="18"/>
+        </w:rPr>
+        <w:t>ASP.NET Core</w:t>
+      </w:r>
+      <w:r>
+        <w:rPr>
+          <w:sz w:val="18"/>
+        </w:rPr>
+        <w:t xml:space="preserve">, </w:t>
+      </w:r>
+      <w:r>
+        <w:rPr>
+          <w:rStyle w:val="Strong"/>
+          <w:sz w:val="18"/>
+        </w:rPr>
+        <w:t>ASP.NET MVC / Web API</w:t>
+      </w:r>
+      <w:r>
+        <w:rPr>
+          <w:sz w:val="18"/>
+        </w:rPr>
+        <w:t xml:space="preserve">, </w:t>
+      </w:r>
+      <w:r>
+        <w:rPr>
+          <w:rStyle w:val="Strong"/>
+          <w:b w:val="0"/>
+          <w:sz w:val="18"/>
+        </w:rPr>
+        <w:t>Minimal APIs</w:t>
+      </w:r>
+      <w:r>
+        <w:rPr>
+          <w:sz w:val="18"/>
+        </w:rPr>
+        <w:t xml:space="preserve">, </w:t>
+      </w:r>
+      <w:r>
+        <w:rPr>
+          <w:rStyle w:val="Strong"/>
+          <w:sz w:val="18"/>
+        </w:rPr>
+        <w:t>EF Core</w:t>
+      </w:r>
+      <w:r>
+        <w:rPr>
+          <w:sz w:val="18"/>
+        </w:rPr>
+        <w:t xml:space="preserve">, </w:t>
+      </w:r>
+      <w:r>
+        <w:rPr>
+          <w:rStyle w:val="Strong"/>
+          <w:sz w:val="18"/>
+        </w:rPr>
+        <w:t>Dapper</w:t>
+      </w:r>
+      <w:r>
+        <w:rPr>
+          <w:sz w:val="18"/>
+        </w:rPr>
+        <w:t xml:space="preserve">, </w:t>
+      </w:r>
+      <w:r>
+        <w:rPr>
+          <w:rStyle w:val="Strong"/>
+          <w:sz w:val="18"/>
+        </w:rPr>
+        <w:t>LINQ</w:t>
+      </w:r>
+      <w:r>
+        <w:rPr>
+          <w:sz w:val="18"/>
+        </w:rPr>
+        <w:t xml:space="preserve">, </w:t>
+      </w:r>
+      <w:r>
+        <w:rPr>
+          <w:rStyle w:val="Strong"/>
+          <w:b w:val="0"/>
+          <w:sz w:val="18"/>
+        </w:rPr>
+        <w:t>SQL Server</w:t>
+      </w:r>
+      <w:r>
+        <w:rPr>
+          <w:sz w:val="18"/>
+        </w:rPr>
+        <w:t xml:space="preserve">, </w:t>
       </w:r>
       <w:proofErr w:type="spellStart"/>
       <w:r>
         <w:rPr>
           <w:rStyle w:val="Strong"/>
-          <w:rFonts w:ascii="Arial" w:hAnsi="Arial" w:cs="Arial"/>
-          <w:sz w:val="18"/>
-        </w:rPr>
-        <w:t>AngularJS</w:t>
+          <w:b w:val="0"/>
+          <w:sz w:val="18"/>
+        </w:rPr>
+        <w:t>PostgreSQL</w:t>
       </w:r>
       <w:proofErr w:type="spellEnd"/>
       <w:r>
         <w:rPr>
-          <w:rFonts w:ascii="Arial" w:hAnsi="Arial" w:cs="Arial"/>
-          <w:sz w:val="18"/>
-        </w:rPr>
-        <w:t xml:space="preserve"> 1.5→1.8 (component pattern), </w:t>
+          <w:sz w:val="18"/>
+        </w:rPr>
+        <w:t xml:space="preserve">, </w:t>
       </w:r>
       <w:proofErr w:type="spellStart"/>
       <w:r>
         <w:rPr>
           <w:rStyle w:val="Strong"/>
-          <w:rFonts w:ascii="Arial" w:hAnsi="Arial" w:cs="Arial"/>
-          <w:sz w:val="18"/>
-        </w:rPr>
-        <w:t>TypeScript</w:t>
+          <w:b w:val="0"/>
+          <w:sz w:val="18"/>
+        </w:rPr>
+        <w:t>Redis</w:t>
       </w:r>
       <w:proofErr w:type="spellEnd"/>
       <w:r>
         <w:rPr>
-          <w:rFonts w:ascii="Arial" w:hAnsi="Arial" w:cs="Arial"/>
-          <w:sz w:val="18"/>
-        </w:rPr>
-        <w:t xml:space="preserve"> 3→5, </w:t>
+          <w:sz w:val="18"/>
+        </w:rPr>
+        <w:t xml:space="preserve">, </w:t>
       </w:r>
       <w:proofErr w:type="spellStart"/>
       <w:r>
         <w:rPr>
           <w:rStyle w:val="Strong"/>
-          <w:rFonts w:ascii="Arial" w:hAnsi="Arial" w:cs="Arial"/>
-          <w:sz w:val="18"/>
-        </w:rPr>
-        <w:t>RxJS</w:t>
+          <w:sz w:val="18"/>
+        </w:rPr>
+        <w:t>gRPC</w:t>
       </w:r>
       <w:proofErr w:type="spellEnd"/>
       <w:r>
         <w:rPr>
-          <w:rFonts w:ascii="Arial" w:hAnsi="Arial" w:cs="Arial"/>
-          <w:sz w:val="18"/>
-        </w:rPr>
-        <w:t xml:space="preserve"> 5→7, </w:t>
+          <w:sz w:val="18"/>
+        </w:rPr>
+        <w:t xml:space="preserve">, </w:t>
       </w:r>
       <w:proofErr w:type="spellStart"/>
       <w:r>
         <w:rPr>
           <w:rStyle w:val="Strong"/>
-          <w:rFonts w:ascii="Arial" w:hAnsi="Arial" w:cs="Arial"/>
-          <w:sz w:val="18"/>
-        </w:rPr>
-        <w:t>NgRx</w:t>
+          <w:sz w:val="18"/>
+        </w:rPr>
+        <w:t>SignalR</w:t>
       </w:r>
       <w:proofErr w:type="spellEnd"/>
       <w:r>
         <w:rPr>
-          <w:rFonts w:ascii="Arial" w:hAnsi="Arial" w:cs="Arial"/>
-          <w:sz w:val="18"/>
-        </w:rPr>
-        <w:t xml:space="preserve"> 8→16 (Store/Effects/Entity), </w:t>
-      </w:r>
-      <w:r>
-        <w:rPr>
-          <w:rStyle w:val="Strong"/>
-          <w:rFonts w:ascii="Arial" w:hAnsi="Arial" w:cs="Arial"/>
-          <w:sz w:val="18"/>
-        </w:rPr>
-        <w:t>Angular Material</w:t>
-      </w:r>
-      <w:r>
-        <w:rPr>
-          <w:rFonts w:ascii="Arial" w:hAnsi="Arial" w:cs="Arial"/>
-          <w:sz w:val="18"/>
-        </w:rPr>
-        <w:t xml:space="preserve"> 8→17, </w:t>
-      </w:r>
-      <w:r>
-        <w:rPr>
-          <w:rStyle w:val="Strong"/>
-          <w:rFonts w:ascii="Arial" w:hAnsi="Arial" w:cs="Arial"/>
-          <w:sz w:val="18"/>
-        </w:rPr>
-        <w:t>Storybook</w:t>
-      </w:r>
-      <w:r>
-        <w:rPr>
-          <w:rFonts w:ascii="Arial" w:hAnsi="Arial" w:cs="Arial"/>
-          <w:sz w:val="18"/>
-        </w:rPr>
-        <w:t xml:space="preserve"> 6→8, </w:t>
-      </w:r>
-      <w:r>
-        <w:rPr>
-          <w:rStyle w:val="Strong"/>
-          <w:rFonts w:ascii="Arial" w:hAnsi="Arial" w:cs="Arial"/>
-          <w:sz w:val="18"/>
-        </w:rPr>
-        <w:t>Standalone Components</w:t>
-      </w:r>
-      <w:r>
-        <w:rPr>
-          <w:rFonts w:ascii="Arial" w:hAnsi="Arial" w:cs="Arial"/>
-          <w:sz w:val="18"/>
-        </w:rPr>
-        <w:t xml:space="preserve"> (v14+), </w:t>
-      </w:r>
-      <w:r>
-        <w:rPr>
-          <w:rStyle w:val="Strong"/>
-          <w:rFonts w:ascii="Arial" w:hAnsi="Arial" w:cs="Arial"/>
-          <w:sz w:val="18"/>
-        </w:rPr>
-        <w:t>Signals</w:t>
-      </w:r>
-      <w:r>
-        <w:rPr>
-          <w:rFonts w:ascii="Arial" w:hAnsi="Arial" w:cs="Arial"/>
-          <w:sz w:val="18"/>
-        </w:rPr>
-        <w:t xml:space="preserve"> (v16+), </w:t>
-      </w:r>
-      <w:r>
-        <w:rPr>
-          <w:rStyle w:val="Strong"/>
-          <w:rFonts w:ascii="Arial" w:hAnsi="Arial" w:cs="Arial"/>
-          <w:sz w:val="18"/>
-        </w:rPr>
-        <w:t>SCSS/Sass</w:t>
-      </w:r>
-      <w:r>
-        <w:rPr>
-          <w:rFonts w:ascii="Arial" w:hAnsi="Arial" w:cs="Arial"/>
-          <w:sz w:val="18"/>
-        </w:rPr>
-        <w:t xml:space="preserve"> 3→1.7, </w:t>
+          <w:sz w:val="18"/>
+        </w:rPr>
+        <w:t xml:space="preserve">, </w:t>
       </w:r>
       <w:proofErr w:type="spellStart"/>
       <w:r>
         <w:rPr>
-          <w:rStyle w:val="Strong"/>
-          <w:rFonts w:ascii="Arial" w:hAnsi="Arial" w:cs="Arial"/>
-          <w:sz w:val="18"/>
-        </w:rPr>
-        <w:t>Webpack</w:t>
+          <w:sz w:val="18"/>
+        </w:rPr>
+        <w:t>FluentValidation</w:t>
       </w:r>
       <w:proofErr w:type="spellEnd"/>
       <w:r>
         <w:rPr>
-          <w:rFonts w:ascii="Arial" w:hAnsi="Arial" w:cs="Arial"/>
-          <w:sz w:val="18"/>
-        </w:rPr>
-        <w:t xml:space="preserve"> 4→5, </w:t>
+          <w:sz w:val="18"/>
+        </w:rPr>
+        <w:t>, Swagger/</w:t>
       </w:r>
       <w:proofErr w:type="spellStart"/>
       <w:r>
         <w:rPr>
-          <w:rStyle w:val="Strong"/>
-          <w:rFonts w:ascii="Arial" w:hAnsi="Arial" w:cs="Arial"/>
-          <w:sz w:val="18"/>
-        </w:rPr>
-        <w:t>Vite</w:t>
+          <w:sz w:val="18"/>
+        </w:rPr>
+        <w:t>OpenAPI</w:t>
       </w:r>
       <w:proofErr w:type="spellEnd"/>
       <w:r>
         <w:rPr>
-          <w:rFonts w:ascii="Arial" w:hAnsi="Arial" w:cs="Arial"/>
-          <w:sz w:val="18"/>
-        </w:rPr>
-        <w:t xml:space="preserve"> 4→5 (Angular tooling), </w:t>
-      </w:r>
-      <w:r>
-        <w:rPr>
-          <w:rStyle w:val="Strong"/>
-          <w:rFonts w:ascii="Arial" w:hAnsi="Arial" w:cs="Arial"/>
-          <w:sz w:val="18"/>
-        </w:rPr>
-        <w:t>Module Federation</w:t>
-      </w:r>
-      <w:r>
-        <w:rPr>
-          <w:rFonts w:ascii="Arial" w:hAnsi="Arial" w:cs="Arial"/>
-          <w:sz w:val="18"/>
-        </w:rPr>
-        <w:t xml:space="preserve"> (v13+), </w:t>
-      </w:r>
-      <w:r>
-        <w:rPr>
-          <w:rStyle w:val="Strong"/>
-          <w:rFonts w:ascii="Arial" w:hAnsi="Arial" w:cs="Arial"/>
-          <w:sz w:val="18"/>
-        </w:rPr>
-        <w:t>PWA</w:t>
-      </w:r>
-      <w:r>
-        <w:rPr>
-          <w:rFonts w:ascii="Arial" w:hAnsi="Arial" w:cs="Arial"/>
-          <w:sz w:val="18"/>
-        </w:rPr>
-        <w:t xml:space="preserve"> (Angular Service Worker v6+), </w:t>
-      </w:r>
-      <w:r>
-        <w:rPr>
-          <w:rStyle w:val="Strong"/>
-          <w:rFonts w:ascii="Arial" w:hAnsi="Arial" w:cs="Arial"/>
-          <w:sz w:val="18"/>
-        </w:rPr>
-        <w:t>Web Components</w:t>
-      </w:r>
-      <w:r>
-        <w:rPr>
-          <w:rFonts w:ascii="Arial" w:hAnsi="Arial" w:cs="Arial"/>
-          <w:sz w:val="18"/>
-        </w:rPr>
-        <w:t xml:space="preserve"> (Elements v6+), </w:t>
-      </w:r>
-      <w:r>
-        <w:rPr>
-          <w:rStyle w:val="Strong"/>
-          <w:rFonts w:ascii="Arial" w:hAnsi="Arial" w:cs="Arial"/>
-          <w:sz w:val="18"/>
-        </w:rPr>
-        <w:t>Accessibility</w:t>
-      </w:r>
-      <w:r>
-        <w:rPr>
-          <w:rFonts w:ascii="Arial" w:hAnsi="Arial" w:cs="Arial"/>
-          <w:sz w:val="18"/>
-        </w:rPr>
-        <w:t xml:space="preserve"> aligned with </w:t>
-      </w:r>
-      <w:r>
-        <w:rPr>
-          <w:rStyle w:val="Strong"/>
-          <w:rFonts w:ascii="Arial" w:hAnsi="Arial" w:cs="Arial"/>
-          <w:sz w:val="18"/>
-        </w:rPr>
-        <w:t>WCAG</w:t>
-      </w:r>
-      <w:r>
-        <w:rPr>
-          <w:rFonts w:ascii="Arial" w:hAnsi="Arial" w:cs="Arial"/>
-          <w:sz w:val="18"/>
-        </w:rPr>
-        <w:t xml:space="preserve"> 2.1, performance profiling with </w:t>
-      </w:r>
-      <w:r>
-        <w:rPr>
-          <w:rStyle w:val="Strong"/>
-          <w:rFonts w:ascii="Arial" w:hAnsi="Arial" w:cs="Arial"/>
-          <w:sz w:val="18"/>
-        </w:rPr>
-        <w:t xml:space="preserve">Angular </w:t>
+          <w:sz w:val="18"/>
+        </w:rPr>
+        <w:t xml:space="preserve"> (</w:t>
       </w:r>
       <w:proofErr w:type="spellStart"/>
       <w:r>
         <w:rPr>
-          <w:rStyle w:val="Strong"/>
-          <w:rFonts w:ascii="Arial" w:hAnsi="Arial" w:cs="Arial"/>
-          <w:sz w:val="18"/>
-        </w:rPr>
-        <w:t>DevTools</w:t>
+          <w:sz w:val="18"/>
+        </w:rPr>
+        <w:t>Swashbuckle</w:t>
       </w:r>
       <w:proofErr w:type="spellEnd"/>
       <w:r>
         <w:rPr>
-          <w:rFonts w:ascii="Arial" w:hAnsi="Arial" w:cs="Arial"/>
-          <w:sz w:val="18"/>
-        </w:rPr>
-        <w:t xml:space="preserve"> and browser </w:t>
-      </w:r>
-      <w:r>
-        <w:rPr>
-          <w:rStyle w:val="Strong"/>
-          <w:rFonts w:ascii="Arial" w:hAnsi="Arial" w:cs="Arial"/>
-          <w:sz w:val="18"/>
-        </w:rPr>
-        <w:t>Performance</w:t>
-      </w:r>
-      <w:r>
-        <w:rPr>
-          <w:rFonts w:ascii="Arial" w:hAnsi="Arial" w:cs="Arial"/>
-          <w:sz w:val="18"/>
-        </w:rPr>
-        <w:t xml:space="preserve"> panel; testing with </w:t>
-      </w:r>
-      <w:r>
-        <w:rPr>
-          <w:rStyle w:val="Strong"/>
-          <w:rFonts w:ascii="Arial" w:hAnsi="Arial" w:cs="Arial"/>
-          <w:sz w:val="18"/>
-        </w:rPr>
-        <w:t>Jest</w:t>
-      </w:r>
-      <w:r>
-        <w:rPr>
-          <w:rFonts w:ascii="Arial" w:hAnsi="Arial" w:cs="Arial"/>
-          <w:sz w:val="18"/>
-        </w:rPr>
-        <w:t xml:space="preserve"> 29+, </w:t>
-      </w:r>
-      <w:r>
-        <w:rPr>
-          <w:rStyle w:val="Strong"/>
-          <w:rFonts w:ascii="Arial" w:hAnsi="Arial" w:cs="Arial"/>
-          <w:sz w:val="18"/>
-        </w:rPr>
-        <w:t>Cypress</w:t>
-      </w:r>
-      <w:r>
-        <w:rPr>
-          <w:rFonts w:ascii="Arial" w:hAnsi="Arial" w:cs="Arial"/>
-          <w:sz w:val="18"/>
-        </w:rPr>
-        <w:t xml:space="preserve"> 12+, </w:t>
-      </w:r>
-      <w:r>
-        <w:rPr>
-          <w:rStyle w:val="Strong"/>
-          <w:rFonts w:ascii="Arial" w:hAnsi="Arial" w:cs="Arial"/>
-          <w:sz w:val="18"/>
-        </w:rPr>
-        <w:t>Playwright</w:t>
-      </w:r>
-      <w:r>
-        <w:rPr>
-          <w:rFonts w:ascii="Arial" w:hAnsi="Arial" w:cs="Arial"/>
-          <w:sz w:val="18"/>
-        </w:rPr>
-        <w:t xml:space="preserve"> 1.40+, </w:t>
-      </w:r>
-      <w:r>
-        <w:rPr>
-          <w:rStyle w:val="Strong"/>
-          <w:rFonts w:ascii="Arial" w:hAnsi="Arial" w:cs="Arial"/>
-          <w:sz w:val="18"/>
-        </w:rPr>
-        <w:t>RTL</w:t>
-      </w:r>
-      <w:r>
-        <w:rPr>
-          <w:rFonts w:ascii="Arial" w:hAnsi="Arial" w:cs="Arial"/>
-          <w:sz w:val="18"/>
-        </w:rPr>
-        <w:t xml:space="preserve"> 14+.</w:t>
+          <w:sz w:val="18"/>
+        </w:rPr>
+        <w:t xml:space="preserve">), </w:t>
+      </w:r>
+      <w:proofErr w:type="spellStart"/>
+      <w:r>
+        <w:rPr>
+          <w:sz w:val="18"/>
+        </w:rPr>
+        <w:t>auth</w:t>
+      </w:r>
+      <w:proofErr w:type="spellEnd"/>
+      <w:r>
+        <w:rPr>
+          <w:sz w:val="18"/>
+        </w:rPr>
+        <w:t xml:space="preserve"> with </w:t>
+      </w:r>
+      <w:r>
+        <w:rPr>
+          <w:rStyle w:val="Strong"/>
+          <w:sz w:val="18"/>
+        </w:rPr>
+        <w:t>OAuth2/OIDC</w:t>
+      </w:r>
+      <w:r>
+        <w:rPr>
+          <w:sz w:val="18"/>
+        </w:rPr>
+        <w:t xml:space="preserve">, </w:t>
+      </w:r>
+      <w:r>
+        <w:rPr>
+          <w:rStyle w:val="Strong"/>
+          <w:sz w:val="18"/>
+        </w:rPr>
+        <w:t>JWT</w:t>
+      </w:r>
+      <w:r>
+        <w:rPr>
+          <w:sz w:val="18"/>
+        </w:rPr>
+        <w:t xml:space="preserve">, </w:t>
+      </w:r>
+      <w:r>
+        <w:rPr>
+          <w:rStyle w:val="Strong"/>
+          <w:sz w:val="18"/>
+        </w:rPr>
+        <w:t>RBAC/ABAC</w:t>
+      </w:r>
+      <w:r>
+        <w:rPr>
+          <w:sz w:val="18"/>
+        </w:rPr>
+        <w:t>, rate limiting, background processing (</w:t>
+      </w:r>
+      <w:proofErr w:type="spellStart"/>
+      <w:r>
+        <w:rPr>
+          <w:rStyle w:val="Strong"/>
+          <w:sz w:val="18"/>
+        </w:rPr>
+        <w:t>IHostedService</w:t>
+      </w:r>
+      <w:proofErr w:type="spellEnd"/>
+      <w:r>
+        <w:rPr>
+          <w:rStyle w:val="Strong"/>
+          <w:sz w:val="18"/>
+        </w:rPr>
+        <w:t>/</w:t>
+      </w:r>
+      <w:proofErr w:type="spellStart"/>
+      <w:r>
+        <w:rPr>
+          <w:rStyle w:val="Strong"/>
+          <w:sz w:val="18"/>
+        </w:rPr>
+        <w:t>BackgroundService</w:t>
+      </w:r>
+      <w:proofErr w:type="spellEnd"/>
+      <w:r>
+        <w:rPr>
+          <w:sz w:val="18"/>
+        </w:rPr>
+        <w:t xml:space="preserve">), </w:t>
+      </w:r>
+      <w:proofErr w:type="spellStart"/>
+      <w:r>
+        <w:rPr>
+          <w:sz w:val="18"/>
+        </w:rPr>
+        <w:t>Hangfire</w:t>
+      </w:r>
+      <w:proofErr w:type="spellEnd"/>
+      <w:r>
+        <w:rPr>
+          <w:sz w:val="18"/>
+        </w:rPr>
+        <w:t>.</w:t>
       </w:r>
     </w:p>
     <w:p>
@@ -951,433 +865,160 @@
         <w:pStyle w:val="NormalWeb"/>
         <w:numPr>
           <w:ilvl w:val="0"/>
-          <w:numId w:val="12"/>
+          <w:numId w:val="22"/>
         </w:numPr>
         <w:jc w:val="both"/>
         <w:rPr>
-          <w:rFonts w:ascii="Arial" w:hAnsi="Arial" w:cs="Arial"/>
-          <w:sz w:val="18"/>
-        </w:rPr>
-      </w:pPr>
-      <w:r>
-        <w:rPr>
-          <w:rStyle w:val="Strong"/>
-          <w:rFonts w:ascii="Arial" w:hAnsi="Arial" w:cs="Arial"/>
-          <w:sz w:val="18"/>
-        </w:rPr>
-        <w:t>Backend</w:t>
-      </w:r>
-      <w:r>
-        <w:rPr>
-          <w:rFonts w:ascii="Arial" w:hAnsi="Arial" w:cs="Arial"/>
-          <w:sz w:val="18"/>
-        </w:rPr>
-        <w:t xml:space="preserve"> : </w:t>
-      </w:r>
-      <w:r>
-        <w:rPr>
-          <w:rStyle w:val="Strong"/>
-          <w:rFonts w:ascii="Arial" w:hAnsi="Arial" w:cs="Arial"/>
-          <w:sz w:val="18"/>
-        </w:rPr>
-        <w:t>.NET</w:t>
-      </w:r>
-      <w:r>
-        <w:rPr>
-          <w:rFonts w:ascii="Arial" w:hAnsi="Arial" w:cs="Arial"/>
-          <w:sz w:val="18"/>
-        </w:rPr>
-        <w:t xml:space="preserve"> Framework 4.6→4.8, </w:t>
-      </w:r>
-      <w:r>
-        <w:rPr>
-          <w:rStyle w:val="Strong"/>
-          <w:rFonts w:ascii="Arial" w:hAnsi="Arial" w:cs="Arial"/>
-          <w:sz w:val="18"/>
-        </w:rPr>
-        <w:t>.NET</w:t>
-      </w:r>
-      <w:r>
-        <w:rPr>
-          <w:rFonts w:ascii="Arial" w:hAnsi="Arial" w:cs="Arial"/>
-          <w:sz w:val="18"/>
-        </w:rPr>
-        <w:t xml:space="preserve"> 6→8, </w:t>
-      </w:r>
-      <w:r>
-        <w:rPr>
-          <w:rStyle w:val="Strong"/>
-          <w:rFonts w:ascii="Arial" w:hAnsi="Arial" w:cs="Arial"/>
-          <w:sz w:val="18"/>
-        </w:rPr>
-        <w:t>C#</w:t>
-      </w:r>
-      <w:r>
-        <w:rPr>
-          <w:rFonts w:ascii="Arial" w:hAnsi="Arial" w:cs="Arial"/>
-          <w:sz w:val="18"/>
-        </w:rPr>
-        <w:t xml:space="preserve"> 7.3→12, </w:t>
-      </w:r>
-      <w:r>
-        <w:rPr>
-          <w:rStyle w:val="Strong"/>
-          <w:rFonts w:ascii="Arial" w:hAnsi="Arial" w:cs="Arial"/>
-          <w:sz w:val="18"/>
-        </w:rPr>
-        <w:t>ASP.NET Core</w:t>
-      </w:r>
-      <w:r>
-        <w:rPr>
-          <w:rFonts w:ascii="Arial" w:hAnsi="Arial" w:cs="Arial"/>
-          <w:sz w:val="18"/>
-        </w:rPr>
-        <w:t xml:space="preserve"> 2.1→8, </w:t>
-      </w:r>
-      <w:r>
-        <w:rPr>
-          <w:rStyle w:val="Strong"/>
-          <w:rFonts w:ascii="Arial" w:hAnsi="Arial" w:cs="Arial"/>
-          <w:sz w:val="18"/>
-        </w:rPr>
-        <w:t>ASP.NET MVC/Web API</w:t>
-      </w:r>
-      <w:r>
-        <w:rPr>
-          <w:rFonts w:ascii="Arial" w:hAnsi="Arial" w:cs="Arial"/>
-          <w:sz w:val="18"/>
-        </w:rPr>
-        <w:t xml:space="preserve"> 5→2, </w:t>
-      </w:r>
-      <w:r>
-        <w:rPr>
-          <w:rStyle w:val="Strong"/>
-          <w:rFonts w:ascii="Arial" w:hAnsi="Arial" w:cs="Arial"/>
-          <w:sz w:val="18"/>
-        </w:rPr>
-        <w:t>Minimal APIs</w:t>
-      </w:r>
-      <w:r>
-        <w:rPr>
-          <w:rFonts w:ascii="Arial" w:hAnsi="Arial" w:cs="Arial"/>
-          <w:sz w:val="18"/>
-        </w:rPr>
-        <w:t xml:space="preserve"> (v6+), </w:t>
-      </w:r>
-      <w:r>
-        <w:rPr>
-          <w:rStyle w:val="Strong"/>
-          <w:rFonts w:ascii="Arial" w:hAnsi="Arial" w:cs="Arial"/>
-          <w:sz w:val="18"/>
-        </w:rPr>
-        <w:t>EF Core</w:t>
-      </w:r>
-      <w:r>
-        <w:rPr>
-          <w:rFonts w:ascii="Arial" w:hAnsi="Arial" w:cs="Arial"/>
-          <w:sz w:val="18"/>
-        </w:rPr>
-        <w:t xml:space="preserve"> 3.1→8, </w:t>
-      </w:r>
-      <w:r>
-        <w:rPr>
-          <w:rStyle w:val="Strong"/>
-          <w:rFonts w:ascii="Arial" w:hAnsi="Arial" w:cs="Arial"/>
-          <w:sz w:val="18"/>
-        </w:rPr>
-        <w:t>Dapper</w:t>
-      </w:r>
-      <w:r>
-        <w:rPr>
-          <w:rFonts w:ascii="Arial" w:hAnsi="Arial" w:cs="Arial"/>
-          <w:sz w:val="18"/>
-        </w:rPr>
-        <w:t xml:space="preserve"> 2+, </w:t>
-      </w:r>
-      <w:r>
-        <w:rPr>
-          <w:rStyle w:val="Strong"/>
-          <w:rFonts w:ascii="Arial" w:hAnsi="Arial" w:cs="Arial"/>
-          <w:sz w:val="18"/>
-        </w:rPr>
-        <w:t>LINQ</w:t>
-      </w:r>
-      <w:r>
-        <w:rPr>
-          <w:rFonts w:ascii="Arial" w:hAnsi="Arial" w:cs="Arial"/>
+          <w:sz w:val="18"/>
+        </w:rPr>
+      </w:pPr>
+      <w:r>
+        <w:rPr>
+          <w:rStyle w:val="Strong"/>
+          <w:sz w:val="18"/>
+        </w:rPr>
+        <w:t xml:space="preserve">Cloud &amp; </w:t>
+      </w:r>
+      <w:proofErr w:type="spellStart"/>
+      <w:r>
+        <w:rPr>
+          <w:rStyle w:val="Strong"/>
+          <w:sz w:val="18"/>
+        </w:rPr>
+        <w:t>DevOps</w:t>
+      </w:r>
+      <w:proofErr w:type="spellEnd"/>
+      <w:r>
+        <w:rPr>
+          <w:sz w:val="18"/>
+        </w:rPr>
+        <w:t xml:space="preserve"> — </w:t>
+      </w:r>
+      <w:proofErr w:type="spellStart"/>
+      <w:r>
+        <w:rPr>
+          <w:rStyle w:val="Strong"/>
+          <w:sz w:val="18"/>
+        </w:rPr>
+        <w:t>Docker</w:t>
+      </w:r>
+      <w:proofErr w:type="spellEnd"/>
+      <w:r>
+        <w:rPr>
           <w:sz w:val="18"/>
         </w:rPr>
         <w:t xml:space="preserve">, </w:t>
       </w:r>
-      <w:r>
-        <w:rPr>
-          <w:rStyle w:val="Strong"/>
-          <w:rFonts w:ascii="Arial" w:hAnsi="Arial" w:cs="Arial"/>
-          <w:sz w:val="18"/>
-        </w:rPr>
-        <w:t>SQL Server</w:t>
-      </w:r>
-      <w:r>
-        <w:rPr>
-          <w:rFonts w:ascii="Arial" w:hAnsi="Arial" w:cs="Arial"/>
-          <w:sz w:val="18"/>
-        </w:rPr>
-        <w:t xml:space="preserve"> 2014→2022, </w:t>
-      </w:r>
       <w:proofErr w:type="spellStart"/>
       <w:r>
         <w:rPr>
           <w:rStyle w:val="Strong"/>
-          <w:rFonts w:ascii="Arial" w:hAnsi="Arial" w:cs="Arial"/>
-          <w:sz w:val="18"/>
-        </w:rPr>
-        <w:t>PostgreSQL</w:t>
+          <w:sz w:val="18"/>
+        </w:rPr>
+        <w:t>Kubernetes</w:t>
       </w:r>
       <w:proofErr w:type="spellEnd"/>
       <w:r>
         <w:rPr>
-          <w:rFonts w:ascii="Arial" w:hAnsi="Arial" w:cs="Arial"/>
-          <w:sz w:val="18"/>
-        </w:rPr>
-        <w:t xml:space="preserve"> 10→16, </w:t>
+          <w:sz w:val="18"/>
+        </w:rPr>
+        <w:t xml:space="preserve">, Helm, </w:t>
       </w:r>
       <w:proofErr w:type="spellStart"/>
       <w:r>
         <w:rPr>
-          <w:rStyle w:val="Strong"/>
-          <w:rFonts w:ascii="Arial" w:hAnsi="Arial" w:cs="Arial"/>
-          <w:sz w:val="18"/>
-        </w:rPr>
-        <w:t>Redis</w:t>
+          <w:sz w:val="18"/>
+        </w:rPr>
+        <w:t>Terraform</w:t>
       </w:r>
       <w:proofErr w:type="spellEnd"/>
       <w:r>
         <w:rPr>
-          <w:rFonts w:ascii="Arial" w:hAnsi="Arial" w:cs="Arial"/>
-          <w:sz w:val="18"/>
-        </w:rPr>
-        <w:t xml:space="preserve"> 5→7, </w:t>
+          <w:sz w:val="18"/>
+        </w:rPr>
+        <w:t xml:space="preserve">, </w:t>
       </w:r>
       <w:proofErr w:type="spellStart"/>
       <w:r>
         <w:rPr>
-          <w:rStyle w:val="Strong"/>
-          <w:rFonts w:ascii="Arial" w:hAnsi="Arial" w:cs="Arial"/>
-          <w:sz w:val="18"/>
-        </w:rPr>
-        <w:t>gRPC</w:t>
+          <w:sz w:val="18"/>
+        </w:rPr>
+        <w:t>GitHub</w:t>
       </w:r>
       <w:proofErr w:type="spellEnd"/>
       <w:r>
         <w:rPr>
-          <w:rFonts w:ascii="Arial" w:hAnsi="Arial" w:cs="Arial"/>
-          <w:sz w:val="18"/>
-        </w:rPr>
-        <w:t xml:space="preserve"> (v3+), </w:t>
+          <w:sz w:val="18"/>
+        </w:rPr>
+        <w:t xml:space="preserve"> Actions, Azure </w:t>
       </w:r>
       <w:proofErr w:type="spellStart"/>
       <w:r>
         <w:rPr>
-          <w:rStyle w:val="Strong"/>
-          <w:rFonts w:ascii="Arial" w:hAnsi="Arial" w:cs="Arial"/>
-          <w:sz w:val="18"/>
-        </w:rPr>
-        <w:t>SignalR</w:t>
+          <w:sz w:val="18"/>
+        </w:rPr>
+        <w:t>DevOps</w:t>
       </w:r>
       <w:proofErr w:type="spellEnd"/>
       <w:r>
         <w:rPr>
-          <w:rFonts w:ascii="Arial" w:hAnsi="Arial" w:cs="Arial"/>
-          <w:sz w:val="18"/>
-        </w:rPr>
-        <w:t xml:space="preserve"> (Core v3+), </w:t>
+          <w:sz w:val="18"/>
+        </w:rPr>
+        <w:t xml:space="preserve"> Pipelines, </w:t>
+      </w:r>
+      <w:r>
+        <w:rPr>
+          <w:rStyle w:val="Strong"/>
+          <w:sz w:val="18"/>
+        </w:rPr>
+        <w:t>AWS</w:t>
+      </w:r>
+      <w:r>
+        <w:rPr>
+          <w:sz w:val="18"/>
+        </w:rPr>
+        <w:t xml:space="preserve"> (ECS, EKS, Lambda, API Gateway, S3, RDS, </w:t>
       </w:r>
       <w:proofErr w:type="spellStart"/>
       <w:r>
         <w:rPr>
-          <w:rStyle w:val="Strong"/>
-          <w:rFonts w:ascii="Arial" w:hAnsi="Arial" w:cs="Arial"/>
-          <w:sz w:val="18"/>
-        </w:rPr>
-        <w:t>FluentValidation</w:t>
+          <w:sz w:val="18"/>
+        </w:rPr>
+        <w:t>CloudWatch</w:t>
       </w:r>
       <w:proofErr w:type="spellEnd"/>
       <w:r>
         <w:rPr>
-          <w:rFonts w:ascii="Arial" w:hAnsi="Arial" w:cs="Arial"/>
-          <w:sz w:val="18"/>
-        </w:rPr>
-        <w:t xml:space="preserve"> 9→11, </w:t>
-      </w:r>
-      <w:r>
-        <w:rPr>
-          <w:rStyle w:val="Strong"/>
-          <w:rFonts w:ascii="Arial" w:hAnsi="Arial" w:cs="Arial"/>
-          <w:sz w:val="18"/>
-        </w:rPr>
-        <w:t>Swagger/</w:t>
+          <w:sz w:val="18"/>
+        </w:rPr>
+        <w:t xml:space="preserve">), </w:t>
+      </w:r>
+      <w:r>
+        <w:rPr>
+          <w:rStyle w:val="Strong"/>
+          <w:sz w:val="18"/>
+        </w:rPr>
+        <w:t>Azure</w:t>
+      </w:r>
+      <w:r>
+        <w:rPr>
+          <w:sz w:val="18"/>
+        </w:rPr>
+        <w:t xml:space="preserve"> (App Service, AKS, Azure SQL, Key Vault, Application Insights), blue/green + canary releases, </w:t>
       </w:r>
       <w:proofErr w:type="spellStart"/>
       <w:r>
         <w:rPr>
-          <w:rStyle w:val="Strong"/>
-          <w:rFonts w:ascii="Arial" w:hAnsi="Arial" w:cs="Arial"/>
-          <w:sz w:val="18"/>
-        </w:rPr>
-        <w:t>OpenAPI</w:t>
+          <w:sz w:val="18"/>
+        </w:rPr>
+        <w:t>IaC</w:t>
       </w:r>
       <w:proofErr w:type="spellEnd"/>
       <w:r>
         <w:rPr>
-          <w:rFonts w:ascii="Arial" w:hAnsi="Arial" w:cs="Arial"/>
-          <w:sz w:val="18"/>
-        </w:rPr>
-        <w:t xml:space="preserve"> (</w:t>
-      </w:r>
-      <w:proofErr w:type="spellStart"/>
-      <w:r>
-        <w:rPr>
-          <w:rFonts w:ascii="Arial" w:hAnsi="Arial" w:cs="Arial"/>
-          <w:sz w:val="18"/>
-        </w:rPr>
-        <w:t>Swashbuckle</w:t>
-      </w:r>
-      <w:proofErr w:type="spellEnd"/>
-      <w:r>
-        <w:rPr>
-          <w:rFonts w:ascii="Arial" w:hAnsi="Arial" w:cs="Arial"/>
-          <w:sz w:val="18"/>
-        </w:rPr>
-        <w:t xml:space="preserve"> 5→6), </w:t>
-      </w:r>
-      <w:proofErr w:type="spellStart"/>
-      <w:r>
-        <w:rPr>
-          <w:rStyle w:val="Strong"/>
-          <w:rFonts w:ascii="Arial" w:hAnsi="Arial" w:cs="Arial"/>
-          <w:sz w:val="18"/>
-        </w:rPr>
-        <w:t>Auth</w:t>
-      </w:r>
-      <w:proofErr w:type="spellEnd"/>
-      <w:r>
-        <w:rPr>
-          <w:rFonts w:ascii="Arial" w:hAnsi="Arial" w:cs="Arial"/>
-          <w:sz w:val="18"/>
-        </w:rPr>
-        <w:t xml:space="preserve"> with </w:t>
-      </w:r>
-      <w:r>
-        <w:rPr>
-          <w:rStyle w:val="Strong"/>
-          <w:rFonts w:ascii="Arial" w:hAnsi="Arial" w:cs="Arial"/>
-          <w:sz w:val="18"/>
-        </w:rPr>
-        <w:t>OAuth2/OIDC</w:t>
-      </w:r>
-      <w:r>
-        <w:rPr>
-          <w:rFonts w:ascii="Arial" w:hAnsi="Arial" w:cs="Arial"/>
-          <w:sz w:val="18"/>
-        </w:rPr>
-        <w:t xml:space="preserve">, </w:t>
-      </w:r>
-      <w:r>
-        <w:rPr>
-          <w:rStyle w:val="Strong"/>
-          <w:rFonts w:ascii="Arial" w:hAnsi="Arial" w:cs="Arial"/>
-          <w:sz w:val="18"/>
-        </w:rPr>
-        <w:t>JWT</w:t>
-      </w:r>
-      <w:r>
-        <w:rPr>
-          <w:rFonts w:ascii="Arial" w:hAnsi="Arial" w:cs="Arial"/>
-          <w:sz w:val="18"/>
-        </w:rPr>
-        <w:t xml:space="preserve">, </w:t>
-      </w:r>
-      <w:r>
-        <w:rPr>
-          <w:rStyle w:val="Strong"/>
-          <w:rFonts w:ascii="Arial" w:hAnsi="Arial" w:cs="Arial"/>
-          <w:sz w:val="18"/>
-        </w:rPr>
-        <w:t>RBAC/ABAC</w:t>
-      </w:r>
-      <w:r>
-        <w:rPr>
-          <w:rFonts w:ascii="Arial" w:hAnsi="Arial" w:cs="Arial"/>
-          <w:sz w:val="18"/>
-        </w:rPr>
-        <w:t xml:space="preserve">, </w:t>
-      </w:r>
-      <w:r>
-        <w:rPr>
-          <w:rStyle w:val="Strong"/>
-          <w:rFonts w:ascii="Arial" w:hAnsi="Arial" w:cs="Arial"/>
-          <w:sz w:val="18"/>
-        </w:rPr>
-        <w:t>rate limiting</w:t>
-      </w:r>
-      <w:r>
-        <w:rPr>
-          <w:rFonts w:ascii="Arial" w:hAnsi="Arial" w:cs="Arial"/>
-          <w:sz w:val="18"/>
-        </w:rPr>
-        <w:t xml:space="preserve"> (v7+), background processing with </w:t>
-      </w:r>
-      <w:proofErr w:type="spellStart"/>
-      <w:r>
-        <w:rPr>
-          <w:rStyle w:val="Strong"/>
-          <w:rFonts w:ascii="Arial" w:hAnsi="Arial" w:cs="Arial"/>
-          <w:sz w:val="18"/>
-        </w:rPr>
-        <w:t>IHostedService</w:t>
-      </w:r>
-      <w:proofErr w:type="spellEnd"/>
-      <w:r>
-        <w:rPr>
-          <w:rStyle w:val="Strong"/>
-          <w:rFonts w:ascii="Arial" w:hAnsi="Arial" w:cs="Arial"/>
-          <w:sz w:val="18"/>
-        </w:rPr>
-        <w:t>/</w:t>
-      </w:r>
-      <w:proofErr w:type="spellStart"/>
-      <w:r>
-        <w:rPr>
-          <w:rStyle w:val="Strong"/>
-          <w:rFonts w:ascii="Arial" w:hAnsi="Arial" w:cs="Arial"/>
-          <w:sz w:val="18"/>
-        </w:rPr>
-        <w:t>BackgroundService</w:t>
-      </w:r>
-      <w:proofErr w:type="spellEnd"/>
-      <w:r>
-        <w:rPr>
-          <w:rFonts w:ascii="Arial" w:hAnsi="Arial" w:cs="Arial"/>
-          <w:sz w:val="18"/>
-        </w:rPr>
-        <w:t xml:space="preserve"> (v3+), </w:t>
-      </w:r>
-      <w:proofErr w:type="spellStart"/>
-      <w:r>
-        <w:rPr>
-          <w:rStyle w:val="Strong"/>
-          <w:rFonts w:ascii="Arial" w:hAnsi="Arial" w:cs="Arial"/>
-          <w:sz w:val="18"/>
-        </w:rPr>
-        <w:t>Hangfire</w:t>
-      </w:r>
-      <w:proofErr w:type="spellEnd"/>
-      <w:r>
-        <w:rPr>
-          <w:rFonts w:ascii="Arial" w:hAnsi="Arial" w:cs="Arial"/>
-          <w:sz w:val="18"/>
-        </w:rPr>
-        <w:t xml:space="preserve"> 1.7+.</w:t>
+          <w:sz w:val="18"/>
+        </w:rPr>
+        <w:t>-backed environments, secrets management, CI/CD quality gates.</w:t>
       </w:r>
     </w:p>
     <w:p>
@@ -1385,383 +1026,91 @@
         <w:pStyle w:val="NormalWeb"/>
         <w:numPr>
           <w:ilvl w:val="0"/>
-          <w:numId w:val="12"/>
+          <w:numId w:val="22"/>
         </w:numPr>
         <w:jc w:val="both"/>
         <w:rPr>
-          <w:rFonts w:ascii="Arial" w:hAnsi="Arial" w:cs="Arial"/>
-          <w:sz w:val="18"/>
-        </w:rPr>
-      </w:pPr>
-      <w:r>
-        <w:rPr>
-          <w:rStyle w:val="Strong"/>
-          <w:rFonts w:ascii="Arial" w:hAnsi="Arial" w:cs="Arial"/>
-          <w:sz w:val="18"/>
-        </w:rPr>
-        <w:t xml:space="preserve">Cloud &amp; </w:t>
-      </w:r>
+          <w:sz w:val="18"/>
+        </w:rPr>
+      </w:pPr>
       <w:proofErr w:type="spellStart"/>
       <w:r>
         <w:rPr>
           <w:rStyle w:val="Strong"/>
-          <w:rFonts w:ascii="Arial" w:hAnsi="Arial" w:cs="Arial"/>
-          <w:sz w:val="18"/>
-        </w:rPr>
-        <w:t>DevOps</w:t>
+          <w:sz w:val="18"/>
+        </w:rPr>
+        <w:t>Observability</w:t>
       </w:r>
       <w:proofErr w:type="spellEnd"/>
       <w:r>
         <w:rPr>
-          <w:rFonts w:ascii="Arial" w:hAnsi="Arial" w:cs="Arial"/>
-          <w:sz w:val="18"/>
-        </w:rPr>
-        <w:t xml:space="preserve"> : </w:t>
+          <w:rStyle w:val="Strong"/>
+          <w:sz w:val="18"/>
+        </w:rPr>
+        <w:t xml:space="preserve"> &amp; Quality</w:t>
+      </w:r>
+      <w:r>
+        <w:rPr>
+          <w:sz w:val="18"/>
+        </w:rPr>
+        <w:t xml:space="preserve"> — </w:t>
       </w:r>
       <w:proofErr w:type="spellStart"/>
       <w:r>
         <w:rPr>
           <w:rStyle w:val="Strong"/>
-          <w:rFonts w:ascii="Arial" w:hAnsi="Arial" w:cs="Arial"/>
-          <w:sz w:val="18"/>
-        </w:rPr>
-        <w:t>Docker</w:t>
+          <w:sz w:val="18"/>
+        </w:rPr>
+        <w:t>OpenTelemetry</w:t>
       </w:r>
       <w:proofErr w:type="spellEnd"/>
       <w:r>
         <w:rPr>
-          <w:rFonts w:ascii="Arial" w:hAnsi="Arial" w:cs="Arial"/>
-          <w:sz w:val="18"/>
-        </w:rPr>
-        <w:t xml:space="preserve"> 19→26, </w:t>
+          <w:sz w:val="18"/>
+        </w:rPr>
+        <w:t xml:space="preserve">, </w:t>
       </w:r>
       <w:proofErr w:type="spellStart"/>
       <w:r>
         <w:rPr>
-          <w:rStyle w:val="Strong"/>
-          <w:rFonts w:ascii="Arial" w:hAnsi="Arial" w:cs="Arial"/>
-          <w:sz w:val="18"/>
-        </w:rPr>
-        <w:t>Kubernetes</w:t>
+          <w:sz w:val="18"/>
+        </w:rPr>
+        <w:t>Serilog</w:t>
       </w:r>
       <w:proofErr w:type="spellEnd"/>
       <w:r>
         <w:rPr>
-          <w:rFonts w:ascii="Arial" w:hAnsi="Arial" w:cs="Arial"/>
-          <w:sz w:val="18"/>
-        </w:rPr>
-        <w:t xml:space="preserve"> 1.20→1.29, </w:t>
-      </w:r>
-      <w:r>
-        <w:rPr>
-          <w:rStyle w:val="Strong"/>
-          <w:rFonts w:ascii="Arial" w:hAnsi="Arial" w:cs="Arial"/>
-          <w:sz w:val="18"/>
-        </w:rPr>
-        <w:t>Helm</w:t>
-      </w:r>
-      <w:r>
-        <w:rPr>
-          <w:rFonts w:ascii="Arial" w:hAnsi="Arial" w:cs="Arial"/>
-          <w:sz w:val="18"/>
-        </w:rPr>
-        <w:t xml:space="preserve"> 3+, </w:t>
+          <w:sz w:val="18"/>
+        </w:rPr>
+        <w:t xml:space="preserve">, ELK/EFK, Prometheus, </w:t>
       </w:r>
       <w:proofErr w:type="spellStart"/>
       <w:r>
         <w:rPr>
-          <w:rStyle w:val="Strong"/>
-          <w:rFonts w:ascii="Arial" w:hAnsi="Arial" w:cs="Arial"/>
-          <w:sz w:val="18"/>
-        </w:rPr>
-        <w:t>Terraform</w:t>
+          <w:sz w:val="18"/>
+        </w:rPr>
+        <w:t>Grafana</w:t>
       </w:r>
       <w:proofErr w:type="spellEnd"/>
       <w:r>
         <w:rPr>
-          <w:rFonts w:ascii="Arial" w:hAnsi="Arial" w:cs="Arial"/>
-          <w:sz w:val="18"/>
-        </w:rPr>
-        <w:t xml:space="preserve"> 1.0→1.7, </w:t>
+          <w:sz w:val="18"/>
+        </w:rPr>
+        <w:t xml:space="preserve">, </w:t>
       </w:r>
       <w:proofErr w:type="spellStart"/>
       <w:r>
         <w:rPr>
-          <w:rStyle w:val="Strong"/>
-          <w:rFonts w:ascii="Arial" w:hAnsi="Arial" w:cs="Arial"/>
-          <w:sz w:val="18"/>
-        </w:rPr>
-        <w:t>GitHub</w:t>
+          <w:sz w:val="18"/>
+        </w:rPr>
+        <w:t>Datadog</w:t>
       </w:r>
       <w:proofErr w:type="spellEnd"/>
       <w:r>
         <w:rPr>
-          <w:rStyle w:val="Strong"/>
-          <w:rFonts w:ascii="Arial" w:hAnsi="Arial" w:cs="Arial"/>
-          <w:sz w:val="18"/>
-        </w:rPr>
-        <w:t xml:space="preserve"> Actions</w:t>
-      </w:r>
-      <w:r>
-        <w:rPr>
-          <w:rFonts w:ascii="Arial" w:hAnsi="Arial" w:cs="Arial"/>
-          <w:sz w:val="18"/>
-        </w:rPr>
-        <w:t xml:space="preserve"> (2019+), </w:t>
-      </w:r>
-      <w:r>
-        <w:rPr>
-          <w:rStyle w:val="Strong"/>
-          <w:rFonts w:ascii="Arial" w:hAnsi="Arial" w:cs="Arial"/>
-          <w:sz w:val="18"/>
-        </w:rPr>
-        <w:t xml:space="preserve">Azure </w:t>
-      </w:r>
-      <w:proofErr w:type="spellStart"/>
-      <w:r>
-        <w:rPr>
-          <w:rStyle w:val="Strong"/>
-          <w:rFonts w:ascii="Arial" w:hAnsi="Arial" w:cs="Arial"/>
-          <w:sz w:val="18"/>
-        </w:rPr>
-        <w:t>DevOps</w:t>
-      </w:r>
-      <w:proofErr w:type="spellEnd"/>
-      <w:r>
-        <w:rPr>
-          <w:rFonts w:ascii="Arial" w:hAnsi="Arial" w:cs="Arial"/>
-          <w:sz w:val="18"/>
-        </w:rPr>
-        <w:t xml:space="preserve"> (Pipelines), </w:t>
-      </w:r>
-      <w:r>
-        <w:rPr>
-          <w:rStyle w:val="Strong"/>
-          <w:rFonts w:ascii="Arial" w:hAnsi="Arial" w:cs="Arial"/>
-          <w:sz w:val="18"/>
-        </w:rPr>
-        <w:t>AWS</w:t>
-      </w:r>
-      <w:r>
-        <w:rPr>
-          <w:rFonts w:ascii="Arial" w:hAnsi="Arial" w:cs="Arial"/>
-          <w:sz w:val="18"/>
-        </w:rPr>
-        <w:t xml:space="preserve"> (ECS/EKS/Lambda/API Gateway/S3/RDS/</w:t>
-      </w:r>
-      <w:proofErr w:type="spellStart"/>
-      <w:r>
-        <w:rPr>
-          <w:rFonts w:ascii="Arial" w:hAnsi="Arial" w:cs="Arial"/>
-          <w:sz w:val="18"/>
-        </w:rPr>
-        <w:t>CloudWatch</w:t>
-      </w:r>
-      <w:proofErr w:type="spellEnd"/>
-      <w:r>
-        <w:rPr>
-          <w:rFonts w:ascii="Arial" w:hAnsi="Arial" w:cs="Arial"/>
-          <w:sz w:val="18"/>
-        </w:rPr>
-        <w:t xml:space="preserve">), </w:t>
-      </w:r>
-      <w:r>
-        <w:rPr>
-          <w:rStyle w:val="Strong"/>
-          <w:rFonts w:ascii="Arial" w:hAnsi="Arial" w:cs="Arial"/>
-          <w:sz w:val="18"/>
-        </w:rPr>
-        <w:t>Azure</w:t>
-      </w:r>
-      <w:r>
-        <w:rPr>
-          <w:rFonts w:ascii="Arial" w:hAnsi="Arial" w:cs="Arial"/>
-          <w:sz w:val="18"/>
-        </w:rPr>
-        <w:t xml:space="preserve"> (App Service/AKS/Azure SQL/Key Vault/Application Insights), blue/green + canary releases, </w:t>
-      </w:r>
-      <w:proofErr w:type="spellStart"/>
-      <w:r>
-        <w:rPr>
-          <w:rFonts w:ascii="Arial" w:hAnsi="Arial" w:cs="Arial"/>
-          <w:sz w:val="18"/>
-        </w:rPr>
-        <w:t>IaC</w:t>
-      </w:r>
-      <w:proofErr w:type="spellEnd"/>
-      <w:r>
-        <w:rPr>
-          <w:rFonts w:ascii="Arial" w:hAnsi="Arial" w:cs="Arial"/>
-          <w:sz w:val="18"/>
-        </w:rPr>
-        <w:t>-backed environments, secret management, and CI/CD quality gates.</w:t>
-      </w:r>
-    </w:p>
-    <w:p>
-      <w:pPr>
-        <w:pStyle w:val="NormalWeb"/>
-        <w:numPr>
-          <w:ilvl w:val="0"/>
-          <w:numId w:val="12"/>
-        </w:numPr>
-        <w:jc w:val="both"/>
-        <w:rPr>
-          <w:rFonts w:ascii="Arial" w:hAnsi="Arial" w:cs="Arial"/>
-          <w:sz w:val="18"/>
-        </w:rPr>
-      </w:pPr>
-      <w:proofErr w:type="spellStart"/>
-      <w:r>
-        <w:rPr>
-          <w:rStyle w:val="Strong"/>
-          <w:rFonts w:ascii="Arial" w:hAnsi="Arial" w:cs="Arial"/>
-          <w:sz w:val="18"/>
-        </w:rPr>
-        <w:t>Observability</w:t>
-      </w:r>
-      <w:proofErr w:type="spellEnd"/>
-      <w:r>
-        <w:rPr>
-          <w:rStyle w:val="Strong"/>
-          <w:rFonts w:ascii="Arial" w:hAnsi="Arial" w:cs="Arial"/>
-          <w:sz w:val="18"/>
-        </w:rPr>
-        <w:t xml:space="preserve"> &amp; Quality</w:t>
-      </w:r>
-      <w:r>
-        <w:rPr>
-          <w:rFonts w:ascii="Arial" w:hAnsi="Arial" w:cs="Arial"/>
-          <w:sz w:val="18"/>
-        </w:rPr>
-        <w:t xml:space="preserve"> : </w:t>
-      </w:r>
-      <w:proofErr w:type="spellStart"/>
-      <w:r>
-        <w:rPr>
-          <w:rStyle w:val="Strong"/>
-          <w:rFonts w:ascii="Arial" w:hAnsi="Arial" w:cs="Arial"/>
-          <w:sz w:val="18"/>
-        </w:rPr>
-        <w:t>OpenTelemetry</w:t>
-      </w:r>
-      <w:proofErr w:type="spellEnd"/>
-      <w:r>
-        <w:rPr>
-          <w:rFonts w:ascii="Arial" w:hAnsi="Arial" w:cs="Arial"/>
-          <w:sz w:val="18"/>
-        </w:rPr>
-        <w:t xml:space="preserve"> 1.0+, </w:t>
-      </w:r>
-      <w:proofErr w:type="spellStart"/>
-      <w:r>
-        <w:rPr>
-          <w:rStyle w:val="Strong"/>
-          <w:rFonts w:ascii="Arial" w:hAnsi="Arial" w:cs="Arial"/>
-          <w:sz w:val="18"/>
-        </w:rPr>
-        <w:t>Serilog</w:t>
-      </w:r>
-      <w:proofErr w:type="spellEnd"/>
-      <w:r>
-        <w:rPr>
-          <w:rFonts w:ascii="Arial" w:hAnsi="Arial" w:cs="Arial"/>
-          <w:sz w:val="18"/>
-        </w:rPr>
-        <w:t xml:space="preserve"> 2+, </w:t>
-      </w:r>
-      <w:r>
-        <w:rPr>
-          <w:rStyle w:val="Strong"/>
-          <w:rFonts w:ascii="Arial" w:hAnsi="Arial" w:cs="Arial"/>
-          <w:sz w:val="18"/>
-        </w:rPr>
-        <w:t>ELK/EFK</w:t>
-      </w:r>
-      <w:r>
-        <w:rPr>
-          <w:rFonts w:ascii="Arial" w:hAnsi="Arial" w:cs="Arial"/>
-          <w:sz w:val="18"/>
-        </w:rPr>
-        <w:t xml:space="preserve">, </w:t>
-      </w:r>
-      <w:r>
-        <w:rPr>
-          <w:rStyle w:val="Strong"/>
-          <w:rFonts w:ascii="Arial" w:hAnsi="Arial" w:cs="Arial"/>
-          <w:sz w:val="18"/>
-        </w:rPr>
-        <w:t>Prometheus</w:t>
-      </w:r>
-      <w:r>
-        <w:rPr>
-          <w:rFonts w:ascii="Arial" w:hAnsi="Arial" w:cs="Arial"/>
-          <w:sz w:val="18"/>
-        </w:rPr>
-        <w:t xml:space="preserve"> 2+, </w:t>
-      </w:r>
-      <w:proofErr w:type="spellStart"/>
-      <w:r>
-        <w:rPr>
-          <w:rStyle w:val="Strong"/>
-          <w:rFonts w:ascii="Arial" w:hAnsi="Arial" w:cs="Arial"/>
-          <w:sz w:val="18"/>
-        </w:rPr>
-        <w:t>Grafana</w:t>
-      </w:r>
-      <w:proofErr w:type="spellEnd"/>
-      <w:r>
-        <w:rPr>
-          <w:rFonts w:ascii="Arial" w:hAnsi="Arial" w:cs="Arial"/>
-          <w:sz w:val="18"/>
-        </w:rPr>
-        <w:t xml:space="preserve"> 8→10, </w:t>
-      </w:r>
-      <w:proofErr w:type="spellStart"/>
-      <w:r>
-        <w:rPr>
-          <w:rStyle w:val="Strong"/>
-          <w:rFonts w:ascii="Arial" w:hAnsi="Arial" w:cs="Arial"/>
-          <w:sz w:val="18"/>
-        </w:rPr>
-        <w:t>Datadog</w:t>
-      </w:r>
-      <w:proofErr w:type="spellEnd"/>
-      <w:r>
-        <w:rPr>
-          <w:rFonts w:ascii="Arial" w:hAnsi="Arial" w:cs="Arial"/>
-          <w:sz w:val="18"/>
-        </w:rPr>
-        <w:t xml:space="preserve"> APM, structured logging + correlation IDs, distributed tracing, SLO-driven alerting, contract testing (</w:t>
-      </w:r>
-      <w:r>
-        <w:rPr>
-          <w:rStyle w:val="Strong"/>
-          <w:rFonts w:ascii="Arial" w:hAnsi="Arial" w:cs="Arial"/>
-          <w:sz w:val="18"/>
-        </w:rPr>
-        <w:t>Pact</w:t>
-      </w:r>
-      <w:r>
-        <w:rPr>
-          <w:rFonts w:ascii="Arial" w:hAnsi="Arial" w:cs="Arial"/>
-          <w:sz w:val="18"/>
-        </w:rPr>
-        <w:t xml:space="preserve"> 4+), and performance/load testing (</w:t>
-      </w:r>
-      <w:r>
-        <w:rPr>
-          <w:rStyle w:val="Strong"/>
-          <w:rFonts w:ascii="Arial" w:hAnsi="Arial" w:cs="Arial"/>
-          <w:sz w:val="18"/>
-        </w:rPr>
-        <w:t>k6</w:t>
-      </w:r>
-      <w:r>
-        <w:rPr>
-          <w:rFonts w:ascii="Arial" w:hAnsi="Arial" w:cs="Arial"/>
-          <w:sz w:val="18"/>
-        </w:rPr>
-        <w:t xml:space="preserve"> 0.4+).</w:t>
+          <w:sz w:val="18"/>
+        </w:rPr>
+        <w:t xml:space="preserve"> APM, structured logging, correlation IDs, distributed tracing, SLO-driven alerting, contract testing (Pact), performance/load testing (k6).</w:t>
       </w:r>
     </w:p>
     <w:p>
@@ -1875,73 +1224,72 @@
         <w:pStyle w:val="NormalWeb"/>
         <w:numPr>
           <w:ilvl w:val="0"/>
-          <w:numId w:val="13"/>
+          <w:numId w:val="23"/>
         </w:numPr>
         <w:jc w:val="both"/>
         <w:rPr>
-          <w:rFonts w:ascii="Arial" w:hAnsi="Arial" w:cs="Arial"/>
-          <w:sz w:val="18"/>
-          <w:szCs w:val="18"/>
-        </w:rPr>
-      </w:pPr>
-      <w:r>
-        <w:rPr>
-          <w:rFonts w:ascii="Arial" w:hAnsi="Arial" w:cs="Arial"/>
-          <w:sz w:val="18"/>
-          <w:szCs w:val="18"/>
-        </w:rPr>
-        <w:t xml:space="preserve">In a </w:t>
-      </w:r>
-      <w:r>
-        <w:rPr>
-          <w:rStyle w:val="Strong"/>
-          <w:rFonts w:ascii="Arial" w:hAnsi="Arial" w:cs="Arial"/>
-          <w:sz w:val="18"/>
-          <w:szCs w:val="18"/>
-        </w:rPr>
-        <w:t>premium fashion e-commerce</w:t>
-      </w:r>
-      <w:r>
-        <w:rPr>
-          <w:rFonts w:ascii="Arial" w:hAnsi="Arial" w:cs="Arial"/>
-          <w:sz w:val="18"/>
-          <w:szCs w:val="18"/>
-        </w:rPr>
-        <w:t xml:space="preserve"> program, I led </w:t>
-      </w:r>
-      <w:r>
-        <w:rPr>
-          <w:rStyle w:val="Strong"/>
-          <w:rFonts w:ascii="Arial" w:hAnsi="Arial" w:cs="Arial"/>
-          <w:sz w:val="18"/>
-          <w:szCs w:val="18"/>
-        </w:rPr>
-        <w:t>.NET 6 (ASP.NET Core Web API)</w:t>
-      </w:r>
-      <w:r>
-        <w:rPr>
-          <w:rFonts w:ascii="Arial" w:hAnsi="Arial" w:cs="Arial"/>
-          <w:sz w:val="18"/>
-          <w:szCs w:val="18"/>
+          <w:sz w:val="18"/>
+        </w:rPr>
+      </w:pPr>
+      <w:r>
+        <w:rPr>
+          <w:sz w:val="18"/>
+        </w:rPr>
+        <w:t xml:space="preserve">In a premium fashion e-commerce program, led </w:t>
+      </w:r>
+      <w:r>
+        <w:rPr>
+          <w:rStyle w:val="Strong"/>
+          <w:sz w:val="18"/>
+        </w:rPr>
+        <w:t xml:space="preserve">.NET </w:t>
+      </w:r>
+      <w:r>
+        <w:rPr>
+          <w:rStyle w:val="Strong"/>
+          <w:sz w:val="18"/>
+        </w:rPr>
+        <w:t>8</w:t>
+      </w:r>
+      <w:r>
+        <w:rPr>
+          <w:rStyle w:val="Strong"/>
+          <w:sz w:val="18"/>
+        </w:rPr>
+        <w:t xml:space="preserve"> (ASP.NET Core Web API)</w:t>
+      </w:r>
+      <w:r>
+        <w:rPr>
+          <w:sz w:val="18"/>
         </w:rPr>
         <w:t xml:space="preserve"> and </w:t>
       </w:r>
       <w:r>
         <w:rPr>
           <w:rStyle w:val="Strong"/>
-          <w:rFonts w:ascii="Arial" w:hAnsi="Arial" w:cs="Arial"/>
-          <w:sz w:val="18"/>
-          <w:szCs w:val="18"/>
-        </w:rPr>
-        <w:t xml:space="preserve">Angular 15 + </w:t>
+          <w:sz w:val="18"/>
+        </w:rPr>
+        <w:t>Angular 1</w:t>
+      </w:r>
+      <w:r>
+        <w:rPr>
+          <w:rStyle w:val="Strong"/>
+          <w:sz w:val="18"/>
+        </w:rPr>
+        <w:t>8</w:t>
+      </w:r>
+      <w:r>
+        <w:rPr>
+          <w:rStyle w:val="Strong"/>
+          <w:sz w:val="18"/>
+        </w:rPr>
+        <w:t xml:space="preserve"> + </w:t>
       </w:r>
       <w:proofErr w:type="spellStart"/>
       <w:r>
         <w:rPr>
           <w:rStyle w:val="Strong"/>
-          <w:rFonts w:ascii="Arial" w:hAnsi="Arial" w:cs="Arial"/>
-          <w:sz w:val="18"/>
-          <w:szCs w:val="18"/>
+          <w:sz w:val="18"/>
         </w:rPr>
         <w:t>TypeScript</w:t>
       </w:r>
@@ -1949,19 +1297,28 @@
       <w:r>
         <w:rPr>
           <w:rStyle w:val="Strong"/>
-          <w:rFonts w:ascii="Arial" w:hAnsi="Arial" w:cs="Arial"/>
-          <w:sz w:val="18"/>
-          <w:szCs w:val="18"/>
-        </w:rPr>
-        <w:t xml:space="preserve"> 4.8</w:t>
-      </w:r>
-      <w:r>
-        <w:rPr>
-          <w:rFonts w:ascii="Arial" w:hAnsi="Arial" w:cs="Arial"/>
-          <w:sz w:val="18"/>
-          <w:szCs w:val="18"/>
-        </w:rPr>
-        <w:t xml:space="preserve"> delivery for catalog, checkout, and account flows under strict SLA expectations.</w:t>
+          <w:sz w:val="18"/>
+        </w:rPr>
+        <w:t xml:space="preserve"> </w:t>
+      </w:r>
+      <w:r>
+        <w:rPr>
+          <w:sz w:val="18"/>
+        </w:rPr>
+        <w:t xml:space="preserve">delivery for catalog, checkout, and account flows under strict </w:t>
+      </w:r>
+      <w:r>
+        <w:rPr>
+          <w:rStyle w:val="Strong"/>
+          <w:sz w:val="18"/>
+        </w:rPr>
+        <w:t>SLA</w:t>
+      </w:r>
+      <w:r>
+        <w:rPr>
+          <w:sz w:val="18"/>
+        </w:rPr>
+        <w:t xml:space="preserve"> expectations.</w:t>
       </w:r>
     </w:p>
     <w:p>
@@ -1969,37 +1326,29 @@
         <w:pStyle w:val="NormalWeb"/>
         <w:numPr>
           <w:ilvl w:val="0"/>
-          <w:numId w:val="13"/>
+          <w:numId w:val="23"/>
         </w:numPr>
         <w:jc w:val="both"/>
         <w:rPr>
-          <w:rFonts w:ascii="Arial" w:hAnsi="Arial" w:cs="Arial"/>
-          <w:sz w:val="18"/>
-          <w:szCs w:val="18"/>
-        </w:rPr>
-      </w:pPr>
-      <w:r>
-        <w:rPr>
-          <w:rFonts w:ascii="Arial" w:hAnsi="Arial" w:cs="Arial"/>
-          <w:sz w:val="18"/>
-          <w:szCs w:val="18"/>
-        </w:rPr>
-        <w:t xml:space="preserve">I designed </w:t>
-      </w:r>
-      <w:r>
-        <w:rPr>
-          <w:rStyle w:val="Strong"/>
-          <w:rFonts w:ascii="Arial" w:hAnsi="Arial" w:cs="Arial"/>
-          <w:sz w:val="18"/>
-          <w:szCs w:val="18"/>
+          <w:sz w:val="18"/>
+        </w:rPr>
+      </w:pPr>
+      <w:r>
+        <w:rPr>
+          <w:sz w:val="18"/>
+        </w:rPr>
+        <w:t xml:space="preserve">Designed </w:t>
+      </w:r>
+      <w:r>
+        <w:rPr>
+          <w:rStyle w:val="Strong"/>
+          <w:sz w:val="18"/>
         </w:rPr>
         <w:t>REST</w:t>
       </w:r>
       <w:r>
         <w:rPr>
-          <w:rFonts w:ascii="Arial" w:hAnsi="Arial" w:cs="Arial"/>
-          <w:sz w:val="18"/>
-          <w:szCs w:val="18"/>
+          <w:sz w:val="18"/>
         </w:rPr>
         <w:t xml:space="preserve"> contracts with </w:t>
       </w:r>
@@ -2007,9 +1356,7 @@
       <w:r>
         <w:rPr>
           <w:rStyle w:val="Strong"/>
-          <w:rFonts w:ascii="Arial" w:hAnsi="Arial" w:cs="Arial"/>
-          <w:sz w:val="18"/>
-          <w:szCs w:val="18"/>
+          <w:sz w:val="18"/>
         </w:rPr>
         <w:t>OpenAPI</w:t>
       </w:r>
@@ -2017,19 +1364,15 @@
       <w:r>
         <w:rPr>
           <w:rStyle w:val="Strong"/>
-          <w:rFonts w:ascii="Arial" w:hAnsi="Arial" w:cs="Arial"/>
-          <w:sz w:val="18"/>
-          <w:szCs w:val="18"/>
+          <w:sz w:val="18"/>
         </w:rPr>
         <w:t>/Swagger</w:t>
       </w:r>
       <w:r>
         <w:rPr>
-          <w:rFonts w:ascii="Arial" w:hAnsi="Arial" w:cs="Arial"/>
-          <w:sz w:val="18"/>
-          <w:szCs w:val="18"/>
-        </w:rPr>
-        <w:t xml:space="preserve"> and versioned endpoints, so mobile/web clients could ship independently while we phased out breaking changes safely.</w:t>
+          <w:sz w:val="18"/>
+        </w:rPr>
+        <w:t xml:space="preserve"> and versioned endpoints, so mobile/web clients could ship independently while phasing out breaking changes safely.</w:t>
       </w:r>
     </w:p>
     <w:p>
@@ -2037,89 +1380,82 @@
         <w:pStyle w:val="NormalWeb"/>
         <w:numPr>
           <w:ilvl w:val="0"/>
-          <w:numId w:val="13"/>
+          <w:numId w:val="23"/>
         </w:numPr>
         <w:jc w:val="both"/>
         <w:rPr>
-          <w:rFonts w:ascii="Arial" w:hAnsi="Arial" w:cs="Arial"/>
-          <w:sz w:val="18"/>
-          <w:szCs w:val="18"/>
-        </w:rPr>
-      </w:pPr>
-      <w:r>
-        <w:rPr>
-          <w:rFonts w:ascii="Arial" w:hAnsi="Arial" w:cs="Arial"/>
-          <w:sz w:val="18"/>
-          <w:szCs w:val="18"/>
-        </w:rPr>
-        <w:t xml:space="preserve">I upgraded a legacy backend from </w:t>
-      </w:r>
-      <w:r>
-        <w:rPr>
-          <w:rStyle w:val="Strong"/>
-          <w:rFonts w:ascii="Arial" w:hAnsi="Arial" w:cs="Arial"/>
-          <w:sz w:val="18"/>
-          <w:szCs w:val="18"/>
+          <w:sz w:val="18"/>
+        </w:rPr>
+      </w:pPr>
+      <w:r>
+        <w:rPr>
+          <w:sz w:val="18"/>
+        </w:rPr>
+        <w:t xml:space="preserve">Upgraded a legacy backend from </w:t>
+      </w:r>
+      <w:r>
+        <w:rPr>
+          <w:rStyle w:val="Strong"/>
+          <w:sz w:val="18"/>
         </w:rPr>
         <w:t>.NET Framework 4.8 / .NET Core 3.1</w:t>
       </w:r>
       <w:r>
         <w:rPr>
-          <w:rFonts w:ascii="Arial" w:hAnsi="Arial" w:cs="Arial"/>
-          <w:sz w:val="18"/>
-          <w:szCs w:val="18"/>
+          <w:sz w:val="18"/>
         </w:rPr>
         <w:t xml:space="preserve"> patterns into </w:t>
       </w:r>
       <w:r>
         <w:rPr>
           <w:rStyle w:val="Strong"/>
-          <w:rFonts w:ascii="Arial" w:hAnsi="Arial" w:cs="Arial"/>
-          <w:sz w:val="18"/>
-          <w:szCs w:val="18"/>
+          <w:sz w:val="18"/>
         </w:rPr>
         <w:t>.NET 6</w:t>
       </w:r>
       <w:r>
         <w:rPr>
-          <w:rFonts w:ascii="Arial" w:hAnsi="Arial" w:cs="Arial"/>
-          <w:sz w:val="18"/>
-          <w:szCs w:val="18"/>
+          <w:sz w:val="18"/>
         </w:rPr>
         <w:t xml:space="preserve"> and later </w:t>
       </w:r>
       <w:r>
         <w:rPr>
           <w:rStyle w:val="Strong"/>
-          <w:rFonts w:ascii="Arial" w:hAnsi="Arial" w:cs="Arial"/>
-          <w:sz w:val="18"/>
-          <w:szCs w:val="18"/>
+          <w:sz w:val="18"/>
         </w:rPr>
         <w:t>.NET 8</w:t>
       </w:r>
       <w:r>
         <w:rPr>
-          <w:rFonts w:ascii="Arial" w:hAnsi="Arial" w:cs="Arial"/>
-          <w:sz w:val="18"/>
-          <w:szCs w:val="18"/>
-        </w:rPr>
-        <w:t xml:space="preserve">, resolving DI lifetime leaks, obsolete middleware, and </w:t>
+          <w:sz w:val="18"/>
+        </w:rPr>
+        <w:t xml:space="preserve">, resolving </w:t>
+      </w:r>
+      <w:r>
+        <w:rPr>
+          <w:rStyle w:val="Strong"/>
+          <w:sz w:val="18"/>
+        </w:rPr>
+        <w:t>DI lifetime leaks</w:t>
+      </w:r>
+      <w:r>
+        <w:rPr>
+          <w:sz w:val="18"/>
+        </w:rPr>
+        <w:t xml:space="preserve">, obsolete middleware, and </w:t>
       </w:r>
       <w:proofErr w:type="spellStart"/>
       <w:r>
         <w:rPr>
-          <w:rFonts w:ascii="Arial" w:hAnsi="Arial" w:cs="Arial"/>
-          <w:sz w:val="18"/>
-          <w:szCs w:val="18"/>
+          <w:sz w:val="18"/>
         </w:rPr>
         <w:t>async</w:t>
       </w:r>
       <w:proofErr w:type="spellEnd"/>
       <w:r>
         <w:rPr>
-          <w:rFonts w:ascii="Arial" w:hAnsi="Arial" w:cs="Arial"/>
-          <w:sz w:val="18"/>
-          <w:szCs w:val="18"/>
+          <w:sz w:val="18"/>
         </w:rPr>
         <w:t xml:space="preserve"> deadlocks during the cutover.</w:t>
       </w:r>
@@ -2129,56 +1465,31 @@
         <w:pStyle w:val="NormalWeb"/>
         <w:numPr>
           <w:ilvl w:val="0"/>
-          <w:numId w:val="13"/>
+          <w:numId w:val="23"/>
         </w:numPr>
         <w:jc w:val="both"/>
         <w:rPr>
-          <w:rFonts w:ascii="Arial" w:hAnsi="Arial" w:cs="Arial"/>
-          <w:sz w:val="18"/>
-          <w:szCs w:val="18"/>
-        </w:rPr>
-      </w:pPr>
-      <w:r>
-        <w:rPr>
-          <w:rFonts w:ascii="Arial" w:hAnsi="Arial" w:cs="Arial"/>
-          <w:sz w:val="18"/>
-          <w:szCs w:val="18"/>
-        </w:rPr>
-        <w:t xml:space="preserve">I fixed a critical production bug where </w:t>
-      </w:r>
-      <w:r>
-        <w:rPr>
-          <w:rStyle w:val="Strong"/>
-          <w:rFonts w:ascii="Arial" w:hAnsi="Arial" w:cs="Arial"/>
-          <w:sz w:val="18"/>
-          <w:szCs w:val="18"/>
-        </w:rPr>
-        <w:t>currency rounding</w:t>
-      </w:r>
-      <w:r>
-        <w:rPr>
-          <w:rFonts w:ascii="Arial" w:hAnsi="Arial" w:cs="Arial"/>
-          <w:sz w:val="18"/>
-          <w:szCs w:val="18"/>
-        </w:rPr>
-        <w:t xml:space="preserve"> and locale parsing caused silent penny drift in totals, by enforcing </w:t>
-      </w:r>
-      <w:r>
-        <w:rPr>
-          <w:rStyle w:val="Strong"/>
-          <w:rFonts w:ascii="Arial" w:hAnsi="Arial" w:cs="Arial"/>
-          <w:sz w:val="18"/>
-          <w:szCs w:val="18"/>
-        </w:rPr>
-        <w:t>decimal</w:t>
-      </w:r>
-      <w:r>
-        <w:rPr>
-          <w:rFonts w:ascii="Arial" w:hAnsi="Arial" w:cs="Arial"/>
-          <w:sz w:val="18"/>
-          <w:szCs w:val="18"/>
-        </w:rPr>
-        <w:t xml:space="preserve"> math, invariant formatting, and regression tests for edge-case baskets.</w:t>
+          <w:sz w:val="18"/>
+        </w:rPr>
+      </w:pPr>
+      <w:r>
+        <w:rPr>
+          <w:sz w:val="18"/>
+        </w:rPr>
+        <w:t xml:space="preserve">Fixed a critical production bug where currency rounding and locale parsing caused silent penny drift in totals, by enforcing </w:t>
+      </w:r>
+      <w:r>
+        <w:rPr>
+          <w:rStyle w:val="Strong"/>
+          <w:sz w:val="18"/>
+        </w:rPr>
+        <w:t>decimal math</w:t>
+      </w:r>
+      <w:r>
+        <w:rPr>
+          <w:sz w:val="18"/>
+        </w:rPr>
+        <w:t>, invariant formatting, and regression tests for edge-case baskets.</w:t>
       </w:r>
     </w:p>
     <w:p>
@@ -2186,101 +1497,60 @@
         <w:pStyle w:val="NormalWeb"/>
         <w:numPr>
           <w:ilvl w:val="0"/>
-          <w:numId w:val="13"/>
+          <w:numId w:val="23"/>
         </w:numPr>
         <w:jc w:val="both"/>
         <w:rPr>
-          <w:rFonts w:ascii="Arial" w:hAnsi="Arial" w:cs="Arial"/>
-          <w:sz w:val="18"/>
-          <w:szCs w:val="18"/>
-        </w:rPr>
-      </w:pPr>
-      <w:r>
-        <w:rPr>
-          <w:rFonts w:ascii="Arial" w:hAnsi="Arial" w:cs="Arial"/>
-          <w:sz w:val="18"/>
-          <w:szCs w:val="18"/>
-        </w:rPr>
-        <w:t xml:space="preserve">I resolved a high-impact </w:t>
+          <w:sz w:val="18"/>
+        </w:rPr>
+      </w:pPr>
+      <w:r>
+        <w:rPr>
+          <w:sz w:val="18"/>
+        </w:rPr>
+        <w:t xml:space="preserve">Resolved a high-impact </w:t>
       </w:r>
       <w:proofErr w:type="spellStart"/>
       <w:r>
         <w:rPr>
-          <w:rFonts w:ascii="Arial" w:hAnsi="Arial" w:cs="Arial"/>
-          <w:sz w:val="18"/>
-          <w:szCs w:val="18"/>
+          <w:sz w:val="18"/>
         </w:rPr>
         <w:t>auth</w:t>
       </w:r>
       <w:proofErr w:type="spellEnd"/>
       <w:r>
         <w:rPr>
-          <w:rFonts w:ascii="Arial" w:hAnsi="Arial" w:cs="Arial"/>
-          <w:sz w:val="18"/>
-          <w:szCs w:val="18"/>
-        </w:rPr>
-        <w:t xml:space="preserve"> incident where users hit infinite loading due to a race between </w:t>
-      </w:r>
-      <w:r>
-        <w:rPr>
-          <w:rStyle w:val="Strong"/>
-          <w:rFonts w:ascii="Arial" w:hAnsi="Arial" w:cs="Arial"/>
-          <w:sz w:val="18"/>
-          <w:szCs w:val="18"/>
-        </w:rPr>
-        <w:t>token refresh</w:t>
-      </w:r>
-      <w:r>
-        <w:rPr>
-          <w:rFonts w:ascii="Arial" w:hAnsi="Arial" w:cs="Arial"/>
-          <w:sz w:val="18"/>
-          <w:szCs w:val="18"/>
-        </w:rPr>
-        <w:t xml:space="preserve"> and guarded routes, by adding a single refresh </w:t>
+          <w:sz w:val="18"/>
+        </w:rPr>
+        <w:t xml:space="preserve"> incident where users hit infinite loading due to a race between token refresh and guarded routes, by adding a single refresh </w:t>
       </w:r>
       <w:proofErr w:type="spellStart"/>
       <w:r>
         <w:rPr>
-          <w:rFonts w:ascii="Arial" w:hAnsi="Arial" w:cs="Arial"/>
-          <w:sz w:val="18"/>
-          <w:szCs w:val="18"/>
+          <w:rStyle w:val="Strong"/>
+          <w:sz w:val="18"/>
         </w:rPr>
         <w:t>mutex</w:t>
       </w:r>
       <w:proofErr w:type="spellEnd"/>
       <w:r>
         <w:rPr>
-          <w:rFonts w:ascii="Arial" w:hAnsi="Arial" w:cs="Arial"/>
-          <w:sz w:val="18"/>
-          <w:szCs w:val="18"/>
-        </w:rPr>
-        <w:t xml:space="preserve"> in an </w:t>
-      </w:r>
-      <w:r>
-        <w:rPr>
-          <w:rStyle w:val="Strong"/>
-          <w:rFonts w:ascii="Arial" w:hAnsi="Arial" w:cs="Arial"/>
-          <w:sz w:val="18"/>
-          <w:szCs w:val="18"/>
-        </w:rPr>
-        <w:t xml:space="preserve">Angular </w:t>
+          <w:sz w:val="18"/>
+        </w:rPr>
+        <w:t xml:space="preserve"> in an Angular </w:t>
       </w:r>
       <w:proofErr w:type="spellStart"/>
       <w:r>
         <w:rPr>
           <w:rStyle w:val="Strong"/>
-          <w:rFonts w:ascii="Arial" w:hAnsi="Arial" w:cs="Arial"/>
-          <w:sz w:val="18"/>
-          <w:szCs w:val="18"/>
+          <w:sz w:val="18"/>
         </w:rPr>
         <w:t>HttpInterceptor</w:t>
       </w:r>
       <w:proofErr w:type="spellEnd"/>
       <w:r>
         <w:rPr>
-          <w:rFonts w:ascii="Arial" w:hAnsi="Arial" w:cs="Arial"/>
-          <w:sz w:val="18"/>
-          <w:szCs w:val="18"/>
+          <w:sz w:val="18"/>
         </w:rPr>
         <w:t xml:space="preserve"> with retry rules.</w:t>
       </w:r>
@@ -2290,57 +1560,45 @@
         <w:pStyle w:val="NormalWeb"/>
         <w:numPr>
           <w:ilvl w:val="0"/>
-          <w:numId w:val="13"/>
+          <w:numId w:val="23"/>
         </w:numPr>
         <w:jc w:val="both"/>
         <w:rPr>
-          <w:rFonts w:ascii="Arial" w:hAnsi="Arial" w:cs="Arial"/>
-          <w:sz w:val="18"/>
-          <w:szCs w:val="18"/>
-        </w:rPr>
-      </w:pPr>
-      <w:r>
-        <w:rPr>
-          <w:rFonts w:ascii="Arial" w:hAnsi="Arial" w:cs="Arial"/>
-          <w:sz w:val="18"/>
-          <w:szCs w:val="18"/>
-        </w:rPr>
-        <w:t xml:space="preserve">I implemented a new feature for real-time order status using </w:t>
+          <w:sz w:val="18"/>
+        </w:rPr>
+      </w:pPr>
+      <w:r>
+        <w:rPr>
+          <w:sz w:val="18"/>
+        </w:rPr>
+        <w:t xml:space="preserve">Implemented a new feature for real-time order status using </w:t>
       </w:r>
       <w:proofErr w:type="spellStart"/>
       <w:r>
         <w:rPr>
           <w:rStyle w:val="Strong"/>
-          <w:rFonts w:ascii="Arial" w:hAnsi="Arial" w:cs="Arial"/>
-          <w:sz w:val="18"/>
-          <w:szCs w:val="18"/>
+          <w:sz w:val="18"/>
         </w:rPr>
         <w:t>SignalR</w:t>
       </w:r>
       <w:proofErr w:type="spellEnd"/>
       <w:r>
         <w:rPr>
-          <w:rFonts w:ascii="Arial" w:hAnsi="Arial" w:cs="Arial"/>
-          <w:sz w:val="18"/>
-          <w:szCs w:val="18"/>
+          <w:sz w:val="18"/>
         </w:rPr>
         <w:t xml:space="preserve"> and optimistic UI, including reconnect </w:t>
       </w:r>
       <w:proofErr w:type="spellStart"/>
       <w:r>
         <w:rPr>
-          <w:rFonts w:ascii="Arial" w:hAnsi="Arial" w:cs="Arial"/>
-          <w:sz w:val="18"/>
-          <w:szCs w:val="18"/>
+          <w:sz w:val="18"/>
         </w:rPr>
         <w:t>backoff</w:t>
       </w:r>
       <w:proofErr w:type="spellEnd"/>
       <w:r>
         <w:rPr>
-          <w:rFonts w:ascii="Arial" w:hAnsi="Arial" w:cs="Arial"/>
-          <w:sz w:val="18"/>
-          <w:szCs w:val="18"/>
+          <w:sz w:val="18"/>
         </w:rPr>
         <w:t>, message versioning, and graceful fallbacks to polling when streams degraded.</w:t>
       </w:r>
@@ -2350,30 +1608,24 @@
         <w:pStyle w:val="NormalWeb"/>
         <w:numPr>
           <w:ilvl w:val="0"/>
-          <w:numId w:val="13"/>
+          <w:numId w:val="23"/>
         </w:numPr>
         <w:jc w:val="both"/>
         <w:rPr>
-          <w:rFonts w:ascii="Arial" w:hAnsi="Arial" w:cs="Arial"/>
-          <w:sz w:val="18"/>
-          <w:szCs w:val="18"/>
-        </w:rPr>
-      </w:pPr>
-      <w:r>
-        <w:rPr>
-          <w:rFonts w:ascii="Arial" w:hAnsi="Arial" w:cs="Arial"/>
-          <w:sz w:val="18"/>
-          <w:szCs w:val="18"/>
-        </w:rPr>
-        <w:t xml:space="preserve">I rebuilt state handling with </w:t>
+          <w:sz w:val="18"/>
+        </w:rPr>
+      </w:pPr>
+      <w:r>
+        <w:rPr>
+          <w:sz w:val="18"/>
+        </w:rPr>
+        <w:t xml:space="preserve">Rebuilt state handling with </w:t>
       </w:r>
       <w:proofErr w:type="spellStart"/>
       <w:r>
         <w:rPr>
           <w:rStyle w:val="Strong"/>
-          <w:rFonts w:ascii="Arial" w:hAnsi="Arial" w:cs="Arial"/>
-          <w:sz w:val="18"/>
-          <w:szCs w:val="18"/>
+          <w:sz w:val="18"/>
         </w:rPr>
         <w:t>NgRx</w:t>
       </w:r>
@@ -2381,19 +1633,36 @@
       <w:r>
         <w:rPr>
           <w:rStyle w:val="Strong"/>
-          <w:rFonts w:ascii="Arial" w:hAnsi="Arial" w:cs="Arial"/>
-          <w:sz w:val="18"/>
-          <w:szCs w:val="18"/>
-        </w:rPr>
-        <w:t xml:space="preserve"> 15</w:t>
-      </w:r>
-      <w:r>
-        <w:rPr>
-          <w:rFonts w:ascii="Arial" w:hAnsi="Arial" w:cs="Arial"/>
-          <w:sz w:val="18"/>
-          <w:szCs w:val="18"/>
-        </w:rPr>
-        <w:t xml:space="preserve"> selectors and immutable updates, which removed ad-hoc subscriptions and eliminated stale UI bugs caused by partial API payload merges.</w:t>
+          <w:sz w:val="18"/>
+        </w:rPr>
+        <w:t xml:space="preserve"> 1</w:t>
+      </w:r>
+      <w:r>
+        <w:rPr>
+          <w:rStyle w:val="Strong"/>
+          <w:sz w:val="18"/>
+        </w:rPr>
+        <w:t>8</w:t>
+      </w:r>
+      <w:r>
+        <w:rPr>
+          <w:sz w:val="18"/>
+        </w:rPr>
+        <w:t xml:space="preserve"> selectors and immutable updates, which removed ad-hoc subscriptions and eliminated stale UI bugs caused by partial API </w:t>
+      </w:r>
+      <w:proofErr w:type="gramStart"/>
+      <w:r>
+        <w:rPr>
+          <w:sz w:val="18"/>
+        </w:rPr>
+        <w:t>payload</w:t>
+      </w:r>
+      <w:proofErr w:type="gramEnd"/>
+      <w:r>
+        <w:rPr>
+          <w:sz w:val="18"/>
+        </w:rPr>
+        <w:t xml:space="preserve"> merges.</w:t>
       </w:r>
     </w:p>
     <w:p>
@@ -2401,59 +1670,55 @@
         <w:pStyle w:val="NormalWeb"/>
         <w:numPr>
           <w:ilvl w:val="0"/>
-          <w:numId w:val="13"/>
+          <w:numId w:val="23"/>
         </w:numPr>
         <w:jc w:val="both"/>
         <w:rPr>
-          <w:rFonts w:ascii="Arial" w:hAnsi="Arial" w:cs="Arial"/>
-          <w:sz w:val="18"/>
-          <w:szCs w:val="18"/>
-        </w:rPr>
-      </w:pPr>
-      <w:r>
-        <w:rPr>
-          <w:rFonts w:ascii="Arial" w:hAnsi="Arial" w:cs="Arial"/>
-          <w:sz w:val="18"/>
-          <w:szCs w:val="18"/>
-        </w:rPr>
-        <w:t xml:space="preserve">I optimized API latency by introducing </w:t>
+          <w:sz w:val="18"/>
+        </w:rPr>
+      </w:pPr>
+      <w:r>
+        <w:rPr>
+          <w:sz w:val="18"/>
+        </w:rPr>
+        <w:t xml:space="preserve">Optimized API latency by introducing </w:t>
       </w:r>
       <w:proofErr w:type="spellStart"/>
       <w:r>
         <w:rPr>
           <w:rStyle w:val="Strong"/>
-          <w:rFonts w:ascii="Arial" w:hAnsi="Arial" w:cs="Arial"/>
-          <w:sz w:val="18"/>
-          <w:szCs w:val="18"/>
+          <w:sz w:val="18"/>
         </w:rPr>
         <w:t>Redis</w:t>
       </w:r>
       <w:proofErr w:type="spellEnd"/>
       <w:r>
         <w:rPr>
-          <w:rFonts w:ascii="Arial" w:hAnsi="Arial" w:cs="Arial"/>
-          <w:sz w:val="18"/>
-          <w:szCs w:val="18"/>
-        </w:rPr>
-        <w:t xml:space="preserve"> caching with explicit TTL and cache-bust rules, and I added </w:t>
+          <w:sz w:val="18"/>
+        </w:rPr>
+        <w:t xml:space="preserve"> caching with explicit TTL and cache-bust rules, and added </w:t>
       </w:r>
       <w:proofErr w:type="spellStart"/>
       <w:r>
         <w:rPr>
-          <w:rFonts w:ascii="Arial" w:hAnsi="Arial" w:cs="Arial"/>
-          <w:sz w:val="18"/>
-          <w:szCs w:val="18"/>
+          <w:rStyle w:val="Strong"/>
+          <w:sz w:val="18"/>
         </w:rPr>
         <w:t>idempotency</w:t>
       </w:r>
       <w:proofErr w:type="spellEnd"/>
       <w:r>
         <w:rPr>
-          <w:rFonts w:ascii="Arial" w:hAnsi="Arial" w:cs="Arial"/>
-          <w:sz w:val="18"/>
-          <w:szCs w:val="18"/>
-        </w:rPr>
-        <w:t xml:space="preserve"> keys on write endpoints to prevent duplicate charges on retries.</w:t>
+          <w:rStyle w:val="Strong"/>
+          <w:sz w:val="18"/>
+        </w:rPr>
+        <w:t xml:space="preserve"> keys</w:t>
+      </w:r>
+      <w:r>
+        <w:rPr>
+          <w:sz w:val="18"/>
+        </w:rPr>
+        <w:t xml:space="preserve"> on write endpoints to prevent duplicate charges on retries.</w:t>
       </w:r>
     </w:p>
     <w:p>
@@ -2461,41 +1726,46 @@
         <w:pStyle w:val="NormalWeb"/>
         <w:numPr>
           <w:ilvl w:val="0"/>
-          <w:numId w:val="13"/>
+          <w:numId w:val="23"/>
         </w:numPr>
         <w:jc w:val="both"/>
         <w:rPr>
-          <w:rFonts w:ascii="Arial" w:hAnsi="Arial" w:cs="Arial"/>
-          <w:sz w:val="18"/>
-          <w:szCs w:val="18"/>
-        </w:rPr>
-      </w:pPr>
-      <w:r>
-        <w:rPr>
-          <w:rFonts w:ascii="Arial" w:hAnsi="Arial" w:cs="Arial"/>
-          <w:sz w:val="18"/>
-          <w:szCs w:val="18"/>
-        </w:rPr>
-        <w:t xml:space="preserve">I hardened background processing with </w:t>
+          <w:sz w:val="18"/>
+        </w:rPr>
+      </w:pPr>
+      <w:r>
+        <w:rPr>
+          <w:sz w:val="18"/>
+        </w:rPr>
+        <w:t xml:space="preserve">Hardened background processing with </w:t>
       </w:r>
       <w:proofErr w:type="spellStart"/>
       <w:r>
         <w:rPr>
           <w:rStyle w:val="Strong"/>
-          <w:rFonts w:ascii="Arial" w:hAnsi="Arial" w:cs="Arial"/>
-          <w:sz w:val="18"/>
-          <w:szCs w:val="18"/>
+          <w:sz w:val="18"/>
         </w:rPr>
         <w:t>Hangfire</w:t>
       </w:r>
       <w:proofErr w:type="spellEnd"/>
       <w:r>
         <w:rPr>
-          <w:rFonts w:ascii="Arial" w:hAnsi="Arial" w:cs="Arial"/>
-          <w:sz w:val="18"/>
-          <w:szCs w:val="18"/>
-        </w:rPr>
-        <w:t xml:space="preserve"> and queue-driven workers, implementing DLQ reprocessing, poison-message quarantines, and idempotent handlers to stop double-fulfillment incidents.</w:t>
+          <w:sz w:val="18"/>
+        </w:rPr>
+        <w:t xml:space="preserve"> and queue-driven workers, implementing </w:t>
+      </w:r>
+      <w:r>
+        <w:rPr>
+          <w:rStyle w:val="Strong"/>
+          <w:sz w:val="18"/>
+        </w:rPr>
+        <w:t>DLQ</w:t>
+      </w:r>
+      <w:r>
+        <w:rPr>
+          <w:sz w:val="18"/>
+        </w:rPr>
+        <w:t xml:space="preserve"> reprocessing, poison-message quarantines, and idempotent handlers to stop double-fulfillment incidents.</w:t>
       </w:r>
     </w:p>
     <w:p>
@@ -2503,55 +1773,43 @@
         <w:pStyle w:val="NormalWeb"/>
         <w:numPr>
           <w:ilvl w:val="0"/>
-          <w:numId w:val="13"/>
+          <w:numId w:val="23"/>
         </w:numPr>
         <w:jc w:val="both"/>
         <w:rPr>
-          <w:rFonts w:ascii="Arial" w:hAnsi="Arial" w:cs="Arial"/>
-          <w:sz w:val="18"/>
-          <w:szCs w:val="18"/>
-        </w:rPr>
-      </w:pPr>
-      <w:r>
-        <w:rPr>
-          <w:rFonts w:ascii="Arial" w:hAnsi="Arial" w:cs="Arial"/>
-          <w:sz w:val="18"/>
-          <w:szCs w:val="18"/>
-        </w:rPr>
-        <w:t xml:space="preserve">I handled a severe data bug where a </w:t>
+          <w:sz w:val="18"/>
+        </w:rPr>
+      </w:pPr>
+      <w:r>
+        <w:rPr>
+          <w:sz w:val="18"/>
+        </w:rPr>
+        <w:t xml:space="preserve">Handled a severe data bug where a </w:t>
       </w:r>
       <w:proofErr w:type="spellStart"/>
       <w:r>
         <w:rPr>
-          <w:rFonts w:ascii="Arial" w:hAnsi="Arial" w:cs="Arial"/>
-          <w:sz w:val="18"/>
-          <w:szCs w:val="18"/>
+          <w:sz w:val="18"/>
         </w:rPr>
         <w:t>timezone</w:t>
       </w:r>
       <w:proofErr w:type="spellEnd"/>
       <w:r>
         <w:rPr>
-          <w:rFonts w:ascii="Arial" w:hAnsi="Arial" w:cs="Arial"/>
-          <w:sz w:val="18"/>
-          <w:szCs w:val="18"/>
+          <w:sz w:val="18"/>
         </w:rPr>
         <w:t xml:space="preserve"> conversion shifted delivery promises by one day for some regions, by normalizing timestamps to </w:t>
       </w:r>
       <w:r>
         <w:rPr>
           <w:rStyle w:val="Strong"/>
-          <w:rFonts w:ascii="Arial" w:hAnsi="Arial" w:cs="Arial"/>
-          <w:sz w:val="18"/>
-          <w:szCs w:val="18"/>
+          <w:sz w:val="18"/>
         </w:rPr>
         <w:t>UTC</w:t>
       </w:r>
       <w:r>
         <w:rPr>
-          <w:rFonts w:ascii="Arial" w:hAnsi="Arial" w:cs="Arial"/>
-          <w:sz w:val="18"/>
-          <w:szCs w:val="18"/>
+          <w:sz w:val="18"/>
         </w:rPr>
         <w:t xml:space="preserve"> at ingestion and standardizing serialization end-to-end.</w:t>
       </w:r>
@@ -2561,46 +1819,36 @@
         <w:pStyle w:val="NormalWeb"/>
         <w:numPr>
           <w:ilvl w:val="0"/>
-          <w:numId w:val="13"/>
+          <w:numId w:val="23"/>
         </w:numPr>
         <w:jc w:val="both"/>
         <w:rPr>
-          <w:rFonts w:ascii="Arial" w:hAnsi="Arial" w:cs="Arial"/>
-          <w:sz w:val="18"/>
-          <w:szCs w:val="18"/>
-        </w:rPr>
-      </w:pPr>
-      <w:r>
-        <w:rPr>
-          <w:rFonts w:ascii="Arial" w:hAnsi="Arial" w:cs="Arial"/>
-          <w:sz w:val="18"/>
-          <w:szCs w:val="18"/>
-        </w:rPr>
-        <w:t xml:space="preserve">I introduced </w:t>
-      </w:r>
-      <w:r>
-        <w:rPr>
-          <w:rStyle w:val="Strong"/>
-          <w:rFonts w:ascii="Arial" w:hAnsi="Arial" w:cs="Arial"/>
-          <w:sz w:val="18"/>
-          <w:szCs w:val="18"/>
+          <w:sz w:val="18"/>
+        </w:rPr>
+      </w:pPr>
+      <w:r>
+        <w:rPr>
+          <w:sz w:val="18"/>
+        </w:rPr>
+        <w:t xml:space="preserve">Introduced </w:t>
+      </w:r>
+      <w:r>
+        <w:rPr>
+          <w:rStyle w:val="Strong"/>
+          <w:sz w:val="18"/>
         </w:rPr>
         <w:t>CI/CD</w:t>
       </w:r>
       <w:r>
         <w:rPr>
-          <w:rFonts w:ascii="Arial" w:hAnsi="Arial" w:cs="Arial"/>
-          <w:sz w:val="18"/>
-          <w:szCs w:val="18"/>
+          <w:sz w:val="18"/>
         </w:rPr>
         <w:t xml:space="preserve"> using </w:t>
       </w:r>
       <w:r>
         <w:rPr>
           <w:rStyle w:val="Strong"/>
-          <w:rFonts w:ascii="Arial" w:hAnsi="Arial" w:cs="Arial"/>
-          <w:sz w:val="18"/>
-          <w:szCs w:val="18"/>
+          <w:sz w:val="18"/>
         </w:rPr>
         <w:t xml:space="preserve">Azure </w:t>
       </w:r>
@@ -2608,45 +1856,28 @@
       <w:r>
         <w:rPr>
           <w:rStyle w:val="Strong"/>
-          <w:rFonts w:ascii="Arial" w:hAnsi="Arial" w:cs="Arial"/>
-          <w:sz w:val="18"/>
-          <w:szCs w:val="18"/>
+          <w:sz w:val="18"/>
         </w:rPr>
         <w:t>DevOps</w:t>
       </w:r>
       <w:proofErr w:type="spellEnd"/>
       <w:r>
         <w:rPr>
-          <w:rStyle w:val="Strong"/>
-          <w:rFonts w:ascii="Arial" w:hAnsi="Arial" w:cs="Arial"/>
-          <w:sz w:val="18"/>
-          <w:szCs w:val="18"/>
-        </w:rPr>
-        <w:t xml:space="preserve"> pipelines</w:t>
-      </w:r>
-      <w:r>
-        <w:rPr>
-          <w:rFonts w:ascii="Arial" w:hAnsi="Arial" w:cs="Arial"/>
-          <w:sz w:val="18"/>
-          <w:szCs w:val="18"/>
-        </w:rPr>
-        <w:t xml:space="preserve">, gated merges with unit/integration tests, and added automated smoke tests to detect </w:t>
+          <w:sz w:val="18"/>
+        </w:rPr>
+        <w:t xml:space="preserve"> pipelines, gated merges with unit/integration tests, and added automated smoke tests to detect </w:t>
       </w:r>
       <w:proofErr w:type="spellStart"/>
       <w:r>
         <w:rPr>
-          <w:rFonts w:ascii="Arial" w:hAnsi="Arial" w:cs="Arial"/>
-          <w:sz w:val="18"/>
-          <w:szCs w:val="18"/>
+          <w:sz w:val="18"/>
         </w:rPr>
         <w:t>config</w:t>
       </w:r>
       <w:proofErr w:type="spellEnd"/>
       <w:r>
         <w:rPr>
-          <w:rFonts w:ascii="Arial" w:hAnsi="Arial" w:cs="Arial"/>
-          <w:sz w:val="18"/>
-          <w:szCs w:val="18"/>
+          <w:sz w:val="18"/>
         </w:rPr>
         <w:t xml:space="preserve"> drift across environments before customer impact.</w:t>
       </w:r>
@@ -2656,56 +1887,44 @@
         <w:pStyle w:val="NormalWeb"/>
         <w:numPr>
           <w:ilvl w:val="0"/>
-          <w:numId w:val="13"/>
+          <w:numId w:val="23"/>
         </w:numPr>
         <w:jc w:val="both"/>
         <w:rPr>
-          <w:rFonts w:ascii="Arial" w:hAnsi="Arial" w:cs="Arial"/>
-          <w:sz w:val="18"/>
-          <w:szCs w:val="18"/>
-        </w:rPr>
-      </w:pPr>
-      <w:r>
-        <w:rPr>
-          <w:rFonts w:ascii="Arial" w:hAnsi="Arial" w:cs="Arial"/>
-          <w:sz w:val="18"/>
-          <w:szCs w:val="18"/>
-        </w:rPr>
-        <w:t xml:space="preserve">I improved reliability with structured logs, correlation IDs, and </w:t>
+          <w:sz w:val="18"/>
+        </w:rPr>
+      </w:pPr>
+      <w:r>
+        <w:rPr>
+          <w:sz w:val="18"/>
+        </w:rPr>
+        <w:t xml:space="preserve">Improved reliability with structured logs, correlation IDs, and </w:t>
       </w:r>
       <w:proofErr w:type="spellStart"/>
       <w:r>
         <w:rPr>
           <w:rStyle w:val="Strong"/>
-          <w:rFonts w:ascii="Arial" w:hAnsi="Arial" w:cs="Arial"/>
-          <w:sz w:val="18"/>
-          <w:szCs w:val="18"/>
+          <w:sz w:val="18"/>
         </w:rPr>
         <w:t>OpenTelemetry</w:t>
       </w:r>
       <w:proofErr w:type="spellEnd"/>
       <w:r>
         <w:rPr>
-          <w:rFonts w:ascii="Arial" w:hAnsi="Arial" w:cs="Arial"/>
-          <w:sz w:val="18"/>
-          <w:szCs w:val="18"/>
+          <w:sz w:val="18"/>
         </w:rPr>
         <w:t xml:space="preserve"> traces flowing into </w:t>
       </w:r>
       <w:r>
         <w:rPr>
           <w:rStyle w:val="Strong"/>
-          <w:rFonts w:ascii="Arial" w:hAnsi="Arial" w:cs="Arial"/>
-          <w:sz w:val="18"/>
-          <w:szCs w:val="18"/>
+          <w:sz w:val="18"/>
         </w:rPr>
         <w:t>Application Insights</w:t>
       </w:r>
       <w:r>
         <w:rPr>
-          <w:rFonts w:ascii="Arial" w:hAnsi="Arial" w:cs="Arial"/>
-          <w:sz w:val="18"/>
-          <w:szCs w:val="18"/>
+          <w:sz w:val="18"/>
         </w:rPr>
         <w:t>, making root-cause analysis fast across API calls, jobs, and UI actions.</w:t>
       </w:r>
@@ -2715,39 +1934,44 @@
         <w:pStyle w:val="NormalWeb"/>
         <w:numPr>
           <w:ilvl w:val="0"/>
-          <w:numId w:val="13"/>
+          <w:numId w:val="23"/>
         </w:numPr>
         <w:jc w:val="both"/>
         <w:rPr>
-          <w:rFonts w:ascii="Arial" w:hAnsi="Arial" w:cs="Arial"/>
-          <w:sz w:val="18"/>
-          <w:szCs w:val="18"/>
-        </w:rPr>
-      </w:pPr>
-      <w:r>
-        <w:rPr>
-          <w:rFonts w:ascii="Arial" w:hAnsi="Arial" w:cs="Arial"/>
-          <w:sz w:val="18"/>
-          <w:szCs w:val="18"/>
-        </w:rPr>
-        <w:t xml:space="preserve">I implemented rate limiting and abuse protection using middleware and </w:t>
-      </w:r>
-      <w:r>
-        <w:rPr>
-          <w:rStyle w:val="Strong"/>
-          <w:rFonts w:ascii="Arial" w:hAnsi="Arial" w:cs="Arial"/>
-          <w:sz w:val="18"/>
-          <w:szCs w:val="18"/>
+          <w:sz w:val="18"/>
+        </w:rPr>
+      </w:pPr>
+      <w:r>
+        <w:rPr>
+          <w:sz w:val="18"/>
+        </w:rPr>
+        <w:t xml:space="preserve">Implemented rate limiting and abuse protection using middleware and </w:t>
+      </w:r>
+      <w:r>
+        <w:rPr>
+          <w:rStyle w:val="Strong"/>
+          <w:sz w:val="18"/>
         </w:rPr>
         <w:t>JWT</w:t>
       </w:r>
       <w:r>
         <w:rPr>
-          <w:rFonts w:ascii="Arial" w:hAnsi="Arial" w:cs="Arial"/>
-          <w:sz w:val="18"/>
-          <w:szCs w:val="18"/>
-        </w:rPr>
-        <w:t xml:space="preserve"> claims, adding audit logs and RBAC checks so customer support tools stayed secure without slowing down operations.</w:t>
+          <w:sz w:val="18"/>
+        </w:rPr>
+        <w:t xml:space="preserve"> claims, adding audit logs and </w:t>
+      </w:r>
+      <w:r>
+        <w:rPr>
+          <w:rStyle w:val="Strong"/>
+          <w:sz w:val="18"/>
+        </w:rPr>
+        <w:t>RBAC</w:t>
+      </w:r>
+      <w:r>
+        <w:rPr>
+          <w:sz w:val="18"/>
+        </w:rPr>
+        <w:t xml:space="preserve"> checks so customer support tools stayed secure without slowing down operations.</w:t>
       </w:r>
     </w:p>
     <w:p>
@@ -2755,59 +1979,46 @@
         <w:pStyle w:val="NormalWeb"/>
         <w:numPr>
           <w:ilvl w:val="0"/>
-          <w:numId w:val="13"/>
+          <w:numId w:val="23"/>
         </w:numPr>
         <w:jc w:val="both"/>
         <w:rPr>
-          <w:rFonts w:ascii="Arial" w:hAnsi="Arial" w:cs="Arial"/>
-          <w:sz w:val="18"/>
-          <w:szCs w:val="18"/>
-        </w:rPr>
-      </w:pPr>
-      <w:r>
-        <w:rPr>
-          <w:rFonts w:ascii="Arial" w:hAnsi="Arial" w:cs="Arial"/>
-          <w:sz w:val="18"/>
-          <w:szCs w:val="18"/>
-        </w:rPr>
-        <w:lastRenderedPageBreak/>
-        <w:t xml:space="preserve">I modernized UI performance by profiling change detection, applying </w:t>
+          <w:sz w:val="18"/>
+        </w:rPr>
+      </w:pPr>
+      <w:r>
+        <w:rPr>
+          <w:sz w:val="18"/>
+        </w:rPr>
+        <w:t xml:space="preserve">Modernized UI performance by profiling change detection, applying </w:t>
       </w:r>
       <w:proofErr w:type="spellStart"/>
       <w:r>
         <w:rPr>
           <w:rStyle w:val="Strong"/>
-          <w:rFonts w:ascii="Arial" w:hAnsi="Arial" w:cs="Arial"/>
-          <w:sz w:val="18"/>
-          <w:szCs w:val="18"/>
+          <w:sz w:val="18"/>
         </w:rPr>
         <w:t>OnPush</w:t>
       </w:r>
       <w:proofErr w:type="spellEnd"/>
       <w:r>
         <w:rPr>
-          <w:rFonts w:ascii="Arial" w:hAnsi="Arial" w:cs="Arial"/>
-          <w:sz w:val="18"/>
-          <w:szCs w:val="18"/>
+          <w:sz w:val="18"/>
         </w:rPr>
         <w:t xml:space="preserve">, </w:t>
       </w:r>
       <w:proofErr w:type="spellStart"/>
       <w:r>
         <w:rPr>
-          <w:rStyle w:val="HTMLCode"/>
-          <w:rFonts w:ascii="Arial" w:hAnsi="Arial" w:cs="Arial"/>
-          <w:sz w:val="18"/>
-          <w:szCs w:val="18"/>
+          <w:rStyle w:val="Strong"/>
+          <w:sz w:val="18"/>
         </w:rPr>
         <w:t>trackBy</w:t>
       </w:r>
       <w:proofErr w:type="spellEnd"/>
       <w:r>
         <w:rPr>
-          <w:rFonts w:ascii="Arial" w:hAnsi="Arial" w:cs="Arial"/>
-          <w:sz w:val="18"/>
-          <w:szCs w:val="18"/>
+          <w:sz w:val="18"/>
         </w:rPr>
         <w:t>, route-level lazy loading, and bundle budgeting, which reduced first load and prevented regressions in key flows.</w:t>
       </w:r>
@@ -2817,22 +2028,18 @@
         <w:pStyle w:val="NormalWeb"/>
         <w:numPr>
           <w:ilvl w:val="0"/>
-          <w:numId w:val="13"/>
+          <w:numId w:val="23"/>
         </w:numPr>
         <w:jc w:val="both"/>
         <w:rPr>
-          <w:rFonts w:ascii="Arial" w:hAnsi="Arial" w:cs="Arial"/>
-          <w:sz w:val="18"/>
-          <w:szCs w:val="18"/>
-        </w:rPr>
-      </w:pPr>
-      <w:r>
-        <w:rPr>
-          <w:rFonts w:ascii="Arial" w:hAnsi="Arial" w:cs="Arial"/>
-          <w:sz w:val="18"/>
-          <w:szCs w:val="18"/>
-        </w:rPr>
-        <w:t>I stayed flexible across frontend and backend by pairing Angular component design with .NET domain modeling, unblocking releases during outages while coaching teammates on safer patterns and migrations.</w:t>
+          <w:sz w:val="18"/>
+        </w:rPr>
+      </w:pPr>
+      <w:r>
+        <w:rPr>
+          <w:sz w:val="18"/>
+        </w:rPr>
+        <w:t>Stayed flexible across frontend and backend by pairing Angular component design with .NET domain modeling, unblocking releases during outages while coaching teammates on safer patterns and migrations.</w:t>
       </w:r>
     </w:p>
     <w:tbl>
@@ -2926,29 +2133,23 @@
         <w:pStyle w:val="NormalWeb"/>
         <w:numPr>
           <w:ilvl w:val="0"/>
-          <w:numId w:val="15"/>
+          <w:numId w:val="24"/>
         </w:numPr>
         <w:jc w:val="both"/>
         <w:rPr>
-          <w:rFonts w:ascii="Arial" w:hAnsi="Arial" w:cs="Arial"/>
-          <w:sz w:val="18"/>
-          <w:szCs w:val="18"/>
-        </w:rPr>
-      </w:pPr>
-      <w:r>
-        <w:rPr>
-          <w:rFonts w:ascii="Arial" w:hAnsi="Arial" w:cs="Arial"/>
-          <w:sz w:val="18"/>
-          <w:szCs w:val="18"/>
-        </w:rPr>
-        <w:t xml:space="preserve">I delivered </w:t>
-      </w:r>
-      <w:r>
-        <w:rPr>
-          <w:rStyle w:val="Strong"/>
-          <w:rFonts w:ascii="Arial" w:hAnsi="Arial" w:cs="Arial"/>
-          <w:sz w:val="18"/>
-          <w:szCs w:val="18"/>
+          <w:sz w:val="18"/>
+        </w:rPr>
+      </w:pPr>
+      <w:r>
+        <w:rPr>
+          <w:sz w:val="18"/>
+        </w:rPr>
+        <w:t xml:space="preserve">Delivered </w:t>
+      </w:r>
+      <w:r>
+        <w:rPr>
+          <w:rStyle w:val="Strong"/>
+          <w:sz w:val="18"/>
         </w:rPr>
         <w:t xml:space="preserve">B2B </w:t>
       </w:r>
@@ -2956,95 +2157,53 @@
       <w:r>
         <w:rPr>
           <w:rStyle w:val="Strong"/>
-          <w:rFonts w:ascii="Arial" w:hAnsi="Arial" w:cs="Arial"/>
-          <w:sz w:val="18"/>
-          <w:szCs w:val="18"/>
+          <w:sz w:val="18"/>
         </w:rPr>
         <w:t>SaaS</w:t>
       </w:r>
       <w:proofErr w:type="spellEnd"/>
       <w:r>
         <w:rPr>
-          <w:rFonts w:ascii="Arial" w:hAnsi="Arial" w:cs="Arial"/>
-          <w:sz w:val="18"/>
-          <w:szCs w:val="18"/>
-        </w:rPr>
-        <w:t xml:space="preserve"> features for a </w:t>
-      </w:r>
-      <w:r>
-        <w:rPr>
-          <w:rStyle w:val="Strong"/>
-          <w:rFonts w:ascii="Arial" w:hAnsi="Arial" w:cs="Arial"/>
-          <w:sz w:val="18"/>
-          <w:szCs w:val="18"/>
-        </w:rPr>
-        <w:t>retail / e-commerce operations</w:t>
-      </w:r>
-      <w:r>
-        <w:rPr>
-          <w:rFonts w:ascii="Arial" w:hAnsi="Arial" w:cs="Arial"/>
-          <w:sz w:val="18"/>
-          <w:szCs w:val="18"/>
-        </w:rPr>
-        <w:t xml:space="preserve"> platform using </w:t>
-      </w:r>
-      <w:r>
-        <w:rPr>
-          <w:rStyle w:val="Strong"/>
-          <w:rFonts w:ascii="Arial" w:hAnsi="Arial" w:cs="Arial"/>
-          <w:sz w:val="18"/>
-          <w:szCs w:val="18"/>
+          <w:sz w:val="18"/>
+        </w:rPr>
+        <w:t xml:space="preserve"> features for a retail / e-commerce operations platform using </w:t>
+      </w:r>
+      <w:r>
+        <w:rPr>
+          <w:rStyle w:val="Strong"/>
+          <w:sz w:val="18"/>
         </w:rPr>
         <w:t>C#</w:t>
       </w:r>
       <w:r>
         <w:rPr>
-          <w:rFonts w:ascii="Arial" w:hAnsi="Arial" w:cs="Arial"/>
-          <w:sz w:val="18"/>
-          <w:szCs w:val="18"/>
+          <w:sz w:val="18"/>
         </w:rPr>
         <w:t xml:space="preserve">, </w:t>
       </w:r>
       <w:r>
         <w:rPr>
           <w:rStyle w:val="Strong"/>
-          <w:rFonts w:ascii="Arial" w:hAnsi="Arial" w:cs="Arial"/>
-          <w:sz w:val="18"/>
-          <w:szCs w:val="18"/>
+          <w:sz w:val="18"/>
         </w:rPr>
         <w:t>ASP.NET Core 3.1</w:t>
       </w:r>
       <w:r>
         <w:rPr>
-          <w:rFonts w:ascii="Arial" w:hAnsi="Arial" w:cs="Arial"/>
-          <w:sz w:val="18"/>
-          <w:szCs w:val="18"/>
+          <w:sz w:val="18"/>
         </w:rPr>
         <w:t xml:space="preserve">, and </w:t>
       </w:r>
       <w:r>
         <w:rPr>
           <w:rStyle w:val="Strong"/>
-          <w:rFonts w:ascii="Arial" w:hAnsi="Arial" w:cs="Arial"/>
-          <w:sz w:val="18"/>
-          <w:szCs w:val="18"/>
-        </w:rPr>
-        <w:t xml:space="preserve">Angular </w:t>
-      </w:r>
-      <w:r>
-        <w:rPr>
-          <w:rStyle w:val="Strong"/>
-          <w:rFonts w:ascii="Arial" w:hAnsi="Arial" w:cs="Arial"/>
-          <w:sz w:val="18"/>
-          <w:szCs w:val="18"/>
-        </w:rPr>
-        <w:t>11</w:t>
-      </w:r>
-      <w:r>
-        <w:rPr>
-          <w:rFonts w:ascii="Arial" w:hAnsi="Arial" w:cs="Arial"/>
-          <w:sz w:val="18"/>
-          <w:szCs w:val="18"/>
+          <w:sz w:val="18"/>
+        </w:rPr>
+        <w:t>Angular 11</w:t>
+      </w:r>
+      <w:r>
+        <w:rPr>
+          <w:sz w:val="18"/>
         </w:rPr>
         <w:t xml:space="preserve"> with </w:t>
       </w:r>
@@ -3052,9 +2211,7 @@
       <w:r>
         <w:rPr>
           <w:rStyle w:val="Strong"/>
-          <w:rFonts w:ascii="Arial" w:hAnsi="Arial" w:cs="Arial"/>
-          <w:sz w:val="18"/>
-          <w:szCs w:val="18"/>
+          <w:sz w:val="18"/>
         </w:rPr>
         <w:t>TypeScript</w:t>
       </w:r>
@@ -3062,26 +2219,13 @@
       <w:r>
         <w:rPr>
           <w:rStyle w:val="Strong"/>
-          <w:rFonts w:ascii="Arial" w:hAnsi="Arial" w:cs="Arial"/>
-          <w:sz w:val="18"/>
-          <w:szCs w:val="18"/>
-        </w:rPr>
-        <w:t xml:space="preserve"> </w:t>
-      </w:r>
-      <w:r>
-        <w:rPr>
-          <w:rStyle w:val="Strong"/>
-          <w:rFonts w:ascii="Arial" w:hAnsi="Arial" w:cs="Arial"/>
-          <w:sz w:val="18"/>
-          <w:szCs w:val="18"/>
-        </w:rPr>
-        <w:t>4.1</w:t>
-      </w:r>
-      <w:r>
-        <w:rPr>
-          <w:rFonts w:ascii="Arial" w:hAnsi="Arial" w:cs="Arial"/>
-          <w:sz w:val="18"/>
-          <w:szCs w:val="18"/>
+          <w:sz w:val="18"/>
+        </w:rPr>
+        <w:t xml:space="preserve"> 4.1</w:t>
+      </w:r>
+      <w:r>
+        <w:rPr>
+          <w:sz w:val="18"/>
         </w:rPr>
         <w:t>, keeping releases stable under weekly change pressure.</w:t>
       </w:r>
@@ -3091,37 +2235,29 @@
         <w:pStyle w:val="NormalWeb"/>
         <w:numPr>
           <w:ilvl w:val="0"/>
-          <w:numId w:val="15"/>
+          <w:numId w:val="24"/>
         </w:numPr>
         <w:jc w:val="both"/>
         <w:rPr>
-          <w:rFonts w:ascii="Arial" w:hAnsi="Arial" w:cs="Arial"/>
-          <w:sz w:val="18"/>
-          <w:szCs w:val="18"/>
-        </w:rPr>
-      </w:pPr>
-      <w:r>
-        <w:rPr>
-          <w:rFonts w:ascii="Arial" w:hAnsi="Arial" w:cs="Arial"/>
-          <w:sz w:val="18"/>
-          <w:szCs w:val="18"/>
-        </w:rPr>
-        <w:t xml:space="preserve">I designed </w:t>
-      </w:r>
-      <w:r>
-        <w:rPr>
-          <w:rStyle w:val="Strong"/>
-          <w:rFonts w:ascii="Arial" w:hAnsi="Arial" w:cs="Arial"/>
-          <w:sz w:val="18"/>
-          <w:szCs w:val="18"/>
+          <w:sz w:val="18"/>
+        </w:rPr>
+      </w:pPr>
+      <w:r>
+        <w:rPr>
+          <w:sz w:val="18"/>
+        </w:rPr>
+        <w:t xml:space="preserve">Designed </w:t>
+      </w:r>
+      <w:r>
+        <w:rPr>
+          <w:rStyle w:val="Strong"/>
+          <w:sz w:val="18"/>
         </w:rPr>
         <w:t>REST APIs</w:t>
       </w:r>
       <w:r>
         <w:rPr>
-          <w:rFonts w:ascii="Arial" w:hAnsi="Arial" w:cs="Arial"/>
-          <w:sz w:val="18"/>
-          <w:szCs w:val="18"/>
+          <w:sz w:val="18"/>
         </w:rPr>
         <w:t xml:space="preserve"> with </w:t>
       </w:r>
@@ -3129,9 +2265,7 @@
       <w:r>
         <w:rPr>
           <w:rStyle w:val="Strong"/>
-          <w:rFonts w:ascii="Arial" w:hAnsi="Arial" w:cs="Arial"/>
-          <w:sz w:val="18"/>
-          <w:szCs w:val="18"/>
+          <w:sz w:val="18"/>
         </w:rPr>
         <w:t>OpenAPI</w:t>
       </w:r>
@@ -3139,35 +2273,27 @@
       <w:r>
         <w:rPr>
           <w:rStyle w:val="Strong"/>
-          <w:rFonts w:ascii="Arial" w:hAnsi="Arial" w:cs="Arial"/>
-          <w:sz w:val="18"/>
-          <w:szCs w:val="18"/>
+          <w:sz w:val="18"/>
         </w:rPr>
         <w:t>/Swagger</w:t>
       </w:r>
       <w:r>
         <w:rPr>
-          <w:rFonts w:ascii="Arial" w:hAnsi="Arial" w:cs="Arial"/>
-          <w:sz w:val="18"/>
-          <w:szCs w:val="18"/>
+          <w:sz w:val="18"/>
         </w:rPr>
         <w:t xml:space="preserve">, consistent error envelopes, and strict request validation, so </w:t>
       </w:r>
       <w:proofErr w:type="gramStart"/>
       <w:r>
         <w:rPr>
-          <w:rFonts w:ascii="Arial" w:hAnsi="Arial" w:cs="Arial"/>
-          <w:sz w:val="18"/>
-          <w:szCs w:val="18"/>
+          <w:sz w:val="18"/>
         </w:rPr>
         <w:t>Angular</w:t>
       </w:r>
       <w:proofErr w:type="gramEnd"/>
       <w:r>
         <w:rPr>
-          <w:rFonts w:ascii="Arial" w:hAnsi="Arial" w:cs="Arial"/>
-          <w:sz w:val="18"/>
-          <w:szCs w:val="18"/>
+          <w:sz w:val="18"/>
         </w:rPr>
         <w:t xml:space="preserve"> clients could evolve safely without breaking contracts across multiple squads.</w:t>
       </w:r>
@@ -3177,47 +2303,25 @@
         <w:pStyle w:val="NormalWeb"/>
         <w:numPr>
           <w:ilvl w:val="0"/>
-          <w:numId w:val="15"/>
+          <w:numId w:val="24"/>
         </w:numPr>
         <w:jc w:val="both"/>
         <w:rPr>
-          <w:rFonts w:ascii="Arial" w:hAnsi="Arial" w:cs="Arial"/>
-          <w:sz w:val="18"/>
-          <w:szCs w:val="18"/>
-        </w:rPr>
-      </w:pPr>
-      <w:r>
-        <w:rPr>
-          <w:rFonts w:ascii="Arial" w:hAnsi="Arial" w:cs="Arial"/>
-          <w:sz w:val="18"/>
-          <w:szCs w:val="18"/>
-        </w:rPr>
-        <w:t xml:space="preserve">I fixed a </w:t>
-      </w:r>
-      <w:r>
-        <w:rPr>
-          <w:rStyle w:val="Strong"/>
-          <w:rFonts w:ascii="Arial" w:hAnsi="Arial" w:cs="Arial"/>
-          <w:sz w:val="18"/>
-          <w:szCs w:val="18"/>
-        </w:rPr>
-        <w:t>critical production bug</w:t>
-      </w:r>
-      <w:r>
-        <w:rPr>
-          <w:rFonts w:ascii="Arial" w:hAnsi="Arial" w:cs="Arial"/>
-          <w:sz w:val="18"/>
-          <w:szCs w:val="18"/>
-        </w:rPr>
-        <w:t xml:space="preserve"> where users saw duplicated orders after timeouts by adding </w:t>
+          <w:sz w:val="18"/>
+        </w:rPr>
+      </w:pPr>
+      <w:r>
+        <w:rPr>
+          <w:sz w:val="18"/>
+        </w:rPr>
+        <w:lastRenderedPageBreak/>
+        <w:t xml:space="preserve">Fixed a critical production bug where users saw duplicated orders after timeouts by adding </w:t>
       </w:r>
       <w:proofErr w:type="spellStart"/>
       <w:r>
         <w:rPr>
           <w:rStyle w:val="Strong"/>
-          <w:rFonts w:ascii="Arial" w:hAnsi="Arial" w:cs="Arial"/>
-          <w:sz w:val="18"/>
-          <w:szCs w:val="18"/>
+          <w:sz w:val="18"/>
         </w:rPr>
         <w:t>idempotency</w:t>
       </w:r>
@@ -3225,34 +2329,26 @@
       <w:r>
         <w:rPr>
           <w:rStyle w:val="Strong"/>
-          <w:rFonts w:ascii="Arial" w:hAnsi="Arial" w:cs="Arial"/>
-          <w:sz w:val="18"/>
-          <w:szCs w:val="18"/>
+          <w:sz w:val="18"/>
         </w:rPr>
         <w:t xml:space="preserve"> keys</w:t>
       </w:r>
       <w:r>
         <w:rPr>
-          <w:rFonts w:ascii="Arial" w:hAnsi="Arial" w:cs="Arial"/>
-          <w:sz w:val="18"/>
-          <w:szCs w:val="18"/>
+          <w:sz w:val="18"/>
         </w:rPr>
         <w:t xml:space="preserve">, transactional guards in </w:t>
       </w:r>
       <w:r>
         <w:rPr>
           <w:rStyle w:val="Strong"/>
-          <w:rFonts w:ascii="Arial" w:hAnsi="Arial" w:cs="Arial"/>
-          <w:sz w:val="18"/>
-          <w:szCs w:val="18"/>
+          <w:sz w:val="18"/>
         </w:rPr>
         <w:t>EF Core 3.1/5</w:t>
       </w:r>
       <w:r>
         <w:rPr>
-          <w:rFonts w:ascii="Arial" w:hAnsi="Arial" w:cs="Arial"/>
-          <w:sz w:val="18"/>
-          <w:szCs w:val="18"/>
+          <w:sz w:val="18"/>
         </w:rPr>
         <w:t>, and replay-safe handlers for retried requests.</w:t>
       </w:r>
@@ -3262,67 +2358,59 @@
         <w:pStyle w:val="NormalWeb"/>
         <w:numPr>
           <w:ilvl w:val="0"/>
-          <w:numId w:val="15"/>
+          <w:numId w:val="24"/>
         </w:numPr>
         <w:jc w:val="both"/>
         <w:rPr>
-          <w:rFonts w:ascii="Arial" w:hAnsi="Arial" w:cs="Arial"/>
-          <w:sz w:val="18"/>
-          <w:szCs w:val="18"/>
-        </w:rPr>
-      </w:pPr>
-      <w:r>
-        <w:rPr>
-          <w:rFonts w:ascii="Arial" w:hAnsi="Arial" w:cs="Arial"/>
-          <w:sz w:val="18"/>
-          <w:szCs w:val="18"/>
-        </w:rPr>
-        <w:t xml:space="preserve">I resolved a high-impact </w:t>
+          <w:sz w:val="18"/>
+        </w:rPr>
+      </w:pPr>
+      <w:r>
+        <w:rPr>
+          <w:sz w:val="18"/>
+        </w:rPr>
+        <w:t xml:space="preserve">Resolved a high-impact </w:t>
       </w:r>
       <w:proofErr w:type="spellStart"/>
       <w:r>
         <w:rPr>
           <w:rStyle w:val="Strong"/>
-          <w:rFonts w:ascii="Arial" w:hAnsi="Arial" w:cs="Arial"/>
-          <w:sz w:val="18"/>
-          <w:szCs w:val="18"/>
+          <w:sz w:val="18"/>
         </w:rPr>
         <w:t>timezone</w:t>
       </w:r>
       <w:proofErr w:type="spellEnd"/>
       <w:r>
         <w:rPr>
-          <w:rStyle w:val="Strong"/>
-          <w:rFonts w:ascii="Arial" w:hAnsi="Arial" w:cs="Arial"/>
-          <w:sz w:val="18"/>
-          <w:szCs w:val="18"/>
-        </w:rPr>
-        <w:t xml:space="preserve"> bug</w:t>
-      </w:r>
-      <w:r>
-        <w:rPr>
-          <w:rFonts w:ascii="Arial" w:hAnsi="Arial" w:cs="Arial"/>
-          <w:sz w:val="18"/>
-          <w:szCs w:val="18"/>
-        </w:rPr>
-        <w:t xml:space="preserve"> where “next-day” delivery windows shifted for some locales by normalizing all timestamps to </w:t>
-      </w:r>
-      <w:r>
-        <w:rPr>
-          <w:rStyle w:val="Strong"/>
-          <w:rFonts w:ascii="Arial" w:hAnsi="Arial" w:cs="Arial"/>
-          <w:sz w:val="18"/>
-          <w:szCs w:val="18"/>
+          <w:sz w:val="18"/>
+        </w:rPr>
+        <w:t xml:space="preserve"> bug where “next-day” delivery windows shifted for some locales by normalizing all timestamps to </w:t>
+      </w:r>
+      <w:r>
+        <w:rPr>
+          <w:rStyle w:val="Strong"/>
+          <w:sz w:val="18"/>
         </w:rPr>
         <w:t>UTC</w:t>
       </w:r>
       <w:r>
         <w:rPr>
-          <w:rFonts w:ascii="Arial" w:hAnsi="Arial" w:cs="Arial"/>
-          <w:sz w:val="18"/>
-          <w:szCs w:val="18"/>
-        </w:rPr>
-        <w:t>, enforcing ISO-8601 serialization, and backfilling corrupted rows with audited scripts.</w:t>
+          <w:sz w:val="18"/>
+        </w:rPr>
+        <w:t xml:space="preserve">, enforcing </w:t>
+      </w:r>
+      <w:r>
+        <w:rPr>
+          <w:rStyle w:val="Strong"/>
+          <w:sz w:val="18"/>
+        </w:rPr>
+        <w:t>ISO-8601</w:t>
+      </w:r>
+      <w:r>
+        <w:rPr>
+          <w:sz w:val="18"/>
+        </w:rPr>
+        <w:t xml:space="preserve"> serialization, and backfilling corrupted rows with audited scripts.</w:t>
       </w:r>
     </w:p>
     <w:p>
@@ -3330,55 +2418,43 @@
         <w:pStyle w:val="NormalWeb"/>
         <w:numPr>
           <w:ilvl w:val="0"/>
-          <w:numId w:val="15"/>
+          <w:numId w:val="24"/>
         </w:numPr>
         <w:jc w:val="both"/>
         <w:rPr>
-          <w:rFonts w:ascii="Arial" w:hAnsi="Arial" w:cs="Arial"/>
-          <w:sz w:val="18"/>
-          <w:szCs w:val="18"/>
-        </w:rPr>
-      </w:pPr>
-      <w:r>
-        <w:rPr>
-          <w:rFonts w:ascii="Arial" w:hAnsi="Arial" w:cs="Arial"/>
-          <w:sz w:val="18"/>
-          <w:szCs w:val="18"/>
-        </w:rPr>
-        <w:t xml:space="preserve">I upgraded a legacy </w:t>
+          <w:sz w:val="18"/>
+        </w:rPr>
+      </w:pPr>
+      <w:r>
+        <w:rPr>
+          <w:sz w:val="18"/>
+        </w:rPr>
+        <w:t xml:space="preserve">Upgraded a legacy </w:t>
       </w:r>
       <w:proofErr w:type="spellStart"/>
       <w:r>
         <w:rPr>
-          <w:rFonts w:ascii="Arial" w:hAnsi="Arial" w:cs="Arial"/>
-          <w:sz w:val="18"/>
-          <w:szCs w:val="18"/>
+          <w:sz w:val="18"/>
         </w:rPr>
         <w:t>AngularJS</w:t>
       </w:r>
       <w:proofErr w:type="spellEnd"/>
       <w:r>
         <w:rPr>
-          <w:rFonts w:ascii="Arial" w:hAnsi="Arial" w:cs="Arial"/>
-          <w:sz w:val="18"/>
-          <w:szCs w:val="18"/>
+          <w:sz w:val="18"/>
         </w:rPr>
         <w:t xml:space="preserve">-style module into a modern </w:t>
       </w:r>
       <w:r>
         <w:rPr>
           <w:rStyle w:val="Strong"/>
-          <w:rFonts w:ascii="Arial" w:hAnsi="Arial" w:cs="Arial"/>
-          <w:sz w:val="18"/>
-          <w:szCs w:val="18"/>
+          <w:sz w:val="18"/>
         </w:rPr>
         <w:t>Angular 11</w:t>
       </w:r>
       <w:r>
         <w:rPr>
-          <w:rFonts w:ascii="Arial" w:hAnsi="Arial" w:cs="Arial"/>
-          <w:sz w:val="18"/>
-          <w:szCs w:val="18"/>
+          <w:sz w:val="18"/>
         </w:rPr>
         <w:t xml:space="preserve"> feature shell with lazy routing, </w:t>
       </w:r>
@@ -3386,9 +2462,7 @@
       <w:r>
         <w:rPr>
           <w:rStyle w:val="Strong"/>
-          <w:rFonts w:ascii="Arial" w:hAnsi="Arial" w:cs="Arial"/>
-          <w:sz w:val="18"/>
-          <w:szCs w:val="18"/>
+          <w:sz w:val="18"/>
         </w:rPr>
         <w:t>RxJS</w:t>
       </w:r>
@@ -3396,17 +2470,13 @@
       <w:r>
         <w:rPr>
           <w:rStyle w:val="Strong"/>
-          <w:rFonts w:ascii="Arial" w:hAnsi="Arial" w:cs="Arial"/>
-          <w:sz w:val="18"/>
-          <w:szCs w:val="18"/>
+          <w:sz w:val="18"/>
         </w:rPr>
         <w:t xml:space="preserve"> 6</w:t>
       </w:r>
       <w:r>
         <w:rPr>
-          <w:rFonts w:ascii="Arial" w:hAnsi="Arial" w:cs="Arial"/>
-          <w:sz w:val="18"/>
-          <w:szCs w:val="18"/>
+          <w:sz w:val="18"/>
         </w:rPr>
         <w:t xml:space="preserve"> streams, and typed reactive forms, reducing regressions caused by ad-hoc subscriptions and shared state.</w:t>
       </w:r>
@@ -3416,58 +2486,41 @@
         <w:pStyle w:val="NormalWeb"/>
         <w:numPr>
           <w:ilvl w:val="0"/>
-          <w:numId w:val="15"/>
+          <w:numId w:val="24"/>
         </w:numPr>
         <w:jc w:val="both"/>
         <w:rPr>
-          <w:rFonts w:ascii="Arial" w:hAnsi="Arial" w:cs="Arial"/>
-          <w:sz w:val="18"/>
-          <w:szCs w:val="18"/>
-        </w:rPr>
-      </w:pPr>
-      <w:r>
-        <w:rPr>
-          <w:rFonts w:ascii="Arial" w:hAnsi="Arial" w:cs="Arial"/>
-          <w:sz w:val="18"/>
-          <w:szCs w:val="18"/>
-        </w:rPr>
-        <w:t xml:space="preserve">I implemented a new </w:t>
-      </w:r>
-      <w:r>
-        <w:rPr>
-          <w:rStyle w:val="Strong"/>
-          <w:rFonts w:ascii="Arial" w:hAnsi="Arial" w:cs="Arial"/>
-          <w:sz w:val="18"/>
-          <w:szCs w:val="18"/>
-        </w:rPr>
-        <w:t>real-time dashboard</w:t>
-      </w:r>
-      <w:r>
-        <w:rPr>
-          <w:rFonts w:ascii="Arial" w:hAnsi="Arial" w:cs="Arial"/>
-          <w:sz w:val="18"/>
-          <w:szCs w:val="18"/>
-        </w:rPr>
-        <w:t xml:space="preserve"> feature using </w:t>
-      </w:r>
+          <w:sz w:val="18"/>
+        </w:rPr>
+      </w:pPr>
+      <w:r>
+        <w:rPr>
+          <w:sz w:val="18"/>
+        </w:rPr>
+        <w:t xml:space="preserve">Implemented a new real-time dashboard feature using </w:t>
+      </w:r>
+      <w:bookmarkStart w:id="0" w:name="_GoBack"/>
       <w:proofErr w:type="spellStart"/>
       <w:r>
         <w:rPr>
           <w:rStyle w:val="Strong"/>
-          <w:rFonts w:ascii="Arial" w:hAnsi="Arial" w:cs="Arial"/>
-          <w:sz w:val="18"/>
-          <w:szCs w:val="18"/>
+          <w:sz w:val="18"/>
         </w:rPr>
         <w:t>SignalR</w:t>
       </w:r>
       <w:proofErr w:type="spellEnd"/>
       <w:r>
         <w:rPr>
-          <w:rFonts w:ascii="Arial" w:hAnsi="Arial" w:cs="Arial"/>
-          <w:sz w:val="18"/>
-          <w:szCs w:val="18"/>
-        </w:rPr>
-        <w:t xml:space="preserve"> and resilient reconnection logic, including message versioning and UI fallbacks, so operations teams had live status without full page refreshes.</w:t>
+          <w:sz w:val="18"/>
+        </w:rPr>
+        <w:t xml:space="preserve"> </w:t>
+      </w:r>
+      <w:bookmarkEnd w:id="0"/>
+      <w:r>
+        <w:rPr>
+          <w:sz w:val="18"/>
+        </w:rPr>
+        <w:t>and resilient reconnection logic, including message versioning and UI fallbacks, so operations teams had live status without full page refreshes.</w:t>
       </w:r>
     </w:p>
     <w:p>
@@ -3475,58 +2528,53 @@
         <w:pStyle w:val="NormalWeb"/>
         <w:numPr>
           <w:ilvl w:val="0"/>
-          <w:numId w:val="15"/>
+          <w:numId w:val="24"/>
         </w:numPr>
         <w:jc w:val="both"/>
         <w:rPr>
-          <w:rFonts w:ascii="Arial" w:hAnsi="Arial" w:cs="Arial"/>
-          <w:sz w:val="18"/>
-          <w:szCs w:val="18"/>
-        </w:rPr>
-      </w:pPr>
-      <w:r>
-        <w:rPr>
-          <w:rFonts w:ascii="Arial" w:hAnsi="Arial" w:cs="Arial"/>
-          <w:sz w:val="18"/>
-          <w:szCs w:val="18"/>
-        </w:rPr>
-        <w:t xml:space="preserve">I handled a severe </w:t>
-      </w:r>
-      <w:r>
-        <w:rPr>
-          <w:rStyle w:val="Strong"/>
-          <w:rFonts w:ascii="Arial" w:hAnsi="Arial" w:cs="Arial"/>
-          <w:sz w:val="18"/>
-          <w:szCs w:val="18"/>
+          <w:sz w:val="18"/>
+        </w:rPr>
+      </w:pPr>
+      <w:r>
+        <w:rPr>
+          <w:sz w:val="18"/>
+        </w:rPr>
+        <w:t xml:space="preserve">Handled a severe </w:t>
+      </w:r>
+      <w:r>
+        <w:rPr>
+          <w:rStyle w:val="Strong"/>
+          <w:sz w:val="18"/>
         </w:rPr>
         <w:t>memory leak</w:t>
       </w:r>
       <w:r>
         <w:rPr>
-          <w:rFonts w:ascii="Arial" w:hAnsi="Arial" w:cs="Arial"/>
-          <w:sz w:val="18"/>
-          <w:szCs w:val="18"/>
+          <w:sz w:val="18"/>
         </w:rPr>
         <w:t xml:space="preserve"> in the UI caused by orphaned subscriptions by standardizing </w:t>
       </w:r>
       <w:proofErr w:type="spellStart"/>
       <w:r>
         <w:rPr>
-          <w:rStyle w:val="HTMLCode"/>
-          <w:rFonts w:ascii="Arial" w:hAnsi="Arial" w:cs="Arial"/>
-          <w:sz w:val="18"/>
-          <w:szCs w:val="18"/>
+          <w:rStyle w:val="Strong"/>
+          <w:sz w:val="18"/>
         </w:rPr>
         <w:t>async</w:t>
       </w:r>
       <w:proofErr w:type="spellEnd"/>
       <w:r>
         <w:rPr>
-          <w:rFonts w:ascii="Arial" w:hAnsi="Arial" w:cs="Arial"/>
-          <w:sz w:val="18"/>
-          <w:szCs w:val="18"/>
-        </w:rPr>
-        <w:t xml:space="preserve"> pipe usage, introducing facade services, and adding component teardown tests to prevent recurrence.</w:t>
+          <w:rStyle w:val="Strong"/>
+          <w:sz w:val="18"/>
+        </w:rPr>
+        <w:t xml:space="preserve"> pipe</w:t>
+      </w:r>
+      <w:r>
+        <w:rPr>
+          <w:sz w:val="18"/>
+        </w:rPr>
+        <w:t xml:space="preserve"> usage, introducing facade services, and adding component teardown tests to prevent recurrence.</w:t>
       </w:r>
     </w:p>
     <w:p>
@@ -3534,37 +2582,29 @@
         <w:pStyle w:val="NormalWeb"/>
         <w:numPr>
           <w:ilvl w:val="0"/>
-          <w:numId w:val="15"/>
+          <w:numId w:val="24"/>
         </w:numPr>
         <w:jc w:val="both"/>
         <w:rPr>
-          <w:rFonts w:ascii="Arial" w:hAnsi="Arial" w:cs="Arial"/>
-          <w:sz w:val="18"/>
-          <w:szCs w:val="18"/>
-        </w:rPr>
-      </w:pPr>
-      <w:r>
-        <w:rPr>
-          <w:rFonts w:ascii="Arial" w:hAnsi="Arial" w:cs="Arial"/>
-          <w:sz w:val="18"/>
-          <w:szCs w:val="18"/>
-        </w:rPr>
-        <w:t xml:space="preserve">I improved API performance by analyzing SQL plans on </w:t>
-      </w:r>
-      <w:r>
-        <w:rPr>
-          <w:rStyle w:val="Strong"/>
-          <w:rFonts w:ascii="Arial" w:hAnsi="Arial" w:cs="Arial"/>
-          <w:sz w:val="18"/>
-          <w:szCs w:val="18"/>
+          <w:sz w:val="18"/>
+        </w:rPr>
+      </w:pPr>
+      <w:r>
+        <w:rPr>
+          <w:sz w:val="18"/>
+        </w:rPr>
+        <w:t xml:space="preserve">Improved API performance by analyzing SQL plans on </w:t>
+      </w:r>
+      <w:r>
+        <w:rPr>
+          <w:rStyle w:val="Strong"/>
+          <w:sz w:val="18"/>
         </w:rPr>
         <w:t>SQL Server 2017/2019</w:t>
       </w:r>
       <w:r>
         <w:rPr>
-          <w:rFonts w:ascii="Arial" w:hAnsi="Arial" w:cs="Arial"/>
-          <w:sz w:val="18"/>
-          <w:szCs w:val="18"/>
+          <w:sz w:val="18"/>
         </w:rPr>
         <w:t>, adding covering indexes, rewriting N+1 query patterns, and introducing server-side pagination to stabilize p95 latency under peak loads.</w:t>
       </w:r>
@@ -3574,37 +2614,29 @@
         <w:pStyle w:val="NormalWeb"/>
         <w:numPr>
           <w:ilvl w:val="0"/>
-          <w:numId w:val="15"/>
+          <w:numId w:val="24"/>
         </w:numPr>
         <w:jc w:val="both"/>
         <w:rPr>
-          <w:rFonts w:ascii="Arial" w:hAnsi="Arial" w:cs="Arial"/>
-          <w:sz w:val="18"/>
-          <w:szCs w:val="18"/>
-        </w:rPr>
-      </w:pPr>
-      <w:r>
-        <w:rPr>
-          <w:rFonts w:ascii="Arial" w:hAnsi="Arial" w:cs="Arial"/>
-          <w:sz w:val="18"/>
-          <w:szCs w:val="18"/>
-        </w:rPr>
-        <w:t xml:space="preserve">I implemented </w:t>
-      </w:r>
-      <w:r>
-        <w:rPr>
-          <w:rStyle w:val="Strong"/>
-          <w:rFonts w:ascii="Arial" w:hAnsi="Arial" w:cs="Arial"/>
-          <w:sz w:val="18"/>
-          <w:szCs w:val="18"/>
+          <w:sz w:val="18"/>
+        </w:rPr>
+      </w:pPr>
+      <w:r>
+        <w:rPr>
+          <w:sz w:val="18"/>
+        </w:rPr>
+        <w:t xml:space="preserve">Implemented </w:t>
+      </w:r>
+      <w:r>
+        <w:rPr>
+          <w:rStyle w:val="Strong"/>
+          <w:sz w:val="18"/>
         </w:rPr>
         <w:t>JWT</w:t>
       </w:r>
       <w:r>
         <w:rPr>
-          <w:rFonts w:ascii="Arial" w:hAnsi="Arial" w:cs="Arial"/>
-          <w:sz w:val="18"/>
-          <w:szCs w:val="18"/>
+          <w:sz w:val="18"/>
         </w:rPr>
         <w:t xml:space="preserve"> authentication with role-based authorization policies and audit-friendly claims mapping, then added rate limiting and structured security logs to reduce brute-force noise and speed up investigations.</w:t>
       </w:r>
@@ -3614,38 +2646,30 @@
         <w:pStyle w:val="NormalWeb"/>
         <w:numPr>
           <w:ilvl w:val="0"/>
-          <w:numId w:val="15"/>
+          <w:numId w:val="24"/>
         </w:numPr>
         <w:jc w:val="both"/>
         <w:rPr>
-          <w:rFonts w:ascii="Arial" w:hAnsi="Arial" w:cs="Arial"/>
-          <w:sz w:val="18"/>
-          <w:szCs w:val="18"/>
-        </w:rPr>
-      </w:pPr>
-      <w:r>
-        <w:rPr>
-          <w:rFonts w:ascii="Arial" w:hAnsi="Arial" w:cs="Arial"/>
-          <w:sz w:val="18"/>
-          <w:szCs w:val="18"/>
-        </w:rPr>
-        <w:t xml:space="preserve">I modernized background processing by migrating </w:t>
+          <w:sz w:val="18"/>
+        </w:rPr>
+      </w:pPr>
+      <w:r>
+        <w:rPr>
+          <w:sz w:val="18"/>
+        </w:rPr>
+        <w:t xml:space="preserve">Modernized background processing by migrating </w:t>
       </w:r>
       <w:proofErr w:type="spellStart"/>
       <w:r>
         <w:rPr>
-          <w:rFonts w:ascii="Arial" w:hAnsi="Arial" w:cs="Arial"/>
-          <w:sz w:val="18"/>
-          <w:szCs w:val="18"/>
+          <w:sz w:val="18"/>
         </w:rPr>
         <w:t>cron</w:t>
       </w:r>
       <w:proofErr w:type="spellEnd"/>
       <w:r>
         <w:rPr>
-          <w:rFonts w:ascii="Arial" w:hAnsi="Arial" w:cs="Arial"/>
-          <w:sz w:val="18"/>
-          <w:szCs w:val="18"/>
+          <w:sz w:val="18"/>
         </w:rPr>
         <w:t xml:space="preserve">-like tasks into </w:t>
       </w:r>
@@ -3653,36 +2677,28 @@
       <w:r>
         <w:rPr>
           <w:rStyle w:val="Strong"/>
-          <w:rFonts w:ascii="Arial" w:hAnsi="Arial" w:cs="Arial"/>
-          <w:sz w:val="18"/>
-          <w:szCs w:val="18"/>
+          <w:sz w:val="18"/>
         </w:rPr>
         <w:t>IHostedService</w:t>
       </w:r>
       <w:proofErr w:type="spellEnd"/>
       <w:r>
         <w:rPr>
-          <w:rFonts w:ascii="Arial" w:hAnsi="Arial" w:cs="Arial"/>
-          <w:sz w:val="18"/>
-          <w:szCs w:val="18"/>
+          <w:sz w:val="18"/>
         </w:rPr>
         <w:t xml:space="preserve"> workers with retries, </w:t>
       </w:r>
       <w:proofErr w:type="spellStart"/>
       <w:r>
         <w:rPr>
-          <w:rFonts w:ascii="Arial" w:hAnsi="Arial" w:cs="Arial"/>
-          <w:sz w:val="18"/>
-          <w:szCs w:val="18"/>
+          <w:sz w:val="18"/>
         </w:rPr>
         <w:t>backoff</w:t>
       </w:r>
       <w:proofErr w:type="spellEnd"/>
       <w:r>
         <w:rPr>
-          <w:rFonts w:ascii="Arial" w:hAnsi="Arial" w:cs="Arial"/>
-          <w:sz w:val="18"/>
-          <w:szCs w:val="18"/>
+          <w:sz w:val="18"/>
         </w:rPr>
         <w:t>, and dead-letter patterns, which reduced stuck jobs and made recovery deterministic after outages.</w:t>
       </w:r>
@@ -3692,29 +2708,36 @@
         <w:pStyle w:val="NormalWeb"/>
         <w:numPr>
           <w:ilvl w:val="0"/>
-          <w:numId w:val="15"/>
+          <w:numId w:val="24"/>
         </w:numPr>
         <w:jc w:val="both"/>
         <w:rPr>
-          <w:rFonts w:ascii="Arial" w:hAnsi="Arial" w:cs="Arial"/>
-          <w:sz w:val="18"/>
-          <w:szCs w:val="18"/>
-        </w:rPr>
-      </w:pPr>
-      <w:r>
-        <w:rPr>
-          <w:rFonts w:ascii="Arial" w:hAnsi="Arial" w:cs="Arial"/>
-          <w:sz w:val="18"/>
-          <w:szCs w:val="18"/>
-        </w:rPr>
-        <w:t xml:space="preserve">I built CI/CD pipelines in </w:t>
-      </w:r>
-      <w:r>
-        <w:rPr>
-          <w:rStyle w:val="Strong"/>
-          <w:rFonts w:ascii="Arial" w:hAnsi="Arial" w:cs="Arial"/>
-          <w:sz w:val="18"/>
-          <w:szCs w:val="18"/>
+          <w:sz w:val="18"/>
+        </w:rPr>
+      </w:pPr>
+      <w:r>
+        <w:rPr>
+          <w:sz w:val="18"/>
+        </w:rPr>
+        <w:t xml:space="preserve">Built </w:t>
+      </w:r>
+      <w:r>
+        <w:rPr>
+          <w:rStyle w:val="Strong"/>
+          <w:sz w:val="18"/>
+        </w:rPr>
+        <w:t>CI/CD</w:t>
+      </w:r>
+      <w:r>
+        <w:rPr>
+          <w:sz w:val="18"/>
+        </w:rPr>
+        <w:t xml:space="preserve"> pipelines in </w:t>
+      </w:r>
+      <w:r>
+        <w:rPr>
+          <w:rStyle w:val="Strong"/>
+          <w:sz w:val="18"/>
         </w:rPr>
         <w:t xml:space="preserve">Azure </w:t>
       </w:r>
@@ -3722,18 +2745,14 @@
       <w:r>
         <w:rPr>
           <w:rStyle w:val="Strong"/>
-          <w:rFonts w:ascii="Arial" w:hAnsi="Arial" w:cs="Arial"/>
-          <w:sz w:val="18"/>
-          <w:szCs w:val="18"/>
+          <w:sz w:val="18"/>
         </w:rPr>
         <w:t>DevOps</w:t>
       </w:r>
       <w:proofErr w:type="spellEnd"/>
       <w:r>
         <w:rPr>
-          <w:rFonts w:ascii="Arial" w:hAnsi="Arial" w:cs="Arial"/>
-          <w:sz w:val="18"/>
-          <w:szCs w:val="18"/>
+          <w:sz w:val="18"/>
         </w:rPr>
         <w:t xml:space="preserve"> with gated builds, database migration checks, and environment-based configuration, ensuring every deployment had consistent artifacts and reliable rollback paths.</w:t>
       </w:r>
@@ -3743,39 +2762,31 @@
         <w:pStyle w:val="NormalWeb"/>
         <w:numPr>
           <w:ilvl w:val="0"/>
-          <w:numId w:val="15"/>
+          <w:numId w:val="24"/>
         </w:numPr>
         <w:jc w:val="both"/>
         <w:rPr>
-          <w:rFonts w:ascii="Arial" w:hAnsi="Arial" w:cs="Arial"/>
-          <w:sz w:val="18"/>
-          <w:szCs w:val="18"/>
-        </w:rPr>
-      </w:pPr>
-      <w:r>
-        <w:rPr>
-          <w:rFonts w:ascii="Arial" w:hAnsi="Arial" w:cs="Arial"/>
-          <w:sz w:val="18"/>
-          <w:szCs w:val="18"/>
-        </w:rPr>
-        <w:t xml:space="preserve">I introduced </w:t>
+          <w:sz w:val="18"/>
+        </w:rPr>
+      </w:pPr>
+      <w:r>
+        <w:rPr>
+          <w:sz w:val="18"/>
+        </w:rPr>
+        <w:t xml:space="preserve">Introduced </w:t>
       </w:r>
       <w:proofErr w:type="spellStart"/>
       <w:r>
         <w:rPr>
           <w:rStyle w:val="Strong"/>
-          <w:rFonts w:ascii="Arial" w:hAnsi="Arial" w:cs="Arial"/>
-          <w:sz w:val="18"/>
-          <w:szCs w:val="18"/>
+          <w:sz w:val="18"/>
         </w:rPr>
         <w:t>Docker</w:t>
       </w:r>
       <w:proofErr w:type="spellEnd"/>
       <w:r>
         <w:rPr>
-          <w:rFonts w:ascii="Arial" w:hAnsi="Arial" w:cs="Arial"/>
-          <w:sz w:val="18"/>
-          <w:szCs w:val="18"/>
+          <w:sz w:val="18"/>
         </w:rPr>
         <w:t xml:space="preserve"> for repeatable local and CI environments, aligning Angular build outputs and .NET runtime dependencies so “works on my machine” incidents stopped blocking releases.</w:t>
       </w:r>
@@ -3785,22 +2796,18 @@
         <w:pStyle w:val="NormalWeb"/>
         <w:numPr>
           <w:ilvl w:val="0"/>
-          <w:numId w:val="15"/>
+          <w:numId w:val="24"/>
         </w:numPr>
         <w:jc w:val="both"/>
         <w:rPr>
-          <w:rFonts w:ascii="Arial" w:hAnsi="Arial" w:cs="Arial"/>
-          <w:sz w:val="18"/>
-          <w:szCs w:val="18"/>
-        </w:rPr>
-      </w:pPr>
-      <w:r>
-        <w:rPr>
-          <w:rFonts w:ascii="Arial" w:hAnsi="Arial" w:cs="Arial"/>
-          <w:sz w:val="18"/>
-          <w:szCs w:val="18"/>
-        </w:rPr>
-        <w:t>I fixed a critical rounding and currency formatting defect that silently changed invoice totals by switching to decimal-safe calculations, invariant culture formatting, and regression tests over edge-case inputs.</w:t>
+          <w:sz w:val="18"/>
+        </w:rPr>
+      </w:pPr>
+      <w:r>
+        <w:rPr>
+          <w:sz w:val="18"/>
+        </w:rPr>
+        <w:t>Fixed a critical rounding and currency formatting defect that silently changed invoice totals by switching to decimal-safe calculations, invariant culture formatting, and regression tests over edge-case inputs.</w:t>
       </w:r>
     </w:p>
     <w:p>
@@ -3808,22 +2815,31 @@
         <w:pStyle w:val="NormalWeb"/>
         <w:numPr>
           <w:ilvl w:val="0"/>
-          <w:numId w:val="15"/>
+          <w:numId w:val="24"/>
         </w:numPr>
         <w:jc w:val="both"/>
         <w:rPr>
-          <w:rFonts w:ascii="Arial" w:hAnsi="Arial" w:cs="Arial"/>
-          <w:sz w:val="18"/>
-          <w:szCs w:val="18"/>
-        </w:rPr>
-      </w:pPr>
-      <w:r>
-        <w:rPr>
-          <w:rFonts w:ascii="Arial" w:hAnsi="Arial" w:cs="Arial"/>
-          <w:sz w:val="18"/>
-          <w:szCs w:val="18"/>
-        </w:rPr>
-        <w:t>I implemented a forward-looking feature flag system for incremental rollout, allowing the team to ship risky UI refactors safely while collecting metrics and reverting instantly when anomalies appeared.</w:t>
+          <w:sz w:val="18"/>
+        </w:rPr>
+      </w:pPr>
+      <w:r>
+        <w:rPr>
+          <w:sz w:val="18"/>
+        </w:rPr>
+        <w:t xml:space="preserve">Implemented a forward-looking </w:t>
+      </w:r>
+      <w:r>
+        <w:rPr>
+          <w:rStyle w:val="Strong"/>
+          <w:sz w:val="18"/>
+        </w:rPr>
+        <w:t>feature flag</w:t>
+      </w:r>
+      <w:r>
+        <w:rPr>
+          <w:sz w:val="18"/>
+        </w:rPr>
+        <w:t xml:space="preserve"> system for incremental rollout, allowing the team to ship risky UI refactors safely while collecting metrics and reverting instantly when anomalies appeared.</w:t>
       </w:r>
     </w:p>
     <w:p>
@@ -3831,22 +2847,18 @@
         <w:pStyle w:val="NormalWeb"/>
         <w:numPr>
           <w:ilvl w:val="0"/>
-          <w:numId w:val="15"/>
+          <w:numId w:val="24"/>
         </w:numPr>
         <w:jc w:val="both"/>
         <w:rPr>
-          <w:rFonts w:ascii="Arial" w:hAnsi="Arial" w:cs="Arial"/>
-          <w:sz w:val="18"/>
-          <w:szCs w:val="18"/>
-        </w:rPr>
-      </w:pPr>
-      <w:r>
-        <w:rPr>
-          <w:rFonts w:ascii="Arial" w:hAnsi="Arial" w:cs="Arial"/>
-          <w:sz w:val="18"/>
-          <w:szCs w:val="18"/>
-        </w:rPr>
-        <w:t>I used my skills flexibly across frontend, API, and data layers by pairing with QA and product on incident triage, then translating findings into code-level fixes, monitoring alerts, and prevention playbooks.</w:t>
+          <w:sz w:val="18"/>
+        </w:rPr>
+      </w:pPr>
+      <w:r>
+        <w:rPr>
+          <w:sz w:val="18"/>
+        </w:rPr>
+        <w:t>Used skills flexibly across frontend, API, and data layers by pairing with QA and product on incident triage, then translating findings into code-level fixes, monitoring alerts, and prevention playbooks.</w:t>
       </w:r>
     </w:p>
     <w:tbl>
@@ -3942,55 +2954,36 @@
         <w:pStyle w:val="NormalWeb"/>
         <w:numPr>
           <w:ilvl w:val="0"/>
-          <w:numId w:val="17"/>
+          <w:numId w:val="26"/>
         </w:numPr>
         <w:jc w:val="both"/>
         <w:rPr>
-          <w:rFonts w:ascii="Arial" w:hAnsi="Arial" w:cs="Arial"/>
-          <w:sz w:val="18"/>
-        </w:rPr>
-      </w:pPr>
-      <w:r>
-        <w:rPr>
-          <w:rFonts w:ascii="Arial" w:hAnsi="Arial" w:cs="Arial"/>
-          <w:sz w:val="18"/>
-        </w:rPr>
-        <w:t xml:space="preserve">As a </w:t>
-      </w:r>
-      <w:r>
-        <w:rPr>
-          <w:rStyle w:val="Strong"/>
-          <w:rFonts w:ascii="Arial" w:hAnsi="Arial" w:cs="Arial"/>
-          <w:sz w:val="18"/>
-        </w:rPr>
-        <w:t>Software Engineer</w:t>
-      </w:r>
-      <w:r>
-        <w:rPr>
-          <w:rFonts w:ascii="Arial" w:hAnsi="Arial" w:cs="Arial"/>
-          <w:sz w:val="18"/>
-        </w:rPr>
-        <w:t xml:space="preserve">, I delivered customer-facing modules in </w:t>
-      </w:r>
-      <w:r>
-        <w:rPr>
-          <w:rStyle w:val="Strong"/>
-          <w:rFonts w:ascii="Arial" w:hAnsi="Arial" w:cs="Arial"/>
-          <w:sz w:val="18"/>
-        </w:rPr>
-        <w:t>Angular</w:t>
-      </w:r>
-      <w:r>
-        <w:rPr>
-          <w:rFonts w:ascii="Arial" w:hAnsi="Arial" w:cs="Arial"/>
-          <w:sz w:val="18"/>
-        </w:rPr>
-        <w:t xml:space="preserve"> (</w:t>
+          <w:sz w:val="18"/>
+        </w:rPr>
+      </w:pPr>
+      <w:r>
+        <w:rPr>
+          <w:sz w:val="18"/>
+        </w:rPr>
+        <w:t xml:space="preserve">Delivered customer-facing workflows in </w:t>
+      </w:r>
+      <w:r>
+        <w:rPr>
+          <w:rStyle w:val="Strong"/>
+          <w:sz w:val="18"/>
+        </w:rPr>
+        <w:t>Angular 4/5</w:t>
+      </w:r>
+      <w:r>
+        <w:rPr>
+          <w:sz w:val="18"/>
+        </w:rPr>
+        <w:t xml:space="preserve"> with </w:t>
       </w:r>
       <w:proofErr w:type="spellStart"/>
       <w:r>
         <w:rPr>
-          <w:rFonts w:ascii="Arial" w:hAnsi="Arial" w:cs="Arial"/>
+          <w:rStyle w:val="Strong"/>
           <w:sz w:val="18"/>
         </w:rPr>
         <w:t>TypeScript</w:t>
@@ -3998,10 +2991,51 @@
       <w:proofErr w:type="spellEnd"/>
       <w:r>
         <w:rPr>
-          <w:rFonts w:ascii="Arial" w:hAnsi="Arial" w:cs="Arial"/>
-          <w:sz w:val="18"/>
-        </w:rPr>
-        <w:t>) with reactive forms, route guards, and reusable components, aligning UI behavior with backend contracts to keep releases predictable and easy for QA to validate end-to-end.</w:t>
+          <w:rStyle w:val="Strong"/>
+          <w:sz w:val="18"/>
+        </w:rPr>
+        <w:t xml:space="preserve"> 2.x</w:t>
+      </w:r>
+      <w:r>
+        <w:rPr>
+          <w:sz w:val="18"/>
+        </w:rPr>
+        <w:t xml:space="preserve">, </w:t>
+      </w:r>
+      <w:proofErr w:type="spellStart"/>
+      <w:r>
+        <w:rPr>
+          <w:rStyle w:val="Strong"/>
+          <w:sz w:val="18"/>
+        </w:rPr>
+        <w:t>RxJS</w:t>
+      </w:r>
+      <w:proofErr w:type="spellEnd"/>
+      <w:r>
+        <w:rPr>
+          <w:rStyle w:val="Strong"/>
+          <w:sz w:val="18"/>
+        </w:rPr>
+        <w:t xml:space="preserve"> 5</w:t>
+      </w:r>
+      <w:r>
+        <w:rPr>
+          <w:sz w:val="18"/>
+        </w:rPr>
+        <w:t xml:space="preserve">, reactive forms, and route guards, keeping UI state predictable and tightly aligned with </w:t>
+      </w:r>
+      <w:r>
+        <w:rPr>
+          <w:rStyle w:val="Strong"/>
+          <w:sz w:val="18"/>
+        </w:rPr>
+        <w:t>ASP.NET MVC 5 / Web API 2</w:t>
+      </w:r>
+      <w:r>
+        <w:rPr>
+          <w:sz w:val="18"/>
+        </w:rPr>
+        <w:t xml:space="preserve"> contracts for clean QA sign-off.</w:t>
       </w:r>
     </w:p>
     <w:p>
@@ -4009,50 +3043,31 @@
         <w:pStyle w:val="NormalWeb"/>
         <w:numPr>
           <w:ilvl w:val="0"/>
-          <w:numId w:val="17"/>
+          <w:numId w:val="26"/>
         </w:numPr>
         <w:jc w:val="both"/>
         <w:rPr>
-          <w:rFonts w:ascii="Arial" w:hAnsi="Arial" w:cs="Arial"/>
-          <w:sz w:val="18"/>
-        </w:rPr>
-      </w:pPr>
-      <w:r>
-        <w:rPr>
-          <w:rFonts w:ascii="Arial" w:hAnsi="Arial" w:cs="Arial"/>
-          <w:sz w:val="18"/>
-        </w:rPr>
-        <w:t xml:space="preserve">I built and maintained </w:t>
-      </w:r>
-      <w:r>
-        <w:rPr>
-          <w:rStyle w:val="Strong"/>
-          <w:rFonts w:ascii="Arial" w:hAnsi="Arial" w:cs="Arial"/>
-          <w:sz w:val="18"/>
-        </w:rPr>
-        <w:t>.NET Framework</w:t>
-      </w:r>
-      <w:r>
-        <w:rPr>
-          <w:rFonts w:ascii="Arial" w:hAnsi="Arial" w:cs="Arial"/>
-          <w:sz w:val="18"/>
-        </w:rPr>
-        <w:t xml:space="preserve"> services and </w:t>
-      </w:r>
-      <w:r>
-        <w:rPr>
-          <w:rStyle w:val="Strong"/>
-          <w:rFonts w:ascii="Arial" w:hAnsi="Arial" w:cs="Arial"/>
-          <w:sz w:val="18"/>
-        </w:rPr>
-        <w:t>ASP.NET MVC/Web API</w:t>
-      </w:r>
-      <w:r>
-        <w:rPr>
-          <w:rFonts w:ascii="Arial" w:hAnsi="Arial" w:cs="Arial"/>
-          <w:sz w:val="18"/>
-        </w:rPr>
-        <w:t xml:space="preserve"> endpoints with clean controller boundaries, consistent request validation, and standardized error responses, which reduced integration ambiguity for the Angular client and external consumers.</w:t>
+          <w:sz w:val="18"/>
+        </w:rPr>
+      </w:pPr>
+      <w:r>
+        <w:rPr>
+          <w:sz w:val="18"/>
+        </w:rPr>
+        <w:t xml:space="preserve">Built and maintained </w:t>
+      </w:r>
+      <w:r>
+        <w:rPr>
+          <w:rStyle w:val="Strong"/>
+          <w:sz w:val="18"/>
+        </w:rPr>
+        <w:t>.NET Framework 4.6/4.7</w:t>
+      </w:r>
+      <w:r>
+        <w:rPr>
+          <w:sz w:val="18"/>
+        </w:rPr>
+        <w:t xml:space="preserve"> services with shared validation filters and consistent error envelopes, reducing integration ambiguity so the Angular client stopped breaking on edge-case inputs from real users.</w:t>
       </w:r>
     </w:p>
     <w:p>
@@ -4060,35 +3075,31 @@
         <w:pStyle w:val="NormalWeb"/>
         <w:numPr>
           <w:ilvl w:val="0"/>
-          <w:numId w:val="17"/>
+          <w:numId w:val="26"/>
         </w:numPr>
         <w:jc w:val="both"/>
         <w:rPr>
-          <w:rFonts w:ascii="Arial" w:hAnsi="Arial" w:cs="Arial"/>
-          <w:sz w:val="18"/>
-        </w:rPr>
-      </w:pPr>
-      <w:r>
-        <w:rPr>
-          <w:rFonts w:ascii="Arial" w:hAnsi="Arial" w:cs="Arial"/>
-          <w:sz w:val="18"/>
-        </w:rPr>
-        <w:t xml:space="preserve">I owned several performance fixes by profiling slow list screens, then applying server-side paging, filtering, and sorting in </w:t>
-      </w:r>
-      <w:r>
-        <w:rPr>
-          <w:rStyle w:val="Strong"/>
-          <w:rFonts w:ascii="Arial" w:hAnsi="Arial" w:cs="Arial"/>
-          <w:sz w:val="18"/>
-        </w:rPr>
-        <w:t>SQL Server</w:t>
-      </w:r>
-      <w:r>
-        <w:rPr>
-          <w:rFonts w:ascii="Arial" w:hAnsi="Arial" w:cs="Arial"/>
-          <w:sz w:val="18"/>
-        </w:rPr>
-        <w:t xml:space="preserve"> via optimized queries and targeted indexes, which stabilized response times under peak concurrent usage.</w:t>
+          <w:sz w:val="18"/>
+        </w:rPr>
+      </w:pPr>
+      <w:r>
+        <w:rPr>
+          <w:sz w:val="18"/>
+        </w:rPr>
+        <w:t xml:space="preserve">Supported performance recoveries by profiling slow grids and report screens, then applying server-side paging and search in </w:t>
+      </w:r>
+      <w:r>
+        <w:rPr>
+          <w:rStyle w:val="Strong"/>
+          <w:sz w:val="18"/>
+        </w:rPr>
+        <w:t>SQL Server 2014/2016</w:t>
+      </w:r>
+      <w:r>
+        <w:rPr>
+          <w:sz w:val="18"/>
+        </w:rPr>
+        <w:t xml:space="preserve"> with query-plan reviews and targeted indexes to stabilize response times under peak usage.</w:t>
       </w:r>
     </w:p>
     <w:p>
@@ -4096,25 +3107,23 @@
         <w:pStyle w:val="NormalWeb"/>
         <w:numPr>
           <w:ilvl w:val="0"/>
-          <w:numId w:val="17"/>
+          <w:numId w:val="26"/>
         </w:numPr>
         <w:jc w:val="both"/>
         <w:rPr>
-          <w:rFonts w:ascii="Arial" w:hAnsi="Arial" w:cs="Arial"/>
-          <w:sz w:val="18"/>
-        </w:rPr>
-      </w:pPr>
-      <w:r>
-        <w:rPr>
-          <w:rFonts w:ascii="Arial" w:hAnsi="Arial" w:cs="Arial"/>
-          <w:sz w:val="18"/>
-        </w:rPr>
-        <w:t xml:space="preserve">I resolved a critical production bug where duplicate form submissions created double charges by adding server-side </w:t>
+          <w:sz w:val="18"/>
+        </w:rPr>
+      </w:pPr>
+      <w:r>
+        <w:rPr>
+          <w:sz w:val="18"/>
+        </w:rPr>
+        <w:t xml:space="preserve">Helped fix a critical production bug where double-click submissions produced duplicate records and occasional double charges, adding API-side </w:t>
       </w:r>
       <w:proofErr w:type="spellStart"/>
       <w:r>
         <w:rPr>
-          <w:rFonts w:ascii="Arial" w:hAnsi="Arial" w:cs="Arial"/>
+          <w:rStyle w:val="Strong"/>
           <w:sz w:val="18"/>
         </w:rPr>
         <w:t>idempotency</w:t>
@@ -4122,10 +3131,29 @@
       <w:proofErr w:type="spellEnd"/>
       <w:r>
         <w:rPr>
-          <w:rFonts w:ascii="Arial" w:hAnsi="Arial" w:cs="Arial"/>
-          <w:sz w:val="18"/>
-        </w:rPr>
-        <w:t xml:space="preserve"> guards and optimistic concurrency checks, then updating the Angular UI to disable resubmits and surface safe retry messaging.</w:t>
+          <w:rStyle w:val="Strong"/>
+          <w:sz w:val="18"/>
+        </w:rPr>
+        <w:t xml:space="preserve"> tokens</w:t>
+      </w:r>
+      <w:r>
+        <w:rPr>
+          <w:sz w:val="18"/>
+        </w:rPr>
+        <w:t xml:space="preserve">, </w:t>
+      </w:r>
+      <w:r>
+        <w:rPr>
+          <w:rStyle w:val="Strong"/>
+          <w:sz w:val="18"/>
+        </w:rPr>
+        <w:t>optimistic concurrency</w:t>
+      </w:r>
+      <w:r>
+        <w:rPr>
+          <w:sz w:val="18"/>
+        </w:rPr>
+        <w:t xml:space="preserve"> checks, and UI-side disabled submit states plus safe retry messaging.</w:t>
       </w:r>
     </w:p>
     <w:p>
@@ -4133,20 +3161,45 @@
         <w:pStyle w:val="NormalWeb"/>
         <w:numPr>
           <w:ilvl w:val="0"/>
-          <w:numId w:val="17"/>
+          <w:numId w:val="26"/>
         </w:numPr>
         <w:jc w:val="both"/>
         <w:rPr>
-          <w:rFonts w:ascii="Arial" w:hAnsi="Arial" w:cs="Arial"/>
-          <w:sz w:val="18"/>
-        </w:rPr>
-      </w:pPr>
-      <w:r>
-        <w:rPr>
-          <w:rFonts w:ascii="Arial" w:hAnsi="Arial" w:cs="Arial"/>
-          <w:sz w:val="18"/>
-        </w:rPr>
-        <w:t>To address intermittent authentication failures, I fixed token-refresh race conditions by centralizing the Angular HTTP interceptor flow and aligning session timeout rules with the API middleware, which eliminated “random logout” incidents reported by support.</w:t>
+          <w:sz w:val="18"/>
+        </w:rPr>
+      </w:pPr>
+      <w:r>
+        <w:rPr>
+          <w:sz w:val="18"/>
+        </w:rPr>
+        <w:t xml:space="preserve">Assisted with “random logout” incidents caused by token refresh </w:t>
+      </w:r>
+      <w:proofErr w:type="spellStart"/>
+      <w:r>
+        <w:rPr>
+          <w:sz w:val="18"/>
+        </w:rPr>
+        <w:t>races</w:t>
+      </w:r>
+      <w:proofErr w:type="spellEnd"/>
+      <w:r>
+        <w:rPr>
+          <w:sz w:val="18"/>
+        </w:rPr>
+        <w:t xml:space="preserve"> by consolidating the </w:t>
+      </w:r>
+      <w:r>
+        <w:rPr>
+          <w:rStyle w:val="Strong"/>
+          <w:sz w:val="18"/>
+        </w:rPr>
+        <w:t>Angular HTTP interceptor</w:t>
+      </w:r>
+      <w:r>
+        <w:rPr>
+          <w:sz w:val="18"/>
+        </w:rPr>
+        <w:t xml:space="preserve"> flow and aligning session timeout rules in API middleware so authentication stayed consistent across tabs and refresh cycles.</w:t>
       </w:r>
     </w:p>
     <w:p>
@@ -4154,35 +3207,31 @@
         <w:pStyle w:val="NormalWeb"/>
         <w:numPr>
           <w:ilvl w:val="0"/>
-          <w:numId w:val="17"/>
+          <w:numId w:val="26"/>
         </w:numPr>
         <w:jc w:val="both"/>
         <w:rPr>
-          <w:rFonts w:ascii="Arial" w:hAnsi="Arial" w:cs="Arial"/>
-          <w:sz w:val="18"/>
-        </w:rPr>
-      </w:pPr>
-      <w:r>
-        <w:rPr>
-          <w:rFonts w:ascii="Arial" w:hAnsi="Arial" w:cs="Arial"/>
-          <w:sz w:val="18"/>
-        </w:rPr>
-        <w:t xml:space="preserve">I implemented background processing for long-running tasks using </w:t>
-      </w:r>
-      <w:r>
-        <w:rPr>
-          <w:rStyle w:val="Strong"/>
-          <w:rFonts w:ascii="Arial" w:hAnsi="Arial" w:cs="Arial"/>
+          <w:sz w:val="18"/>
+        </w:rPr>
+      </w:pPr>
+      <w:r>
+        <w:rPr>
+          <w:sz w:val="18"/>
+        </w:rPr>
+        <w:t xml:space="preserve">Implemented supportable background processing for long-running operations using </w:t>
+      </w:r>
+      <w:r>
+        <w:rPr>
+          <w:rStyle w:val="Strong"/>
           <w:sz w:val="18"/>
         </w:rPr>
         <w:t>Windows Services</w:t>
       </w:r>
       <w:r>
         <w:rPr>
-          <w:rFonts w:ascii="Arial" w:hAnsi="Arial" w:cs="Arial"/>
-          <w:sz w:val="18"/>
-        </w:rPr>
-        <w:t xml:space="preserve"> / scheduled jobs and durable database tracking, ensuring retries were safe and observable so that operational teams could re-run failed work without corrupting data.</w:t>
+          <w:sz w:val="18"/>
+        </w:rPr>
+        <w:t xml:space="preserve"> and scheduled jobs with durable tracking tables, enabling safe retries and admin re-runs without corrupting business data.</w:t>
       </w:r>
     </w:p>
     <w:p>
@@ -4190,20 +3239,45 @@
         <w:pStyle w:val="NormalWeb"/>
         <w:numPr>
           <w:ilvl w:val="0"/>
-          <w:numId w:val="17"/>
+          <w:numId w:val="26"/>
         </w:numPr>
         <w:jc w:val="both"/>
         <w:rPr>
-          <w:rFonts w:ascii="Arial" w:hAnsi="Arial" w:cs="Arial"/>
-          <w:sz w:val="18"/>
-        </w:rPr>
-      </w:pPr>
-      <w:r>
-        <w:rPr>
-          <w:rFonts w:ascii="Arial" w:hAnsi="Arial" w:cs="Arial"/>
-          <w:sz w:val="18"/>
-        </w:rPr>
-        <w:t>I upgraded legacy pages from older Angular patterns to a more maintainable structure by introducing feature modules, shared UI libraries, and stricter typing, which reduced regression risk and made onboarding new engineers faster and less error-prone.</w:t>
+          <w:sz w:val="18"/>
+        </w:rPr>
+      </w:pPr>
+      <w:r>
+        <w:rPr>
+          <w:sz w:val="18"/>
+        </w:rPr>
+        <w:t xml:space="preserve">Upgraded legacy pages built with older Angular patterns and mixed </w:t>
+      </w:r>
+      <w:proofErr w:type="spellStart"/>
+      <w:r>
+        <w:rPr>
+          <w:sz w:val="18"/>
+        </w:rPr>
+        <w:t>jQuery</w:t>
+      </w:r>
+      <w:proofErr w:type="spellEnd"/>
+      <w:r>
+        <w:rPr>
+          <w:sz w:val="18"/>
+        </w:rPr>
+        <w:t xml:space="preserve"> widgets into a cleaner </w:t>
+      </w:r>
+      <w:r>
+        <w:rPr>
+          <w:rStyle w:val="Strong"/>
+          <w:sz w:val="18"/>
+        </w:rPr>
+        <w:t>Angular 5</w:t>
+      </w:r>
+      <w:r>
+        <w:rPr>
+          <w:sz w:val="18"/>
+        </w:rPr>
+        <w:t xml:space="preserve"> feature-module structure, introducing shared components, stricter typing, and consistent form validators to reduce regressions.</w:t>
       </w:r>
     </w:p>
     <w:p>
@@ -4211,20 +3285,31 @@
         <w:pStyle w:val="NormalWeb"/>
         <w:numPr>
           <w:ilvl w:val="0"/>
-          <w:numId w:val="17"/>
+          <w:numId w:val="26"/>
         </w:numPr>
         <w:jc w:val="both"/>
         <w:rPr>
-          <w:rFonts w:ascii="Arial" w:hAnsi="Arial" w:cs="Arial"/>
-          <w:sz w:val="18"/>
-        </w:rPr>
-      </w:pPr>
-      <w:r>
-        <w:rPr>
-          <w:rFonts w:ascii="Arial" w:hAnsi="Arial" w:cs="Arial"/>
-          <w:sz w:val="18"/>
-        </w:rPr>
-        <w:t>I modernized parts of the backend from older project templates to a cleaner layered approach, separating domain logic from controllers and data access, which made unit testing practical and reduced side effects during hotfix releases.</w:t>
+          <w:sz w:val="18"/>
+        </w:rPr>
+      </w:pPr>
+      <w:r>
+        <w:rPr>
+          <w:sz w:val="18"/>
+        </w:rPr>
+        <w:t xml:space="preserve">Contributed to backend cleanup by separating controller concerns from domain logic using </w:t>
+      </w:r>
+      <w:r>
+        <w:rPr>
+          <w:rStyle w:val="Strong"/>
+          <w:sz w:val="18"/>
+        </w:rPr>
+        <w:t>Entity Framework 6</w:t>
+      </w:r>
+      <w:r>
+        <w:rPr>
+          <w:sz w:val="18"/>
+        </w:rPr>
+        <w:t xml:space="preserve"> service boundaries, which improved testability and reduced unintended side effects during urgent hotfixes.</w:t>
       </w:r>
     </w:p>
     <w:p>
@@ -4232,20 +3317,31 @@
         <w:pStyle w:val="NormalWeb"/>
         <w:numPr>
           <w:ilvl w:val="0"/>
-          <w:numId w:val="17"/>
+          <w:numId w:val="26"/>
         </w:numPr>
         <w:jc w:val="both"/>
         <w:rPr>
-          <w:rFonts w:ascii="Arial" w:hAnsi="Arial" w:cs="Arial"/>
-          <w:sz w:val="18"/>
-        </w:rPr>
-      </w:pPr>
-      <w:r>
-        <w:rPr>
-          <w:rFonts w:ascii="Arial" w:hAnsi="Arial" w:cs="Arial"/>
-          <w:sz w:val="18"/>
-        </w:rPr>
-        <w:t>I introduced structured logging and correlation IDs across UI and API calls, enabling faster root-cause analysis when a critical bug appeared only in production traffic, especially for multi-step workflows spanning several endpoints.</w:t>
+          <w:sz w:val="18"/>
+        </w:rPr>
+      </w:pPr>
+      <w:r>
+        <w:rPr>
+          <w:sz w:val="18"/>
+        </w:rPr>
+        <w:t xml:space="preserve">Added </w:t>
+      </w:r>
+      <w:r>
+        <w:rPr>
+          <w:rStyle w:val="Strong"/>
+          <w:sz w:val="18"/>
+        </w:rPr>
+        <w:t>structured logging</w:t>
+      </w:r>
+      <w:r>
+        <w:rPr>
+          <w:sz w:val="18"/>
+        </w:rPr>
+        <w:t xml:space="preserve"> with correlation IDs across UI and API requests, making production-only failures traceable in multi-step workflows where timing and partial retries previously hid the real root cause.</w:t>
       </w:r>
     </w:p>
     <w:p>
@@ -4253,35 +3349,59 @@
         <w:pStyle w:val="NormalWeb"/>
         <w:numPr>
           <w:ilvl w:val="0"/>
-          <w:numId w:val="17"/>
+          <w:numId w:val="26"/>
         </w:numPr>
         <w:jc w:val="both"/>
         <w:rPr>
-          <w:rFonts w:ascii="Arial" w:hAnsi="Arial" w:cs="Arial"/>
-          <w:sz w:val="18"/>
-        </w:rPr>
-      </w:pPr>
-      <w:r>
-        <w:rPr>
-          <w:rFonts w:ascii="Arial" w:hAnsi="Arial" w:cs="Arial"/>
-          <w:sz w:val="18"/>
-        </w:rPr>
-        <w:t xml:space="preserve">I stabilized deployments by tightening </w:t>
-      </w:r>
-      <w:r>
-        <w:rPr>
-          <w:rStyle w:val="Strong"/>
-          <w:rFonts w:ascii="Arial" w:hAnsi="Arial" w:cs="Arial"/>
+          <w:sz w:val="18"/>
+        </w:rPr>
+      </w:pPr>
+      <w:r>
+        <w:rPr>
+          <w:sz w:val="18"/>
+        </w:rPr>
+        <w:t xml:space="preserve">Improved release reliability by strengthening </w:t>
+      </w:r>
+      <w:r>
+        <w:rPr>
+          <w:rStyle w:val="Strong"/>
           <w:sz w:val="18"/>
         </w:rPr>
         <w:t>CI</w:t>
       </w:r>
       <w:r>
         <w:rPr>
-          <w:rFonts w:ascii="Arial" w:hAnsi="Arial" w:cs="Arial"/>
-          <w:sz w:val="18"/>
-        </w:rPr>
-        <w:t xml:space="preserve"> build steps, adding smoke tests for key API routes, and validating database migrations in a staging environment first, which reduced “works on my machine” releases and minimized rollback frequency.</w:t>
+          <w:sz w:val="18"/>
+        </w:rPr>
+        <w:t xml:space="preserve"> build gates (</w:t>
+      </w:r>
+      <w:proofErr w:type="spellStart"/>
+      <w:r>
+        <w:rPr>
+          <w:sz w:val="18"/>
+        </w:rPr>
+        <w:t>MSBuild</w:t>
+      </w:r>
+      <w:proofErr w:type="spellEnd"/>
+      <w:r>
+        <w:rPr>
+          <w:sz w:val="18"/>
+        </w:rPr>
+        <w:t>/</w:t>
+      </w:r>
+      <w:proofErr w:type="spellStart"/>
+      <w:r>
+        <w:rPr>
+          <w:sz w:val="18"/>
+        </w:rPr>
+        <w:t>NuGet</w:t>
+      </w:r>
+      <w:proofErr w:type="spellEnd"/>
+      <w:r>
+        <w:rPr>
+          <w:sz w:val="18"/>
+        </w:rPr>
+        <w:t xml:space="preserve"> restore), adding smoke tests for key API routes, and validating schema changes via staged migration scripts in pre-production environments.</w:t>
       </w:r>
     </w:p>
     <w:p>
@@ -4289,25 +3409,22 @@
         <w:pStyle w:val="NormalWeb"/>
         <w:numPr>
           <w:ilvl w:val="0"/>
-          <w:numId w:val="17"/>
+          <w:numId w:val="26"/>
         </w:numPr>
         <w:jc w:val="both"/>
         <w:rPr>
-          <w:rFonts w:ascii="Arial" w:hAnsi="Arial" w:cs="Arial"/>
-        </w:rPr>
-      </w:pPr>
-      <w:r>
-        <w:rPr>
-          <w:rFonts w:ascii="Arial" w:hAnsi="Arial" w:cs="Arial"/>
-          <w:sz w:val="18"/>
-        </w:rPr>
-        <w:lastRenderedPageBreak/>
-        <w:t xml:space="preserve">I collaborated closely with product and QA to translate ambiguous requirements into measurable acceptance criteria, </w:t>
+          <w:sz w:val="18"/>
+        </w:rPr>
+      </w:pPr>
+      <w:r>
+        <w:rPr>
+          <w:sz w:val="18"/>
+        </w:rPr>
+        <w:t xml:space="preserve">Worked closely with QA and product to convert unclear requirements into acceptance criteria, </w:t>
       </w:r>
       <w:proofErr w:type="gramStart"/>
       <w:r>
         <w:rPr>
-          <w:rFonts w:ascii="Arial" w:hAnsi="Arial" w:cs="Arial"/>
           <w:sz w:val="18"/>
         </w:rPr>
         <w:t>then</w:t>
@@ -4315,10 +3432,22 @@
       <w:proofErr w:type="gramEnd"/>
       <w:r>
         <w:rPr>
-          <w:rFonts w:ascii="Arial" w:hAnsi="Arial" w:cs="Arial"/>
-          <w:sz w:val="18"/>
-        </w:rPr>
-        <w:t xml:space="preserve"> shipped incremental changes behind configuration flags, allowing safe rollout and quick disablement when unexpected edge cases emerged.</w:t>
+          <w:sz w:val="18"/>
+        </w:rPr>
+        <w:t xml:space="preserve"> delivered incremental changes behind </w:t>
+      </w:r>
+      <w:r>
+        <w:rPr>
+          <w:rStyle w:val="Strong"/>
+          <w:sz w:val="18"/>
+        </w:rPr>
+        <w:t>feature flags</w:t>
+      </w:r>
+      <w:r>
+        <w:rPr>
+          <w:sz w:val="18"/>
+        </w:rPr>
+        <w:t xml:space="preserve"> so risky paths could be disabled quickly when unexpected edge cases surfaced.</w:t>
       </w:r>
     </w:p>
     <w:p>
@@ -4444,14 +3573,12 @@
         </w:numPr>
         <w:jc w:val="both"/>
         <w:rPr>
-          <w:rFonts w:ascii="Arial" w:hAnsi="Arial" w:cs="Arial"/>
           <w:sz w:val="18"/>
           <w:szCs w:val="18"/>
         </w:rPr>
       </w:pPr>
       <w:r>
         <w:rPr>
-          <w:rFonts w:ascii="Arial" w:hAnsi="Arial" w:cs="Arial"/>
           <w:sz w:val="18"/>
           <w:szCs w:val="18"/>
         </w:rPr>
@@ -4503,13 +3630,11 @@
         </w:numPr>
         <w:jc w:val="both"/>
         <w:rPr>
-          <w:rFonts w:ascii="Arial" w:hAnsi="Arial" w:cs="Arial"/>
-          <w:sz w:val="18"/>
-        </w:rPr>
-      </w:pPr>
-      <w:r>
-        <w:rPr>
-          <w:rFonts w:ascii="Arial" w:hAnsi="Arial" w:cs="Arial"/>
+          <w:sz w:val="18"/>
+        </w:rPr>
+      </w:pPr>
+      <w:r>
+        <w:rPr>
           <w:sz w:val="18"/>
         </w:rPr>
         <w:t xml:space="preserve">I delivered a customer-facing </w:t>
@@ -4517,14 +3642,12 @@
       <w:r>
         <w:rPr>
           <w:rStyle w:val="Strong"/>
-          <w:rFonts w:ascii="Arial" w:hAnsi="Arial" w:cs="Arial"/>
           <w:sz w:val="18"/>
         </w:rPr>
         <w:t>Angular</w:t>
       </w:r>
       <w:r>
         <w:rPr>
-          <w:rFonts w:ascii="Arial" w:hAnsi="Arial" w:cs="Arial"/>
           <w:sz w:val="18"/>
         </w:rPr>
         <w:t xml:space="preserve"> (</w:t>
@@ -4532,7 +3655,6 @@
       <w:proofErr w:type="spellStart"/>
       <w:r>
         <w:rPr>
-          <w:rFonts w:ascii="Arial" w:hAnsi="Arial" w:cs="Arial"/>
           <w:sz w:val="18"/>
         </w:rPr>
         <w:t>TypeScript</w:t>
@@ -4540,7 +3662,6 @@
       <w:proofErr w:type="spellEnd"/>
       <w:r>
         <w:rPr>
-          <w:rFonts w:ascii="Arial" w:hAnsi="Arial" w:cs="Arial"/>
           <w:sz w:val="18"/>
         </w:rPr>
         <w:t xml:space="preserve">) portal for order tracking and returns, integrating with </w:t>
@@ -4548,14 +3669,12 @@
       <w:r>
         <w:rPr>
           <w:rStyle w:val="Strong"/>
-          <w:rFonts w:ascii="Arial" w:hAnsi="Arial" w:cs="Arial"/>
           <w:sz w:val="18"/>
         </w:rPr>
         <w:t>ASP.NET Web API</w:t>
       </w:r>
       <w:r>
         <w:rPr>
-          <w:rFonts w:ascii="Arial" w:hAnsi="Arial" w:cs="Arial"/>
           <w:sz w:val="18"/>
         </w:rPr>
         <w:t xml:space="preserve"> services to keep checkout, refunds, and status updates consistent across web and support tooling.</w:t>
@@ -4570,13 +3689,11 @@
         </w:numPr>
         <w:jc w:val="both"/>
         <w:rPr>
-          <w:rFonts w:ascii="Arial" w:hAnsi="Arial" w:cs="Arial"/>
-          <w:sz w:val="18"/>
-        </w:rPr>
-      </w:pPr>
-      <w:r>
-        <w:rPr>
-          <w:rFonts w:ascii="Arial" w:hAnsi="Arial" w:cs="Arial"/>
+          <w:sz w:val="18"/>
+        </w:rPr>
+      </w:pPr>
+      <w:r>
+        <w:rPr>
           <w:sz w:val="18"/>
         </w:rPr>
         <w:t xml:space="preserve">I fixed a critical bug where rapid double-click submissions created duplicate RMAs and double refunds, solving it with server-side </w:t>
@@ -4585,7 +3702,6 @@
       <w:r>
         <w:rPr>
           <w:rStyle w:val="Strong"/>
-          <w:rFonts w:ascii="Arial" w:hAnsi="Arial" w:cs="Arial"/>
           <w:sz w:val="18"/>
         </w:rPr>
         <w:t>idempotency</w:t>
@@ -4594,14 +3710,12 @@
       <w:r>
         <w:rPr>
           <w:rStyle w:val="Strong"/>
-          <w:rFonts w:ascii="Arial" w:hAnsi="Arial" w:cs="Arial"/>
           <w:sz w:val="18"/>
         </w:rPr>
         <w:t xml:space="preserve"> keys</w:t>
       </w:r>
       <w:r>
         <w:rPr>
-          <w:rFonts w:ascii="Arial" w:hAnsi="Arial" w:cs="Arial"/>
           <w:sz w:val="18"/>
         </w:rPr>
         <w:t>, database uniqueness constraints, and a UI “single-flight” submit pattern with clear retry messaging.</w:t>
@@ -4616,13 +3730,11 @@
         </w:numPr>
         <w:jc w:val="both"/>
         <w:rPr>
-          <w:rFonts w:ascii="Arial" w:hAnsi="Arial" w:cs="Arial"/>
-          <w:sz w:val="18"/>
-        </w:rPr>
-      </w:pPr>
-      <w:r>
-        <w:rPr>
-          <w:rFonts w:ascii="Arial" w:hAnsi="Arial" w:cs="Arial"/>
+          <w:sz w:val="18"/>
+        </w:rPr>
+      </w:pPr>
+      <w:r>
+        <w:rPr>
           <w:sz w:val="18"/>
         </w:rPr>
         <w:t xml:space="preserve">I upgraded a legacy frontend area from </w:t>
@@ -4631,7 +3743,6 @@
       <w:r>
         <w:rPr>
           <w:rStyle w:val="Strong"/>
-          <w:rFonts w:ascii="Arial" w:hAnsi="Arial" w:cs="Arial"/>
           <w:sz w:val="18"/>
         </w:rPr>
         <w:t>AngularJS</w:t>
@@ -4640,14 +3751,12 @@
       <w:r>
         <w:rPr>
           <w:rStyle w:val="Strong"/>
-          <w:rFonts w:ascii="Arial" w:hAnsi="Arial" w:cs="Arial"/>
           <w:sz w:val="18"/>
         </w:rPr>
         <w:t xml:space="preserve"> 1.x</w:t>
       </w:r>
       <w:r>
         <w:rPr>
-          <w:rFonts w:ascii="Arial" w:hAnsi="Arial" w:cs="Arial"/>
           <w:sz w:val="18"/>
         </w:rPr>
         <w:t xml:space="preserve"> to </w:t>
@@ -4655,14 +3764,12 @@
       <w:r>
         <w:rPr>
           <w:rStyle w:val="Strong"/>
-          <w:rFonts w:ascii="Arial" w:hAnsi="Arial" w:cs="Arial"/>
           <w:sz w:val="18"/>
         </w:rPr>
         <w:t>Angular 5</w:t>
       </w:r>
       <w:r>
         <w:rPr>
-          <w:rFonts w:ascii="Arial" w:hAnsi="Arial" w:cs="Arial"/>
           <w:sz w:val="18"/>
         </w:rPr>
         <w:t xml:space="preserve"> by carving out feature modules, rewriting shared components, and aligning build tooling so the team could ship new screens without breaking older flows.</w:t>
@@ -4677,15 +3784,14 @@
         </w:numPr>
         <w:jc w:val="both"/>
         <w:rPr>
-          <w:rFonts w:ascii="Arial" w:hAnsi="Arial" w:cs="Arial"/>
-          <w:sz w:val="18"/>
-        </w:rPr>
-      </w:pPr>
-      <w:r>
-        <w:rPr>
-          <w:rFonts w:ascii="Arial" w:hAnsi="Arial" w:cs="Arial"/>
-          <w:sz w:val="18"/>
-        </w:rPr>
+          <w:sz w:val="18"/>
+        </w:rPr>
+      </w:pPr>
+      <w:r>
+        <w:rPr>
+          <w:sz w:val="18"/>
+        </w:rPr>
+        <w:lastRenderedPageBreak/>
         <w:t>I improved reliability and performance by adding SQL indexes for high-traffic queries, implementing server-side pagination, and introducing structured logging with correlation IDs so production incidents could be traced across UI, API, and database layers quickly.</w:t>
       </w:r>
     </w:p>
@@ -4815,6 +3921,118 @@
     </w:lvl>
   </w:abstractNum>
   <w:abstractNum w:abstractNumId="1">
+    <w:nsid w:val="118F4CED"/>
+    <w:multiLevelType w:val="hybridMultilevel"/>
+    <w:tmpl w:val="FB8AA446"/>
+    <w:lvl w:ilvl="0" w:tplc="FC560452">
+      <w:numFmt w:val="bullet"/>
+      <w:lvlText w:val=""/>
+      <w:lvlJc w:val="left"/>
+      <w:pPr>
+        <w:ind w:left="720" w:hanging="360"/>
+      </w:pPr>
+      <w:rPr>
+        <w:rFonts w:ascii="Symbol" w:eastAsia="Times New Roman" w:hAnsi="Symbol" w:cs="Times New Roman" w:hint="default"/>
+      </w:rPr>
+    </w:lvl>
+    <w:lvl w:ilvl="1" w:tplc="04090003" w:tentative="1">
+      <w:start w:val="1"/>
+      <w:numFmt w:val="bullet"/>
+      <w:lvlText w:val="o"/>
+      <w:lvlJc w:val="left"/>
+      <w:pPr>
+        <w:ind w:left="1440" w:hanging="360"/>
+      </w:pPr>
+      <w:rPr>
+        <w:rFonts w:ascii="Courier New" w:hAnsi="Courier New" w:cs="Courier New" w:hint="default"/>
+      </w:rPr>
+    </w:lvl>
+    <w:lvl w:ilvl="2" w:tplc="04090005" w:tentative="1">
+      <w:start w:val="1"/>
+      <w:numFmt w:val="bullet"/>
+      <w:lvlText w:val=""/>
+      <w:lvlJc w:val="left"/>
+      <w:pPr>
+        <w:ind w:left="2160" w:hanging="360"/>
+      </w:pPr>
+      <w:rPr>
+        <w:rFonts w:ascii="Wingdings" w:hAnsi="Wingdings" w:hint="default"/>
+      </w:rPr>
+    </w:lvl>
+    <w:lvl w:ilvl="3" w:tplc="04090001" w:tentative="1">
+      <w:start w:val="1"/>
+      <w:numFmt w:val="bullet"/>
+      <w:lvlText w:val=""/>
+      <w:lvlJc w:val="left"/>
+      <w:pPr>
+        <w:ind w:left="2880" w:hanging="360"/>
+      </w:pPr>
+      <w:rPr>
+        <w:rFonts w:ascii="Symbol" w:hAnsi="Symbol" w:hint="default"/>
+      </w:rPr>
+    </w:lvl>
+    <w:lvl w:ilvl="4" w:tplc="04090003" w:tentative="1">
+      <w:start w:val="1"/>
+      <w:numFmt w:val="bullet"/>
+      <w:lvlText w:val="o"/>
+      <w:lvlJc w:val="left"/>
+      <w:pPr>
+        <w:ind w:left="3600" w:hanging="360"/>
+      </w:pPr>
+      <w:rPr>
+        <w:rFonts w:ascii="Courier New" w:hAnsi="Courier New" w:cs="Courier New" w:hint="default"/>
+      </w:rPr>
+    </w:lvl>
+    <w:lvl w:ilvl="5" w:tplc="04090005" w:tentative="1">
+      <w:start w:val="1"/>
+      <w:numFmt w:val="bullet"/>
+      <w:lvlText w:val=""/>
+      <w:lvlJc w:val="left"/>
+      <w:pPr>
+        <w:ind w:left="4320" w:hanging="360"/>
+      </w:pPr>
+      <w:rPr>
+        <w:rFonts w:ascii="Wingdings" w:hAnsi="Wingdings" w:hint="default"/>
+      </w:rPr>
+    </w:lvl>
+    <w:lvl w:ilvl="6" w:tplc="04090001" w:tentative="1">
+      <w:start w:val="1"/>
+      <w:numFmt w:val="bullet"/>
+      <w:lvlText w:val=""/>
+      <w:lvlJc w:val="left"/>
+      <w:pPr>
+        <w:ind w:left="5040" w:hanging="360"/>
+      </w:pPr>
+      <w:rPr>
+        <w:rFonts w:ascii="Symbol" w:hAnsi="Symbol" w:hint="default"/>
+      </w:rPr>
+    </w:lvl>
+    <w:lvl w:ilvl="7" w:tplc="04090003" w:tentative="1">
+      <w:start w:val="1"/>
+      <w:numFmt w:val="bullet"/>
+      <w:lvlText w:val="o"/>
+      <w:lvlJc w:val="left"/>
+      <w:pPr>
+        <w:ind w:left="5760" w:hanging="360"/>
+      </w:pPr>
+      <w:rPr>
+        <w:rFonts w:ascii="Courier New" w:hAnsi="Courier New" w:cs="Courier New" w:hint="default"/>
+      </w:rPr>
+    </w:lvl>
+    <w:lvl w:ilvl="8" w:tplc="04090005" w:tentative="1">
+      <w:start w:val="1"/>
+      <w:numFmt w:val="bullet"/>
+      <w:lvlText w:val=""/>
+      <w:lvlJc w:val="left"/>
+      <w:pPr>
+        <w:ind w:left="6480" w:hanging="360"/>
+      </w:pPr>
+      <w:rPr>
+        <w:rFonts w:ascii="Wingdings" w:hAnsi="Wingdings" w:hint="default"/>
+      </w:rPr>
+    </w:lvl>
+  </w:abstractNum>
+  <w:abstractNum w:abstractNumId="2">
     <w:nsid w:val="18D5485E"/>
     <w:multiLevelType w:val="hybridMultilevel"/>
     <w:tmpl w:val="15E8E3AA"/>
@@ -4927,7 +4145,322 @@
       </w:rPr>
     </w:lvl>
   </w:abstractNum>
-  <w:abstractNum w:abstractNumId="2">
+  <w:abstractNum w:abstractNumId="3">
+    <w:nsid w:val="230A6B2B"/>
+    <w:multiLevelType w:val="hybridMultilevel"/>
+    <w:tmpl w:val="62805BBA"/>
+    <w:lvl w:ilvl="0" w:tplc="0409000B">
+      <w:start w:val="1"/>
+      <w:numFmt w:val="bullet"/>
+      <w:lvlText w:val=""/>
+      <w:lvlJc w:val="left"/>
+      <w:pPr>
+        <w:ind w:left="360" w:hanging="360"/>
+      </w:pPr>
+      <w:rPr>
+        <w:rFonts w:ascii="Wingdings" w:hAnsi="Wingdings" w:hint="default"/>
+      </w:rPr>
+    </w:lvl>
+    <w:lvl w:ilvl="1" w:tplc="04090003" w:tentative="1">
+      <w:start w:val="1"/>
+      <w:numFmt w:val="bullet"/>
+      <w:lvlText w:val="o"/>
+      <w:lvlJc w:val="left"/>
+      <w:pPr>
+        <w:ind w:left="1080" w:hanging="360"/>
+      </w:pPr>
+      <w:rPr>
+        <w:rFonts w:ascii="Courier New" w:hAnsi="Courier New" w:cs="Courier New" w:hint="default"/>
+      </w:rPr>
+    </w:lvl>
+    <w:lvl w:ilvl="2" w:tplc="04090005" w:tentative="1">
+      <w:start w:val="1"/>
+      <w:numFmt w:val="bullet"/>
+      <w:lvlText w:val=""/>
+      <w:lvlJc w:val="left"/>
+      <w:pPr>
+        <w:ind w:left="1800" w:hanging="360"/>
+      </w:pPr>
+      <w:rPr>
+        <w:rFonts w:ascii="Wingdings" w:hAnsi="Wingdings" w:hint="default"/>
+      </w:rPr>
+    </w:lvl>
+    <w:lvl w:ilvl="3" w:tplc="04090001" w:tentative="1">
+      <w:start w:val="1"/>
+      <w:numFmt w:val="bullet"/>
+      <w:lvlText w:val=""/>
+      <w:lvlJc w:val="left"/>
+      <w:pPr>
+        <w:ind w:left="2520" w:hanging="360"/>
+      </w:pPr>
+      <w:rPr>
+        <w:rFonts w:ascii="Symbol" w:hAnsi="Symbol" w:hint="default"/>
+      </w:rPr>
+    </w:lvl>
+    <w:lvl w:ilvl="4" w:tplc="04090003" w:tentative="1">
+      <w:start w:val="1"/>
+      <w:numFmt w:val="bullet"/>
+      <w:lvlText w:val="o"/>
+      <w:lvlJc w:val="left"/>
+      <w:pPr>
+        <w:ind w:left="3240" w:hanging="360"/>
+      </w:pPr>
+      <w:rPr>
+        <w:rFonts w:ascii="Courier New" w:hAnsi="Courier New" w:cs="Courier New" w:hint="default"/>
+      </w:rPr>
+    </w:lvl>
+    <w:lvl w:ilvl="5" w:tplc="04090005" w:tentative="1">
+      <w:start w:val="1"/>
+      <w:numFmt w:val="bullet"/>
+      <w:lvlText w:val=""/>
+      <w:lvlJc w:val="left"/>
+      <w:pPr>
+        <w:ind w:left="3960" w:hanging="360"/>
+      </w:pPr>
+      <w:rPr>
+        <w:rFonts w:ascii="Wingdings" w:hAnsi="Wingdings" w:hint="default"/>
+      </w:rPr>
+    </w:lvl>
+    <w:lvl w:ilvl="6" w:tplc="04090001" w:tentative="1">
+      <w:start w:val="1"/>
+      <w:numFmt w:val="bullet"/>
+      <w:lvlText w:val=""/>
+      <w:lvlJc w:val="left"/>
+      <w:pPr>
+        <w:ind w:left="4680" w:hanging="360"/>
+      </w:pPr>
+      <w:rPr>
+        <w:rFonts w:ascii="Symbol" w:hAnsi="Symbol" w:hint="default"/>
+      </w:rPr>
+    </w:lvl>
+    <w:lvl w:ilvl="7" w:tplc="04090003" w:tentative="1">
+      <w:start w:val="1"/>
+      <w:numFmt w:val="bullet"/>
+      <w:lvlText w:val="o"/>
+      <w:lvlJc w:val="left"/>
+      <w:pPr>
+        <w:ind w:left="5400" w:hanging="360"/>
+      </w:pPr>
+      <w:rPr>
+        <w:rFonts w:ascii="Courier New" w:hAnsi="Courier New" w:cs="Courier New" w:hint="default"/>
+      </w:rPr>
+    </w:lvl>
+    <w:lvl w:ilvl="8" w:tplc="04090005" w:tentative="1">
+      <w:start w:val="1"/>
+      <w:numFmt w:val="bullet"/>
+      <w:lvlText w:val=""/>
+      <w:lvlJc w:val="left"/>
+      <w:pPr>
+        <w:ind w:left="6120" w:hanging="360"/>
+      </w:pPr>
+      <w:rPr>
+        <w:rFonts w:ascii="Wingdings" w:hAnsi="Wingdings" w:hint="default"/>
+      </w:rPr>
+    </w:lvl>
+  </w:abstractNum>
+  <w:abstractNum w:abstractNumId="4">
+    <w:nsid w:val="2B9A7B68"/>
+    <w:multiLevelType w:val="hybridMultilevel"/>
+    <w:tmpl w:val="4824175A"/>
+    <w:lvl w:ilvl="0" w:tplc="0409000B">
+      <w:start w:val="1"/>
+      <w:numFmt w:val="bullet"/>
+      <w:lvlText w:val=""/>
+      <w:lvlJc w:val="left"/>
+      <w:pPr>
+        <w:ind w:left="360" w:hanging="360"/>
+      </w:pPr>
+      <w:rPr>
+        <w:rFonts w:ascii="Wingdings" w:hAnsi="Wingdings" w:hint="default"/>
+      </w:rPr>
+    </w:lvl>
+    <w:lvl w:ilvl="1" w:tplc="04090019" w:tentative="1">
+      <w:start w:val="1"/>
+      <w:numFmt w:val="lowerLetter"/>
+      <w:lvlText w:val="%2."/>
+      <w:lvlJc w:val="left"/>
+      <w:pPr>
+        <w:ind w:left="1080" w:hanging="360"/>
+      </w:pPr>
+    </w:lvl>
+    <w:lvl w:ilvl="2" w:tplc="0409001B" w:tentative="1">
+      <w:start w:val="1"/>
+      <w:numFmt w:val="lowerRoman"/>
+      <w:lvlText w:val="%3."/>
+      <w:lvlJc w:val="right"/>
+      <w:pPr>
+        <w:ind w:left="1800" w:hanging="180"/>
+      </w:pPr>
+    </w:lvl>
+    <w:lvl w:ilvl="3" w:tplc="0409000F" w:tentative="1">
+      <w:start w:val="1"/>
+      <w:numFmt w:val="decimal"/>
+      <w:lvlText w:val="%4."/>
+      <w:lvlJc w:val="left"/>
+      <w:pPr>
+        <w:ind w:left="2520" w:hanging="360"/>
+      </w:pPr>
+    </w:lvl>
+    <w:lvl w:ilvl="4" w:tplc="04090019" w:tentative="1">
+      <w:start w:val="1"/>
+      <w:numFmt w:val="lowerLetter"/>
+      <w:lvlText w:val="%5."/>
+      <w:lvlJc w:val="left"/>
+      <w:pPr>
+        <w:ind w:left="3240" w:hanging="360"/>
+      </w:pPr>
+    </w:lvl>
+    <w:lvl w:ilvl="5" w:tplc="0409001B" w:tentative="1">
+      <w:start w:val="1"/>
+      <w:numFmt w:val="lowerRoman"/>
+      <w:lvlText w:val="%6."/>
+      <w:lvlJc w:val="right"/>
+      <w:pPr>
+        <w:ind w:left="3960" w:hanging="180"/>
+      </w:pPr>
+    </w:lvl>
+    <w:lvl w:ilvl="6" w:tplc="0409000F" w:tentative="1">
+      <w:start w:val="1"/>
+      <w:numFmt w:val="decimal"/>
+      <w:lvlText w:val="%7."/>
+      <w:lvlJc w:val="left"/>
+      <w:pPr>
+        <w:ind w:left="4680" w:hanging="360"/>
+      </w:pPr>
+    </w:lvl>
+    <w:lvl w:ilvl="7" w:tplc="04090019" w:tentative="1">
+      <w:start w:val="1"/>
+      <w:numFmt w:val="lowerLetter"/>
+      <w:lvlText w:val="%8."/>
+      <w:lvlJc w:val="left"/>
+      <w:pPr>
+        <w:ind w:left="5400" w:hanging="360"/>
+      </w:pPr>
+    </w:lvl>
+    <w:lvl w:ilvl="8" w:tplc="0409001B" w:tentative="1">
+      <w:start w:val="1"/>
+      <w:numFmt w:val="lowerRoman"/>
+      <w:lvlText w:val="%9."/>
+      <w:lvlJc w:val="right"/>
+      <w:pPr>
+        <w:ind w:left="6120" w:hanging="180"/>
+      </w:pPr>
+    </w:lvl>
+  </w:abstractNum>
+  <w:abstractNum w:abstractNumId="5">
+    <w:nsid w:val="2BF061FB"/>
+    <w:multiLevelType w:val="hybridMultilevel"/>
+    <w:tmpl w:val="52B2FD34"/>
+    <w:lvl w:ilvl="0" w:tplc="0409000B">
+      <w:start w:val="1"/>
+      <w:numFmt w:val="bullet"/>
+      <w:lvlText w:val=""/>
+      <w:lvlJc w:val="left"/>
+      <w:pPr>
+        <w:ind w:left="720" w:hanging="360"/>
+      </w:pPr>
+      <w:rPr>
+        <w:rFonts w:ascii="Wingdings" w:hAnsi="Wingdings" w:hint="default"/>
+      </w:rPr>
+    </w:lvl>
+    <w:lvl w:ilvl="1" w:tplc="04090003" w:tentative="1">
+      <w:start w:val="1"/>
+      <w:numFmt w:val="bullet"/>
+      <w:lvlText w:val="o"/>
+      <w:lvlJc w:val="left"/>
+      <w:pPr>
+        <w:ind w:left="1440" w:hanging="360"/>
+      </w:pPr>
+      <w:rPr>
+        <w:rFonts w:ascii="Courier New" w:hAnsi="Courier New" w:cs="Courier New" w:hint="default"/>
+      </w:rPr>
+    </w:lvl>
+    <w:lvl w:ilvl="2" w:tplc="04090005" w:tentative="1">
+      <w:start w:val="1"/>
+      <w:numFmt w:val="bullet"/>
+      <w:lvlText w:val=""/>
+      <w:lvlJc w:val="left"/>
+      <w:pPr>
+        <w:ind w:left="2160" w:hanging="360"/>
+      </w:pPr>
+      <w:rPr>
+        <w:rFonts w:ascii="Wingdings" w:hAnsi="Wingdings" w:hint="default"/>
+      </w:rPr>
+    </w:lvl>
+    <w:lvl w:ilvl="3" w:tplc="04090001" w:tentative="1">
+      <w:start w:val="1"/>
+      <w:numFmt w:val="bullet"/>
+      <w:lvlText w:val=""/>
+      <w:lvlJc w:val="left"/>
+      <w:pPr>
+        <w:ind w:left="2880" w:hanging="360"/>
+      </w:pPr>
+      <w:rPr>
+        <w:rFonts w:ascii="Symbol" w:hAnsi="Symbol" w:hint="default"/>
+      </w:rPr>
+    </w:lvl>
+    <w:lvl w:ilvl="4" w:tplc="04090003" w:tentative="1">
+      <w:start w:val="1"/>
+      <w:numFmt w:val="bullet"/>
+      <w:lvlText w:val="o"/>
+      <w:lvlJc w:val="left"/>
+      <w:pPr>
+        <w:ind w:left="3600" w:hanging="360"/>
+      </w:pPr>
+      <w:rPr>
+        <w:rFonts w:ascii="Courier New" w:hAnsi="Courier New" w:cs="Courier New" w:hint="default"/>
+      </w:rPr>
+    </w:lvl>
+    <w:lvl w:ilvl="5" w:tplc="04090005" w:tentative="1">
+      <w:start w:val="1"/>
+      <w:numFmt w:val="bullet"/>
+      <w:lvlText w:val=""/>
+      <w:lvlJc w:val="left"/>
+      <w:pPr>
+        <w:ind w:left="4320" w:hanging="360"/>
+      </w:pPr>
+      <w:rPr>
+        <w:rFonts w:ascii="Wingdings" w:hAnsi="Wingdings" w:hint="default"/>
+      </w:rPr>
+    </w:lvl>
+    <w:lvl w:ilvl="6" w:tplc="04090001" w:tentative="1">
+      <w:start w:val="1"/>
+      <w:numFmt w:val="bullet"/>
+      <w:lvlText w:val=""/>
+      <w:lvlJc w:val="left"/>
+      <w:pPr>
+        <w:ind w:left="5040" w:hanging="360"/>
+      </w:pPr>
+      <w:rPr>
+        <w:rFonts w:ascii="Symbol" w:hAnsi="Symbol" w:hint="default"/>
+      </w:rPr>
+    </w:lvl>
+    <w:lvl w:ilvl="7" w:tplc="04090003" w:tentative="1">
+      <w:start w:val="1"/>
+      <w:numFmt w:val="bullet"/>
+      <w:lvlText w:val="o"/>
+      <w:lvlJc w:val="left"/>
+      <w:pPr>
+        <w:ind w:left="5760" w:hanging="360"/>
+      </w:pPr>
+      <w:rPr>
+        <w:rFonts w:ascii="Courier New" w:hAnsi="Courier New" w:cs="Courier New" w:hint="default"/>
+      </w:rPr>
+    </w:lvl>
+    <w:lvl w:ilvl="8" w:tplc="04090005" w:tentative="1">
+      <w:start w:val="1"/>
+      <w:numFmt w:val="bullet"/>
+      <w:lvlText w:val=""/>
+      <w:lvlJc w:val="left"/>
+      <w:pPr>
+        <w:ind w:left="6480" w:hanging="360"/>
+      </w:pPr>
+      <w:rPr>
+        <w:rFonts w:ascii="Wingdings" w:hAnsi="Wingdings" w:hint="default"/>
+      </w:rPr>
+    </w:lvl>
+  </w:abstractNum>
+  <w:abstractNum w:abstractNumId="6">
     <w:nsid w:val="2C211C4E"/>
     <w:multiLevelType w:val="hybridMultilevel"/>
     <w:tmpl w:val="030636FE"/>
@@ -5013,7 +4546,7 @@
       </w:pPr>
     </w:lvl>
   </w:abstractNum>
-  <w:abstractNum w:abstractNumId="3">
+  <w:abstractNum w:abstractNumId="7">
     <w:nsid w:val="2F965BB6"/>
     <w:multiLevelType w:val="hybridMultilevel"/>
     <w:tmpl w:val="191828BE"/>
@@ -5126,7 +4659,7 @@
       </w:rPr>
     </w:lvl>
   </w:abstractNum>
-  <w:abstractNum w:abstractNumId="4">
+  <w:abstractNum w:abstractNumId="8">
     <w:nsid w:val="2FC67735"/>
     <w:multiLevelType w:val="hybridMultilevel"/>
     <w:tmpl w:val="1F28AE6C"/>
@@ -5239,7 +4772,120 @@
       </w:rPr>
     </w:lvl>
   </w:abstractNum>
-  <w:abstractNum w:abstractNumId="5">
+  <w:abstractNum w:abstractNumId="9">
+    <w:nsid w:val="30C52BAB"/>
+    <w:multiLevelType w:val="hybridMultilevel"/>
+    <w:tmpl w:val="02467E30"/>
+    <w:lvl w:ilvl="0" w:tplc="0409000B">
+      <w:start w:val="1"/>
+      <w:numFmt w:val="bullet"/>
+      <w:lvlText w:val=""/>
+      <w:lvlJc w:val="left"/>
+      <w:pPr>
+        <w:ind w:left="360" w:hanging="360"/>
+      </w:pPr>
+      <w:rPr>
+        <w:rFonts w:ascii="Wingdings" w:hAnsi="Wingdings" w:hint="default"/>
+      </w:rPr>
+    </w:lvl>
+    <w:lvl w:ilvl="1" w:tplc="04090003" w:tentative="1">
+      <w:start w:val="1"/>
+      <w:numFmt w:val="bullet"/>
+      <w:lvlText w:val="o"/>
+      <w:lvlJc w:val="left"/>
+      <w:pPr>
+        <w:ind w:left="1080" w:hanging="360"/>
+      </w:pPr>
+      <w:rPr>
+        <w:rFonts w:ascii="Courier New" w:hAnsi="Courier New" w:cs="Courier New" w:hint="default"/>
+      </w:rPr>
+    </w:lvl>
+    <w:lvl w:ilvl="2" w:tplc="04090005" w:tentative="1">
+      <w:start w:val="1"/>
+      <w:numFmt w:val="bullet"/>
+      <w:lvlText w:val=""/>
+      <w:lvlJc w:val="left"/>
+      <w:pPr>
+        <w:ind w:left="1800" w:hanging="360"/>
+      </w:pPr>
+      <w:rPr>
+        <w:rFonts w:ascii="Wingdings" w:hAnsi="Wingdings" w:hint="default"/>
+      </w:rPr>
+    </w:lvl>
+    <w:lvl w:ilvl="3" w:tplc="04090001" w:tentative="1">
+      <w:start w:val="1"/>
+      <w:numFmt w:val="bullet"/>
+      <w:lvlText w:val=""/>
+      <w:lvlJc w:val="left"/>
+      <w:pPr>
+        <w:ind w:left="2520" w:hanging="360"/>
+      </w:pPr>
+      <w:rPr>
+        <w:rFonts w:ascii="Symbol" w:hAnsi="Symbol" w:hint="default"/>
+      </w:rPr>
+    </w:lvl>
+    <w:lvl w:ilvl="4" w:tplc="04090003" w:tentative="1">
+      <w:start w:val="1"/>
+      <w:numFmt w:val="bullet"/>
+      <w:lvlText w:val="o"/>
+      <w:lvlJc w:val="left"/>
+      <w:pPr>
+        <w:ind w:left="3240" w:hanging="360"/>
+      </w:pPr>
+      <w:rPr>
+        <w:rFonts w:ascii="Courier New" w:hAnsi="Courier New" w:cs="Courier New" w:hint="default"/>
+      </w:rPr>
+    </w:lvl>
+    <w:lvl w:ilvl="5" w:tplc="04090005" w:tentative="1">
+      <w:start w:val="1"/>
+      <w:numFmt w:val="bullet"/>
+      <w:lvlText w:val=""/>
+      <w:lvlJc w:val="left"/>
+      <w:pPr>
+        <w:ind w:left="3960" w:hanging="360"/>
+      </w:pPr>
+      <w:rPr>
+        <w:rFonts w:ascii="Wingdings" w:hAnsi="Wingdings" w:hint="default"/>
+      </w:rPr>
+    </w:lvl>
+    <w:lvl w:ilvl="6" w:tplc="04090001" w:tentative="1">
+      <w:start w:val="1"/>
+      <w:numFmt w:val="bullet"/>
+      <w:lvlText w:val=""/>
+      <w:lvlJc w:val="left"/>
+      <w:pPr>
+        <w:ind w:left="4680" w:hanging="360"/>
+      </w:pPr>
+      <w:rPr>
+        <w:rFonts w:ascii="Symbol" w:hAnsi="Symbol" w:hint="default"/>
+      </w:rPr>
+    </w:lvl>
+    <w:lvl w:ilvl="7" w:tplc="04090003" w:tentative="1">
+      <w:start w:val="1"/>
+      <w:numFmt w:val="bullet"/>
+      <w:lvlText w:val="o"/>
+      <w:lvlJc w:val="left"/>
+      <w:pPr>
+        <w:ind w:left="5400" w:hanging="360"/>
+      </w:pPr>
+      <w:rPr>
+        <w:rFonts w:ascii="Courier New" w:hAnsi="Courier New" w:cs="Courier New" w:hint="default"/>
+      </w:rPr>
+    </w:lvl>
+    <w:lvl w:ilvl="8" w:tplc="04090005" w:tentative="1">
+      <w:start w:val="1"/>
+      <w:numFmt w:val="bullet"/>
+      <w:lvlText w:val=""/>
+      <w:lvlJc w:val="left"/>
+      <w:pPr>
+        <w:ind w:left="6120" w:hanging="360"/>
+      </w:pPr>
+      <w:rPr>
+        <w:rFonts w:ascii="Wingdings" w:hAnsi="Wingdings" w:hint="default"/>
+      </w:rPr>
+    </w:lvl>
+  </w:abstractNum>
+  <w:abstractNum w:abstractNumId="10">
     <w:nsid w:val="366616DB"/>
     <w:multiLevelType w:val="multilevel"/>
     <w:tmpl w:val="E71471FA"/>
@@ -5388,7 +5034,120 @@
       </w:rPr>
     </w:lvl>
   </w:abstractNum>
-  <w:abstractNum w:abstractNumId="6">
+  <w:abstractNum w:abstractNumId="11">
+    <w:nsid w:val="38B82EC5"/>
+    <w:multiLevelType w:val="hybridMultilevel"/>
+    <w:tmpl w:val="CF6AD412"/>
+    <w:lvl w:ilvl="0" w:tplc="0409000B">
+      <w:start w:val="1"/>
+      <w:numFmt w:val="bullet"/>
+      <w:lvlText w:val=""/>
+      <w:lvlJc w:val="left"/>
+      <w:pPr>
+        <w:ind w:left="360" w:hanging="360"/>
+      </w:pPr>
+      <w:rPr>
+        <w:rFonts w:ascii="Wingdings" w:hAnsi="Wingdings" w:hint="default"/>
+      </w:rPr>
+    </w:lvl>
+    <w:lvl w:ilvl="1" w:tplc="04090003" w:tentative="1">
+      <w:start w:val="1"/>
+      <w:numFmt w:val="bullet"/>
+      <w:lvlText w:val="o"/>
+      <w:lvlJc w:val="left"/>
+      <w:pPr>
+        <w:ind w:left="1080" w:hanging="360"/>
+      </w:pPr>
+      <w:rPr>
+        <w:rFonts w:ascii="Courier New" w:hAnsi="Courier New" w:cs="Courier New" w:hint="default"/>
+      </w:rPr>
+    </w:lvl>
+    <w:lvl w:ilvl="2" w:tplc="04090005" w:tentative="1">
+      <w:start w:val="1"/>
+      <w:numFmt w:val="bullet"/>
+      <w:lvlText w:val=""/>
+      <w:lvlJc w:val="left"/>
+      <w:pPr>
+        <w:ind w:left="1800" w:hanging="360"/>
+      </w:pPr>
+      <w:rPr>
+        <w:rFonts w:ascii="Wingdings" w:hAnsi="Wingdings" w:hint="default"/>
+      </w:rPr>
+    </w:lvl>
+    <w:lvl w:ilvl="3" w:tplc="04090001" w:tentative="1">
+      <w:start w:val="1"/>
+      <w:numFmt w:val="bullet"/>
+      <w:lvlText w:val=""/>
+      <w:lvlJc w:val="left"/>
+      <w:pPr>
+        <w:ind w:left="2520" w:hanging="360"/>
+      </w:pPr>
+      <w:rPr>
+        <w:rFonts w:ascii="Symbol" w:hAnsi="Symbol" w:hint="default"/>
+      </w:rPr>
+    </w:lvl>
+    <w:lvl w:ilvl="4" w:tplc="04090003" w:tentative="1">
+      <w:start w:val="1"/>
+      <w:numFmt w:val="bullet"/>
+      <w:lvlText w:val="o"/>
+      <w:lvlJc w:val="left"/>
+      <w:pPr>
+        <w:ind w:left="3240" w:hanging="360"/>
+      </w:pPr>
+      <w:rPr>
+        <w:rFonts w:ascii="Courier New" w:hAnsi="Courier New" w:cs="Courier New" w:hint="default"/>
+      </w:rPr>
+    </w:lvl>
+    <w:lvl w:ilvl="5" w:tplc="04090005" w:tentative="1">
+      <w:start w:val="1"/>
+      <w:numFmt w:val="bullet"/>
+      <w:lvlText w:val=""/>
+      <w:lvlJc w:val="left"/>
+      <w:pPr>
+        <w:ind w:left="3960" w:hanging="360"/>
+      </w:pPr>
+      <w:rPr>
+        <w:rFonts w:ascii="Wingdings" w:hAnsi="Wingdings" w:hint="default"/>
+      </w:rPr>
+    </w:lvl>
+    <w:lvl w:ilvl="6" w:tplc="04090001" w:tentative="1">
+      <w:start w:val="1"/>
+      <w:numFmt w:val="bullet"/>
+      <w:lvlText w:val=""/>
+      <w:lvlJc w:val="left"/>
+      <w:pPr>
+        <w:ind w:left="4680" w:hanging="360"/>
+      </w:pPr>
+      <w:rPr>
+        <w:rFonts w:ascii="Symbol" w:hAnsi="Symbol" w:hint="default"/>
+      </w:rPr>
+    </w:lvl>
+    <w:lvl w:ilvl="7" w:tplc="04090003" w:tentative="1">
+      <w:start w:val="1"/>
+      <w:numFmt w:val="bullet"/>
+      <w:lvlText w:val="o"/>
+      <w:lvlJc w:val="left"/>
+      <w:pPr>
+        <w:ind w:left="5400" w:hanging="360"/>
+      </w:pPr>
+      <w:rPr>
+        <w:rFonts w:ascii="Courier New" w:hAnsi="Courier New" w:cs="Courier New" w:hint="default"/>
+      </w:rPr>
+    </w:lvl>
+    <w:lvl w:ilvl="8" w:tplc="04090005" w:tentative="1">
+      <w:start w:val="1"/>
+      <w:numFmt w:val="bullet"/>
+      <w:lvlText w:val=""/>
+      <w:lvlJc w:val="left"/>
+      <w:pPr>
+        <w:ind w:left="6120" w:hanging="360"/>
+      </w:pPr>
+      <w:rPr>
+        <w:rFonts w:ascii="Wingdings" w:hAnsi="Wingdings" w:hint="default"/>
+      </w:rPr>
+    </w:lvl>
+  </w:abstractNum>
+  <w:abstractNum w:abstractNumId="12">
     <w:nsid w:val="402E5A5D"/>
     <w:multiLevelType w:val="hybridMultilevel"/>
     <w:tmpl w:val="F50C67E8"/>
@@ -5501,7 +5260,7 @@
       </w:rPr>
     </w:lvl>
   </w:abstractNum>
-  <w:abstractNum w:abstractNumId="7">
+  <w:abstractNum w:abstractNumId="13">
     <w:nsid w:val="45785A81"/>
     <w:multiLevelType w:val="hybridMultilevel"/>
     <w:tmpl w:val="962695C8"/>
@@ -5613,7 +5372,7 @@
       </w:rPr>
     </w:lvl>
   </w:abstractNum>
-  <w:abstractNum w:abstractNumId="8">
+  <w:abstractNum w:abstractNumId="14">
     <w:nsid w:val="48940F94"/>
     <w:multiLevelType w:val="multilevel"/>
     <w:tmpl w:val="6C4C1F5E"/>
@@ -5762,7 +5521,7 @@
       </w:rPr>
     </w:lvl>
   </w:abstractNum>
-  <w:abstractNum w:abstractNumId="9">
+  <w:abstractNum w:abstractNumId="15">
     <w:nsid w:val="4D8F3E58"/>
     <w:multiLevelType w:val="multilevel"/>
     <w:tmpl w:val="4A76F548"/>
@@ -5911,7 +5670,93 @@
       </w:rPr>
     </w:lvl>
   </w:abstractNum>
-  <w:abstractNum w:abstractNumId="10">
+  <w:abstractNum w:abstractNumId="16">
+    <w:nsid w:val="528743DC"/>
+    <w:multiLevelType w:val="hybridMultilevel"/>
+    <w:tmpl w:val="028AAF9C"/>
+    <w:lvl w:ilvl="0" w:tplc="0409000F">
+      <w:start w:val="1"/>
+      <w:numFmt w:val="decimal"/>
+      <w:lvlText w:val="%1."/>
+      <w:lvlJc w:val="left"/>
+      <w:pPr>
+        <w:ind w:left="720" w:hanging="360"/>
+      </w:pPr>
+    </w:lvl>
+    <w:lvl w:ilvl="1" w:tplc="04090019" w:tentative="1">
+      <w:start w:val="1"/>
+      <w:numFmt w:val="lowerLetter"/>
+      <w:lvlText w:val="%2."/>
+      <w:lvlJc w:val="left"/>
+      <w:pPr>
+        <w:ind w:left="1440" w:hanging="360"/>
+      </w:pPr>
+    </w:lvl>
+    <w:lvl w:ilvl="2" w:tplc="0409001B" w:tentative="1">
+      <w:start w:val="1"/>
+      <w:numFmt w:val="lowerRoman"/>
+      <w:lvlText w:val="%3."/>
+      <w:lvlJc w:val="right"/>
+      <w:pPr>
+        <w:ind w:left="2160" w:hanging="180"/>
+      </w:pPr>
+    </w:lvl>
+    <w:lvl w:ilvl="3" w:tplc="0409000F" w:tentative="1">
+      <w:start w:val="1"/>
+      <w:numFmt w:val="decimal"/>
+      <w:lvlText w:val="%4."/>
+      <w:lvlJc w:val="left"/>
+      <w:pPr>
+        <w:ind w:left="2880" w:hanging="360"/>
+      </w:pPr>
+    </w:lvl>
+    <w:lvl w:ilvl="4" w:tplc="04090019" w:tentative="1">
+      <w:start w:val="1"/>
+      <w:numFmt w:val="lowerLetter"/>
+      <w:lvlText w:val="%5."/>
+      <w:lvlJc w:val="left"/>
+      <w:pPr>
+        <w:ind w:left="3600" w:hanging="360"/>
+      </w:pPr>
+    </w:lvl>
+    <w:lvl w:ilvl="5" w:tplc="0409001B" w:tentative="1">
+      <w:start w:val="1"/>
+      <w:numFmt w:val="lowerRoman"/>
+      <w:lvlText w:val="%6."/>
+      <w:lvlJc w:val="right"/>
+      <w:pPr>
+        <w:ind w:left="4320" w:hanging="180"/>
+      </w:pPr>
+    </w:lvl>
+    <w:lvl w:ilvl="6" w:tplc="0409000F" w:tentative="1">
+      <w:start w:val="1"/>
+      <w:numFmt w:val="decimal"/>
+      <w:lvlText w:val="%7."/>
+      <w:lvlJc w:val="left"/>
+      <w:pPr>
+        <w:ind w:left="5040" w:hanging="360"/>
+      </w:pPr>
+    </w:lvl>
+    <w:lvl w:ilvl="7" w:tplc="04090019" w:tentative="1">
+      <w:start w:val="1"/>
+      <w:numFmt w:val="lowerLetter"/>
+      <w:lvlText w:val="%8."/>
+      <w:lvlJc w:val="left"/>
+      <w:pPr>
+        <w:ind w:left="5760" w:hanging="360"/>
+      </w:pPr>
+    </w:lvl>
+    <w:lvl w:ilvl="8" w:tplc="0409001B" w:tentative="1">
+      <w:start w:val="1"/>
+      <w:numFmt w:val="lowerRoman"/>
+      <w:lvlText w:val="%9."/>
+      <w:lvlJc w:val="right"/>
+      <w:pPr>
+        <w:ind w:left="6480" w:hanging="180"/>
+      </w:pPr>
+    </w:lvl>
+  </w:abstractNum>
+  <w:abstractNum w:abstractNumId="17">
     <w:nsid w:val="53BE78D9"/>
     <w:multiLevelType w:val="hybridMultilevel"/>
     <w:tmpl w:val="E17E5492"/>
@@ -6024,7 +5869,7 @@
       </w:rPr>
     </w:lvl>
   </w:abstractNum>
-  <w:abstractNum w:abstractNumId="11">
+  <w:abstractNum w:abstractNumId="18">
     <w:nsid w:val="5EAD5577"/>
     <w:multiLevelType w:val="hybridMultilevel"/>
     <w:tmpl w:val="124EBE7A"/>
@@ -6137,7 +5982,7 @@
       </w:rPr>
     </w:lvl>
   </w:abstractNum>
-  <w:abstractNum w:abstractNumId="12">
+  <w:abstractNum w:abstractNumId="19">
     <w:nsid w:val="630758E4"/>
     <w:multiLevelType w:val="multilevel"/>
     <w:tmpl w:val="F7EA670C"/>
@@ -6286,7 +6131,7 @@
       </w:rPr>
     </w:lvl>
   </w:abstractNum>
-  <w:abstractNum w:abstractNumId="13">
+  <w:abstractNum w:abstractNumId="20">
     <w:nsid w:val="66A76D4D"/>
     <w:multiLevelType w:val="hybridMultilevel"/>
     <w:tmpl w:val="A1ACC958"/>
@@ -6398,7 +6243,7 @@
       </w:rPr>
     </w:lvl>
   </w:abstractNum>
-  <w:abstractNum w:abstractNumId="14">
+  <w:abstractNum w:abstractNumId="21">
     <w:nsid w:val="68D1638E"/>
     <w:multiLevelType w:val="hybridMultilevel"/>
     <w:tmpl w:val="0FE2C19C"/>
@@ -6511,7 +6356,7 @@
       </w:rPr>
     </w:lvl>
   </w:abstractNum>
-  <w:abstractNum w:abstractNumId="15">
+  <w:abstractNum w:abstractNumId="22">
     <w:nsid w:val="6C3A3F97"/>
     <w:multiLevelType w:val="hybridMultilevel"/>
     <w:tmpl w:val="6CF0A636"/>
@@ -6624,7 +6469,7 @@
       </w:rPr>
     </w:lvl>
   </w:abstractNum>
-  <w:abstractNum w:abstractNumId="16">
+  <w:abstractNum w:abstractNumId="23">
     <w:nsid w:val="6D260E5B"/>
     <w:multiLevelType w:val="hybridMultilevel"/>
     <w:tmpl w:val="B64C0864"/>
@@ -6737,7 +6582,7 @@
       </w:rPr>
     </w:lvl>
   </w:abstractNum>
-  <w:abstractNum w:abstractNumId="17">
+  <w:abstractNum w:abstractNumId="24">
     <w:nsid w:val="73B11F96"/>
     <w:multiLevelType w:val="hybridMultilevel"/>
     <w:tmpl w:val="BCD271E8"/>
@@ -6849,7 +6694,7 @@
       </w:rPr>
     </w:lvl>
   </w:abstractNum>
-  <w:abstractNum w:abstractNumId="18">
+  <w:abstractNum w:abstractNumId="25">
     <w:nsid w:val="774C6F2C"/>
     <w:multiLevelType w:val="hybridMultilevel"/>
     <w:tmpl w:val="902A2FDA"/>
@@ -6962,65 +6807,202 @@
       </w:rPr>
     </w:lvl>
   </w:abstractNum>
+  <w:abstractNum w:abstractNumId="26">
+    <w:nsid w:val="7A932922"/>
+    <w:multiLevelType w:val="hybridMultilevel"/>
+    <w:tmpl w:val="5302F25C"/>
+    <w:lvl w:ilvl="0" w:tplc="0409000B">
+      <w:start w:val="1"/>
+      <w:numFmt w:val="bullet"/>
+      <w:lvlText w:val=""/>
+      <w:lvlJc w:val="left"/>
+      <w:pPr>
+        <w:ind w:left="360" w:hanging="360"/>
+      </w:pPr>
+      <w:rPr>
+        <w:rFonts w:ascii="Wingdings" w:hAnsi="Wingdings" w:hint="default"/>
+      </w:rPr>
+    </w:lvl>
+    <w:lvl w:ilvl="1" w:tplc="04090003" w:tentative="1">
+      <w:start w:val="1"/>
+      <w:numFmt w:val="bullet"/>
+      <w:lvlText w:val="o"/>
+      <w:lvlJc w:val="left"/>
+      <w:pPr>
+        <w:ind w:left="1080" w:hanging="360"/>
+      </w:pPr>
+      <w:rPr>
+        <w:rFonts w:ascii="Courier New" w:hAnsi="Courier New" w:cs="Courier New" w:hint="default"/>
+      </w:rPr>
+    </w:lvl>
+    <w:lvl w:ilvl="2" w:tplc="04090005" w:tentative="1">
+      <w:start w:val="1"/>
+      <w:numFmt w:val="bullet"/>
+      <w:lvlText w:val=""/>
+      <w:lvlJc w:val="left"/>
+      <w:pPr>
+        <w:ind w:left="1800" w:hanging="360"/>
+      </w:pPr>
+      <w:rPr>
+        <w:rFonts w:ascii="Wingdings" w:hAnsi="Wingdings" w:hint="default"/>
+      </w:rPr>
+    </w:lvl>
+    <w:lvl w:ilvl="3" w:tplc="04090001" w:tentative="1">
+      <w:start w:val="1"/>
+      <w:numFmt w:val="bullet"/>
+      <w:lvlText w:val=""/>
+      <w:lvlJc w:val="left"/>
+      <w:pPr>
+        <w:ind w:left="2520" w:hanging="360"/>
+      </w:pPr>
+      <w:rPr>
+        <w:rFonts w:ascii="Symbol" w:hAnsi="Symbol" w:hint="default"/>
+      </w:rPr>
+    </w:lvl>
+    <w:lvl w:ilvl="4" w:tplc="04090003" w:tentative="1">
+      <w:start w:val="1"/>
+      <w:numFmt w:val="bullet"/>
+      <w:lvlText w:val="o"/>
+      <w:lvlJc w:val="left"/>
+      <w:pPr>
+        <w:ind w:left="3240" w:hanging="360"/>
+      </w:pPr>
+      <w:rPr>
+        <w:rFonts w:ascii="Courier New" w:hAnsi="Courier New" w:cs="Courier New" w:hint="default"/>
+      </w:rPr>
+    </w:lvl>
+    <w:lvl w:ilvl="5" w:tplc="04090005" w:tentative="1">
+      <w:start w:val="1"/>
+      <w:numFmt w:val="bullet"/>
+      <w:lvlText w:val=""/>
+      <w:lvlJc w:val="left"/>
+      <w:pPr>
+        <w:ind w:left="3960" w:hanging="360"/>
+      </w:pPr>
+      <w:rPr>
+        <w:rFonts w:ascii="Wingdings" w:hAnsi="Wingdings" w:hint="default"/>
+      </w:rPr>
+    </w:lvl>
+    <w:lvl w:ilvl="6" w:tplc="04090001" w:tentative="1">
+      <w:start w:val="1"/>
+      <w:numFmt w:val="bullet"/>
+      <w:lvlText w:val=""/>
+      <w:lvlJc w:val="left"/>
+      <w:pPr>
+        <w:ind w:left="4680" w:hanging="360"/>
+      </w:pPr>
+      <w:rPr>
+        <w:rFonts w:ascii="Symbol" w:hAnsi="Symbol" w:hint="default"/>
+      </w:rPr>
+    </w:lvl>
+    <w:lvl w:ilvl="7" w:tplc="04090003" w:tentative="1">
+      <w:start w:val="1"/>
+      <w:numFmt w:val="bullet"/>
+      <w:lvlText w:val="o"/>
+      <w:lvlJc w:val="left"/>
+      <w:pPr>
+        <w:ind w:left="5400" w:hanging="360"/>
+      </w:pPr>
+      <w:rPr>
+        <w:rFonts w:ascii="Courier New" w:hAnsi="Courier New" w:cs="Courier New" w:hint="default"/>
+      </w:rPr>
+    </w:lvl>
+    <w:lvl w:ilvl="8" w:tplc="04090005" w:tentative="1">
+      <w:start w:val="1"/>
+      <w:numFmt w:val="bullet"/>
+      <w:lvlText w:val=""/>
+      <w:lvlJc w:val="left"/>
+      <w:pPr>
+        <w:ind w:left="6120" w:hanging="360"/>
+      </w:pPr>
+      <w:rPr>
+        <w:rFonts w:ascii="Wingdings" w:hAnsi="Wingdings" w:hint="default"/>
+      </w:rPr>
+    </w:lvl>
+  </w:abstractNum>
   <w:num w:numId="1">
-    <w:abstractNumId w:val="2"/>
+    <w:abstractNumId w:val="6"/>
     <w:lvlOverride w:ilvl="0">
       <w:startOverride w:val="1"/>
     </w:lvlOverride>
   </w:num>
   <w:num w:numId="2">
-    <w:abstractNumId w:val="18"/>
+    <w:abstractNumId w:val="25"/>
   </w:num>
   <w:num w:numId="3">
-    <w:abstractNumId w:val="4"/>
+    <w:abstractNumId w:val="8"/>
   </w:num>
   <w:num w:numId="4">
-    <w:abstractNumId w:val="13"/>
+    <w:abstractNumId w:val="20"/>
   </w:num>
   <w:num w:numId="5">
-    <w:abstractNumId w:val="14"/>
+    <w:abstractNumId w:val="21"/>
   </w:num>
   <w:num w:numId="6">
-    <w:abstractNumId w:val="17"/>
+    <w:abstractNumId w:val="24"/>
   </w:num>
   <w:num w:numId="7">
-    <w:abstractNumId w:val="6"/>
+    <w:abstractNumId w:val="12"/>
   </w:num>
   <w:num w:numId="8">
-    <w:abstractNumId w:val="7"/>
+    <w:abstractNumId w:val="13"/>
   </w:num>
   <w:num w:numId="9">
     <w:abstractNumId w:val="0"/>
   </w:num>
   <w:num w:numId="10">
+    <w:abstractNumId w:val="7"/>
+  </w:num>
+  <w:num w:numId="11">
+    <w:abstractNumId w:val="2"/>
+  </w:num>
+  <w:num w:numId="12">
+    <w:abstractNumId w:val="22"/>
+  </w:num>
+  <w:num w:numId="13">
+    <w:abstractNumId w:val="17"/>
+  </w:num>
+  <w:num w:numId="14">
+    <w:abstractNumId w:val="18"/>
+  </w:num>
+  <w:num w:numId="15">
+    <w:abstractNumId w:val="23"/>
+  </w:num>
+  <w:num w:numId="16">
+    <w:abstractNumId w:val="10"/>
+  </w:num>
+  <w:num w:numId="17">
+    <w:abstractNumId w:val="15"/>
+  </w:num>
+  <w:num w:numId="18">
+    <w:abstractNumId w:val="19"/>
+  </w:num>
+  <w:num w:numId="19">
+    <w:abstractNumId w:val="14"/>
+  </w:num>
+  <w:num w:numId="20">
+    <w:abstractNumId w:val="11"/>
+  </w:num>
+  <w:num w:numId="21">
+    <w:abstractNumId w:val="1"/>
+  </w:num>
+  <w:num w:numId="22">
+    <w:abstractNumId w:val="9"/>
+  </w:num>
+  <w:num w:numId="23">
     <w:abstractNumId w:val="3"/>
   </w:num>
-  <w:num w:numId="11">
-    <w:abstractNumId w:val="1"/>
+  <w:num w:numId="24">
+    <w:abstractNumId w:val="26"/>
   </w:num>
-  <w:num w:numId="12">
-    <w:abstractNumId w:val="15"/>
-  </w:num>
-  <w:num w:numId="13">
-    <w:abstractNumId w:val="10"/>
-  </w:num>
-  <w:num w:numId="14">
-    <w:abstractNumId w:val="11"/>
-  </w:num>
-  <w:num w:numId="15">
+  <w:num w:numId="25">
     <w:abstractNumId w:val="16"/>
   </w:num>
-  <w:num w:numId="16">
+  <w:num w:numId="26">
+    <w:abstractNumId w:val="4"/>
+  </w:num>
+  <w:num w:numId="27">
     <w:abstractNumId w:val="5"/>
-  </w:num>
-  <w:num w:numId="17">
-    <w:abstractNumId w:val="9"/>
-  </w:num>
-  <w:num w:numId="18">
-    <w:abstractNumId w:val="12"/>
-  </w:num>
-  <w:num w:numId="19">
-    <w:abstractNumId w:val="8"/>
   </w:num>
 </w:numbering>
 </file>
@@ -7086,7 +7068,7 @@
     <w:lsdException w:name="Medium Shading 2 Accent 1" w:semiHidden="0" w:uiPriority="64" w:unhideWhenUsed="0"/>
     <w:lsdException w:name="Medium List 1 Accent 1" w:semiHidden="0" w:uiPriority="65" w:unhideWhenUsed="0"/>
     <w:lsdException w:name="Revision" w:unhideWhenUsed="0"/>
-    <w:lsdException w:name="List Paragraph" w:semiHidden="0" w:uiPriority="0" w:unhideWhenUsed="0" w:qFormat="1"/>
+    <w:lsdException w:name="List Paragraph" w:semiHidden="0" w:unhideWhenUsed="0" w:qFormat="1"/>
     <w:lsdException w:name="Quote" w:semiHidden="0" w:uiPriority="29" w:unhideWhenUsed="0" w:qFormat="1"/>
     <w:lsdException w:name="Intense Quote" w:semiHidden="0" w:uiPriority="30" w:unhideWhenUsed="0" w:qFormat="1"/>
     <w:lsdException w:name="Medium List 2 Accent 1" w:semiHidden="0" w:uiPriority="66" w:unhideWhenUsed="0"/>
@@ -7292,6 +7274,7 @@
   </w:style>
   <w:style w:type="paragraph" w:styleId="ListParagraph">
     <w:name w:val="List Paragraph"/>
+    <w:uiPriority w:val="99"/>
     <w:qFormat/>
   </w:style>
   <w:style w:type="character" w:styleId="Hyperlink">
@@ -7432,7 +7415,7 @@
     <w:lsdException w:name="Medium Shading 2 Accent 1" w:semiHidden="0" w:uiPriority="64" w:unhideWhenUsed="0"/>
     <w:lsdException w:name="Medium List 1 Accent 1" w:semiHidden="0" w:uiPriority="65" w:unhideWhenUsed="0"/>
     <w:lsdException w:name="Revision" w:unhideWhenUsed="0"/>
-    <w:lsdException w:name="List Paragraph" w:semiHidden="0" w:uiPriority="0" w:unhideWhenUsed="0" w:qFormat="1"/>
+    <w:lsdException w:name="List Paragraph" w:semiHidden="0" w:unhideWhenUsed="0" w:qFormat="1"/>
     <w:lsdException w:name="Quote" w:semiHidden="0" w:uiPriority="29" w:unhideWhenUsed="0" w:qFormat="1"/>
     <w:lsdException w:name="Intense Quote" w:semiHidden="0" w:uiPriority="30" w:unhideWhenUsed="0" w:qFormat="1"/>
     <w:lsdException w:name="Medium List 2 Accent 1" w:semiHidden="0" w:uiPriority="66" w:unhideWhenUsed="0"/>
@@ -7638,6 +7621,7 @@
   </w:style>
   <w:style w:type="paragraph" w:styleId="ListParagraph">
     <w:name w:val="List Paragraph"/>
+    <w:uiPriority w:val="99"/>
     <w:qFormat/>
   </w:style>
   <w:style w:type="character" w:styleId="Hyperlink">
